--- a/Individuals/P2518507-HannahHow-CA2_Individual.docx
+++ b/Individuals/P2518507-HannahHow-CA2_Individual.docx
@@ -1,6 +1,6 @@
 
 <file path=word/document.xml><?xml version="1.0" encoding="utf-8"?>
-<w:document xmlns:wpc="http://schemas.microsoft.com/office/word/2010/wordprocessingCanvas" xmlns:cx="http://schemas.microsoft.com/office/drawing/2014/chartex" xmlns:cx1="http://schemas.microsoft.com/office/drawing/2015/9/8/chartex" xmlns:cx2="http://schemas.microsoft.com/office/drawing/2015/10/21/chartex" xmlns:cx3="http://schemas.microsoft.com/office/drawing/2016/5/9/chartex" xmlns:cx4="http://schemas.microsoft.com/office/drawing/2016/5/10/chartex" xmlns:cx5="http://schemas.microsoft.com/office/drawing/2016/5/11/chartex" xmlns:cx6="http://schemas.microsoft.com/office/drawing/2016/5/12/chartex" xmlns:cx7="http://schemas.microsoft.com/office/drawing/2016/5/13/chartex" xmlns:cx8="http://schemas.microsoft.com/office/drawing/2016/5/14/chartex" xmlns:mc="http://schemas.openxmlformats.org/markup-compatibility/2006" xmlns:aink="http://schemas.microsoft.com/office/drawing/2016/ink" xmlns:am3d="http://schemas.microsoft.com/office/drawing/2017/model3d" xmlns:o="urn:schemas-microsoft-com:office:office" xmlns:oel="http://schemas.microsoft.com/office/2019/extlst" xmlns:r="http://schemas.openxmlformats.org/officeDocument/2006/relationships" xmlns:m="http://schemas.openxmlformats.org/officeDocument/2006/math" xmlns:v="urn:schemas-microsoft-com:vml" xmlns:wp14="http://schemas.microsoft.com/office/word/2010/wordprocessingDrawing" xmlns:wp="http://schemas.openxmlformats.org/drawingml/2006/wordprocessingDrawing" xmlns:w10="urn:schemas-microsoft-com:office:word" xmlns:w="http://schemas.openxmlformats.org/wordprocessingml/2006/main" xmlns:w14="http://schemas.microsoft.com/office/word/2010/wordml" xmlns:w15="http://schemas.microsoft.com/office/word/2012/wordml" xmlns:w16cex="http://schemas.microsoft.com/office/word/2018/wordml/cex" xmlns:w16cid="http://schemas.microsoft.com/office/word/2016/wordml/cid" xmlns:w16="http://schemas.microsoft.com/office/word/2018/wordml" xmlns:w16sdtdh="http://schemas.microsoft.com/office/word/2020/wordml/sdtdatahash" xmlns:w16se="http://schemas.microsoft.com/office/word/2015/wordml/symex" xmlns:wpg="http://schemas.microsoft.com/office/word/2010/wordprocessingGroup" xmlns:wpi="http://schemas.microsoft.com/office/word/2010/wordprocessingInk" xmlns:wne="http://schemas.microsoft.com/office/word/2006/wordml" xmlns:wps="http://schemas.microsoft.com/office/word/2010/wordprocessingShape" mc:Ignorable="w14 w15 w16se w16cid w16 w16cex w16sdtdh wp14">
+<w:document xmlns:wpc="http://schemas.microsoft.com/office/word/2010/wordprocessingCanvas" xmlns:cx="http://schemas.microsoft.com/office/drawing/2014/chartex" xmlns:cx1="http://schemas.microsoft.com/office/drawing/2015/9/8/chartex" xmlns:cx2="http://schemas.microsoft.com/office/drawing/2015/10/21/chartex" xmlns:cx3="http://schemas.microsoft.com/office/drawing/2016/5/9/chartex" xmlns:cx4="http://schemas.microsoft.com/office/drawing/2016/5/10/chartex" xmlns:cx5="http://schemas.microsoft.com/office/drawing/2016/5/11/chartex" xmlns:cx6="http://schemas.microsoft.com/office/drawing/2016/5/12/chartex" xmlns:cx7="http://schemas.microsoft.com/office/drawing/2016/5/13/chartex" xmlns:cx8="http://schemas.microsoft.com/office/drawing/2016/5/14/chartex" xmlns:mc="http://schemas.openxmlformats.org/markup-compatibility/2006" xmlns:aink="http://schemas.microsoft.com/office/drawing/2016/ink" xmlns:am3d="http://schemas.microsoft.com/office/drawing/2017/model3d" xmlns:o="urn:schemas-microsoft-com:office:office" xmlns:oel="http://schemas.microsoft.com/office/2019/extlst" xmlns:r="http://schemas.openxmlformats.org/officeDocument/2006/relationships" xmlns:m="http://schemas.openxmlformats.org/officeDocument/2006/math" xmlns:v="urn:schemas-microsoft-com:vml" xmlns:wp14="http://schemas.microsoft.com/office/word/2010/wordprocessingDrawing" xmlns:wp="http://schemas.openxmlformats.org/drawingml/2006/wordprocessingDrawing" xmlns:w10="urn:schemas-microsoft-com:office:word" xmlns:w="http://schemas.openxmlformats.org/wordprocessingml/2006/main" xmlns:w14="http://schemas.microsoft.com/office/word/2010/wordml" xmlns:w15="http://schemas.microsoft.com/office/word/2012/wordml" xmlns:w16cei="http://schemas.microsoft.com/office/word/2026/wordml/cei" xmlns:w16cex="http://schemas.microsoft.com/office/word/2018/wordml/cex" xmlns:w16cid="http://schemas.microsoft.com/office/word/2016/wordml/cid" xmlns:w16="http://schemas.microsoft.com/office/word/2018/wordml" xmlns:w16du="http://schemas.microsoft.com/office/word/2023/wordml/word16du" xmlns:w16sdtdh="http://schemas.microsoft.com/office/word/2020/wordml/sdtdatahash" xmlns:w16sdtfl="http://schemas.microsoft.com/office/word/2024/wordml/sdtformatlock" xmlns:w16se="http://schemas.microsoft.com/office/word/2015/wordml/symex" xmlns:wpg="http://schemas.microsoft.com/office/word/2010/wordprocessingGroup" xmlns:wpi="http://schemas.microsoft.com/office/word/2010/wordprocessingInk" xmlns:wne="http://schemas.microsoft.com/office/word/2006/wordml" xmlns:wps="http://schemas.microsoft.com/office/word/2010/wordprocessingShape" mc:Ignorable="w14 w15 w16se w16cid w16 w16cex w16sdtdh w16sdtfl w16du wp14">
   <w:body>
     <w:p>
       <w:pPr>
@@ -88,7 +88,7 @@
               </wp:anchor>
             </w:drawing>
           </mc:Choice>
-          <mc:Fallback xmlns:w16du="http://schemas.microsoft.com/office/word/2023/wordml/word16du" xmlns:w16sdtfl="http://schemas.microsoft.com/office/word/2024/wordml/sdtformatlock">
+          <mc:Fallback>
             <w:pict>
               <v:rect w14:anchorId="442B718D" id="Rectangle 4" o:spid="_x0000_s1026" style="position:absolute;margin-left:-27.75pt;margin-top:-18.75pt;width:49.8pt;height:774.75pt;z-index:-251658240;visibility:visible;mso-wrap-style:square;mso-width-percent:0;mso-height-percent:0;mso-wrap-distance-left:9pt;mso-wrap-distance-top:0;mso-wrap-distance-right:9pt;mso-wrap-distance-bottom:0;mso-position-horizontal:absolute;mso-position-horizontal-relative:text;mso-position-vertical:absolute;mso-position-vertical-relative:text;mso-width-percent:0;mso-height-percent:0;mso-width-relative:margin;mso-height-relative:margin;v-text-anchor:middle" o:gfxdata="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" fillcolor="#92d050" stroked="f" strokeweight="2pt"/>
             </w:pict>
@@ -267,7 +267,7 @@
               </wp:anchor>
             </w:drawing>
           </mc:Choice>
-          <mc:Fallback xmlns:w16du="http://schemas.microsoft.com/office/word/2023/wordml/word16du" xmlns:w16sdtfl="http://schemas.microsoft.com/office/word/2024/wordml/sdtformatlock">
+          <mc:Fallback>
             <w:pict>
               <v:shapetype w14:anchorId="314475A8" id="_x0000_t202" coordsize="21600,21600" o:spt="202" path="m,l,21600r21600,l21600,xe">
                 <v:stroke joinstyle="miter"/>
@@ -771,11 +771,7 @@
               </mc:Choice>
               <mc:Fallback>
                 <w:pict>
-                  <v:shapetype w14:anchorId="3D62382C" id="_x0000_t202" coordsize="21600,21600" o:spt="202" path="m,l,21600r21600,l21600,xe">
-                    <v:stroke joinstyle="miter"/>
-                    <v:path gradientshapeok="t" o:connecttype="rect"/>
-                  </v:shapetype>
-                  <v:shape id="Text Box 39" o:spid="_x0000_s1027" type="#_x0000_t202" style="position:absolute;margin-left:172.5pt;margin-top:156.75pt;width:367.35pt;height:230.25pt;z-index:251658243;visibility:visible;mso-wrap-style:square;mso-width-percent:0;mso-height-percent:0;mso-wrap-distance-left:9pt;mso-wrap-distance-top:0;mso-wrap-distance-right:9pt;mso-wrap-distance-bottom:0;mso-position-horizontal:absolute;mso-position-horizontal-relative:page;mso-position-vertical:absolute;mso-position-vertical-relative:page;mso-width-percent:0;mso-height-percent:0;mso-width-relative:page;mso-height-relative:margin;v-text-anchor:top" o:gfxdata="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" filled="f" stroked="f" strokeweight=".5pt">
+                  <v:shape w14:anchorId="3D62382C" id="Text Box 39" o:spid="_x0000_s1027" type="#_x0000_t202" style="position:absolute;margin-left:172.5pt;margin-top:156.75pt;width:367.35pt;height:230.25pt;z-index:251658243;visibility:visible;mso-wrap-style:square;mso-width-percent:0;mso-height-percent:0;mso-wrap-distance-left:9pt;mso-wrap-distance-top:0;mso-wrap-distance-right:9pt;mso-wrap-distance-bottom:0;mso-position-horizontal:absolute;mso-position-horizontal-relative:page;mso-position-vertical:absolute;mso-position-vertical-relative:page;mso-width-percent:0;mso-height-percent:0;mso-width-relative:page;mso-height-relative:margin;v-text-anchor:top" o:gfxdata="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" filled="f" stroked="f" strokeweight=".5pt">
                     <v:textbox inset="0,0,0,0">
                       <w:txbxContent>
                         <w:p>
@@ -1172,7 +1168,7 @@
                   </wp:anchor>
                 </w:drawing>
               </mc:Choice>
-              <mc:Fallback xmlns:w16du="http://schemas.microsoft.com/office/word/2023/wordml/word16du" xmlns:w16sdtfl="http://schemas.microsoft.com/office/word/2024/wordml/sdtformatlock">
+              <mc:Fallback>
                 <w:pict>
                   <v:shapetype w14:anchorId="48561284" id="_x0000_t15" coordsize="21600,21600" o:spt="15" adj="16200" path="m@0,l,,,21600@0,21600,21600,10800xe">
                     <v:stroke joinstyle="miter"/>
@@ -1373,7 +1369,7 @@
                                     <w:sz w:val="32"/>
                                     <w:lang w:val="en-SG"/>
                                   </w:rPr>
-                                  <w:t xml:space="preserve">Name:                 Hannah How</w:t>
+                                  <w:t>Name:                 Hannah How</w:t>
                                 </w:r>
                                 <w:r>
                                   <w:rPr>
@@ -1440,7 +1436,7 @@
                                     <w:sz w:val="32"/>
                                     <w:lang w:val="en-SG"/>
                                   </w:rPr>
-                                  <w:t xml:space="preserve">Student ID:         P2518507</w:t>
+                                  <w:t>Student ID:         P2518507</w:t>
                                 </w:r>
                                 <w:r>
                                   <w:rPr>
@@ -1625,7 +1621,7 @@
                               <w:sz w:val="32"/>
                               <w:lang w:val="en-SG"/>
                             </w:rPr>
-                            <w:t xml:space="preserve">Name:                 Hannah How</w:t>
+                            <w:t>Name:                 Hannah How</w:t>
                           </w:r>
                           <w:r>
                             <w:rPr>
@@ -1692,7 +1688,7 @@
                               <w:sz w:val="32"/>
                               <w:lang w:val="en-SG"/>
                             </w:rPr>
-                            <w:t xml:space="preserve">Student ID:         P2518507</w:t>
+                            <w:t>Student ID:         P2518507</w:t>
                           </w:r>
                           <w:r>
                             <w:rPr>
@@ -1756,21 +1752,30 @@
     <w:p>
       <w:pPr>
         <w:pStyle w:val="ListParagraph"/>
-        <w:widowControl/>
         <w:numPr>
           <w:ilvl w:val="0"/>
           <w:numId w:val="45"/>
         </w:numPr>
-        <w:spacing w:before="0" w:after="80" w:line="240" w:lineRule="auto"/>
-      </w:pPr>
+        <w:spacing w:after="80" w:line="240" w:lineRule="auto"/>
+      </w:pPr>
+      <w:proofErr w:type="spellStart"/>
       <w:r>
         <w:rPr>
-          <w:rFonts w:ascii="Carlito" w:hAnsi="Carlito" w:eastAsia="Carlito"/>
-          <w:b w:val="0"/>
+          <w:rFonts w:ascii="Carlito" w:eastAsia="Carlito" w:hAnsi="Carlito"/>
           <w:color w:val="252525"/>
           <w:sz w:val="21"/>
         </w:rPr>
-        <w:t>i) Paste the SQL statement used to extract the Book collection data from the OLTP tables.</w:t>
+        <w:lastRenderedPageBreak/>
+        <w:t>i</w:t>
+      </w:r>
+      <w:proofErr w:type="spellEnd"/>
+      <w:r>
+        <w:rPr>
+          <w:rFonts w:ascii="Carlito" w:eastAsia="Carlito" w:hAnsi="Carlito"/>
+          <w:color w:val="252525"/>
+          <w:sz w:val="21"/>
+        </w:rPr>
+        <w:t>) Paste the SQL statement used to extract the Book collection data from the OLTP tables.</w:t>
       </w:r>
     </w:p>
     <w:tbl>
@@ -1778,9 +1783,6 @@
         <w:tblStyle w:val="TableGrid"/>
         <w:tblW w:w="0" w:type="auto"/>
         <w:jc w:val="center"/>
-        <w:tblInd w:w="720" w:type="dxa"/>
-        <w:tblLayout w:type="fixed"/>
-        <w:tblLook w:val="04A0" w:firstRow="1" w:lastRow="0" w:firstColumn="1" w:lastColumn="0" w:noHBand="0" w:noVBand="1"/>
         <w:tblBorders>
           <w:top w:val="single" w:sz="6" w:space="0" w:color="7F7F7F"/>
           <w:left w:val="single" w:sz="6" w:space="0" w:color="7F7F7F"/>
@@ -1789,45 +1791,46 @@
           <w:insideH w:val="single" w:sz="6" w:space="0" w:color="7F7F7F"/>
           <w:insideV w:val="single" w:sz="6" w:space="0" w:color="7F7F7F"/>
         </w:tblBorders>
+        <w:tblLayout w:type="fixed"/>
+        <w:tblLook w:val="04A0" w:firstRow="1" w:lastRow="0" w:firstColumn="1" w:lastColumn="0" w:noHBand="0" w:noVBand="1"/>
       </w:tblPr>
       <w:tblGrid>
-        <w:gridCol w:w="2335"/>
-        <w:gridCol w:w="6684"/>
+        <w:gridCol w:w="1224"/>
+        <w:gridCol w:w="8712"/>
       </w:tblGrid>
       <w:tr>
         <w:trPr>
-          <w:tblHeader w:val="true"/>
           <w:cantSplit/>
+          <w:tblHeader/>
+          <w:jc w:val="center"/>
         </w:trPr>
         <w:tc>
           <w:tcPr>
             <w:tcW w:w="1224" w:type="dxa"/>
-            <w:shd w:fill="4B2A63" w:val="clear"/>
+            <w:tcBorders>
+              <w:top w:val="single" w:sz="5" w:space="0" w:color="8D7B9B"/>
+              <w:left w:val="single" w:sz="5" w:space="0" w:color="8D7B9B"/>
+              <w:bottom w:val="single" w:sz="5" w:space="0" w:color="8D7B9B"/>
+              <w:right w:val="single" w:sz="5" w:space="0" w:color="8D7B9B"/>
+            </w:tcBorders>
+            <w:shd w:val="clear" w:color="auto" w:fill="4B2A63"/>
             <w:tcMar>
               <w:top w:w="70" w:type="dxa"/>
-              <w:start w:w="90" w:type="dxa"/>
+              <w:left w:w="90" w:type="dxa"/>
               <w:bottom w:w="70" w:type="dxa"/>
-              <w:end w:w="90" w:type="dxa"/>
+              <w:right w:w="90" w:type="dxa"/>
             </w:tcMar>
             <w:vAlign w:val="center"/>
-            <w:tcBorders>
-              <w:top w:val="single" w:sz="5" w:color="8D7B9B"/>
-              <w:bottom w:val="single" w:sz="5" w:color="8D7B9B"/>
-              <w:start w:val="single" w:sz="5" w:color="8D7B9B"/>
-              <w:end w:val="single" w:sz="5" w:color="8D7B9B"/>
-            </w:tcBorders>
           </w:tcPr>
           <w:p>
             <w:pPr>
-              <w:spacing w:before="0" w:after="0" w:line="240" w:lineRule="auto"/>
+              <w:spacing w:after="0" w:line="240" w:lineRule="auto"/>
               <w:jc w:val="center"/>
             </w:pPr>
-            <w:r/>
-            <w:r>
-              <w:rPr>
-                <w:rFonts w:ascii="Carlito" w:hAnsi="Carlito" w:eastAsia="Carlito"/>
+            <w:r>
+              <w:rPr>
+                <w:rFonts w:ascii="Carlito" w:eastAsia="Carlito" w:hAnsi="Carlito"/>
                 <w:b/>
-                <w:i w:val="0"/>
                 <w:color w:val="FFFFFF"/>
                 <w:sz w:val="18"/>
               </w:rPr>
@@ -1838,32 +1841,30 @@
         <w:tc>
           <w:tcPr>
             <w:tcW w:w="8712" w:type="dxa"/>
-            <w:shd w:fill="4B2A63" w:val="clear"/>
+            <w:tcBorders>
+              <w:top w:val="single" w:sz="5" w:space="0" w:color="8D7B9B"/>
+              <w:left w:val="single" w:sz="5" w:space="0" w:color="8D7B9B"/>
+              <w:bottom w:val="single" w:sz="5" w:space="0" w:color="8D7B9B"/>
+              <w:right w:val="single" w:sz="5" w:space="0" w:color="8D7B9B"/>
+            </w:tcBorders>
+            <w:shd w:val="clear" w:color="auto" w:fill="4B2A63"/>
             <w:tcMar>
               <w:top w:w="70" w:type="dxa"/>
-              <w:start w:w="90" w:type="dxa"/>
+              <w:left w:w="90" w:type="dxa"/>
               <w:bottom w:w="70" w:type="dxa"/>
-              <w:end w:w="90" w:type="dxa"/>
+              <w:right w:w="90" w:type="dxa"/>
             </w:tcMar>
             <w:vAlign w:val="center"/>
-            <w:tcBorders>
-              <w:top w:val="single" w:sz="5" w:color="8D7B9B"/>
-              <w:bottom w:val="single" w:sz="5" w:color="8D7B9B"/>
-              <w:start w:val="single" w:sz="5" w:color="8D7B9B"/>
-              <w:end w:val="single" w:sz="5" w:color="8D7B9B"/>
-            </w:tcBorders>
           </w:tcPr>
           <w:p>
             <w:pPr>
-              <w:spacing w:before="0" w:after="0" w:line="240" w:lineRule="auto"/>
+              <w:spacing w:after="0" w:line="240" w:lineRule="auto"/>
               <w:jc w:val="center"/>
             </w:pPr>
-            <w:r/>
-            <w:r>
-              <w:rPr>
-                <w:rFonts w:ascii="Carlito" w:hAnsi="Carlito" w:eastAsia="Carlito"/>
+            <w:r>
+              <w:rPr>
+                <w:rFonts w:ascii="Carlito" w:eastAsia="Carlito" w:hAnsi="Carlito"/>
                 <w:b/>
-                <w:i w:val="0"/>
                 <w:color w:val="FFFFFF"/>
                 <w:sz w:val="18"/>
               </w:rPr>
@@ -1875,37 +1876,34 @@
       <w:tr>
         <w:trPr>
           <w:cantSplit/>
-          <w:cantSplit/>
+          <w:jc w:val="center"/>
         </w:trPr>
         <w:tc>
           <w:tcPr>
             <w:tcW w:w="1224" w:type="dxa"/>
-            <w:shd w:fill="EFEAF5"/>
+            <w:tcBorders>
+              <w:top w:val="single" w:sz="5" w:space="0" w:color="8D7B9B"/>
+              <w:left w:val="single" w:sz="5" w:space="0" w:color="8D7B9B"/>
+              <w:bottom w:val="single" w:sz="5" w:space="0" w:color="8D7B9B"/>
+              <w:right w:val="single" w:sz="5" w:space="0" w:color="8D7B9B"/>
+            </w:tcBorders>
+            <w:shd w:val="clear" w:color="auto" w:fill="EFEAF5"/>
             <w:tcMar>
               <w:top w:w="70" w:type="dxa"/>
-              <w:start w:w="90" w:type="dxa"/>
+              <w:left w:w="90" w:type="dxa"/>
               <w:bottom w:w="70" w:type="dxa"/>
-              <w:end w:w="90" w:type="dxa"/>
+              <w:right w:w="90" w:type="dxa"/>
             </w:tcMar>
             <w:vAlign w:val="center"/>
-            <w:tcBorders>
-              <w:top w:val="single" w:sz="5" w:color="8D7B9B"/>
-              <w:bottom w:val="single" w:sz="5" w:color="8D7B9B"/>
-              <w:start w:val="single" w:sz="5" w:color="8D7B9B"/>
-              <w:end w:val="single" w:sz="5" w:color="8D7B9B"/>
-            </w:tcBorders>
           </w:tcPr>
           <w:p>
             <w:pPr>
-              <w:spacing w:before="0" w:after="0" w:line="240" w:lineRule="auto"/>
+              <w:spacing w:after="0" w:line="240" w:lineRule="auto"/>
               <w:jc w:val="center"/>
             </w:pPr>
-            <w:r/>
-            <w:r>
-              <w:rPr>
-                <w:rFonts w:ascii="Carlito" w:hAnsi="Carlito" w:eastAsia="Carlito"/>
-                <w:b w:val="0"/>
-                <w:i w:val="0"/>
+            <w:r>
+              <w:rPr>
+                <w:rFonts w:ascii="Carlito" w:eastAsia="Carlito" w:hAnsi="Carlito"/>
                 <w:color w:val="252525"/>
                 <w:sz w:val="18"/>
               </w:rPr>
@@ -1916,32 +1914,28 @@
         <w:tc>
           <w:tcPr>
             <w:tcW w:w="8712" w:type="dxa"/>
+            <w:tcBorders>
+              <w:top w:val="single" w:sz="5" w:space="0" w:color="8D7B9B"/>
+              <w:left w:val="single" w:sz="5" w:space="0" w:color="8D7B9B"/>
+              <w:bottom w:val="single" w:sz="5" w:space="0" w:color="8D7B9B"/>
+              <w:right w:val="single" w:sz="5" w:space="0" w:color="8D7B9B"/>
+            </w:tcBorders>
+            <w:shd w:val="clear" w:color="auto" w:fill="F2ECF7"/>
             <w:tcMar>
               <w:top w:w="70" w:type="dxa"/>
-              <w:start w:w="90" w:type="dxa"/>
+              <w:left w:w="90" w:type="dxa"/>
               <w:bottom w:w="70" w:type="dxa"/>
-              <w:end w:w="90" w:type="dxa"/>
+              <w:right w:w="90" w:type="dxa"/>
             </w:tcMar>
             <w:vAlign w:val="center"/>
-            <w:shd w:fill="F2ECF7" w:val="clear"/>
-            <w:tcBorders>
-              <w:top w:val="single" w:sz="5" w:color="8D7B9B"/>
-              <w:bottom w:val="single" w:sz="5" w:color="8D7B9B"/>
-              <w:start w:val="single" w:sz="5" w:color="8D7B9B"/>
-              <w:end w:val="single" w:sz="5" w:color="8D7B9B"/>
-            </w:tcBorders>
           </w:tcPr>
           <w:p>
             <w:pPr>
-              <w:spacing w:before="0" w:after="0" w:line="221" w:lineRule="auto"/>
-              <w:jc w:val="left"/>
+              <w:spacing w:after="0" w:line="221" w:lineRule="auto"/>
             </w:pPr>
-            <w:r/>
-            <w:r>
-              <w:rPr>
-                <w:rFonts w:ascii="Liberation Mono" w:hAnsi="Liberation Mono" w:eastAsia="Liberation Mono"/>
-                <w:b w:val="0"/>
-                <w:i w:val="0"/>
+            <w:r>
+              <w:rPr>
+                <w:rFonts w:ascii="Liberation Mono" w:eastAsia="Liberation Mono" w:hAnsi="Liberation Mono"/>
                 <w:color w:val="252525"/>
                 <w:sz w:val="14"/>
               </w:rPr>
@@ -1951,181 +1945,611 @@
               <w:br/>
             </w:r>
             <w:r>
-              <w:rPr>
-                <w:rFonts w:ascii="Liberation Mono" w:hAnsi="Liberation Mono" w:eastAsia="Liberation Mono"/>
-                <w:b w:val="0"/>
-                <w:i w:val="0"/>
+              <w:br/>
+            </w:r>
+            <w:r>
+              <w:rPr>
+                <w:rFonts w:ascii="Liberation Mono" w:eastAsia="Liberation Mono" w:hAnsi="Liberation Mono"/>
                 <w:color w:val="252525"/>
                 <w:sz w:val="14"/>
               </w:rPr>
+              <w:t>SELECT</w:t>
             </w:r>
             <w:r>
               <w:br/>
             </w:r>
             <w:r>
               <w:rPr>
-                <w:rFonts w:ascii="Liberation Mono" w:hAnsi="Liberation Mono" w:eastAsia="Liberation Mono"/>
-                <w:b w:val="0"/>
-                <w:i w:val="0"/>
+                <w:rFonts w:ascii="Liberation Mono" w:eastAsia="Liberation Mono" w:hAnsi="Liberation Mono"/>
                 <w:color w:val="252525"/>
                 <w:sz w:val="14"/>
               </w:rPr>
-              <w:t>SELECT</w:t>
+              <w:t xml:space="preserve">    </w:t>
+            </w:r>
+            <w:proofErr w:type="spellStart"/>
+            <w:r>
+              <w:rPr>
+                <w:rFonts w:ascii="Liberation Mono" w:eastAsia="Liberation Mono" w:hAnsi="Liberation Mono"/>
+                <w:color w:val="252525"/>
+                <w:sz w:val="14"/>
+              </w:rPr>
+              <w:t>b.BookID</w:t>
+            </w:r>
+            <w:proofErr w:type="spellEnd"/>
+            <w:r>
+              <w:rPr>
+                <w:rFonts w:ascii="Liberation Mono" w:eastAsia="Liberation Mono" w:hAnsi="Liberation Mono"/>
+                <w:color w:val="252525"/>
+                <w:sz w:val="14"/>
+              </w:rPr>
+              <w:t xml:space="preserve"> AS </w:t>
+            </w:r>
+            <w:proofErr w:type="spellStart"/>
+            <w:r>
+              <w:rPr>
+                <w:rFonts w:ascii="Liberation Mono" w:eastAsia="Liberation Mono" w:hAnsi="Liberation Mono"/>
+                <w:color w:val="252525"/>
+                <w:sz w:val="14"/>
+              </w:rPr>
+              <w:t>bookId</w:t>
+            </w:r>
+            <w:proofErr w:type="spellEnd"/>
+            <w:r>
+              <w:rPr>
+                <w:rFonts w:ascii="Liberation Mono" w:eastAsia="Liberation Mono" w:hAnsi="Liberation Mono"/>
+                <w:color w:val="252525"/>
+                <w:sz w:val="14"/>
+              </w:rPr>
+              <w:t>,</w:t>
             </w:r>
             <w:r>
               <w:br/>
             </w:r>
             <w:r>
               <w:rPr>
-                <w:rFonts w:ascii="Liberation Mono" w:hAnsi="Liberation Mono" w:eastAsia="Liberation Mono"/>
-                <w:b w:val="0"/>
-                <w:i w:val="0"/>
+                <w:rFonts w:ascii="Liberation Mono" w:eastAsia="Liberation Mono" w:hAnsi="Liberation Mono"/>
                 <w:color w:val="252525"/>
                 <w:sz w:val="14"/>
               </w:rPr>
-              <w:t xml:space="preserve">    b.BookID AS bookId,</w:t>
+              <w:t xml:space="preserve">    </w:t>
+            </w:r>
+            <w:proofErr w:type="spellStart"/>
+            <w:r>
+              <w:rPr>
+                <w:rFonts w:ascii="Liberation Mono" w:eastAsia="Liberation Mono" w:hAnsi="Liberation Mono"/>
+                <w:color w:val="252525"/>
+                <w:sz w:val="14"/>
+              </w:rPr>
+              <w:t>b.Title</w:t>
+            </w:r>
+            <w:proofErr w:type="spellEnd"/>
+            <w:r>
+              <w:rPr>
+                <w:rFonts w:ascii="Liberation Mono" w:eastAsia="Liberation Mono" w:hAnsi="Liberation Mono"/>
+                <w:color w:val="252525"/>
+                <w:sz w:val="14"/>
+              </w:rPr>
+              <w:t xml:space="preserve"> AS title,</w:t>
             </w:r>
             <w:r>
               <w:br/>
             </w:r>
             <w:r>
               <w:rPr>
-                <w:rFonts w:ascii="Liberation Mono" w:hAnsi="Liberation Mono" w:eastAsia="Liberation Mono"/>
-                <w:b w:val="0"/>
-                <w:i w:val="0"/>
+                <w:rFonts w:ascii="Liberation Mono" w:eastAsia="Liberation Mono" w:hAnsi="Liberation Mono"/>
                 <w:color w:val="252525"/>
                 <w:sz w:val="14"/>
               </w:rPr>
-              <w:t xml:space="preserve">    b.Title AS title,</w:t>
+              <w:t xml:space="preserve">    </w:t>
+            </w:r>
+            <w:proofErr w:type="spellStart"/>
+            <w:r>
+              <w:rPr>
+                <w:rFonts w:ascii="Liberation Mono" w:eastAsia="Liberation Mono" w:hAnsi="Liberation Mono"/>
+                <w:color w:val="252525"/>
+                <w:sz w:val="14"/>
+              </w:rPr>
+              <w:t>b.Author</w:t>
+            </w:r>
+            <w:proofErr w:type="spellEnd"/>
+            <w:r>
+              <w:rPr>
+                <w:rFonts w:ascii="Liberation Mono" w:eastAsia="Liberation Mono" w:hAnsi="Liberation Mono"/>
+                <w:color w:val="252525"/>
+                <w:sz w:val="14"/>
+              </w:rPr>
+              <w:t xml:space="preserve"> AS author,</w:t>
             </w:r>
             <w:r>
               <w:br/>
             </w:r>
             <w:r>
               <w:rPr>
-                <w:rFonts w:ascii="Liberation Mono" w:hAnsi="Liberation Mono" w:eastAsia="Liberation Mono"/>
-                <w:b w:val="0"/>
-                <w:i w:val="0"/>
+                <w:rFonts w:ascii="Liberation Mono" w:eastAsia="Liberation Mono" w:hAnsi="Liberation Mono"/>
                 <w:color w:val="252525"/>
                 <w:sz w:val="14"/>
               </w:rPr>
-              <w:t xml:space="preserve">    b.Author AS author,</w:t>
+              <w:t xml:space="preserve">    </w:t>
+            </w:r>
+            <w:proofErr w:type="spellStart"/>
+            <w:r>
+              <w:rPr>
+                <w:rFonts w:ascii="Liberation Mono" w:eastAsia="Liberation Mono" w:hAnsi="Liberation Mono"/>
+                <w:color w:val="252525"/>
+                <w:sz w:val="14"/>
+              </w:rPr>
+              <w:t>b.Genre</w:t>
+            </w:r>
+            <w:proofErr w:type="spellEnd"/>
+            <w:r>
+              <w:rPr>
+                <w:rFonts w:ascii="Liberation Mono" w:eastAsia="Liberation Mono" w:hAnsi="Liberation Mono"/>
+                <w:color w:val="252525"/>
+                <w:sz w:val="14"/>
+              </w:rPr>
+              <w:t xml:space="preserve"> AS genre,</w:t>
             </w:r>
             <w:r>
               <w:br/>
             </w:r>
             <w:r>
               <w:rPr>
-                <w:rFonts w:ascii="Liberation Mono" w:hAnsi="Liberation Mono" w:eastAsia="Liberation Mono"/>
-                <w:b w:val="0"/>
-                <w:i w:val="0"/>
+                <w:rFonts w:ascii="Liberation Mono" w:eastAsia="Liberation Mono" w:hAnsi="Liberation Mono"/>
                 <w:color w:val="252525"/>
                 <w:sz w:val="14"/>
               </w:rPr>
-              <w:t xml:space="preserve">    b.Genre AS genre,</w:t>
+              <w:t xml:space="preserve">    </w:t>
+            </w:r>
+            <w:proofErr w:type="spellStart"/>
+            <w:r>
+              <w:rPr>
+                <w:rFonts w:ascii="Liberation Mono" w:eastAsia="Liberation Mono" w:hAnsi="Liberation Mono"/>
+                <w:color w:val="252525"/>
+                <w:sz w:val="14"/>
+              </w:rPr>
+              <w:t>mt.TierName</w:t>
+            </w:r>
+            <w:proofErr w:type="spellEnd"/>
+            <w:r>
+              <w:rPr>
+                <w:rFonts w:ascii="Liberation Mono" w:eastAsia="Liberation Mono" w:hAnsi="Liberation Mono"/>
+                <w:color w:val="252525"/>
+                <w:sz w:val="14"/>
+              </w:rPr>
+              <w:t xml:space="preserve"> AS </w:t>
+            </w:r>
+            <w:proofErr w:type="spellStart"/>
+            <w:r>
+              <w:rPr>
+                <w:rFonts w:ascii="Liberation Mono" w:eastAsia="Liberation Mono" w:hAnsi="Liberation Mono"/>
+                <w:color w:val="252525"/>
+                <w:sz w:val="14"/>
+              </w:rPr>
+              <w:t>minimumMembershipTier</w:t>
+            </w:r>
+            <w:proofErr w:type="spellEnd"/>
+            <w:r>
+              <w:rPr>
+                <w:rFonts w:ascii="Liberation Mono" w:eastAsia="Liberation Mono" w:hAnsi="Liberation Mono"/>
+                <w:color w:val="252525"/>
+                <w:sz w:val="14"/>
+              </w:rPr>
+              <w:t>,</w:t>
             </w:r>
             <w:r>
               <w:br/>
             </w:r>
             <w:r>
               <w:rPr>
-                <w:rFonts w:ascii="Liberation Mono" w:hAnsi="Liberation Mono" w:eastAsia="Liberation Mono"/>
-                <w:b w:val="0"/>
-                <w:i w:val="0"/>
+                <w:rFonts w:ascii="Liberation Mono" w:eastAsia="Liberation Mono" w:hAnsi="Liberation Mono"/>
                 <w:color w:val="252525"/>
                 <w:sz w:val="14"/>
               </w:rPr>
-              <w:t xml:space="preserve">    mt.TierName AS minimumMembershipTier,</w:t>
+              <w:t xml:space="preserve">    COALESCE(</w:t>
+            </w:r>
+            <w:proofErr w:type="spellStart"/>
+            <w:r>
+              <w:rPr>
+                <w:rFonts w:ascii="Liberation Mono" w:eastAsia="Liberation Mono" w:hAnsi="Liberation Mono"/>
+                <w:color w:val="252525"/>
+                <w:sz w:val="14"/>
+              </w:rPr>
+              <w:t>c.totalCopies</w:t>
+            </w:r>
+            <w:proofErr w:type="spellEnd"/>
+            <w:r>
+              <w:rPr>
+                <w:rFonts w:ascii="Liberation Mono" w:eastAsia="Liberation Mono" w:hAnsi="Liberation Mono"/>
+                <w:color w:val="252525"/>
+                <w:sz w:val="14"/>
+              </w:rPr>
+              <w:t xml:space="preserve">, 0) AS </w:t>
+            </w:r>
+            <w:proofErr w:type="spellStart"/>
+            <w:r>
+              <w:rPr>
+                <w:rFonts w:ascii="Liberation Mono" w:eastAsia="Liberation Mono" w:hAnsi="Liberation Mono"/>
+                <w:color w:val="252525"/>
+                <w:sz w:val="14"/>
+              </w:rPr>
+              <w:t>totalCopies</w:t>
+            </w:r>
+            <w:proofErr w:type="spellEnd"/>
+            <w:r>
+              <w:rPr>
+                <w:rFonts w:ascii="Liberation Mono" w:eastAsia="Liberation Mono" w:hAnsi="Liberation Mono"/>
+                <w:color w:val="252525"/>
+                <w:sz w:val="14"/>
+              </w:rPr>
+              <w:t>,</w:t>
             </w:r>
             <w:r>
               <w:br/>
             </w:r>
             <w:r>
               <w:rPr>
-                <w:rFonts w:ascii="Liberation Mono" w:hAnsi="Liberation Mono" w:eastAsia="Liberation Mono"/>
-                <w:b w:val="0"/>
-                <w:i w:val="0"/>
+                <w:rFonts w:ascii="Liberation Mono" w:eastAsia="Liberation Mono" w:hAnsi="Liberation Mono"/>
                 <w:color w:val="252525"/>
                 <w:sz w:val="14"/>
               </w:rPr>
-              <w:t xml:space="preserve">    COALESCE(c.totalCopies, 0) AS totalCopies,</w:t>
+              <w:t xml:space="preserve">    COALESCE(</w:t>
+            </w:r>
+            <w:proofErr w:type="spellStart"/>
+            <w:r>
+              <w:rPr>
+                <w:rFonts w:ascii="Liberation Mono" w:eastAsia="Liberation Mono" w:hAnsi="Liberation Mono"/>
+                <w:color w:val="252525"/>
+                <w:sz w:val="14"/>
+              </w:rPr>
+              <w:t>c.lostCopies</w:t>
+            </w:r>
+            <w:proofErr w:type="spellEnd"/>
+            <w:r>
+              <w:rPr>
+                <w:rFonts w:ascii="Liberation Mono" w:eastAsia="Liberation Mono" w:hAnsi="Liberation Mono"/>
+                <w:color w:val="252525"/>
+                <w:sz w:val="14"/>
+              </w:rPr>
+              <w:t xml:space="preserve">, 0) AS </w:t>
+            </w:r>
+            <w:proofErr w:type="spellStart"/>
+            <w:r>
+              <w:rPr>
+                <w:rFonts w:ascii="Liberation Mono" w:eastAsia="Liberation Mono" w:hAnsi="Liberation Mono"/>
+                <w:color w:val="252525"/>
+                <w:sz w:val="14"/>
+              </w:rPr>
+              <w:t>lostCopies</w:t>
+            </w:r>
+            <w:proofErr w:type="spellEnd"/>
+            <w:r>
+              <w:rPr>
+                <w:rFonts w:ascii="Liberation Mono" w:eastAsia="Liberation Mono" w:hAnsi="Liberation Mono"/>
+                <w:color w:val="252525"/>
+                <w:sz w:val="14"/>
+              </w:rPr>
+              <w:t>,</w:t>
             </w:r>
             <w:r>
               <w:br/>
             </w:r>
             <w:r>
               <w:rPr>
-                <w:rFonts w:ascii="Liberation Mono" w:hAnsi="Liberation Mono" w:eastAsia="Liberation Mono"/>
-                <w:b w:val="0"/>
-                <w:i w:val="0"/>
+                <w:rFonts w:ascii="Liberation Mono" w:eastAsia="Liberation Mono" w:hAnsi="Liberation Mono"/>
                 <w:color w:val="252525"/>
                 <w:sz w:val="14"/>
               </w:rPr>
-              <w:t xml:space="preserve">    COALESCE(c.lostCopies, 0) AS lostCopies,</w:t>
-            </w:r>
+              <w:t xml:space="preserve">    COALESCE(</w:t>
+            </w:r>
+            <w:proofErr w:type="spellStart"/>
+            <w:r>
+              <w:rPr>
+                <w:rFonts w:ascii="Liberation Mono" w:eastAsia="Liberation Mono" w:hAnsi="Liberation Mono"/>
+                <w:color w:val="252525"/>
+                <w:sz w:val="14"/>
+              </w:rPr>
+              <w:t>l.totalLoanTransactions</w:t>
+            </w:r>
+            <w:proofErr w:type="spellEnd"/>
+            <w:r>
+              <w:rPr>
+                <w:rFonts w:ascii="Liberation Mono" w:eastAsia="Liberation Mono" w:hAnsi="Liberation Mono"/>
+                <w:color w:val="252525"/>
+                <w:sz w:val="14"/>
+              </w:rPr>
+              <w:t xml:space="preserve">, 0) AS </w:t>
+            </w:r>
+            <w:proofErr w:type="spellStart"/>
+            <w:r>
+              <w:rPr>
+                <w:rFonts w:ascii="Liberation Mono" w:eastAsia="Liberation Mono" w:hAnsi="Liberation Mono"/>
+                <w:color w:val="252525"/>
+                <w:sz w:val="14"/>
+              </w:rPr>
+              <w:t>totalLoanTransactions</w:t>
+            </w:r>
+            <w:proofErr w:type="spellEnd"/>
             <w:r>
               <w:br/>
             </w:r>
             <w:r>
               <w:rPr>
-                <w:rFonts w:ascii="Liberation Mono" w:hAnsi="Liberation Mono" w:eastAsia="Liberation Mono"/>
-                <w:b w:val="0"/>
-                <w:i w:val="0"/>
+                <w:rFonts w:ascii="Liberation Mono" w:eastAsia="Liberation Mono" w:hAnsi="Liberation Mono"/>
                 <w:color w:val="252525"/>
                 <w:sz w:val="14"/>
               </w:rPr>
-              <w:t xml:space="preserve">    COALESCE(l.totalLoanTransactions, 0) AS totalLoanTransactions</w:t>
+              <w:t>FROM Book AS b</w:t>
             </w:r>
             <w:r>
               <w:br/>
             </w:r>
             <w:r>
               <w:rPr>
-                <w:rFonts w:ascii="Liberation Mono" w:hAnsi="Liberation Mono" w:eastAsia="Liberation Mono"/>
-                <w:b w:val="0"/>
-                <w:i w:val="0"/>
+                <w:rFonts w:ascii="Liberation Mono" w:eastAsia="Liberation Mono" w:hAnsi="Liberation Mono"/>
                 <w:color w:val="252525"/>
                 <w:sz w:val="14"/>
               </w:rPr>
-              <w:t>FROM Book AS b</w:t>
+              <w:t xml:space="preserve">JOIN </w:t>
+            </w:r>
+            <w:proofErr w:type="spellStart"/>
+            <w:r>
+              <w:rPr>
+                <w:rFonts w:ascii="Liberation Mono" w:eastAsia="Liberation Mono" w:hAnsi="Liberation Mono"/>
+                <w:color w:val="252525"/>
+                <w:sz w:val="14"/>
+              </w:rPr>
+              <w:t>MembershipTier</w:t>
+            </w:r>
+            <w:proofErr w:type="spellEnd"/>
+            <w:r>
+              <w:rPr>
+                <w:rFonts w:ascii="Liberation Mono" w:eastAsia="Liberation Mono" w:hAnsi="Liberation Mono"/>
+                <w:color w:val="252525"/>
+                <w:sz w:val="14"/>
+              </w:rPr>
+              <w:t xml:space="preserve"> AS mt</w:t>
             </w:r>
             <w:r>
               <w:br/>
             </w:r>
             <w:r>
               <w:rPr>
-                <w:rFonts w:ascii="Liberation Mono" w:hAnsi="Liberation Mono" w:eastAsia="Liberation Mono"/>
-                <w:b w:val="0"/>
-                <w:i w:val="0"/>
+                <w:rFonts w:ascii="Liberation Mono" w:eastAsia="Liberation Mono" w:hAnsi="Liberation Mono"/>
                 <w:color w:val="252525"/>
                 <w:sz w:val="14"/>
               </w:rPr>
-              <w:t>JOIN MembershipTier AS mt</w:t>
-            </w:r>
+              <w:t xml:space="preserve">  ON </w:t>
+            </w:r>
+            <w:proofErr w:type="spellStart"/>
+            <w:r>
+              <w:rPr>
+                <w:rFonts w:ascii="Liberation Mono" w:eastAsia="Liberation Mono" w:hAnsi="Liberation Mono"/>
+                <w:color w:val="252525"/>
+                <w:sz w:val="14"/>
+              </w:rPr>
+              <w:t>mt.TierID</w:t>
+            </w:r>
+            <w:proofErr w:type="spellEnd"/>
+            <w:r>
+              <w:rPr>
+                <w:rFonts w:ascii="Liberation Mono" w:eastAsia="Liberation Mono" w:hAnsi="Liberation Mono"/>
+                <w:color w:val="252525"/>
+                <w:sz w:val="14"/>
+              </w:rPr>
+              <w:t xml:space="preserve"> = </w:t>
+            </w:r>
+            <w:proofErr w:type="spellStart"/>
+            <w:r>
+              <w:rPr>
+                <w:rFonts w:ascii="Liberation Mono" w:eastAsia="Liberation Mono" w:hAnsi="Liberation Mono"/>
+                <w:color w:val="252525"/>
+                <w:sz w:val="14"/>
+              </w:rPr>
+              <w:t>b.MinTierID</w:t>
+            </w:r>
+            <w:proofErr w:type="spellEnd"/>
             <w:r>
               <w:br/>
             </w:r>
             <w:r>
               <w:rPr>
-                <w:rFonts w:ascii="Liberation Mono" w:hAnsi="Liberation Mono" w:eastAsia="Liberation Mono"/>
-                <w:b w:val="0"/>
-                <w:i w:val="0"/>
+                <w:rFonts w:ascii="Liberation Mono" w:eastAsia="Liberation Mono" w:hAnsi="Liberation Mono"/>
                 <w:color w:val="252525"/>
                 <w:sz w:val="14"/>
               </w:rPr>
-              <w:t xml:space="preserve">  ON mt.TierID = b.MinTierID</w:t>
+              <w:t>LEFT JOIN (</w:t>
             </w:r>
             <w:r>
               <w:br/>
             </w:r>
             <w:r>
               <w:rPr>
-                <w:rFonts w:ascii="Liberation Mono" w:hAnsi="Liberation Mono" w:eastAsia="Liberation Mono"/>
-                <w:b w:val="0"/>
-                <w:i w:val="0"/>
+                <w:rFonts w:ascii="Liberation Mono" w:eastAsia="Liberation Mono" w:hAnsi="Liberation Mono"/>
                 <w:color w:val="252525"/>
                 <w:sz w:val="14"/>
               </w:rPr>
+              <w:t xml:space="preserve">    SELECT</w:t>
+            </w:r>
+            <w:r>
+              <w:br/>
+            </w:r>
+            <w:r>
+              <w:rPr>
+                <w:rFonts w:ascii="Liberation Mono" w:eastAsia="Liberation Mono" w:hAnsi="Liberation Mono"/>
+                <w:color w:val="252525"/>
+                <w:sz w:val="14"/>
+              </w:rPr>
+              <w:t xml:space="preserve">        </w:t>
+            </w:r>
+            <w:proofErr w:type="spellStart"/>
+            <w:r>
+              <w:rPr>
+                <w:rFonts w:ascii="Liberation Mono" w:eastAsia="Liberation Mono" w:hAnsi="Liberation Mono"/>
+                <w:color w:val="252525"/>
+                <w:sz w:val="14"/>
+              </w:rPr>
+              <w:t>BookID</w:t>
+            </w:r>
+            <w:proofErr w:type="spellEnd"/>
+            <w:r>
+              <w:rPr>
+                <w:rFonts w:ascii="Liberation Mono" w:eastAsia="Liberation Mono" w:hAnsi="Liberation Mono"/>
+                <w:color w:val="252525"/>
+                <w:sz w:val="14"/>
+              </w:rPr>
+              <w:t>,</w:t>
+            </w:r>
+            <w:r>
+              <w:br/>
+            </w:r>
+            <w:r>
+              <w:rPr>
+                <w:rFonts w:ascii="Liberation Mono" w:eastAsia="Liberation Mono" w:hAnsi="Liberation Mono"/>
+                <w:color w:val="252525"/>
+                <w:sz w:val="14"/>
+              </w:rPr>
+              <w:t xml:space="preserve">        COUNT(*) AS </w:t>
+            </w:r>
+            <w:proofErr w:type="spellStart"/>
+            <w:r>
+              <w:rPr>
+                <w:rFonts w:ascii="Liberation Mono" w:eastAsia="Liberation Mono" w:hAnsi="Liberation Mono"/>
+                <w:color w:val="252525"/>
+                <w:sz w:val="14"/>
+              </w:rPr>
+              <w:t>totalCopies</w:t>
+            </w:r>
+            <w:proofErr w:type="spellEnd"/>
+            <w:r>
+              <w:rPr>
+                <w:rFonts w:ascii="Liberation Mono" w:eastAsia="Liberation Mono" w:hAnsi="Liberation Mono"/>
+                <w:color w:val="252525"/>
+                <w:sz w:val="14"/>
+              </w:rPr>
+              <w:t>,</w:t>
+            </w:r>
+            <w:r>
+              <w:br/>
+            </w:r>
+            <w:r>
+              <w:rPr>
+                <w:rFonts w:ascii="Liberation Mono" w:eastAsia="Liberation Mono" w:hAnsi="Liberation Mono"/>
+                <w:color w:val="252525"/>
+                <w:sz w:val="14"/>
+              </w:rPr>
+              <w:t xml:space="preserve">        SUM(CASE WHEN Status = 'Lost' THEN 1 ELSE 0 END) AS </w:t>
+            </w:r>
+            <w:proofErr w:type="spellStart"/>
+            <w:r>
+              <w:rPr>
+                <w:rFonts w:ascii="Liberation Mono" w:eastAsia="Liberation Mono" w:hAnsi="Liberation Mono"/>
+                <w:color w:val="252525"/>
+                <w:sz w:val="14"/>
+              </w:rPr>
+              <w:t>lostCopies</w:t>
+            </w:r>
+            <w:proofErr w:type="spellEnd"/>
+            <w:r>
+              <w:br/>
+            </w:r>
+            <w:r>
+              <w:rPr>
+                <w:rFonts w:ascii="Liberation Mono" w:eastAsia="Liberation Mono" w:hAnsi="Liberation Mono"/>
+                <w:color w:val="252525"/>
+                <w:sz w:val="14"/>
+              </w:rPr>
+              <w:t xml:space="preserve">    FROM </w:t>
+            </w:r>
+            <w:proofErr w:type="spellStart"/>
+            <w:r>
+              <w:rPr>
+                <w:rFonts w:ascii="Liberation Mono" w:eastAsia="Liberation Mono" w:hAnsi="Liberation Mono"/>
+                <w:color w:val="252525"/>
+                <w:sz w:val="14"/>
+              </w:rPr>
+              <w:t>BookCopy</w:t>
+            </w:r>
+            <w:proofErr w:type="spellEnd"/>
+            <w:r>
+              <w:br/>
+            </w:r>
+            <w:r>
+              <w:rPr>
+                <w:rFonts w:ascii="Liberation Mono" w:eastAsia="Liberation Mono" w:hAnsi="Liberation Mono"/>
+                <w:color w:val="252525"/>
+                <w:sz w:val="14"/>
+              </w:rPr>
+              <w:t xml:space="preserve">    GROUP BY </w:t>
+            </w:r>
+            <w:proofErr w:type="spellStart"/>
+            <w:r>
+              <w:rPr>
+                <w:rFonts w:ascii="Liberation Mono" w:eastAsia="Liberation Mono" w:hAnsi="Liberation Mono"/>
+                <w:color w:val="252525"/>
+                <w:sz w:val="14"/>
+              </w:rPr>
+              <w:t>BookID</w:t>
+            </w:r>
+            <w:proofErr w:type="spellEnd"/>
+            <w:r>
+              <w:br/>
+            </w:r>
+            <w:r>
+              <w:rPr>
+                <w:rFonts w:ascii="Liberation Mono" w:eastAsia="Liberation Mono" w:hAnsi="Liberation Mono"/>
+                <w:color w:val="252525"/>
+                <w:sz w:val="14"/>
+              </w:rPr>
+              <w:t>) AS c</w:t>
+            </w:r>
+            <w:r>
+              <w:br/>
+            </w:r>
+            <w:r>
+              <w:rPr>
+                <w:rFonts w:ascii="Liberation Mono" w:eastAsia="Liberation Mono" w:hAnsi="Liberation Mono"/>
+                <w:color w:val="252525"/>
+                <w:sz w:val="14"/>
+              </w:rPr>
+              <w:t xml:space="preserve">  ON </w:t>
+            </w:r>
+            <w:proofErr w:type="spellStart"/>
+            <w:r>
+              <w:rPr>
+                <w:rFonts w:ascii="Liberation Mono" w:eastAsia="Liberation Mono" w:hAnsi="Liberation Mono"/>
+                <w:color w:val="252525"/>
+                <w:sz w:val="14"/>
+              </w:rPr>
+              <w:t>c.BookID</w:t>
+            </w:r>
+            <w:proofErr w:type="spellEnd"/>
+            <w:r>
+              <w:rPr>
+                <w:rFonts w:ascii="Liberation Mono" w:eastAsia="Liberation Mono" w:hAnsi="Liberation Mono"/>
+                <w:color w:val="252525"/>
+                <w:sz w:val="14"/>
+              </w:rPr>
+              <w:t xml:space="preserve"> = </w:t>
+            </w:r>
+            <w:proofErr w:type="spellStart"/>
+            <w:r>
+              <w:rPr>
+                <w:rFonts w:ascii="Liberation Mono" w:eastAsia="Liberation Mono" w:hAnsi="Liberation Mono"/>
+                <w:color w:val="252525"/>
+                <w:sz w:val="14"/>
+              </w:rPr>
+              <w:t>b.BookID</w:t>
+            </w:r>
+            <w:proofErr w:type="spellEnd"/>
+            <w:r>
+              <w:br/>
+            </w:r>
+            <w:r>
+              <w:rPr>
+                <w:rFonts w:ascii="Liberation Mono" w:eastAsia="Liberation Mono" w:hAnsi="Liberation Mono"/>
+                <w:color w:val="252525"/>
+                <w:sz w:val="14"/>
+              </w:rPr>
               <w:t>LEFT JOIN (</w:t>
             </w:r>
             <w:r>
@@ -2133,9 +2557,7 @@
             </w:r>
             <w:r>
               <w:rPr>
-                <w:rFonts w:ascii="Liberation Mono" w:hAnsi="Liberation Mono" w:eastAsia="Liberation Mono"/>
-                <w:b w:val="0"/>
-                <w:i w:val="0"/>
+                <w:rFonts w:ascii="Liberation Mono" w:eastAsia="Liberation Mono" w:hAnsi="Liberation Mono"/>
                 <w:color w:val="252525"/>
                 <w:sz w:val="14"/>
               </w:rPr>
@@ -2146,208 +2568,161 @@
             </w:r>
             <w:r>
               <w:rPr>
-                <w:rFonts w:ascii="Liberation Mono" w:hAnsi="Liberation Mono" w:eastAsia="Liberation Mono"/>
-                <w:b w:val="0"/>
-                <w:i w:val="0"/>
+                <w:rFonts w:ascii="Liberation Mono" w:eastAsia="Liberation Mono" w:hAnsi="Liberation Mono"/>
                 <w:color w:val="252525"/>
                 <w:sz w:val="14"/>
               </w:rPr>
-              <w:t xml:space="preserve">        BookID,</w:t>
+              <w:t xml:space="preserve">        </w:t>
+            </w:r>
+            <w:proofErr w:type="spellStart"/>
+            <w:r>
+              <w:rPr>
+                <w:rFonts w:ascii="Liberation Mono" w:eastAsia="Liberation Mono" w:hAnsi="Liberation Mono"/>
+                <w:color w:val="252525"/>
+                <w:sz w:val="14"/>
+              </w:rPr>
+              <w:t>BookID</w:t>
+            </w:r>
+            <w:proofErr w:type="spellEnd"/>
+            <w:r>
+              <w:rPr>
+                <w:rFonts w:ascii="Liberation Mono" w:eastAsia="Liberation Mono" w:hAnsi="Liberation Mono"/>
+                <w:color w:val="252525"/>
+                <w:sz w:val="14"/>
+              </w:rPr>
+              <w:t>,</w:t>
             </w:r>
             <w:r>
               <w:br/>
             </w:r>
             <w:r>
               <w:rPr>
-                <w:rFonts w:ascii="Liberation Mono" w:hAnsi="Liberation Mono" w:eastAsia="Liberation Mono"/>
-                <w:b w:val="0"/>
-                <w:i w:val="0"/>
+                <w:rFonts w:ascii="Liberation Mono" w:eastAsia="Liberation Mono" w:hAnsi="Liberation Mono"/>
                 <w:color w:val="252525"/>
                 <w:sz w:val="14"/>
               </w:rPr>
-              <w:t xml:space="preserve">        COUNT(*) AS totalCopies,</w:t>
-            </w:r>
+              <w:t xml:space="preserve">        COUNT(*) AS </w:t>
+            </w:r>
+            <w:proofErr w:type="spellStart"/>
+            <w:r>
+              <w:rPr>
+                <w:rFonts w:ascii="Liberation Mono" w:eastAsia="Liberation Mono" w:hAnsi="Liberation Mono"/>
+                <w:color w:val="252525"/>
+                <w:sz w:val="14"/>
+              </w:rPr>
+              <w:t>totalLoanTransactions</w:t>
+            </w:r>
+            <w:proofErr w:type="spellEnd"/>
             <w:r>
               <w:br/>
             </w:r>
             <w:r>
               <w:rPr>
-                <w:rFonts w:ascii="Liberation Mono" w:hAnsi="Liberation Mono" w:eastAsia="Liberation Mono"/>
-                <w:b w:val="0"/>
-                <w:i w:val="0"/>
+                <w:rFonts w:ascii="Liberation Mono" w:eastAsia="Liberation Mono" w:hAnsi="Liberation Mono"/>
                 <w:color w:val="252525"/>
                 <w:sz w:val="14"/>
               </w:rPr>
-              <w:t xml:space="preserve">        SUM(CASE WHEN Status = 'Lost' THEN 1 ELSE 0 END) AS lostCopies</w:t>
+              <w:t xml:space="preserve">    FROM Loan</w:t>
             </w:r>
             <w:r>
               <w:br/>
             </w:r>
             <w:r>
               <w:rPr>
-                <w:rFonts w:ascii="Liberation Mono" w:hAnsi="Liberation Mono" w:eastAsia="Liberation Mono"/>
-                <w:b w:val="0"/>
-                <w:i w:val="0"/>
+                <w:rFonts w:ascii="Liberation Mono" w:eastAsia="Liberation Mono" w:hAnsi="Liberation Mono"/>
                 <w:color w:val="252525"/>
                 <w:sz w:val="14"/>
               </w:rPr>
-              <w:t xml:space="preserve">    FROM BookCopy</w:t>
-            </w:r>
+              <w:t xml:space="preserve">    GROUP BY </w:t>
+            </w:r>
+            <w:proofErr w:type="spellStart"/>
+            <w:r>
+              <w:rPr>
+                <w:rFonts w:ascii="Liberation Mono" w:eastAsia="Liberation Mono" w:hAnsi="Liberation Mono"/>
+                <w:color w:val="252525"/>
+                <w:sz w:val="14"/>
+              </w:rPr>
+              <w:t>BookID</w:t>
+            </w:r>
+            <w:proofErr w:type="spellEnd"/>
             <w:r>
               <w:br/>
             </w:r>
             <w:r>
               <w:rPr>
-                <w:rFonts w:ascii="Liberation Mono" w:hAnsi="Liberation Mono" w:eastAsia="Liberation Mono"/>
-                <w:b w:val="0"/>
-                <w:i w:val="0"/>
+                <w:rFonts w:ascii="Liberation Mono" w:eastAsia="Liberation Mono" w:hAnsi="Liberation Mono"/>
                 <w:color w:val="252525"/>
                 <w:sz w:val="14"/>
               </w:rPr>
-              <w:t xml:space="preserve">    GROUP BY BookID</w:t>
+              <w:t>) AS l</w:t>
             </w:r>
             <w:r>
               <w:br/>
             </w:r>
             <w:r>
               <w:rPr>
-                <w:rFonts w:ascii="Liberation Mono" w:hAnsi="Liberation Mono" w:eastAsia="Liberation Mono"/>
-                <w:b w:val="0"/>
-                <w:i w:val="0"/>
+                <w:rFonts w:ascii="Liberation Mono" w:eastAsia="Liberation Mono" w:hAnsi="Liberation Mono"/>
                 <w:color w:val="252525"/>
                 <w:sz w:val="14"/>
               </w:rPr>
-              <w:t>) AS c</w:t>
-            </w:r>
+              <w:t xml:space="preserve">  ON </w:t>
+            </w:r>
+            <w:proofErr w:type="spellStart"/>
+            <w:r>
+              <w:rPr>
+                <w:rFonts w:ascii="Liberation Mono" w:eastAsia="Liberation Mono" w:hAnsi="Liberation Mono"/>
+                <w:color w:val="252525"/>
+                <w:sz w:val="14"/>
+              </w:rPr>
+              <w:t>l.BookID</w:t>
+            </w:r>
+            <w:proofErr w:type="spellEnd"/>
+            <w:r>
+              <w:rPr>
+                <w:rFonts w:ascii="Liberation Mono" w:eastAsia="Liberation Mono" w:hAnsi="Liberation Mono"/>
+                <w:color w:val="252525"/>
+                <w:sz w:val="14"/>
+              </w:rPr>
+              <w:t xml:space="preserve"> = </w:t>
+            </w:r>
+            <w:proofErr w:type="spellStart"/>
+            <w:r>
+              <w:rPr>
+                <w:rFonts w:ascii="Liberation Mono" w:eastAsia="Liberation Mono" w:hAnsi="Liberation Mono"/>
+                <w:color w:val="252525"/>
+                <w:sz w:val="14"/>
+              </w:rPr>
+              <w:t>b.BookID</w:t>
+            </w:r>
+            <w:proofErr w:type="spellEnd"/>
             <w:r>
               <w:br/>
             </w:r>
             <w:r>
               <w:rPr>
-                <w:rFonts w:ascii="Liberation Mono" w:hAnsi="Liberation Mono" w:eastAsia="Liberation Mono"/>
-                <w:b w:val="0"/>
-                <w:i w:val="0"/>
+                <w:rFonts w:ascii="Liberation Mono" w:eastAsia="Liberation Mono" w:hAnsi="Liberation Mono"/>
                 <w:color w:val="252525"/>
                 <w:sz w:val="14"/>
               </w:rPr>
-              <w:t xml:space="preserve">  ON c.BookID = b.BookID</w:t>
-            </w:r>
-            <w:r>
-              <w:br/>
-            </w:r>
-            <w:r>
-              <w:rPr>
-                <w:rFonts w:ascii="Liberation Mono" w:hAnsi="Liberation Mono" w:eastAsia="Liberation Mono"/>
-                <w:b w:val="0"/>
-                <w:i w:val="0"/>
+              <w:t xml:space="preserve">ORDER BY </w:t>
+            </w:r>
+            <w:proofErr w:type="spellStart"/>
+            <w:r>
+              <w:rPr>
+                <w:rFonts w:ascii="Liberation Mono" w:eastAsia="Liberation Mono" w:hAnsi="Liberation Mono"/>
                 <w:color w:val="252525"/>
                 <w:sz w:val="14"/>
               </w:rPr>
-              <w:t>LEFT JOIN (</w:t>
-            </w:r>
-            <w:r>
-              <w:br/>
-            </w:r>
-            <w:r>
-              <w:rPr>
-                <w:rFonts w:ascii="Liberation Mono" w:hAnsi="Liberation Mono" w:eastAsia="Liberation Mono"/>
-                <w:b w:val="0"/>
-                <w:i w:val="0"/>
+              <w:t>b.BookID</w:t>
+            </w:r>
+            <w:proofErr w:type="spellEnd"/>
+            <w:r>
+              <w:rPr>
+                <w:rFonts w:ascii="Liberation Mono" w:eastAsia="Liberation Mono" w:hAnsi="Liberation Mono"/>
                 <w:color w:val="252525"/>
                 <w:sz w:val="14"/>
               </w:rPr>
-              <w:t xml:space="preserve">    SELECT</w:t>
-            </w:r>
-            <w:r>
-              <w:br/>
-            </w:r>
-            <w:r>
-              <w:rPr>
-                <w:rFonts w:ascii="Liberation Mono" w:hAnsi="Liberation Mono" w:eastAsia="Liberation Mono"/>
-                <w:b w:val="0"/>
-                <w:i w:val="0"/>
-                <w:color w:val="252525"/>
-                <w:sz w:val="14"/>
-              </w:rPr>
-              <w:t xml:space="preserve">        BookID,</w:t>
-            </w:r>
-            <w:r>
-              <w:br/>
-            </w:r>
-            <w:r>
-              <w:rPr>
-                <w:rFonts w:ascii="Liberation Mono" w:hAnsi="Liberation Mono" w:eastAsia="Liberation Mono"/>
-                <w:b w:val="0"/>
-                <w:i w:val="0"/>
-                <w:color w:val="252525"/>
-                <w:sz w:val="14"/>
-              </w:rPr>
-              <w:t xml:space="preserve">        COUNT(*) AS totalLoanTransactions</w:t>
-            </w:r>
-            <w:r>
-              <w:br/>
-            </w:r>
-            <w:r>
-              <w:rPr>
-                <w:rFonts w:ascii="Liberation Mono" w:hAnsi="Liberation Mono" w:eastAsia="Liberation Mono"/>
-                <w:b w:val="0"/>
-                <w:i w:val="0"/>
-                <w:color w:val="252525"/>
-                <w:sz w:val="14"/>
-              </w:rPr>
-              <w:t xml:space="preserve">    FROM Loan</w:t>
-            </w:r>
-            <w:r>
-              <w:br/>
-            </w:r>
-            <w:r>
-              <w:rPr>
-                <w:rFonts w:ascii="Liberation Mono" w:hAnsi="Liberation Mono" w:eastAsia="Liberation Mono"/>
-                <w:b w:val="0"/>
-                <w:i w:val="0"/>
-                <w:color w:val="252525"/>
-                <w:sz w:val="14"/>
-              </w:rPr>
-              <w:t xml:space="preserve">    GROUP BY BookID</w:t>
-            </w:r>
-            <w:r>
-              <w:br/>
-            </w:r>
-            <w:r>
-              <w:rPr>
-                <w:rFonts w:ascii="Liberation Mono" w:hAnsi="Liberation Mono" w:eastAsia="Liberation Mono"/>
-                <w:b w:val="0"/>
-                <w:i w:val="0"/>
-                <w:color w:val="252525"/>
-                <w:sz w:val="14"/>
-              </w:rPr>
-              <w:t>) AS l</w:t>
-            </w:r>
-            <w:r>
-              <w:br/>
-            </w:r>
-            <w:r>
-              <w:rPr>
-                <w:rFonts w:ascii="Liberation Mono" w:hAnsi="Liberation Mono" w:eastAsia="Liberation Mono"/>
-                <w:b w:val="0"/>
-                <w:i w:val="0"/>
-                <w:color w:val="252525"/>
-                <w:sz w:val="14"/>
-              </w:rPr>
-              <w:t xml:space="preserve">  ON l.BookID = b.BookID</w:t>
-            </w:r>
-            <w:r>
-              <w:br/>
-            </w:r>
-            <w:r>
-              <w:rPr>
-                <w:rFonts w:ascii="Liberation Mono" w:hAnsi="Liberation Mono" w:eastAsia="Liberation Mono"/>
-                <w:b w:val="0"/>
-                <w:i w:val="0"/>
-                <w:color w:val="252525"/>
-                <w:sz w:val="14"/>
-              </w:rPr>
-              <w:t>ORDER BY b.BookID;</w:t>
+              <w:t>;</w:t>
             </w:r>
           </w:p>
         </w:tc>
@@ -2361,13 +2736,11 @@
     <w:p>
       <w:pPr>
         <w:pStyle w:val="ListParagraph"/>
-        <w:widowControl/>
-        <w:spacing w:before="0" w:after="80" w:line="240" w:lineRule="auto"/>
+        <w:spacing w:after="80" w:line="240" w:lineRule="auto"/>
       </w:pPr>
       <w:r>
         <w:rPr>
-          <w:rFonts w:ascii="Carlito" w:hAnsi="Carlito" w:eastAsia="Carlito"/>
-          <w:b w:val="0"/>
+          <w:rFonts w:ascii="Carlito" w:eastAsia="Carlito" w:hAnsi="Carlito"/>
           <w:color w:val="252525"/>
           <w:sz w:val="21"/>
         </w:rPr>
@@ -2384,9 +2757,6 @@
         <w:tblStyle w:val="TableGrid"/>
         <w:tblW w:w="0" w:type="auto"/>
         <w:jc w:val="center"/>
-        <w:tblInd w:w="720" w:type="dxa"/>
-        <w:tblLayout w:type="fixed"/>
-        <w:tblLook w:val="04A0" w:firstRow="1" w:lastRow="0" w:firstColumn="1" w:lastColumn="0" w:noHBand="0" w:noVBand="1"/>
         <w:tblBorders>
           <w:top w:val="single" w:sz="6" w:space="0" w:color="7F7F7F"/>
           <w:left w:val="single" w:sz="6" w:space="0" w:color="7F7F7F"/>
@@ -2395,45 +2765,46 @@
           <w:insideH w:val="single" w:sz="6" w:space="0" w:color="7F7F7F"/>
           <w:insideV w:val="single" w:sz="6" w:space="0" w:color="7F7F7F"/>
         </w:tblBorders>
+        <w:tblLayout w:type="fixed"/>
+        <w:tblLook w:val="04A0" w:firstRow="1" w:lastRow="0" w:firstColumn="1" w:lastColumn="0" w:noHBand="0" w:noVBand="1"/>
       </w:tblPr>
       <w:tblGrid>
-        <w:gridCol w:w="2335"/>
-        <w:gridCol w:w="6684"/>
+        <w:gridCol w:w="2880"/>
+        <w:gridCol w:w="7056"/>
       </w:tblGrid>
       <w:tr>
         <w:trPr>
-          <w:tblHeader w:val="true"/>
           <w:cantSplit/>
+          <w:tblHeader/>
+          <w:jc w:val="center"/>
         </w:trPr>
         <w:tc>
           <w:tcPr>
             <w:tcW w:w="2880" w:type="dxa"/>
-            <w:shd w:fill="4B2A63" w:val="clear"/>
+            <w:tcBorders>
+              <w:top w:val="single" w:sz="5" w:space="0" w:color="8D7B9B"/>
+              <w:left w:val="single" w:sz="5" w:space="0" w:color="8D7B9B"/>
+              <w:bottom w:val="single" w:sz="5" w:space="0" w:color="8D7B9B"/>
+              <w:right w:val="single" w:sz="5" w:space="0" w:color="8D7B9B"/>
+            </w:tcBorders>
+            <w:shd w:val="clear" w:color="auto" w:fill="4B2A63"/>
             <w:tcMar>
               <w:top w:w="70" w:type="dxa"/>
-              <w:start w:w="90" w:type="dxa"/>
+              <w:left w:w="90" w:type="dxa"/>
               <w:bottom w:w="70" w:type="dxa"/>
-              <w:end w:w="90" w:type="dxa"/>
+              <w:right w:w="90" w:type="dxa"/>
             </w:tcMar>
             <w:vAlign w:val="center"/>
-            <w:tcBorders>
-              <w:top w:val="single" w:sz="5" w:color="8D7B9B"/>
-              <w:bottom w:val="single" w:sz="5" w:color="8D7B9B"/>
-              <w:start w:val="single" w:sz="5" w:color="8D7B9B"/>
-              <w:end w:val="single" w:sz="5" w:color="8D7B9B"/>
-            </w:tcBorders>
           </w:tcPr>
           <w:p>
             <w:pPr>
-              <w:spacing w:before="0" w:after="0" w:line="240" w:lineRule="auto"/>
+              <w:spacing w:after="0" w:line="240" w:lineRule="auto"/>
               <w:jc w:val="center"/>
             </w:pPr>
-            <w:r/>
-            <w:r>
-              <w:rPr>
-                <w:rFonts w:ascii="Carlito" w:hAnsi="Carlito" w:eastAsia="Carlito"/>
+            <w:r>
+              <w:rPr>
+                <w:rFonts w:ascii="Carlito" w:eastAsia="Carlito" w:hAnsi="Carlito"/>
                 <w:b/>
-                <w:i w:val="0"/>
                 <w:color w:val="FFFFFF"/>
                 <w:sz w:val="18"/>
               </w:rPr>
@@ -2444,32 +2815,30 @@
         <w:tc>
           <w:tcPr>
             <w:tcW w:w="7056" w:type="dxa"/>
-            <w:shd w:fill="4B2A63" w:val="clear"/>
+            <w:tcBorders>
+              <w:top w:val="single" w:sz="5" w:space="0" w:color="8D7B9B"/>
+              <w:left w:val="single" w:sz="5" w:space="0" w:color="8D7B9B"/>
+              <w:bottom w:val="single" w:sz="5" w:space="0" w:color="8D7B9B"/>
+              <w:right w:val="single" w:sz="5" w:space="0" w:color="8D7B9B"/>
+            </w:tcBorders>
+            <w:shd w:val="clear" w:color="auto" w:fill="4B2A63"/>
             <w:tcMar>
               <w:top w:w="70" w:type="dxa"/>
-              <w:start w:w="90" w:type="dxa"/>
+              <w:left w:w="90" w:type="dxa"/>
               <w:bottom w:w="70" w:type="dxa"/>
-              <w:end w:w="90" w:type="dxa"/>
+              <w:right w:w="90" w:type="dxa"/>
             </w:tcMar>
             <w:vAlign w:val="center"/>
-            <w:tcBorders>
-              <w:top w:val="single" w:sz="5" w:color="8D7B9B"/>
-              <w:bottom w:val="single" w:sz="5" w:color="8D7B9B"/>
-              <w:start w:val="single" w:sz="5" w:color="8D7B9B"/>
-              <w:end w:val="single" w:sz="5" w:color="8D7B9B"/>
-            </w:tcBorders>
           </w:tcPr>
           <w:p>
             <w:pPr>
-              <w:spacing w:before="0" w:after="0" w:line="240" w:lineRule="auto"/>
+              <w:spacing w:after="0" w:line="240" w:lineRule="auto"/>
               <w:jc w:val="center"/>
             </w:pPr>
-            <w:r/>
-            <w:r>
-              <w:rPr>
-                <w:rFonts w:ascii="Carlito" w:hAnsi="Carlito" w:eastAsia="Carlito"/>
+            <w:r>
+              <w:rPr>
+                <w:rFonts w:ascii="Carlito" w:eastAsia="Carlito" w:hAnsi="Carlito"/>
                 <w:b/>
-                <w:i w:val="0"/>
                 <w:color w:val="FFFFFF"/>
                 <w:sz w:val="18"/>
               </w:rPr>
@@ -2481,37 +2850,33 @@
       <w:tr>
         <w:trPr>
           <w:cantSplit/>
-          <w:cantSplit/>
+          <w:jc w:val="center"/>
         </w:trPr>
         <w:tc>
           <w:tcPr>
             <w:tcW w:w="2880" w:type="dxa"/>
-            <w:shd w:fill="EFEAF5"/>
-            <w:vAlign w:val="center"/>
+            <w:tcBorders>
+              <w:top w:val="single" w:sz="5" w:space="0" w:color="8D7B9B"/>
+              <w:left w:val="single" w:sz="5" w:space="0" w:color="8D7B9B"/>
+              <w:bottom w:val="single" w:sz="5" w:space="0" w:color="8D7B9B"/>
+              <w:right w:val="single" w:sz="5" w:space="0" w:color="8D7B9B"/>
+            </w:tcBorders>
+            <w:shd w:val="clear" w:color="auto" w:fill="EFEAF5"/>
             <w:tcMar>
               <w:top w:w="70" w:type="dxa"/>
-              <w:start w:w="90" w:type="dxa"/>
+              <w:left w:w="90" w:type="dxa"/>
               <w:bottom w:w="70" w:type="dxa"/>
-              <w:end w:w="90" w:type="dxa"/>
+              <w:right w:w="90" w:type="dxa"/>
             </w:tcMar>
-            <w:tcBorders>
-              <w:top w:val="single" w:sz="5" w:color="8D7B9B"/>
-              <w:bottom w:val="single" w:sz="5" w:color="8D7B9B"/>
-              <w:start w:val="single" w:sz="5" w:color="8D7B9B"/>
-              <w:end w:val="single" w:sz="5" w:color="8D7B9B"/>
-            </w:tcBorders>
+            <w:vAlign w:val="center"/>
           </w:tcPr>
           <w:p>
             <w:pPr>
-              <w:spacing w:before="0" w:after="0" w:line="240" w:lineRule="auto"/>
-              <w:jc w:val="left"/>
+              <w:spacing w:after="0" w:line="240" w:lineRule="auto"/>
             </w:pPr>
-            <w:r/>
-            <w:r>
-              <w:rPr>
-                <w:rFonts w:ascii="Carlito" w:hAnsi="Carlito" w:eastAsia="Carlito"/>
-                <w:b w:val="0"/>
-                <w:i w:val="0"/>
+            <w:r>
+              <w:rPr>
+                <w:rFonts w:ascii="Carlito" w:eastAsia="Carlito" w:hAnsi="Carlito"/>
                 <w:color w:val="252525"/>
                 <w:sz w:val="18"/>
               </w:rPr>
@@ -2522,32 +2887,30 @@
         <w:tc>
           <w:tcPr>
             <w:tcW w:w="7056" w:type="dxa"/>
-            <w:vAlign w:val="center"/>
+            <w:tcBorders>
+              <w:top w:val="single" w:sz="5" w:space="0" w:color="8D7B9B"/>
+              <w:left w:val="single" w:sz="5" w:space="0" w:color="8D7B9B"/>
+              <w:bottom w:val="single" w:sz="5" w:space="0" w:color="8D7B9B"/>
+              <w:right w:val="single" w:sz="5" w:space="0" w:color="8D7B9B"/>
+            </w:tcBorders>
+            <w:shd w:val="clear" w:color="auto" w:fill="EEF8E5"/>
             <w:tcMar>
               <w:top w:w="70" w:type="dxa"/>
-              <w:start w:w="90" w:type="dxa"/>
+              <w:left w:w="90" w:type="dxa"/>
               <w:bottom w:w="70" w:type="dxa"/>
-              <w:end w:w="90" w:type="dxa"/>
+              <w:right w:w="90" w:type="dxa"/>
             </w:tcMar>
-            <w:shd w:fill="EEF8E5" w:val="clear"/>
-            <w:tcBorders>
-              <w:top w:val="single" w:sz="5" w:color="8D7B9B"/>
-              <w:bottom w:val="single" w:sz="5" w:color="8D7B9B"/>
-              <w:start w:val="single" w:sz="5" w:color="8D7B9B"/>
-              <w:end w:val="single" w:sz="5" w:color="8D7B9B"/>
-            </w:tcBorders>
+            <w:vAlign w:val="center"/>
           </w:tcPr>
           <w:p>
             <w:pPr>
-              <w:spacing w:before="0" w:after="0" w:line="240" w:lineRule="auto"/>
+              <w:spacing w:after="0" w:line="240" w:lineRule="auto"/>
               <w:jc w:val="center"/>
             </w:pPr>
-            <w:r/>
-            <w:r>
-              <w:rPr>
-                <w:rFonts w:ascii="Carlito" w:hAnsi="Carlito" w:eastAsia="Carlito"/>
+            <w:r>
+              <w:rPr>
+                <w:rFonts w:ascii="Carlito" w:eastAsia="Carlito" w:hAnsi="Carlito"/>
                 <w:b/>
-                <w:i w:val="0"/>
                 <w:color w:val="5D8F2B"/>
                 <w:sz w:val="19"/>
               </w:rPr>
@@ -2565,17 +2928,16 @@
     <w:p>
       <w:pPr>
         <w:pageBreakBefore/>
-        <w:widowControl/>
-        <w:spacing w:before="0" w:after="80" w:line="240" w:lineRule="auto"/>
+        <w:spacing w:after="80" w:line="240" w:lineRule="auto"/>
         <w:ind w:left="720"/>
       </w:pPr>
       <w:r>
         <w:rPr>
-          <w:rFonts w:ascii="Carlito" w:hAnsi="Carlito" w:eastAsia="Carlito"/>
-          <w:b w:val="0"/>
+          <w:rFonts w:ascii="Carlito" w:eastAsia="Carlito" w:hAnsi="Carlito"/>
           <w:color w:val="252525"/>
           <w:sz w:val="21"/>
         </w:rPr>
+        <w:lastRenderedPageBreak/>
         <w:t>ii) Paste the MongoDB commands and results for the two questions below.</w:t>
       </w:r>
     </w:p>
@@ -2584,9 +2946,6 @@
         <w:tblStyle w:val="TableGrid"/>
         <w:tblW w:w="0" w:type="auto"/>
         <w:jc w:val="center"/>
-        <w:tblInd w:w="720" w:type="dxa"/>
-        <w:tblLayout w:type="fixed"/>
-        <w:tblLook w:val="04A0" w:firstRow="1" w:lastRow="0" w:firstColumn="1" w:lastColumn="0" w:noHBand="0" w:noVBand="1"/>
         <w:tblBorders>
           <w:top w:val="single" w:sz="6" w:space="0" w:color="7F7F7F"/>
           <w:left w:val="single" w:sz="6" w:space="0" w:color="7F7F7F"/>
@@ -2595,46 +2954,47 @@
           <w:insideH w:val="single" w:sz="6" w:space="0" w:color="7F7F7F"/>
           <w:insideV w:val="single" w:sz="6" w:space="0" w:color="7F7F7F"/>
         </w:tblBorders>
+        <w:tblLayout w:type="fixed"/>
+        <w:tblLook w:val="04A0" w:firstRow="1" w:lastRow="0" w:firstColumn="1" w:lastColumn="0" w:noHBand="0" w:noVBand="1"/>
       </w:tblPr>
       <w:tblGrid>
-        <w:gridCol w:w="1126"/>
-        <w:gridCol w:w="3459"/>
-        <w:gridCol w:w="4434"/>
+        <w:gridCol w:w="691"/>
+        <w:gridCol w:w="4608"/>
+        <w:gridCol w:w="4636"/>
       </w:tblGrid>
       <w:tr>
         <w:trPr>
-          <w:tblHeader w:val="true"/>
           <w:cantSplit/>
+          <w:tblHeader/>
+          <w:jc w:val="center"/>
         </w:trPr>
         <w:tc>
           <w:tcPr>
             <w:tcW w:w="691" w:type="dxa"/>
-            <w:shd w:fill="4B2A63" w:val="clear"/>
+            <w:tcBorders>
+              <w:top w:val="single" w:sz="5" w:space="0" w:color="8D7B9B"/>
+              <w:left w:val="single" w:sz="5" w:space="0" w:color="8D7B9B"/>
+              <w:bottom w:val="single" w:sz="5" w:space="0" w:color="8D7B9B"/>
+              <w:right w:val="single" w:sz="5" w:space="0" w:color="8D7B9B"/>
+            </w:tcBorders>
+            <w:shd w:val="clear" w:color="auto" w:fill="4B2A63"/>
             <w:tcMar>
               <w:top w:w="70" w:type="dxa"/>
-              <w:start w:w="90" w:type="dxa"/>
+              <w:left w:w="90" w:type="dxa"/>
               <w:bottom w:w="70" w:type="dxa"/>
-              <w:end w:w="90" w:type="dxa"/>
+              <w:right w:w="90" w:type="dxa"/>
             </w:tcMar>
             <w:vAlign w:val="center"/>
-            <w:tcBorders>
-              <w:top w:val="single" w:sz="5" w:color="8D7B9B"/>
-              <w:bottom w:val="single" w:sz="5" w:color="8D7B9B"/>
-              <w:start w:val="single" w:sz="5" w:color="8D7B9B"/>
-              <w:end w:val="single" w:sz="5" w:color="8D7B9B"/>
-            </w:tcBorders>
           </w:tcPr>
           <w:p>
             <w:pPr>
-              <w:spacing w:before="0" w:after="0" w:line="240" w:lineRule="auto"/>
+              <w:spacing w:after="0" w:line="240" w:lineRule="auto"/>
               <w:jc w:val="center"/>
             </w:pPr>
-            <w:r/>
-            <w:r>
-              <w:rPr>
-                <w:rFonts w:ascii="Carlito" w:hAnsi="Carlito" w:eastAsia="Carlito"/>
+            <w:r>
+              <w:rPr>
+                <w:rFonts w:ascii="Carlito" w:eastAsia="Carlito" w:hAnsi="Carlito"/>
                 <w:b/>
-                <w:i w:val="0"/>
                 <w:color w:val="FFFFFF"/>
                 <w:sz w:val="17"/>
               </w:rPr>
@@ -2645,32 +3005,30 @@
         <w:tc>
           <w:tcPr>
             <w:tcW w:w="4608" w:type="dxa"/>
-            <w:shd w:fill="4B2A63" w:val="clear"/>
+            <w:tcBorders>
+              <w:top w:val="single" w:sz="5" w:space="0" w:color="8D7B9B"/>
+              <w:left w:val="single" w:sz="5" w:space="0" w:color="8D7B9B"/>
+              <w:bottom w:val="single" w:sz="5" w:space="0" w:color="8D7B9B"/>
+              <w:right w:val="single" w:sz="5" w:space="0" w:color="8D7B9B"/>
+            </w:tcBorders>
+            <w:shd w:val="clear" w:color="auto" w:fill="4B2A63"/>
             <w:tcMar>
               <w:top w:w="70" w:type="dxa"/>
-              <w:start w:w="90" w:type="dxa"/>
+              <w:left w:w="90" w:type="dxa"/>
               <w:bottom w:w="70" w:type="dxa"/>
-              <w:end w:w="90" w:type="dxa"/>
+              <w:right w:w="90" w:type="dxa"/>
             </w:tcMar>
             <w:vAlign w:val="center"/>
-            <w:tcBorders>
-              <w:top w:val="single" w:sz="5" w:color="8D7B9B"/>
-              <w:bottom w:val="single" w:sz="5" w:color="8D7B9B"/>
-              <w:start w:val="single" w:sz="5" w:color="8D7B9B"/>
-              <w:end w:val="single" w:sz="5" w:color="8D7B9B"/>
-            </w:tcBorders>
           </w:tcPr>
           <w:p>
             <w:pPr>
-              <w:spacing w:before="0" w:after="0" w:line="240" w:lineRule="auto"/>
+              <w:spacing w:after="0" w:line="240" w:lineRule="auto"/>
               <w:jc w:val="center"/>
             </w:pPr>
-            <w:r/>
-            <w:r>
-              <w:rPr>
-                <w:rFonts w:ascii="Carlito" w:hAnsi="Carlito" w:eastAsia="Carlito"/>
+            <w:r>
+              <w:rPr>
+                <w:rFonts w:ascii="Carlito" w:eastAsia="Carlito" w:hAnsi="Carlito"/>
                 <w:b/>
-                <w:i w:val="0"/>
                 <w:color w:val="FFFFFF"/>
                 <w:sz w:val="17"/>
               </w:rPr>
@@ -2681,32 +3039,30 @@
         <w:tc>
           <w:tcPr>
             <w:tcW w:w="4636" w:type="dxa"/>
-            <w:shd w:fill="4B2A63" w:val="clear"/>
+            <w:tcBorders>
+              <w:top w:val="single" w:sz="5" w:space="0" w:color="8D7B9B"/>
+              <w:left w:val="single" w:sz="5" w:space="0" w:color="8D7B9B"/>
+              <w:bottom w:val="single" w:sz="5" w:space="0" w:color="8D7B9B"/>
+              <w:right w:val="single" w:sz="5" w:space="0" w:color="8D7B9B"/>
+            </w:tcBorders>
+            <w:shd w:val="clear" w:color="auto" w:fill="4B2A63"/>
             <w:tcMar>
               <w:top w:w="70" w:type="dxa"/>
-              <w:start w:w="90" w:type="dxa"/>
+              <w:left w:w="90" w:type="dxa"/>
               <w:bottom w:w="70" w:type="dxa"/>
-              <w:end w:w="90" w:type="dxa"/>
+              <w:right w:w="90" w:type="dxa"/>
             </w:tcMar>
             <w:vAlign w:val="center"/>
-            <w:tcBorders>
-              <w:top w:val="single" w:sz="5" w:color="8D7B9B"/>
-              <w:bottom w:val="single" w:sz="5" w:color="8D7B9B"/>
-              <w:start w:val="single" w:sz="5" w:color="8D7B9B"/>
-              <w:end w:val="single" w:sz="5" w:color="8D7B9B"/>
-            </w:tcBorders>
           </w:tcPr>
           <w:p>
             <w:pPr>
-              <w:spacing w:before="0" w:after="0" w:line="240" w:lineRule="auto"/>
+              <w:spacing w:after="0" w:line="240" w:lineRule="auto"/>
               <w:jc w:val="center"/>
             </w:pPr>
-            <w:r/>
-            <w:r>
-              <w:rPr>
-                <w:rFonts w:ascii="Carlito" w:hAnsi="Carlito" w:eastAsia="Carlito"/>
+            <w:r>
+              <w:rPr>
+                <w:rFonts w:ascii="Carlito" w:eastAsia="Carlito" w:hAnsi="Carlito"/>
                 <w:b/>
-                <w:i w:val="0"/>
                 <w:color w:val="FFFFFF"/>
                 <w:sz w:val="17"/>
               </w:rPr>
@@ -2718,37 +3074,35 @@
       <w:tr>
         <w:trPr>
           <w:cantSplit/>
-          <w:cantSplit/>
+          <w:jc w:val="center"/>
         </w:trPr>
         <w:tc>
           <w:tcPr>
             <w:tcW w:w="691" w:type="dxa"/>
-            <w:shd w:fill="EFEAF5"/>
-            <w:vAlign w:val="center"/>
+            <w:tcBorders>
+              <w:top w:val="single" w:sz="5" w:space="0" w:color="8D7B9B"/>
+              <w:left w:val="single" w:sz="5" w:space="0" w:color="8D7B9B"/>
+              <w:bottom w:val="single" w:sz="5" w:space="0" w:color="8D7B9B"/>
+              <w:right w:val="single" w:sz="5" w:space="0" w:color="8D7B9B"/>
+            </w:tcBorders>
+            <w:shd w:val="clear" w:color="auto" w:fill="EFEAF5"/>
             <w:tcMar>
               <w:top w:w="70" w:type="dxa"/>
-              <w:start w:w="90" w:type="dxa"/>
+              <w:left w:w="90" w:type="dxa"/>
               <w:bottom w:w="70" w:type="dxa"/>
-              <w:end w:w="90" w:type="dxa"/>
+              <w:right w:w="90" w:type="dxa"/>
             </w:tcMar>
-            <w:tcBorders>
-              <w:top w:val="single" w:sz="5" w:color="8D7B9B"/>
-              <w:bottom w:val="single" w:sz="5" w:color="8D7B9B"/>
-              <w:start w:val="single" w:sz="5" w:color="8D7B9B"/>
-              <w:end w:val="single" w:sz="5" w:color="8D7B9B"/>
-            </w:tcBorders>
+            <w:vAlign w:val="center"/>
           </w:tcPr>
           <w:p>
             <w:pPr>
-              <w:spacing w:before="0" w:after="0" w:line="240" w:lineRule="auto"/>
+              <w:spacing w:after="0" w:line="240" w:lineRule="auto"/>
               <w:jc w:val="center"/>
             </w:pPr>
-            <w:r/>
-            <w:r>
-              <w:rPr>
-                <w:rFonts w:ascii="Carlito" w:hAnsi="Carlito" w:eastAsia="Carlito"/>
+            <w:r>
+              <w:rPr>
+                <w:rFonts w:ascii="Carlito" w:eastAsia="Carlito" w:hAnsi="Carlito"/>
                 <w:b/>
-                <w:i w:val="0"/>
                 <w:color w:val="252525"/>
                 <w:sz w:val="17"/>
               </w:rPr>
@@ -2759,58 +3113,126 @@
         <w:tc>
           <w:tcPr>
             <w:tcW w:w="4608" w:type="dxa"/>
-            <w:vAlign w:val="center"/>
+            <w:tcBorders>
+              <w:top w:val="single" w:sz="5" w:space="0" w:color="8D7B9B"/>
+              <w:left w:val="single" w:sz="5" w:space="0" w:color="8D7B9B"/>
+              <w:bottom w:val="single" w:sz="5" w:space="0" w:color="8D7B9B"/>
+              <w:right w:val="single" w:sz="5" w:space="0" w:color="8D7B9B"/>
+            </w:tcBorders>
+            <w:shd w:val="clear" w:color="auto" w:fill="F2ECF7"/>
             <w:tcMar>
               <w:top w:w="70" w:type="dxa"/>
-              <w:start w:w="90" w:type="dxa"/>
+              <w:left w:w="90" w:type="dxa"/>
               <w:bottom w:w="70" w:type="dxa"/>
-              <w:end w:w="90" w:type="dxa"/>
+              <w:right w:w="90" w:type="dxa"/>
             </w:tcMar>
-            <w:shd w:fill="F2ECF7" w:val="clear"/>
-            <w:tcBorders>
-              <w:top w:val="single" w:sz="5" w:color="8D7B9B"/>
-              <w:bottom w:val="single" w:sz="5" w:color="8D7B9B"/>
-              <w:start w:val="single" w:sz="5" w:color="8D7B9B"/>
-              <w:end w:val="single" w:sz="5" w:color="8D7B9B"/>
-            </w:tcBorders>
+            <w:vAlign w:val="center"/>
           </w:tcPr>
           <w:p>
             <w:pPr>
-              <w:spacing w:before="0" w:after="0" w:line="216" w:lineRule="auto"/>
-              <w:jc w:val="left"/>
+              <w:spacing w:after="0" w:line="216" w:lineRule="auto"/>
             </w:pPr>
-            <w:r/>
-            <w:r>
-              <w:rPr>
-                <w:rFonts w:ascii="Liberation Mono" w:hAnsi="Liberation Mono" w:eastAsia="Liberation Mono"/>
-                <w:b w:val="0"/>
-                <w:i w:val="0"/>
+            <w:proofErr w:type="spellStart"/>
+            <w:proofErr w:type="gramStart"/>
+            <w:r>
+              <w:rPr>
+                <w:rFonts w:ascii="Liberation Mono" w:eastAsia="Liberation Mono" w:hAnsi="Liberation Mono"/>
                 <w:color w:val="252525"/>
                 <w:sz w:val="14"/>
               </w:rPr>
-              <w:t>db.Book.find(</w:t>
+              <w:t>db.Book.find</w:t>
+            </w:r>
+            <w:proofErr w:type="spellEnd"/>
+            <w:proofErr w:type="gramEnd"/>
+            <w:r>
+              <w:rPr>
+                <w:rFonts w:ascii="Liberation Mono" w:eastAsia="Liberation Mono" w:hAnsi="Liberation Mono"/>
+                <w:color w:val="252525"/>
+                <w:sz w:val="14"/>
+              </w:rPr>
+              <w:t>(</w:t>
             </w:r>
             <w:r>
               <w:br/>
             </w:r>
             <w:r>
               <w:rPr>
-                <w:rFonts w:ascii="Liberation Mono" w:hAnsi="Liberation Mono" w:eastAsia="Liberation Mono"/>
-                <w:b w:val="0"/>
-                <w:i w:val="0"/>
+                <w:rFonts w:ascii="Liberation Mono" w:eastAsia="Liberation Mono" w:hAnsi="Liberation Mono"/>
                 <w:color w:val="252525"/>
                 <w:sz w:val="14"/>
               </w:rPr>
-              <w:t xml:space="preserve">  { totalLoanTransactions: { $gt: 400 } },</w:t>
+              <w:t xml:space="preserve">  { </w:t>
+            </w:r>
+            <w:proofErr w:type="spellStart"/>
+            <w:r>
+              <w:rPr>
+                <w:rFonts w:ascii="Liberation Mono" w:eastAsia="Liberation Mono" w:hAnsi="Liberation Mono"/>
+                <w:color w:val="252525"/>
+                <w:sz w:val="14"/>
+              </w:rPr>
+              <w:t>totalLoanTransactions</w:t>
+            </w:r>
+            <w:proofErr w:type="spellEnd"/>
+            <w:r>
+              <w:rPr>
+                <w:rFonts w:ascii="Liberation Mono" w:eastAsia="Liberation Mono" w:hAnsi="Liberation Mono"/>
+                <w:color w:val="252525"/>
+                <w:sz w:val="14"/>
+              </w:rPr>
+              <w:t xml:space="preserve">: </w:t>
+            </w:r>
+            <w:proofErr w:type="gramStart"/>
+            <w:r>
+              <w:rPr>
+                <w:rFonts w:ascii="Liberation Mono" w:eastAsia="Liberation Mono" w:hAnsi="Liberation Mono"/>
+                <w:color w:val="252525"/>
+                <w:sz w:val="14"/>
+              </w:rPr>
+              <w:t>{ $</w:t>
+            </w:r>
+            <w:proofErr w:type="spellStart"/>
+            <w:proofErr w:type="gramEnd"/>
+            <w:r>
+              <w:rPr>
+                <w:rFonts w:ascii="Liberation Mono" w:eastAsia="Liberation Mono" w:hAnsi="Liberation Mono"/>
+                <w:color w:val="252525"/>
+                <w:sz w:val="14"/>
+              </w:rPr>
+              <w:t>gt</w:t>
+            </w:r>
+            <w:proofErr w:type="spellEnd"/>
+            <w:r>
+              <w:rPr>
+                <w:rFonts w:ascii="Liberation Mono" w:eastAsia="Liberation Mono" w:hAnsi="Liberation Mono"/>
+                <w:color w:val="252525"/>
+                <w:sz w:val="14"/>
+              </w:rPr>
+              <w:t xml:space="preserve">: </w:t>
+            </w:r>
+            <w:proofErr w:type="gramStart"/>
+            <w:r>
+              <w:rPr>
+                <w:rFonts w:ascii="Liberation Mono" w:eastAsia="Liberation Mono" w:hAnsi="Liberation Mono"/>
+                <w:color w:val="252525"/>
+                <w:sz w:val="14"/>
+              </w:rPr>
+              <w:t>400 }</w:t>
+            </w:r>
+            <w:proofErr w:type="gramEnd"/>
+            <w:r>
+              <w:rPr>
+                <w:rFonts w:ascii="Liberation Mono" w:eastAsia="Liberation Mono" w:hAnsi="Liberation Mono"/>
+                <w:color w:val="252525"/>
+                <w:sz w:val="14"/>
+              </w:rPr>
+              <w:t xml:space="preserve"> },</w:t>
             </w:r>
             <w:r>
               <w:br/>
             </w:r>
             <w:r>
               <w:rPr>
-                <w:rFonts w:ascii="Liberation Mono" w:hAnsi="Liberation Mono" w:eastAsia="Liberation Mono"/>
-                <w:b w:val="0"/>
-                <w:i w:val="0"/>
+                <w:rFonts w:ascii="Liberation Mono" w:eastAsia="Liberation Mono" w:hAnsi="Liberation Mono"/>
                 <w:color w:val="252525"/>
                 <w:sz w:val="14"/>
               </w:rPr>
@@ -2821,9 +3243,7 @@
             </w:r>
             <w:r>
               <w:rPr>
-                <w:rFonts w:ascii="Liberation Mono" w:hAnsi="Liberation Mono" w:eastAsia="Liberation Mono"/>
-                <w:b w:val="0"/>
-                <w:i w:val="0"/>
+                <w:rFonts w:ascii="Liberation Mono" w:eastAsia="Liberation Mono" w:hAnsi="Liberation Mono"/>
                 <w:color w:val="252525"/>
                 <w:sz w:val="14"/>
               </w:rPr>
@@ -2834,9 +3254,7 @@
             </w:r>
             <w:r>
               <w:rPr>
-                <w:rFonts w:ascii="Liberation Mono" w:hAnsi="Liberation Mono" w:eastAsia="Liberation Mono"/>
-                <w:b w:val="0"/>
-                <w:i w:val="0"/>
+                <w:rFonts w:ascii="Liberation Mono" w:eastAsia="Liberation Mono" w:hAnsi="Liberation Mono"/>
                 <w:color w:val="252525"/>
                 <w:sz w:val="14"/>
               </w:rPr>
@@ -2847,9 +3265,7 @@
             </w:r>
             <w:r>
               <w:rPr>
-                <w:rFonts w:ascii="Liberation Mono" w:hAnsi="Liberation Mono" w:eastAsia="Liberation Mono"/>
-                <w:b w:val="0"/>
-                <w:i w:val="0"/>
+                <w:rFonts w:ascii="Liberation Mono" w:eastAsia="Liberation Mono" w:hAnsi="Liberation Mono"/>
                 <w:color w:val="252525"/>
                 <w:sz w:val="14"/>
               </w:rPr>
@@ -2860,22 +3276,36 @@
             </w:r>
             <w:r>
               <w:rPr>
-                <w:rFonts w:ascii="Liberation Mono" w:hAnsi="Liberation Mono" w:eastAsia="Liberation Mono"/>
-                <w:b w:val="0"/>
-                <w:i w:val="0"/>
+                <w:rFonts w:ascii="Liberation Mono" w:eastAsia="Liberation Mono" w:hAnsi="Liberation Mono"/>
                 <w:color w:val="252525"/>
                 <w:sz w:val="14"/>
               </w:rPr>
-              <w:t xml:space="preserve">    totalLoanTransactions: 1</w:t>
+              <w:t xml:space="preserve">    </w:t>
+            </w:r>
+            <w:proofErr w:type="spellStart"/>
+            <w:r>
+              <w:rPr>
+                <w:rFonts w:ascii="Liberation Mono" w:eastAsia="Liberation Mono" w:hAnsi="Liberation Mono"/>
+                <w:color w:val="252525"/>
+                <w:sz w:val="14"/>
+              </w:rPr>
+              <w:t>totalLoanTransactions</w:t>
+            </w:r>
+            <w:proofErr w:type="spellEnd"/>
+            <w:r>
+              <w:rPr>
+                <w:rFonts w:ascii="Liberation Mono" w:eastAsia="Liberation Mono" w:hAnsi="Liberation Mono"/>
+                <w:color w:val="252525"/>
+                <w:sz w:val="14"/>
+              </w:rPr>
+              <w:t>: 1</w:t>
             </w:r>
             <w:r>
               <w:br/>
             </w:r>
             <w:r>
               <w:rPr>
-                <w:rFonts w:ascii="Liberation Mono" w:hAnsi="Liberation Mono" w:eastAsia="Liberation Mono"/>
-                <w:b w:val="0"/>
-                <w:i w:val="0"/>
+                <w:rFonts w:ascii="Liberation Mono" w:eastAsia="Liberation Mono" w:hAnsi="Liberation Mono"/>
                 <w:color w:val="252525"/>
                 <w:sz w:val="14"/>
               </w:rPr>
@@ -2884,37 +3314,59 @@
             <w:r>
               <w:br/>
             </w:r>
-            <w:r>
-              <w:rPr>
-                <w:rFonts w:ascii="Liberation Mono" w:hAnsi="Liberation Mono" w:eastAsia="Liberation Mono"/>
-                <w:b w:val="0"/>
-                <w:i w:val="0"/>
+            <w:proofErr w:type="gramStart"/>
+            <w:r>
+              <w:rPr>
+                <w:rFonts w:ascii="Liberation Mono" w:eastAsia="Liberation Mono" w:hAnsi="Liberation Mono"/>
                 <w:color w:val="252525"/>
                 <w:sz w:val="14"/>
               </w:rPr>
-              <w:t>).sort({</w:t>
+              <w:t>).sort</w:t>
+            </w:r>
+            <w:proofErr w:type="gramEnd"/>
+            <w:r>
+              <w:rPr>
+                <w:rFonts w:ascii="Liberation Mono" w:eastAsia="Liberation Mono" w:hAnsi="Liberation Mono"/>
+                <w:color w:val="252525"/>
+                <w:sz w:val="14"/>
+              </w:rPr>
+              <w:t>({</w:t>
             </w:r>
             <w:r>
               <w:br/>
             </w:r>
             <w:r>
               <w:rPr>
-                <w:rFonts w:ascii="Liberation Mono" w:hAnsi="Liberation Mono" w:eastAsia="Liberation Mono"/>
-                <w:b w:val="0"/>
-                <w:i w:val="0"/>
+                <w:rFonts w:ascii="Liberation Mono" w:eastAsia="Liberation Mono" w:hAnsi="Liberation Mono"/>
                 <w:color w:val="252525"/>
                 <w:sz w:val="14"/>
               </w:rPr>
-              <w:t xml:space="preserve">  totalLoanTransactions: -1,</w:t>
+              <w:t xml:space="preserve">  </w:t>
+            </w:r>
+            <w:proofErr w:type="spellStart"/>
+            <w:r>
+              <w:rPr>
+                <w:rFonts w:ascii="Liberation Mono" w:eastAsia="Liberation Mono" w:hAnsi="Liberation Mono"/>
+                <w:color w:val="252525"/>
+                <w:sz w:val="14"/>
+              </w:rPr>
+              <w:t>totalLoanTransactions</w:t>
+            </w:r>
+            <w:proofErr w:type="spellEnd"/>
+            <w:r>
+              <w:rPr>
+                <w:rFonts w:ascii="Liberation Mono" w:eastAsia="Liberation Mono" w:hAnsi="Liberation Mono"/>
+                <w:color w:val="252525"/>
+                <w:sz w:val="14"/>
+              </w:rPr>
+              <w:t>: -1,</w:t>
             </w:r>
             <w:r>
               <w:br/>
             </w:r>
             <w:r>
               <w:rPr>
-                <w:rFonts w:ascii="Liberation Mono" w:hAnsi="Liberation Mono" w:eastAsia="Liberation Mono"/>
-                <w:b w:val="0"/>
-                <w:i w:val="0"/>
+                <w:rFonts w:ascii="Liberation Mono" w:eastAsia="Liberation Mono" w:hAnsi="Liberation Mono"/>
                 <w:color w:val="252525"/>
                 <w:sz w:val="14"/>
               </w:rPr>
@@ -2925,49 +3377,66 @@
             </w:r>
             <w:r>
               <w:rPr>
-                <w:rFonts w:ascii="Liberation Mono" w:hAnsi="Liberation Mono" w:eastAsia="Liberation Mono"/>
-                <w:b w:val="0"/>
-                <w:i w:val="0"/>
+                <w:rFonts w:ascii="Liberation Mono" w:eastAsia="Liberation Mono" w:hAnsi="Liberation Mono"/>
                 <w:color w:val="252525"/>
                 <w:sz w:val="14"/>
               </w:rPr>
-              <w:t>}).toArray()</w:t>
+              <w:t>}</w:t>
+            </w:r>
+            <w:proofErr w:type="gramStart"/>
+            <w:r>
+              <w:rPr>
+                <w:rFonts w:ascii="Liberation Mono" w:eastAsia="Liberation Mono" w:hAnsi="Liberation Mono"/>
+                <w:color w:val="252525"/>
+                <w:sz w:val="14"/>
+              </w:rPr>
+              <w:t>).</w:t>
+            </w:r>
+            <w:proofErr w:type="spellStart"/>
+            <w:r>
+              <w:rPr>
+                <w:rFonts w:ascii="Liberation Mono" w:eastAsia="Liberation Mono" w:hAnsi="Liberation Mono"/>
+                <w:color w:val="252525"/>
+                <w:sz w:val="14"/>
+              </w:rPr>
+              <w:t>toArray</w:t>
+            </w:r>
+            <w:proofErr w:type="spellEnd"/>
+            <w:proofErr w:type="gramEnd"/>
+            <w:r>
+              <w:rPr>
+                <w:rFonts w:ascii="Liberation Mono" w:eastAsia="Liberation Mono" w:hAnsi="Liberation Mono"/>
+                <w:color w:val="252525"/>
+                <w:sz w:val="14"/>
+              </w:rPr>
+              <w:t>()</w:t>
             </w:r>
           </w:p>
         </w:tc>
         <w:tc>
           <w:tcPr>
             <w:tcW w:w="4636" w:type="dxa"/>
-            <w:shd w:fill="FFF2CC" w:val="clear"/>
-            <w:vAlign w:val="center"/>
+            <w:tcBorders>
+              <w:top w:val="single" w:sz="5" w:space="0" w:color="8D7B9B"/>
+              <w:left w:val="single" w:sz="5" w:space="0" w:color="8D7B9B"/>
+              <w:bottom w:val="single" w:sz="5" w:space="0" w:color="8D7B9B"/>
+              <w:right w:val="single" w:sz="5" w:space="0" w:color="8D7B9B"/>
+            </w:tcBorders>
+            <w:shd w:val="clear" w:color="auto" w:fill="FFF2CC"/>
             <w:tcMar>
               <w:top w:w="70" w:type="dxa"/>
-              <w:start w:w="90" w:type="dxa"/>
+              <w:left w:w="90" w:type="dxa"/>
               <w:bottom w:w="70" w:type="dxa"/>
-              <w:end w:w="90" w:type="dxa"/>
+              <w:right w:w="90" w:type="dxa"/>
             </w:tcMar>
-            <w:tcBorders>
-              <w:top w:val="single" w:sz="5" w:color="8D7B9B"/>
-              <w:bottom w:val="single" w:sz="5" w:color="8D7B9B"/>
-              <w:start w:val="single" w:sz="5" w:color="8D7B9B"/>
-              <w:end w:val="single" w:sz="5" w:color="8D7B9B"/>
-            </w:tcBorders>
+            <w:vAlign w:val="center"/>
           </w:tcPr>
           <w:p>
             <w:pPr>
-              <w:spacing w:before="0" w:after="0" w:line="230" w:lineRule="auto"/>
-              <w:jc w:val="left"/>
+              <w:spacing w:after="0" w:line="230" w:lineRule="auto"/>
             </w:pPr>
-            <w:r/>
-            <w:r>
-              <w:rPr>
-                <w:rFonts w:ascii="Carlito" w:hAnsi="Carlito" w:eastAsia="Carlito"/>
-                <w:b w:val="0"/>
-                <w:i w:val="0"/>
-                <w:color w:val="8A5A00"/>
-                <w:sz w:val="16"/>
-              </w:rPr>
-              <w:t>Final mongosh output required. Paste the array returned after loading the final Book collection. The raw data was not included with the files provided here, so the titles and loan counts have deliberately not been guessed.</w:t>
+            <w:r>
+              <w:t>None</w:t>
             </w:r>
           </w:p>
         </w:tc>
@@ -2975,37 +3444,35 @@
       <w:tr>
         <w:trPr>
           <w:cantSplit/>
-          <w:cantSplit/>
+          <w:jc w:val="center"/>
         </w:trPr>
         <w:tc>
           <w:tcPr>
             <w:tcW w:w="691" w:type="dxa"/>
-            <w:shd w:fill="EFEAF5"/>
-            <w:vAlign w:val="center"/>
+            <w:tcBorders>
+              <w:top w:val="single" w:sz="5" w:space="0" w:color="8D7B9B"/>
+              <w:left w:val="single" w:sz="5" w:space="0" w:color="8D7B9B"/>
+              <w:bottom w:val="single" w:sz="5" w:space="0" w:color="8D7B9B"/>
+              <w:right w:val="single" w:sz="5" w:space="0" w:color="8D7B9B"/>
+            </w:tcBorders>
+            <w:shd w:val="clear" w:color="auto" w:fill="EFEAF5"/>
             <w:tcMar>
               <w:top w:w="70" w:type="dxa"/>
-              <w:start w:w="90" w:type="dxa"/>
+              <w:left w:w="90" w:type="dxa"/>
               <w:bottom w:w="70" w:type="dxa"/>
-              <w:end w:w="90" w:type="dxa"/>
+              <w:right w:w="90" w:type="dxa"/>
             </w:tcMar>
-            <w:tcBorders>
-              <w:top w:val="single" w:sz="5" w:color="8D7B9B"/>
-              <w:bottom w:val="single" w:sz="5" w:color="8D7B9B"/>
-              <w:start w:val="single" w:sz="5" w:color="8D7B9B"/>
-              <w:end w:val="single" w:sz="5" w:color="8D7B9B"/>
-            </w:tcBorders>
+            <w:vAlign w:val="center"/>
           </w:tcPr>
           <w:p>
             <w:pPr>
-              <w:spacing w:before="0" w:after="0" w:line="240" w:lineRule="auto"/>
+              <w:spacing w:after="0" w:line="240" w:lineRule="auto"/>
               <w:jc w:val="center"/>
             </w:pPr>
-            <w:r/>
-            <w:r>
-              <w:rPr>
-                <w:rFonts w:ascii="Carlito" w:hAnsi="Carlito" w:eastAsia="Carlito"/>
+            <w:r>
+              <w:rPr>
+                <w:rFonts w:ascii="Carlito" w:eastAsia="Carlito" w:hAnsi="Carlito"/>
                 <w:b/>
-                <w:i w:val="0"/>
                 <w:color w:val="252525"/>
                 <w:sz w:val="17"/>
               </w:rPr>
@@ -3016,45 +3483,49 @@
         <w:tc>
           <w:tcPr>
             <w:tcW w:w="4608" w:type="dxa"/>
-            <w:vAlign w:val="center"/>
+            <w:tcBorders>
+              <w:top w:val="single" w:sz="5" w:space="0" w:color="8D7B9B"/>
+              <w:left w:val="single" w:sz="5" w:space="0" w:color="8D7B9B"/>
+              <w:bottom w:val="single" w:sz="5" w:space="0" w:color="8D7B9B"/>
+              <w:right w:val="single" w:sz="5" w:space="0" w:color="8D7B9B"/>
+            </w:tcBorders>
+            <w:shd w:val="clear" w:color="auto" w:fill="F2ECF7"/>
             <w:tcMar>
               <w:top w:w="70" w:type="dxa"/>
-              <w:start w:w="90" w:type="dxa"/>
+              <w:left w:w="90" w:type="dxa"/>
               <w:bottom w:w="70" w:type="dxa"/>
-              <w:end w:w="90" w:type="dxa"/>
+              <w:right w:w="90" w:type="dxa"/>
             </w:tcMar>
-            <w:shd w:fill="F2ECF7" w:val="clear"/>
-            <w:tcBorders>
-              <w:top w:val="single" w:sz="5" w:color="8D7B9B"/>
-              <w:bottom w:val="single" w:sz="5" w:color="8D7B9B"/>
-              <w:start w:val="single" w:sz="5" w:color="8D7B9B"/>
-              <w:end w:val="single" w:sz="5" w:color="8D7B9B"/>
-            </w:tcBorders>
+            <w:vAlign w:val="center"/>
           </w:tcPr>
           <w:p>
             <w:pPr>
-              <w:spacing w:before="0" w:after="0" w:line="211" w:lineRule="auto"/>
-              <w:jc w:val="left"/>
+              <w:spacing w:after="0" w:line="211" w:lineRule="auto"/>
             </w:pPr>
-            <w:r/>
-            <w:r>
-              <w:rPr>
-                <w:rFonts w:ascii="Liberation Mono" w:hAnsi="Liberation Mono" w:eastAsia="Liberation Mono"/>
-                <w:b w:val="0"/>
-                <w:i w:val="0"/>
+            <w:proofErr w:type="spellStart"/>
+            <w:r>
+              <w:rPr>
+                <w:rFonts w:ascii="Liberation Mono" w:eastAsia="Liberation Mono" w:hAnsi="Liberation Mono"/>
                 <w:color w:val="252525"/>
                 <w:sz w:val="13"/>
               </w:rPr>
-              <w:t>db.Book.aggregate([</w:t>
+              <w:t>db.Book.aggregate</w:t>
+            </w:r>
+            <w:proofErr w:type="spellEnd"/>
+            <w:r>
+              <w:rPr>
+                <w:rFonts w:ascii="Liberation Mono" w:eastAsia="Liberation Mono" w:hAnsi="Liberation Mono"/>
+                <w:color w:val="252525"/>
+                <w:sz w:val="13"/>
+              </w:rPr>
+              <w:t>([</w:t>
             </w:r>
             <w:r>
               <w:br/>
             </w:r>
             <w:r>
               <w:rPr>
-                <w:rFonts w:ascii="Liberation Mono" w:hAnsi="Liberation Mono" w:eastAsia="Liberation Mono"/>
-                <w:b w:val="0"/>
-                <w:i w:val="0"/>
+                <w:rFonts w:ascii="Liberation Mono" w:eastAsia="Liberation Mono" w:hAnsi="Liberation Mono"/>
                 <w:color w:val="252525"/>
                 <w:sz w:val="13"/>
               </w:rPr>
@@ -3065,9 +3536,7 @@
             </w:r>
             <w:r>
               <w:rPr>
-                <w:rFonts w:ascii="Liberation Mono" w:hAnsi="Liberation Mono" w:eastAsia="Liberation Mono"/>
-                <w:b w:val="0"/>
-                <w:i w:val="0"/>
+                <w:rFonts w:ascii="Liberation Mono" w:eastAsia="Liberation Mono" w:hAnsi="Liberation Mono"/>
                 <w:color w:val="252525"/>
                 <w:sz w:val="13"/>
               </w:rPr>
@@ -3078,9 +3547,7 @@
             </w:r>
             <w:r>
               <w:rPr>
-                <w:rFonts w:ascii="Liberation Mono" w:hAnsi="Liberation Mono" w:eastAsia="Liberation Mono"/>
-                <w:b w:val="0"/>
-                <w:i w:val="0"/>
+                <w:rFonts w:ascii="Liberation Mono" w:eastAsia="Liberation Mono" w:hAnsi="Liberation Mono"/>
                 <w:color w:val="252525"/>
                 <w:sz w:val="13"/>
               </w:rPr>
@@ -3091,48 +3558,94 @@
             </w:r>
             <w:r>
               <w:rPr>
-                <w:rFonts w:ascii="Liberation Mono" w:hAnsi="Liberation Mono" w:eastAsia="Liberation Mono"/>
-                <w:b w:val="0"/>
-                <w:i w:val="0"/>
+                <w:rFonts w:ascii="Liberation Mono" w:eastAsia="Liberation Mono" w:hAnsi="Liberation Mono"/>
                 <w:color w:val="252525"/>
                 <w:sz w:val="13"/>
               </w:rPr>
-              <w:t xml:space="preserve">      numberOfBooks: { $sum: 1 },</w:t>
+              <w:t xml:space="preserve">      </w:t>
+            </w:r>
+            <w:proofErr w:type="spellStart"/>
+            <w:r>
+              <w:rPr>
+                <w:rFonts w:ascii="Liberation Mono" w:eastAsia="Liberation Mono" w:hAnsi="Liberation Mono"/>
+                <w:color w:val="252525"/>
+                <w:sz w:val="13"/>
+              </w:rPr>
+              <w:t>numberOfBooks</w:t>
+            </w:r>
+            <w:proofErr w:type="spellEnd"/>
+            <w:r>
+              <w:rPr>
+                <w:rFonts w:ascii="Liberation Mono" w:eastAsia="Liberation Mono" w:hAnsi="Liberation Mono"/>
+                <w:color w:val="252525"/>
+                <w:sz w:val="13"/>
+              </w:rPr>
+              <w:t>: { $sum: 1 },</w:t>
             </w:r>
             <w:r>
               <w:br/>
             </w:r>
             <w:r>
               <w:rPr>
-                <w:rFonts w:ascii="Liberation Mono" w:hAnsi="Liberation Mono" w:eastAsia="Liberation Mono"/>
-                <w:b w:val="0"/>
-                <w:i w:val="0"/>
+                <w:rFonts w:ascii="Liberation Mono" w:eastAsia="Liberation Mono" w:hAnsi="Liberation Mono"/>
                 <w:color w:val="252525"/>
                 <w:sz w:val="13"/>
               </w:rPr>
-              <w:t xml:space="preserve">      averageLoansPerBook: {</w:t>
+              <w:t xml:space="preserve">      </w:t>
+            </w:r>
+            <w:proofErr w:type="spellStart"/>
+            <w:r>
+              <w:rPr>
+                <w:rFonts w:ascii="Liberation Mono" w:eastAsia="Liberation Mono" w:hAnsi="Liberation Mono"/>
+                <w:color w:val="252525"/>
+                <w:sz w:val="13"/>
+              </w:rPr>
+              <w:t>averageLoansPerBook</w:t>
+            </w:r>
+            <w:proofErr w:type="spellEnd"/>
+            <w:r>
+              <w:rPr>
+                <w:rFonts w:ascii="Liberation Mono" w:eastAsia="Liberation Mono" w:hAnsi="Liberation Mono"/>
+                <w:color w:val="252525"/>
+                <w:sz w:val="13"/>
+              </w:rPr>
+              <w:t>: {</w:t>
             </w:r>
             <w:r>
               <w:br/>
             </w:r>
             <w:r>
               <w:rPr>
-                <w:rFonts w:ascii="Liberation Mono" w:hAnsi="Liberation Mono" w:eastAsia="Liberation Mono"/>
-                <w:b w:val="0"/>
-                <w:i w:val="0"/>
+                <w:rFonts w:ascii="Liberation Mono" w:eastAsia="Liberation Mono" w:hAnsi="Liberation Mono"/>
                 <w:color w:val="252525"/>
                 <w:sz w:val="13"/>
               </w:rPr>
-              <w:t xml:space="preserve">        $avg: "$totalLoanTransactions"</w:t>
+              <w:t xml:space="preserve">        $avg: "$</w:t>
+            </w:r>
+            <w:proofErr w:type="spellStart"/>
+            <w:r>
+              <w:rPr>
+                <w:rFonts w:ascii="Liberation Mono" w:eastAsia="Liberation Mono" w:hAnsi="Liberation Mono"/>
+                <w:color w:val="252525"/>
+                <w:sz w:val="13"/>
+              </w:rPr>
+              <w:t>totalLoanTransactions</w:t>
+            </w:r>
+            <w:proofErr w:type="spellEnd"/>
+            <w:r>
+              <w:rPr>
+                <w:rFonts w:ascii="Liberation Mono" w:eastAsia="Liberation Mono" w:hAnsi="Liberation Mono"/>
+                <w:color w:val="252525"/>
+                <w:sz w:val="13"/>
+              </w:rPr>
+              <w:t>"</w:t>
             </w:r>
             <w:r>
               <w:br/>
             </w:r>
             <w:r>
               <w:rPr>
-                <w:rFonts w:ascii="Liberation Mono" w:hAnsi="Liberation Mono" w:eastAsia="Liberation Mono"/>
-                <w:b w:val="0"/>
-                <w:i w:val="0"/>
+                <w:rFonts w:ascii="Liberation Mono" w:eastAsia="Liberation Mono" w:hAnsi="Liberation Mono"/>
                 <w:color w:val="252525"/>
                 <w:sz w:val="13"/>
               </w:rPr>
@@ -3143,9 +3656,7 @@
             </w:r>
             <w:r>
               <w:rPr>
-                <w:rFonts w:ascii="Liberation Mono" w:hAnsi="Liberation Mono" w:eastAsia="Liberation Mono"/>
-                <w:b w:val="0"/>
-                <w:i w:val="0"/>
+                <w:rFonts w:ascii="Liberation Mono" w:eastAsia="Liberation Mono" w:hAnsi="Liberation Mono"/>
                 <w:color w:val="252525"/>
                 <w:sz w:val="13"/>
               </w:rPr>
@@ -3156,9 +3667,7 @@
             </w:r>
             <w:r>
               <w:rPr>
-                <w:rFonts w:ascii="Liberation Mono" w:hAnsi="Liberation Mono" w:eastAsia="Liberation Mono"/>
-                <w:b w:val="0"/>
-                <w:i w:val="0"/>
+                <w:rFonts w:ascii="Liberation Mono" w:eastAsia="Liberation Mono" w:hAnsi="Liberation Mono"/>
                 <w:color w:val="252525"/>
                 <w:sz w:val="13"/>
               </w:rPr>
@@ -3169,9 +3678,7 @@
             </w:r>
             <w:r>
               <w:rPr>
-                <w:rFonts w:ascii="Liberation Mono" w:hAnsi="Liberation Mono" w:eastAsia="Liberation Mono"/>
-                <w:b w:val="0"/>
-                <w:i w:val="0"/>
+                <w:rFonts w:ascii="Liberation Mono" w:eastAsia="Liberation Mono" w:hAnsi="Liberation Mono"/>
                 <w:color w:val="252525"/>
                 <w:sz w:val="13"/>
               </w:rPr>
@@ -3182,9 +3689,7 @@
             </w:r>
             <w:r>
               <w:rPr>
-                <w:rFonts w:ascii="Liberation Mono" w:hAnsi="Liberation Mono" w:eastAsia="Liberation Mono"/>
-                <w:b w:val="0"/>
-                <w:i w:val="0"/>
+                <w:rFonts w:ascii="Liberation Mono" w:eastAsia="Liberation Mono" w:hAnsi="Liberation Mono"/>
                 <w:color w:val="252525"/>
                 <w:sz w:val="13"/>
               </w:rPr>
@@ -3195,35 +3700,101 @@
             </w:r>
             <w:r>
               <w:rPr>
-                <w:rFonts w:ascii="Liberation Mono" w:hAnsi="Liberation Mono" w:eastAsia="Liberation Mono"/>
-                <w:b w:val="0"/>
-                <w:i w:val="0"/>
+                <w:rFonts w:ascii="Liberation Mono" w:eastAsia="Liberation Mono" w:hAnsi="Liberation Mono"/>
                 <w:color w:val="252525"/>
                 <w:sz w:val="13"/>
               </w:rPr>
-              <w:t xml:space="preserve">      numberOfBooks: { $gt: 50 },</w:t>
+              <w:t xml:space="preserve">      </w:t>
+            </w:r>
+            <w:proofErr w:type="spellStart"/>
+            <w:r>
+              <w:rPr>
+                <w:rFonts w:ascii="Liberation Mono" w:eastAsia="Liberation Mono" w:hAnsi="Liberation Mono"/>
+                <w:color w:val="252525"/>
+                <w:sz w:val="13"/>
+              </w:rPr>
+              <w:t>numberOfBooks</w:t>
+            </w:r>
+            <w:proofErr w:type="spellEnd"/>
+            <w:r>
+              <w:rPr>
+                <w:rFonts w:ascii="Liberation Mono" w:eastAsia="Liberation Mono" w:hAnsi="Liberation Mono"/>
+                <w:color w:val="252525"/>
+                <w:sz w:val="13"/>
+              </w:rPr>
+              <w:t>: { $</w:t>
+            </w:r>
+            <w:proofErr w:type="spellStart"/>
+            <w:r>
+              <w:rPr>
+                <w:rFonts w:ascii="Liberation Mono" w:eastAsia="Liberation Mono" w:hAnsi="Liberation Mono"/>
+                <w:color w:val="252525"/>
+                <w:sz w:val="13"/>
+              </w:rPr>
+              <w:t>gt</w:t>
+            </w:r>
+            <w:proofErr w:type="spellEnd"/>
+            <w:r>
+              <w:rPr>
+                <w:rFonts w:ascii="Liberation Mono" w:eastAsia="Liberation Mono" w:hAnsi="Liberation Mono"/>
+                <w:color w:val="252525"/>
+                <w:sz w:val="13"/>
+              </w:rPr>
+              <w:t>: 50 },</w:t>
             </w:r>
             <w:r>
               <w:br/>
             </w:r>
             <w:r>
               <w:rPr>
-                <w:rFonts w:ascii="Liberation Mono" w:hAnsi="Liberation Mono" w:eastAsia="Liberation Mono"/>
-                <w:b w:val="0"/>
-                <w:i w:val="0"/>
+                <w:rFonts w:ascii="Liberation Mono" w:eastAsia="Liberation Mono" w:hAnsi="Liberation Mono"/>
                 <w:color w:val="252525"/>
                 <w:sz w:val="13"/>
               </w:rPr>
-              <w:t xml:space="preserve">      averageLoansPerBook: { $gt: 70 }</w:t>
+              <w:t xml:space="preserve">      </w:t>
+            </w:r>
+            <w:proofErr w:type="spellStart"/>
+            <w:r>
+              <w:rPr>
+                <w:rFonts w:ascii="Liberation Mono" w:eastAsia="Liberation Mono" w:hAnsi="Liberation Mono"/>
+                <w:color w:val="252525"/>
+                <w:sz w:val="13"/>
+              </w:rPr>
+              <w:t>averageLoansPerBook</w:t>
+            </w:r>
+            <w:proofErr w:type="spellEnd"/>
+            <w:r>
+              <w:rPr>
+                <w:rFonts w:ascii="Liberation Mono" w:eastAsia="Liberation Mono" w:hAnsi="Liberation Mono"/>
+                <w:color w:val="252525"/>
+                <w:sz w:val="13"/>
+              </w:rPr>
+              <w:t>: { $</w:t>
+            </w:r>
+            <w:proofErr w:type="spellStart"/>
+            <w:r>
+              <w:rPr>
+                <w:rFonts w:ascii="Liberation Mono" w:eastAsia="Liberation Mono" w:hAnsi="Liberation Mono"/>
+                <w:color w:val="252525"/>
+                <w:sz w:val="13"/>
+              </w:rPr>
+              <w:t>gt</w:t>
+            </w:r>
+            <w:proofErr w:type="spellEnd"/>
+            <w:r>
+              <w:rPr>
+                <w:rFonts w:ascii="Liberation Mono" w:eastAsia="Liberation Mono" w:hAnsi="Liberation Mono"/>
+                <w:color w:val="252525"/>
+                <w:sz w:val="13"/>
+              </w:rPr>
+              <w:t>: 70 }</w:t>
             </w:r>
             <w:r>
               <w:br/>
             </w:r>
             <w:r>
               <w:rPr>
-                <w:rFonts w:ascii="Liberation Mono" w:hAnsi="Liberation Mono" w:eastAsia="Liberation Mono"/>
-                <w:b w:val="0"/>
-                <w:i w:val="0"/>
+                <w:rFonts w:ascii="Liberation Mono" w:eastAsia="Liberation Mono" w:hAnsi="Liberation Mono"/>
                 <w:color w:val="252525"/>
                 <w:sz w:val="13"/>
               </w:rPr>
@@ -3234,9 +3805,7 @@
             </w:r>
             <w:r>
               <w:rPr>
-                <w:rFonts w:ascii="Liberation Mono" w:hAnsi="Liberation Mono" w:eastAsia="Liberation Mono"/>
-                <w:b w:val="0"/>
-                <w:i w:val="0"/>
+                <w:rFonts w:ascii="Liberation Mono" w:eastAsia="Liberation Mono" w:hAnsi="Liberation Mono"/>
                 <w:color w:val="252525"/>
                 <w:sz w:val="13"/>
               </w:rPr>
@@ -3247,9 +3816,7 @@
             </w:r>
             <w:r>
               <w:rPr>
-                <w:rFonts w:ascii="Liberation Mono" w:hAnsi="Liberation Mono" w:eastAsia="Liberation Mono"/>
-                <w:b w:val="0"/>
-                <w:i w:val="0"/>
+                <w:rFonts w:ascii="Liberation Mono" w:eastAsia="Liberation Mono" w:hAnsi="Liberation Mono"/>
                 <w:color w:val="252525"/>
                 <w:sz w:val="13"/>
               </w:rPr>
@@ -3260,9 +3827,7 @@
             </w:r>
             <w:r>
               <w:rPr>
-                <w:rFonts w:ascii="Liberation Mono" w:hAnsi="Liberation Mono" w:eastAsia="Liberation Mono"/>
-                <w:b w:val="0"/>
-                <w:i w:val="0"/>
+                <w:rFonts w:ascii="Liberation Mono" w:eastAsia="Liberation Mono" w:hAnsi="Liberation Mono"/>
                 <w:color w:val="252525"/>
                 <w:sz w:val="13"/>
               </w:rPr>
@@ -3273,9 +3838,7 @@
             </w:r>
             <w:r>
               <w:rPr>
-                <w:rFonts w:ascii="Liberation Mono" w:hAnsi="Liberation Mono" w:eastAsia="Liberation Mono"/>
-                <w:b w:val="0"/>
-                <w:i w:val="0"/>
+                <w:rFonts w:ascii="Liberation Mono" w:eastAsia="Liberation Mono" w:hAnsi="Liberation Mono"/>
                 <w:color w:val="252525"/>
                 <w:sz w:val="13"/>
               </w:rPr>
@@ -3286,9 +3849,7 @@
             </w:r>
             <w:r>
               <w:rPr>
-                <w:rFonts w:ascii="Liberation Mono" w:hAnsi="Liberation Mono" w:eastAsia="Liberation Mono"/>
-                <w:b w:val="0"/>
-                <w:i w:val="0"/>
+                <w:rFonts w:ascii="Liberation Mono" w:eastAsia="Liberation Mono" w:hAnsi="Liberation Mono"/>
                 <w:color w:val="252525"/>
                 <w:sz w:val="13"/>
               </w:rPr>
@@ -3299,48 +3860,94 @@
             </w:r>
             <w:r>
               <w:rPr>
-                <w:rFonts w:ascii="Liberation Mono" w:hAnsi="Liberation Mono" w:eastAsia="Liberation Mono"/>
-                <w:b w:val="0"/>
-                <w:i w:val="0"/>
+                <w:rFonts w:ascii="Liberation Mono" w:eastAsia="Liberation Mono" w:hAnsi="Liberation Mono"/>
                 <w:color w:val="252525"/>
                 <w:sz w:val="13"/>
               </w:rPr>
-              <w:t xml:space="preserve">      numberOfBooks: 1,</w:t>
+              <w:t xml:space="preserve">      </w:t>
+            </w:r>
+            <w:proofErr w:type="spellStart"/>
+            <w:r>
+              <w:rPr>
+                <w:rFonts w:ascii="Liberation Mono" w:eastAsia="Liberation Mono" w:hAnsi="Liberation Mono"/>
+                <w:color w:val="252525"/>
+                <w:sz w:val="13"/>
+              </w:rPr>
+              <w:t>numberOfBooks</w:t>
+            </w:r>
+            <w:proofErr w:type="spellEnd"/>
+            <w:r>
+              <w:rPr>
+                <w:rFonts w:ascii="Liberation Mono" w:eastAsia="Liberation Mono" w:hAnsi="Liberation Mono"/>
+                <w:color w:val="252525"/>
+                <w:sz w:val="13"/>
+              </w:rPr>
+              <w:t>: 1,</w:t>
             </w:r>
             <w:r>
               <w:br/>
             </w:r>
             <w:r>
               <w:rPr>
-                <w:rFonts w:ascii="Liberation Mono" w:hAnsi="Liberation Mono" w:eastAsia="Liberation Mono"/>
-                <w:b w:val="0"/>
-                <w:i w:val="0"/>
+                <w:rFonts w:ascii="Liberation Mono" w:eastAsia="Liberation Mono" w:hAnsi="Liberation Mono"/>
                 <w:color w:val="252525"/>
                 <w:sz w:val="13"/>
               </w:rPr>
-              <w:t xml:space="preserve">      averageLoansPerBook: {</w:t>
+              <w:t xml:space="preserve">      </w:t>
+            </w:r>
+            <w:proofErr w:type="spellStart"/>
+            <w:r>
+              <w:rPr>
+                <w:rFonts w:ascii="Liberation Mono" w:eastAsia="Liberation Mono" w:hAnsi="Liberation Mono"/>
+                <w:color w:val="252525"/>
+                <w:sz w:val="13"/>
+              </w:rPr>
+              <w:t>averageLoansPerBook</w:t>
+            </w:r>
+            <w:proofErr w:type="spellEnd"/>
+            <w:r>
+              <w:rPr>
+                <w:rFonts w:ascii="Liberation Mono" w:eastAsia="Liberation Mono" w:hAnsi="Liberation Mono"/>
+                <w:color w:val="252525"/>
+                <w:sz w:val="13"/>
+              </w:rPr>
+              <w:t>: {</w:t>
             </w:r>
             <w:r>
               <w:br/>
             </w:r>
             <w:r>
               <w:rPr>
-                <w:rFonts w:ascii="Liberation Mono" w:hAnsi="Liberation Mono" w:eastAsia="Liberation Mono"/>
-                <w:b w:val="0"/>
-                <w:i w:val="0"/>
+                <w:rFonts w:ascii="Liberation Mono" w:eastAsia="Liberation Mono" w:hAnsi="Liberation Mono"/>
                 <w:color w:val="252525"/>
                 <w:sz w:val="13"/>
               </w:rPr>
-              <w:t xml:space="preserve">        $round: ["$averageLoansPerBook", 2]</w:t>
+              <w:t xml:space="preserve">        $round: ["$</w:t>
+            </w:r>
+            <w:proofErr w:type="spellStart"/>
+            <w:r>
+              <w:rPr>
+                <w:rFonts w:ascii="Liberation Mono" w:eastAsia="Liberation Mono" w:hAnsi="Liberation Mono"/>
+                <w:color w:val="252525"/>
+                <w:sz w:val="13"/>
+              </w:rPr>
+              <w:t>averageLoansPerBook</w:t>
+            </w:r>
+            <w:proofErr w:type="spellEnd"/>
+            <w:r>
+              <w:rPr>
+                <w:rFonts w:ascii="Liberation Mono" w:eastAsia="Liberation Mono" w:hAnsi="Liberation Mono"/>
+                <w:color w:val="252525"/>
+                <w:sz w:val="13"/>
+              </w:rPr>
+              <w:t>", 2]</w:t>
             </w:r>
             <w:r>
               <w:br/>
             </w:r>
             <w:r>
               <w:rPr>
-                <w:rFonts w:ascii="Liberation Mono" w:hAnsi="Liberation Mono" w:eastAsia="Liberation Mono"/>
-                <w:b w:val="0"/>
-                <w:i w:val="0"/>
+                <w:rFonts w:ascii="Liberation Mono" w:eastAsia="Liberation Mono" w:hAnsi="Liberation Mono"/>
                 <w:color w:val="252525"/>
                 <w:sz w:val="13"/>
               </w:rPr>
@@ -3351,9 +3958,7 @@
             </w:r>
             <w:r>
               <w:rPr>
-                <w:rFonts w:ascii="Liberation Mono" w:hAnsi="Liberation Mono" w:eastAsia="Liberation Mono"/>
-                <w:b w:val="0"/>
-                <w:i w:val="0"/>
+                <w:rFonts w:ascii="Liberation Mono" w:eastAsia="Liberation Mono" w:hAnsi="Liberation Mono"/>
                 <w:color w:val="252525"/>
                 <w:sz w:val="13"/>
               </w:rPr>
@@ -3364,9 +3969,7 @@
             </w:r>
             <w:r>
               <w:rPr>
-                <w:rFonts w:ascii="Liberation Mono" w:hAnsi="Liberation Mono" w:eastAsia="Liberation Mono"/>
-                <w:b w:val="0"/>
-                <w:i w:val="0"/>
+                <w:rFonts w:ascii="Liberation Mono" w:eastAsia="Liberation Mono" w:hAnsi="Liberation Mono"/>
                 <w:color w:val="252525"/>
                 <w:sz w:val="13"/>
               </w:rPr>
@@ -3377,100 +3980,89 @@
             </w:r>
             <w:r>
               <w:rPr>
-                <w:rFonts w:ascii="Liberation Mono" w:hAnsi="Liberation Mono" w:eastAsia="Liberation Mono"/>
-                <w:b w:val="0"/>
-                <w:i w:val="0"/>
+                <w:rFonts w:ascii="Liberation Mono" w:eastAsia="Liberation Mono" w:hAnsi="Liberation Mono"/>
                 <w:color w:val="252525"/>
                 <w:sz w:val="13"/>
               </w:rPr>
-              <w:t xml:space="preserve">  { $sort: { averageLoansPerBook: -1, genre: 1 } }</w:t>
+              <w:t xml:space="preserve">  { $sort: { </w:t>
+            </w:r>
+            <w:proofErr w:type="spellStart"/>
+            <w:r>
+              <w:rPr>
+                <w:rFonts w:ascii="Liberation Mono" w:eastAsia="Liberation Mono" w:hAnsi="Liberation Mono"/>
+                <w:color w:val="252525"/>
+                <w:sz w:val="13"/>
+              </w:rPr>
+              <w:t>averageLoansPerBook</w:t>
+            </w:r>
+            <w:proofErr w:type="spellEnd"/>
+            <w:r>
+              <w:rPr>
+                <w:rFonts w:ascii="Liberation Mono" w:eastAsia="Liberation Mono" w:hAnsi="Liberation Mono"/>
+                <w:color w:val="252525"/>
+                <w:sz w:val="13"/>
+              </w:rPr>
+              <w:t>: -1, genre: 1 } }</w:t>
             </w:r>
             <w:r>
               <w:br/>
             </w:r>
             <w:r>
               <w:rPr>
-                <w:rFonts w:ascii="Liberation Mono" w:hAnsi="Liberation Mono" w:eastAsia="Liberation Mono"/>
-                <w:b w:val="0"/>
-                <w:i w:val="0"/>
+                <w:rFonts w:ascii="Liberation Mono" w:eastAsia="Liberation Mono" w:hAnsi="Liberation Mono"/>
                 <w:color w:val="252525"/>
                 <w:sz w:val="13"/>
               </w:rPr>
-              <w:t>]).toArray()</w:t>
+              <w:t>]).</w:t>
+            </w:r>
+            <w:proofErr w:type="spellStart"/>
+            <w:r>
+              <w:rPr>
+                <w:rFonts w:ascii="Liberation Mono" w:eastAsia="Liberation Mono" w:hAnsi="Liberation Mono"/>
+                <w:color w:val="252525"/>
+                <w:sz w:val="13"/>
+              </w:rPr>
+              <w:t>toArray</w:t>
+            </w:r>
+            <w:proofErr w:type="spellEnd"/>
+            <w:r>
+              <w:rPr>
+                <w:rFonts w:ascii="Liberation Mono" w:eastAsia="Liberation Mono" w:hAnsi="Liberation Mono"/>
+                <w:color w:val="252525"/>
+                <w:sz w:val="13"/>
+              </w:rPr>
+              <w:t>()</w:t>
             </w:r>
           </w:p>
         </w:tc>
         <w:tc>
           <w:tcPr>
             <w:tcW w:w="4636" w:type="dxa"/>
-            <w:shd w:fill="EEF8E5" w:val="clear"/>
-            <w:vAlign w:val="center"/>
+            <w:tcBorders>
+              <w:top w:val="single" w:sz="5" w:space="0" w:color="8D7B9B"/>
+              <w:left w:val="single" w:sz="5" w:space="0" w:color="8D7B9B"/>
+              <w:bottom w:val="single" w:sz="5" w:space="0" w:color="8D7B9B"/>
+              <w:right w:val="single" w:sz="5" w:space="0" w:color="8D7B9B"/>
+            </w:tcBorders>
+            <w:shd w:val="clear" w:color="auto" w:fill="EEF8E5"/>
             <w:tcMar>
               <w:top w:w="70" w:type="dxa"/>
-              <w:start w:w="90" w:type="dxa"/>
+              <w:left w:w="90" w:type="dxa"/>
               <w:bottom w:w="70" w:type="dxa"/>
-              <w:end w:w="90" w:type="dxa"/>
+              <w:right w:w="90" w:type="dxa"/>
             </w:tcMar>
-            <w:tcBorders>
-              <w:top w:val="single" w:sz="5" w:color="8D7B9B"/>
-              <w:bottom w:val="single" w:sz="5" w:color="8D7B9B"/>
-              <w:start w:val="single" w:sz="5" w:color="8D7B9B"/>
-              <w:end w:val="single" w:sz="5" w:color="8D7B9B"/>
-            </w:tcBorders>
+            <w:vAlign w:val="center"/>
           </w:tcPr>
           <w:p>
             <w:pPr>
-              <w:spacing w:before="0" w:after="0" w:line="226" w:lineRule="auto"/>
-              <w:jc w:val="left"/>
+              <w:spacing w:after="0" w:line="226" w:lineRule="auto"/>
             </w:pPr>
-            <w:r/>
-            <w:r>
-              <w:rPr>
-                <w:rFonts w:ascii="Carlito" w:hAnsi="Carlito" w:eastAsia="Carlito"/>
-                <w:b w:val="0"/>
-                <w:i w:val="0"/>
-                <w:color w:val="252525"/>
-                <w:sz w:val="16"/>
-              </w:rPr>
-              <w:t>mongosh output:</w:t>
-            </w:r>
-            <w:r>
-              <w:br/>
-            </w:r>
-            <w:r>
-              <w:rPr>
-                <w:rFonts w:ascii="Carlito" w:hAnsi="Carlito" w:eastAsia="Carlito"/>
-                <w:b w:val="0"/>
-                <w:i w:val="0"/>
-                <w:color w:val="252525"/>
-                <w:sz w:val="16"/>
-              </w:rPr>
-              <w:t>[]</w:t>
-            </w:r>
-            <w:r>
-              <w:br/>
-            </w:r>
-            <w:r>
-              <w:rPr>
-                <w:rFonts w:ascii="Carlito" w:hAnsi="Carlito" w:eastAsia="Carlito"/>
-                <w:b w:val="0"/>
-                <w:i w:val="0"/>
-                <w:color w:val="252525"/>
-                <w:sz w:val="16"/>
-              </w:rPr>
-            </w:r>
-            <w:r>
-              <w:br/>
-            </w:r>
-            <w:r>
-              <w:rPr>
-                <w:rFonts w:ascii="Carlito" w:hAnsi="Carlito" w:eastAsia="Carlito"/>
-                <w:b w:val="0"/>
-                <w:i w:val="0"/>
-                <w:color w:val="252525"/>
-                <w:sz w:val="16"/>
-              </w:rPr>
-              <w:t>No genre satisfies both filters. The group analysis shows that Research Journal, the largest genre, has 96 books and 2,093 loans (21.8 loans per book), which is well below the required average of more than 70.</w:t>
+            <w:r>
+              <w:rPr>
+                <w:rFonts w:ascii="Carlito" w:eastAsia="Carlito" w:hAnsi="Carlito"/>
+                <w:color w:val="252525"/>
+              </w:rPr>
+              <w:t>None</w:t>
             </w:r>
           </w:p>
         </w:tc>
@@ -3504,12 +4096,11 @@
       <w:pPr>
         <w:pStyle w:val="ListParagraph"/>
         <w:keepNext/>
-        <w:widowControl/>
         <w:numPr>
           <w:ilvl w:val="0"/>
           <w:numId w:val="45"/>
         </w:numPr>
-        <w:spacing w:before="0" w:after="40" w:line="240" w:lineRule="auto"/>
+        <w:spacing w:after="40" w:line="240" w:lineRule="auto"/>
         <w:rPr>
           <w:b/>
           <w:bCs/>
@@ -3517,11 +4108,12 @@
       </w:pPr>
       <w:r>
         <w:rPr>
-          <w:rFonts w:ascii="Carlito" w:hAnsi="Carlito" w:eastAsia="Carlito"/>
+          <w:rFonts w:ascii="Carlito" w:eastAsia="Carlito" w:hAnsi="Carlito"/>
           <w:b/>
           <w:color w:val="252525"/>
           <w:sz w:val="21"/>
         </w:rPr>
+        <w:lastRenderedPageBreak/>
         <w:t>Individual report</w:t>
       </w:r>
     </w:p>
@@ -3530,12 +4122,6 @@
         <w:pStyle w:val="ReportTitle"/>
       </w:pPr>
       <w:r>
-        <w:rPr>
-          <w:rFonts w:ascii="Carlito" w:hAnsi="Carlito" w:eastAsia="Carlito"/>
-          <w:b/>
-          <w:color w:val="4B2A63"/>
-          <w:sz w:val="36"/>
-        </w:rPr>
         <w:t>Rerunnable Incremental ETL with Watermarks</w:t>
       </w:r>
     </w:p>
@@ -3544,59 +4130,56 @@
         <w:pStyle w:val="ReportSubtitle"/>
       </w:pPr>
       <w:r>
-        <w:rPr>
-          <w:rFonts w:ascii="Carlito" w:hAnsi="Carlito" w:eastAsia="Carlito"/>
-          <w:i/>
-          <w:color w:val="666666"/>
-          <w:sz w:val="21"/>
-        </w:rPr>
-        <w:t>Fixed batch boundaries, overlap windows and idempotent upserts</w:t>
+        <w:t xml:space="preserve">Fixed batch boundaries, overlap windows and idempotent </w:t>
       </w:r>
+      <w:proofErr w:type="spellStart"/>
+      <w:r>
+        <w:t>upserts</w:t>
+      </w:r>
+      <w:proofErr w:type="spellEnd"/>
     </w:p>
     <w:tbl>
       <w:tblPr>
-        <w:tblW w:type="auto" w:w="0"/>
+        <w:tblW w:w="0" w:type="auto"/>
         <w:jc w:val="center"/>
-        <w:tblLook w:firstColumn="1" w:firstRow="1" w:lastColumn="0" w:lastRow="0" w:noHBand="0" w:noVBand="1" w:val="04A0"/>
         <w:tblLayout w:type="fixed"/>
+        <w:tblLook w:val="04A0" w:firstRow="1" w:lastRow="0" w:firstColumn="1" w:lastColumn="0" w:noHBand="0" w:noVBand="1"/>
       </w:tblPr>
       <w:tblGrid>
-        <w:gridCol w:w="4874"/>
-        <w:gridCol w:w="4874"/>
+        <w:gridCol w:w="1800"/>
+        <w:gridCol w:w="8136"/>
       </w:tblGrid>
       <w:tr>
         <w:trPr>
           <w:cantSplit/>
+          <w:jc w:val="center"/>
         </w:trPr>
         <w:tc>
           <w:tcPr>
-            <w:tcW w:type="dxa" w:w="1800"/>
-            <w:vAlign w:val="center"/>
+            <w:tcW w:w="1800" w:type="dxa"/>
+            <w:tcBorders>
+              <w:top w:val="single" w:sz="5" w:space="0" w:color="D7D9DE"/>
+              <w:left w:val="single" w:sz="5" w:space="0" w:color="D7D9DE"/>
+              <w:bottom w:val="single" w:sz="5" w:space="0" w:color="D7D9DE"/>
+              <w:right w:val="single" w:sz="5" w:space="0" w:color="D7D9DE"/>
+            </w:tcBorders>
+            <w:shd w:val="clear" w:color="auto" w:fill="F2ECF7"/>
             <w:tcMar>
               <w:top w:w="70" w:type="dxa"/>
-              <w:start w:w="90" w:type="dxa"/>
+              <w:left w:w="90" w:type="dxa"/>
               <w:bottom w:w="70" w:type="dxa"/>
-              <w:end w:w="90" w:type="dxa"/>
+              <w:right w:w="90" w:type="dxa"/>
             </w:tcMar>
-            <w:shd w:fill="F2ECF7" w:val="clear"/>
-            <w:tcBorders>
-              <w:top w:val="single" w:sz="5" w:color="D7D9DE"/>
-              <w:bottom w:val="single" w:sz="5" w:color="D7D9DE"/>
-              <w:start w:val="single" w:sz="5" w:color="D7D9DE"/>
-              <w:end w:val="single" w:sz="5" w:color="D7D9DE"/>
-            </w:tcBorders>
+            <w:vAlign w:val="center"/>
           </w:tcPr>
           <w:p>
             <w:pPr>
-              <w:spacing w:before="0" w:after="0" w:line="240" w:lineRule="auto"/>
-              <w:jc w:val="left"/>
+              <w:spacing w:after="0" w:line="240" w:lineRule="auto"/>
             </w:pPr>
-            <w:r/>
-            <w:r>
-              <w:rPr>
-                <w:rFonts w:ascii="Carlito" w:hAnsi="Carlito" w:eastAsia="Carlito"/>
+            <w:r>
+              <w:rPr>
+                <w:rFonts w:ascii="Carlito" w:eastAsia="Carlito" w:hAnsi="Carlito"/>
                 <w:b/>
-                <w:i w:val="0"/>
                 <w:color w:val="4B2A63"/>
                 <w:sz w:val="19"/>
               </w:rPr>
@@ -3606,32 +4189,28 @@
         </w:tc>
         <w:tc>
           <w:tcPr>
-            <w:tcW w:type="dxa" w:w="8136"/>
-            <w:vAlign w:val="center"/>
+            <w:tcW w:w="8136" w:type="dxa"/>
+            <w:tcBorders>
+              <w:top w:val="single" w:sz="5" w:space="0" w:color="D7D9DE"/>
+              <w:left w:val="single" w:sz="5" w:space="0" w:color="D7D9DE"/>
+              <w:bottom w:val="single" w:sz="5" w:space="0" w:color="D7D9DE"/>
+              <w:right w:val="single" w:sz="5" w:space="0" w:color="D7D9DE"/>
+            </w:tcBorders>
             <w:tcMar>
               <w:top w:w="70" w:type="dxa"/>
-              <w:start w:w="90" w:type="dxa"/>
+              <w:left w:w="90" w:type="dxa"/>
               <w:bottom w:w="70" w:type="dxa"/>
-              <w:end w:w="90" w:type="dxa"/>
+              <w:right w:w="90" w:type="dxa"/>
             </w:tcMar>
-            <w:tcBorders>
-              <w:top w:val="single" w:sz="5" w:color="D7D9DE"/>
-              <w:bottom w:val="single" w:sz="5" w:color="D7D9DE"/>
-              <w:start w:val="single" w:sz="5" w:color="D7D9DE"/>
-              <w:end w:val="single" w:sz="5" w:color="D7D9DE"/>
-            </w:tcBorders>
+            <w:vAlign w:val="center"/>
           </w:tcPr>
           <w:p>
             <w:pPr>
-              <w:spacing w:before="0" w:after="0" w:line="240" w:lineRule="auto"/>
-              <w:jc w:val="left"/>
+              <w:spacing w:after="0" w:line="240" w:lineRule="auto"/>
             </w:pPr>
-            <w:r/>
-            <w:r>
-              <w:rPr>
-                <w:rFonts w:ascii="Carlito" w:hAnsi="Carlito" w:eastAsia="Carlito"/>
-                <w:b w:val="0"/>
-                <w:i w:val="0"/>
+            <w:r>
+              <w:rPr>
+                <w:rFonts w:ascii="Carlito" w:eastAsia="Carlito" w:hAnsi="Carlito"/>
                 <w:color w:val="252525"/>
                 <w:sz w:val="19"/>
               </w:rPr>
@@ -3643,36 +4222,34 @@
       <w:tr>
         <w:trPr>
           <w:cantSplit/>
+          <w:jc w:val="center"/>
         </w:trPr>
         <w:tc>
           <w:tcPr>
-            <w:tcW w:type="dxa" w:w="1800"/>
-            <w:vAlign w:val="center"/>
+            <w:tcW w:w="1800" w:type="dxa"/>
+            <w:tcBorders>
+              <w:top w:val="single" w:sz="5" w:space="0" w:color="D7D9DE"/>
+              <w:left w:val="single" w:sz="5" w:space="0" w:color="D7D9DE"/>
+              <w:bottom w:val="single" w:sz="5" w:space="0" w:color="D7D9DE"/>
+              <w:right w:val="single" w:sz="5" w:space="0" w:color="D7D9DE"/>
+            </w:tcBorders>
+            <w:shd w:val="clear" w:color="auto" w:fill="F2ECF7"/>
             <w:tcMar>
               <w:top w:w="70" w:type="dxa"/>
-              <w:start w:w="90" w:type="dxa"/>
+              <w:left w:w="90" w:type="dxa"/>
               <w:bottom w:w="70" w:type="dxa"/>
-              <w:end w:w="90" w:type="dxa"/>
+              <w:right w:w="90" w:type="dxa"/>
             </w:tcMar>
-            <w:shd w:fill="F2ECF7" w:val="clear"/>
-            <w:tcBorders>
-              <w:top w:val="single" w:sz="5" w:color="D7D9DE"/>
-              <w:bottom w:val="single" w:sz="5" w:color="D7D9DE"/>
-              <w:start w:val="single" w:sz="5" w:color="D7D9DE"/>
-              <w:end w:val="single" w:sz="5" w:color="D7D9DE"/>
-            </w:tcBorders>
+            <w:vAlign w:val="center"/>
           </w:tcPr>
           <w:p>
             <w:pPr>
-              <w:spacing w:before="0" w:after="0" w:line="240" w:lineRule="auto"/>
-              <w:jc w:val="left"/>
+              <w:spacing w:after="0" w:line="240" w:lineRule="auto"/>
             </w:pPr>
-            <w:r/>
-            <w:r>
-              <w:rPr>
-                <w:rFonts w:ascii="Carlito" w:hAnsi="Carlito" w:eastAsia="Carlito"/>
+            <w:r>
+              <w:rPr>
+                <w:rFonts w:ascii="Carlito" w:eastAsia="Carlito" w:hAnsi="Carlito"/>
                 <w:b/>
-                <w:i w:val="0"/>
                 <w:color w:val="4B2A63"/>
                 <w:sz w:val="19"/>
               </w:rPr>
@@ -3682,32 +4259,28 @@
         </w:tc>
         <w:tc>
           <w:tcPr>
-            <w:tcW w:type="dxa" w:w="8136"/>
-            <w:vAlign w:val="center"/>
+            <w:tcW w:w="8136" w:type="dxa"/>
+            <w:tcBorders>
+              <w:top w:val="single" w:sz="5" w:space="0" w:color="D7D9DE"/>
+              <w:left w:val="single" w:sz="5" w:space="0" w:color="D7D9DE"/>
+              <w:bottom w:val="single" w:sz="5" w:space="0" w:color="D7D9DE"/>
+              <w:right w:val="single" w:sz="5" w:space="0" w:color="D7D9DE"/>
+            </w:tcBorders>
             <w:tcMar>
               <w:top w:w="70" w:type="dxa"/>
-              <w:start w:w="90" w:type="dxa"/>
+              <w:left w:w="90" w:type="dxa"/>
               <w:bottom w:w="70" w:type="dxa"/>
-              <w:end w:w="90" w:type="dxa"/>
+              <w:right w:w="90" w:type="dxa"/>
             </w:tcMar>
-            <w:tcBorders>
-              <w:top w:val="single" w:sz="5" w:color="D7D9DE"/>
-              <w:bottom w:val="single" w:sz="5" w:color="D7D9DE"/>
-              <w:start w:val="single" w:sz="5" w:color="D7D9DE"/>
-              <w:end w:val="single" w:sz="5" w:color="D7D9DE"/>
-            </w:tcBorders>
+            <w:vAlign w:val="center"/>
           </w:tcPr>
           <w:p>
             <w:pPr>
-              <w:spacing w:before="0" w:after="0" w:line="240" w:lineRule="auto"/>
-              <w:jc w:val="left"/>
+              <w:spacing w:after="0" w:line="240" w:lineRule="auto"/>
             </w:pPr>
-            <w:r/>
-            <w:r>
-              <w:rPr>
-                <w:rFonts w:ascii="Carlito" w:hAnsi="Carlito" w:eastAsia="Carlito"/>
-                <w:b w:val="0"/>
-                <w:i w:val="0"/>
+            <w:r>
+              <w:rPr>
+                <w:rFonts w:ascii="Carlito" w:eastAsia="Carlito" w:hAnsi="Carlito"/>
                 <w:color w:val="252525"/>
                 <w:sz w:val="19"/>
               </w:rPr>
@@ -3724,43 +4297,43 @@
     </w:p>
     <w:tbl>
       <w:tblPr>
-        <w:tblW w:type="auto" w:w="0"/>
+        <w:tblW w:w="0" w:type="auto"/>
         <w:jc w:val="center"/>
-        <w:tblLook w:firstColumn="1" w:firstRow="1" w:lastColumn="0" w:lastRow="0" w:noHBand="0" w:noVBand="1" w:val="04A0"/>
         <w:tblLayout w:type="fixed"/>
+        <w:tblLook w:val="04A0" w:firstRow="1" w:lastRow="0" w:firstColumn="1" w:lastColumn="0" w:noHBand="0" w:noVBand="1"/>
       </w:tblPr>
       <w:tblGrid>
-        <w:gridCol w:w="9749"/>
+        <w:gridCol w:w="9936"/>
       </w:tblGrid>
       <w:tr>
         <w:trPr>
           <w:cantSplit/>
+          <w:jc w:val="center"/>
         </w:trPr>
         <w:tc>
           <w:tcPr>
-            <w:tcW w:type="dxa" w:w="9936"/>
-            <w:shd w:fill="EEF8E5" w:val="clear"/>
+            <w:tcW w:w="9936" w:type="dxa"/>
             <w:tcBorders>
-              <w:top w:val="single" w:sz="10" w:color="5D8F2B"/>
-              <w:bottom w:val="single" w:sz="10" w:color="5D8F2B"/>
-              <w:start w:val="single" w:sz="10" w:color="5D8F2B"/>
-              <w:end w:val="single" w:sz="10" w:color="5D8F2B"/>
+              <w:top w:val="single" w:sz="10" w:space="0" w:color="5D8F2B"/>
+              <w:left w:val="single" w:sz="10" w:space="0" w:color="5D8F2B"/>
+              <w:bottom w:val="single" w:sz="10" w:space="0" w:color="5D8F2B"/>
+              <w:right w:val="single" w:sz="10" w:space="0" w:color="5D8F2B"/>
             </w:tcBorders>
+            <w:shd w:val="clear" w:color="auto" w:fill="EEF8E5"/>
             <w:tcMar>
               <w:top w:w="80" w:type="dxa"/>
-              <w:start w:w="100" w:type="dxa"/>
+              <w:left w:w="100" w:type="dxa"/>
               <w:bottom w:w="80" w:type="dxa"/>
-              <w:end w:w="100" w:type="dxa"/>
+              <w:right w:w="100" w:type="dxa"/>
             </w:tcMar>
           </w:tcPr>
           <w:p>
             <w:pPr>
               <w:spacing w:after="0" w:line="240" w:lineRule="auto"/>
             </w:pPr>
-            <w:r/>
-            <w:r>
-              <w:rPr>
-                <w:rFonts w:ascii="Carlito" w:hAnsi="Carlito" w:eastAsia="Carlito"/>
+            <w:r>
+              <w:rPr>
+                <w:rFonts w:ascii="Carlito" w:eastAsia="Carlito" w:hAnsi="Carlito"/>
                 <w:b/>
                 <w:color w:val="5D8F2B"/>
                 <w:sz w:val="21"/>
@@ -3769,7 +4342,7 @@
             </w:r>
             <w:r>
               <w:rPr>
-                <w:rFonts w:ascii="Carlito" w:hAnsi="Carlito" w:eastAsia="Carlito"/>
+                <w:rFonts w:ascii="Carlito" w:eastAsia="Carlito" w:hAnsi="Carlito"/>
                 <w:color w:val="252525"/>
                 <w:sz w:val="21"/>
               </w:rPr>
@@ -3792,12 +4365,6 @@
         </w:pBdr>
       </w:pPr>
       <w:r>
-        <w:rPr>
-          <w:rFonts w:ascii="Carlito" w:hAnsi="Carlito" w:eastAsia="Carlito"/>
-          <w:b/>
-          <w:color w:val="4B2A63"/>
-          <w:sz w:val="26"/>
-        </w:rPr>
         <w:t>1. Failure modes in a simple incremental load</w:t>
       </w:r>
     </w:p>
@@ -3806,13 +4373,15 @@
         <w:pStyle w:val="ReportBody"/>
       </w:pPr>
       <w:r>
-        <w:rPr>
-          <w:rFonts w:ascii="Carlito" w:hAnsi="Carlito" w:eastAsia="Carlito"/>
-          <w:i w:val="0"/>
-          <w:color w:val="252525"/>
-          <w:sz w:val="24"/>
-        </w:rPr>
-        <w:t>A full reload is easy to reason about, but it becomes wasteful as transaction history grows. A common replacement is to store the latest source timestamp and load rows where UpdatedAt is greater than that value. This looks safe until two rows share the same timestamp, a change becomes visible late, or the job advances its watermark before the target write is committed.</w:t>
+        <w:t xml:space="preserve">A full reload is easy to reason about, but it becomes wasteful as transaction history grows. A common replacement is to store the latest source timestamp and load rows where </w:t>
+      </w:r>
+      <w:proofErr w:type="spellStart"/>
+      <w:r>
+        <w:t>UpdatedAt</w:t>
+      </w:r>
+      <w:proofErr w:type="spellEnd"/>
+      <w:r>
+        <w:t xml:space="preserve"> is greater than that value. This looks safe until two rows share the same timestamp, a change becomes visible late, or the job advances its watermark before the target write is committed.</w:t>
       </w:r>
     </w:p>
     <w:p>
@@ -3820,59 +4389,85 @@
         <w:pStyle w:val="ReportBody"/>
       </w:pPr>
       <w:r>
-        <w:rPr>
-          <w:rFonts w:ascii="Carlito" w:hAnsi="Carlito" w:eastAsia="Carlito"/>
-          <w:i w:val="0"/>
-          <w:color w:val="252525"/>
-          <w:sz w:val="24"/>
-        </w:rPr>
-        <w:t>I designed a rerunnable pattern around five controls. The batch uses a fixed upper boundary, reads from a small overlap before the previous watermark, keeps only the latest version of each LoanID, upserts into a uniquely keyed target, and updates the watermark in the same transaction as the target. The demonstration extends the library source with a stable LoanID and UpdatedAt field because incremental change capture needs both identity and change time.</w:t>
+        <w:t xml:space="preserve">I designed a rerunnable pattern around five controls. The batch uses a fixed upper boundary, reads from a small overlap before the previous watermark, keeps only the latest version of each </w:t>
+      </w:r>
+      <w:proofErr w:type="spellStart"/>
+      <w:r>
+        <w:t>LoanID</w:t>
+      </w:r>
+      <w:proofErr w:type="spellEnd"/>
+      <w:r>
+        <w:t xml:space="preserve">, </w:t>
+      </w:r>
+      <w:proofErr w:type="spellStart"/>
+      <w:r>
+        <w:t>upserts</w:t>
+      </w:r>
+      <w:proofErr w:type="spellEnd"/>
+      <w:r>
+        <w:t xml:space="preserve"> into a uniquely keyed target, and updates the watermark in the same transaction as the target. The demonstration extends the library source with a stable </w:t>
+      </w:r>
+      <w:proofErr w:type="spellStart"/>
+      <w:r>
+        <w:t>LoanID</w:t>
+      </w:r>
+      <w:proofErr w:type="spellEnd"/>
+      <w:r>
+        <w:t xml:space="preserve"> and </w:t>
+      </w:r>
+      <w:proofErr w:type="spellStart"/>
+      <w:r>
+        <w:t>UpdatedAt</w:t>
+      </w:r>
+      <w:proofErr w:type="spellEnd"/>
+      <w:r>
+        <w:t xml:space="preserve"> field because incremental change capture needs both identity and change time.</w:t>
       </w:r>
     </w:p>
     <w:tbl>
       <w:tblPr>
-        <w:tblW w:type="auto" w:w="0"/>
+        <w:tblW w:w="0" w:type="auto"/>
         <w:jc w:val="center"/>
-        <w:tblLook w:firstColumn="1" w:firstRow="1" w:lastColumn="0" w:lastRow="0" w:noHBand="0" w:noVBand="1" w:val="04A0"/>
         <w:tblLayout w:type="fixed"/>
+        <w:tblLook w:val="04A0" w:firstRow="1" w:lastRow="0" w:firstColumn="1" w:lastColumn="0" w:noHBand="0" w:noVBand="1"/>
       </w:tblPr>
       <w:tblGrid>
-        <w:gridCol w:w="1950"/>
-        <w:gridCol w:w="1950"/>
-        <w:gridCol w:w="1950"/>
-        <w:gridCol w:w="1950"/>
-        <w:gridCol w:w="1950"/>
+        <w:gridCol w:w="1987"/>
+        <w:gridCol w:w="1987"/>
+        <w:gridCol w:w="1987"/>
+        <w:gridCol w:w="1987"/>
+        <w:gridCol w:w="1987"/>
       </w:tblGrid>
       <w:tr>
         <w:trPr>
           <w:cantSplit/>
+          <w:jc w:val="center"/>
         </w:trPr>
         <w:tc>
           <w:tcPr>
-            <w:tcW w:type="dxa" w:w="1987"/>
-            <w:shd w:fill="EEF8E5" w:val="clear"/>
+            <w:tcW w:w="1987" w:type="dxa"/>
+            <w:tcBorders>
+              <w:top w:val="single" w:sz="5" w:space="0" w:color="5D8F2B"/>
+              <w:left w:val="single" w:sz="5" w:space="0" w:color="5D8F2B"/>
+              <w:bottom w:val="single" w:sz="5" w:space="0" w:color="5D8F2B"/>
+              <w:right w:val="single" w:sz="5" w:space="0" w:color="5D8F2B"/>
+            </w:tcBorders>
+            <w:shd w:val="clear" w:color="auto" w:fill="EEF8E5"/>
             <w:tcMar>
               <w:top w:w="70" w:type="dxa"/>
-              <w:start w:w="65" w:type="dxa"/>
+              <w:left w:w="65" w:type="dxa"/>
               <w:bottom w:w="70" w:type="dxa"/>
-              <w:end w:w="65" w:type="dxa"/>
+              <w:right w:w="65" w:type="dxa"/>
             </w:tcMar>
-            <w:tcBorders>
-              <w:top w:val="single" w:sz="5" w:color="5D8F2B"/>
-              <w:bottom w:val="single" w:sz="5" w:color="5D8F2B"/>
-              <w:start w:val="single" w:sz="5" w:color="5D8F2B"/>
-              <w:end w:val="single" w:sz="5" w:color="5D8F2B"/>
-            </w:tcBorders>
           </w:tcPr>
           <w:p>
             <w:pPr>
               <w:spacing w:after="20"/>
               <w:jc w:val="center"/>
             </w:pPr>
-            <w:r/>
-            <w:r>
-              <w:rPr>
-                <w:rFonts w:ascii="Carlito" w:hAnsi="Carlito" w:eastAsia="Carlito"/>
+            <w:r>
+              <w:rPr>
+                <w:rFonts w:ascii="Carlito" w:eastAsia="Carlito" w:hAnsi="Carlito"/>
                 <w:b/>
                 <w:color w:val="4B2A63"/>
                 <w:sz w:val="19"/>
@@ -3884,40 +4479,57 @@
             </w:r>
             <w:r>
               <w:rPr>
-                <w:rFonts w:ascii="Carlito" w:hAnsi="Carlito" w:eastAsia="Carlito"/>
+                <w:rFonts w:ascii="Carlito" w:eastAsia="Carlito" w:hAnsi="Carlito"/>
                 <w:color w:val="252525"/>
                 <w:sz w:val="17"/>
               </w:rPr>
-              <w:t>Freeze batch_end before reading</w:t>
+              <w:t xml:space="preserve">Freeze </w:t>
+            </w:r>
+            <w:proofErr w:type="spellStart"/>
+            <w:r>
+              <w:rPr>
+                <w:rFonts w:ascii="Carlito" w:eastAsia="Carlito" w:hAnsi="Carlito"/>
+                <w:color w:val="252525"/>
+                <w:sz w:val="17"/>
+              </w:rPr>
+              <w:t>batch_end</w:t>
+            </w:r>
+            <w:proofErr w:type="spellEnd"/>
+            <w:r>
+              <w:rPr>
+                <w:rFonts w:ascii="Carlito" w:eastAsia="Carlito" w:hAnsi="Carlito"/>
+                <w:color w:val="252525"/>
+                <w:sz w:val="17"/>
+              </w:rPr>
+              <w:t xml:space="preserve"> before reading</w:t>
             </w:r>
           </w:p>
         </w:tc>
         <w:tc>
           <w:tcPr>
-            <w:tcW w:type="dxa" w:w="1987"/>
-            <w:shd w:fill="F2ECF7" w:val="clear"/>
+            <w:tcW w:w="1987" w:type="dxa"/>
+            <w:tcBorders>
+              <w:top w:val="single" w:sz="5" w:space="0" w:color="5D8F2B"/>
+              <w:left w:val="single" w:sz="5" w:space="0" w:color="5D8F2B"/>
+              <w:bottom w:val="single" w:sz="5" w:space="0" w:color="5D8F2B"/>
+              <w:right w:val="single" w:sz="5" w:space="0" w:color="5D8F2B"/>
+            </w:tcBorders>
+            <w:shd w:val="clear" w:color="auto" w:fill="F2ECF7"/>
             <w:tcMar>
               <w:top w:w="70" w:type="dxa"/>
-              <w:start w:w="65" w:type="dxa"/>
+              <w:left w:w="65" w:type="dxa"/>
               <w:bottom w:w="70" w:type="dxa"/>
-              <w:end w:w="65" w:type="dxa"/>
+              <w:right w:w="65" w:type="dxa"/>
             </w:tcMar>
-            <w:tcBorders>
-              <w:top w:val="single" w:sz="5" w:color="5D8F2B"/>
-              <w:bottom w:val="single" w:sz="5" w:color="5D8F2B"/>
-              <w:start w:val="single" w:sz="5" w:color="5D8F2B"/>
-              <w:end w:val="single" w:sz="5" w:color="5D8F2B"/>
-            </w:tcBorders>
           </w:tcPr>
           <w:p>
             <w:pPr>
               <w:spacing w:after="20"/>
               <w:jc w:val="center"/>
             </w:pPr>
-            <w:r/>
-            <w:r>
-              <w:rPr>
-                <w:rFonts w:ascii="Carlito" w:hAnsi="Carlito" w:eastAsia="Carlito"/>
+            <w:r>
+              <w:rPr>
+                <w:rFonts w:ascii="Carlito" w:eastAsia="Carlito" w:hAnsi="Carlito"/>
                 <w:b/>
                 <w:color w:val="4B2A63"/>
                 <w:sz w:val="19"/>
@@ -3929,7 +4541,7 @@
             </w:r>
             <w:r>
               <w:rPr>
-                <w:rFonts w:ascii="Carlito" w:hAnsi="Carlito" w:eastAsia="Carlito"/>
+                <w:rFonts w:ascii="Carlito" w:eastAsia="Carlito" w:hAnsi="Carlito"/>
                 <w:color w:val="252525"/>
                 <w:sz w:val="17"/>
               </w:rPr>
@@ -3939,30 +4551,29 @@
         </w:tc>
         <w:tc>
           <w:tcPr>
-            <w:tcW w:type="dxa" w:w="1987"/>
-            <w:shd w:fill="EEF8E5" w:val="clear"/>
+            <w:tcW w:w="1987" w:type="dxa"/>
+            <w:tcBorders>
+              <w:top w:val="single" w:sz="5" w:space="0" w:color="5D8F2B"/>
+              <w:left w:val="single" w:sz="5" w:space="0" w:color="5D8F2B"/>
+              <w:bottom w:val="single" w:sz="5" w:space="0" w:color="5D8F2B"/>
+              <w:right w:val="single" w:sz="5" w:space="0" w:color="5D8F2B"/>
+            </w:tcBorders>
+            <w:shd w:val="clear" w:color="auto" w:fill="EEF8E5"/>
             <w:tcMar>
               <w:top w:w="70" w:type="dxa"/>
-              <w:start w:w="65" w:type="dxa"/>
+              <w:left w:w="65" w:type="dxa"/>
               <w:bottom w:w="70" w:type="dxa"/>
-              <w:end w:w="65" w:type="dxa"/>
+              <w:right w:w="65" w:type="dxa"/>
             </w:tcMar>
-            <w:tcBorders>
-              <w:top w:val="single" w:sz="5" w:color="5D8F2B"/>
-              <w:bottom w:val="single" w:sz="5" w:color="5D8F2B"/>
-              <w:start w:val="single" w:sz="5" w:color="5D8F2B"/>
-              <w:end w:val="single" w:sz="5" w:color="5D8F2B"/>
-            </w:tcBorders>
           </w:tcPr>
           <w:p>
             <w:pPr>
               <w:spacing w:after="20"/>
               <w:jc w:val="center"/>
             </w:pPr>
-            <w:r/>
-            <w:r>
-              <w:rPr>
-                <w:rFonts w:ascii="Carlito" w:hAnsi="Carlito" w:eastAsia="Carlito"/>
+            <w:r>
+              <w:rPr>
+                <w:rFonts w:ascii="Carlito" w:eastAsia="Carlito" w:hAnsi="Carlito"/>
                 <w:b/>
                 <w:color w:val="4B2A63"/>
                 <w:sz w:val="19"/>
@@ -3974,52 +4585,63 @@
             </w:r>
             <w:r>
               <w:rPr>
-                <w:rFonts w:ascii="Carlito" w:hAnsi="Carlito" w:eastAsia="Carlito"/>
+                <w:rFonts w:ascii="Carlito" w:eastAsia="Carlito" w:hAnsi="Carlito"/>
                 <w:color w:val="252525"/>
                 <w:sz w:val="17"/>
               </w:rPr>
-              <w:t>Keep the newest row per LoanID</w:t>
-            </w:r>
+              <w:t xml:space="preserve">Keep the newest row per </w:t>
+            </w:r>
+            <w:proofErr w:type="spellStart"/>
+            <w:r>
+              <w:rPr>
+                <w:rFonts w:ascii="Carlito" w:eastAsia="Carlito" w:hAnsi="Carlito"/>
+                <w:color w:val="252525"/>
+                <w:sz w:val="17"/>
+              </w:rPr>
+              <w:t>LoanID</w:t>
+            </w:r>
+            <w:proofErr w:type="spellEnd"/>
           </w:p>
         </w:tc>
         <w:tc>
           <w:tcPr>
-            <w:tcW w:type="dxa" w:w="1987"/>
-            <w:shd w:fill="F2ECF7" w:val="clear"/>
+            <w:tcW w:w="1987" w:type="dxa"/>
+            <w:tcBorders>
+              <w:top w:val="single" w:sz="5" w:space="0" w:color="5D8F2B"/>
+              <w:left w:val="single" w:sz="5" w:space="0" w:color="5D8F2B"/>
+              <w:bottom w:val="single" w:sz="5" w:space="0" w:color="5D8F2B"/>
+              <w:right w:val="single" w:sz="5" w:space="0" w:color="5D8F2B"/>
+            </w:tcBorders>
+            <w:shd w:val="clear" w:color="auto" w:fill="F2ECF7"/>
             <w:tcMar>
               <w:top w:w="70" w:type="dxa"/>
-              <w:start w:w="65" w:type="dxa"/>
+              <w:left w:w="65" w:type="dxa"/>
               <w:bottom w:w="70" w:type="dxa"/>
-              <w:end w:w="65" w:type="dxa"/>
+              <w:right w:w="65" w:type="dxa"/>
             </w:tcMar>
-            <w:tcBorders>
-              <w:top w:val="single" w:sz="5" w:color="5D8F2B"/>
-              <w:bottom w:val="single" w:sz="5" w:color="5D8F2B"/>
-              <w:start w:val="single" w:sz="5" w:color="5D8F2B"/>
-              <w:end w:val="single" w:sz="5" w:color="5D8F2B"/>
-            </w:tcBorders>
           </w:tcPr>
           <w:p>
             <w:pPr>
               <w:spacing w:after="20"/>
               <w:jc w:val="center"/>
             </w:pPr>
-            <w:r/>
-            <w:r>
-              <w:rPr>
-                <w:rFonts w:ascii="Carlito" w:hAnsi="Carlito" w:eastAsia="Carlito"/>
+            <w:proofErr w:type="spellStart"/>
+            <w:r>
+              <w:rPr>
+                <w:rFonts w:ascii="Carlito" w:eastAsia="Carlito" w:hAnsi="Carlito"/>
                 <w:b/>
                 <w:color w:val="4B2A63"/>
                 <w:sz w:val="19"/>
               </w:rPr>
               <w:t>Upsert</w:t>
             </w:r>
+            <w:proofErr w:type="spellEnd"/>
             <w:r>
               <w:br/>
             </w:r>
             <w:r>
               <w:rPr>
-                <w:rFonts w:ascii="Carlito" w:hAnsi="Carlito" w:eastAsia="Carlito"/>
+                <w:rFonts w:ascii="Carlito" w:eastAsia="Carlito" w:hAnsi="Carlito"/>
                 <w:color w:val="252525"/>
                 <w:sz w:val="17"/>
               </w:rPr>
@@ -4029,30 +4651,29 @@
         </w:tc>
         <w:tc>
           <w:tcPr>
-            <w:tcW w:type="dxa" w:w="1987"/>
-            <w:shd w:fill="EEF8E5" w:val="clear"/>
+            <w:tcW w:w="1987" w:type="dxa"/>
+            <w:tcBorders>
+              <w:top w:val="single" w:sz="5" w:space="0" w:color="5D8F2B"/>
+              <w:left w:val="single" w:sz="5" w:space="0" w:color="5D8F2B"/>
+              <w:bottom w:val="single" w:sz="5" w:space="0" w:color="5D8F2B"/>
+              <w:right w:val="single" w:sz="5" w:space="0" w:color="5D8F2B"/>
+            </w:tcBorders>
+            <w:shd w:val="clear" w:color="auto" w:fill="EEF8E5"/>
             <w:tcMar>
               <w:top w:w="70" w:type="dxa"/>
-              <w:start w:w="65" w:type="dxa"/>
+              <w:left w:w="65" w:type="dxa"/>
               <w:bottom w:w="70" w:type="dxa"/>
-              <w:end w:w="65" w:type="dxa"/>
+              <w:right w:w="65" w:type="dxa"/>
             </w:tcMar>
-            <w:tcBorders>
-              <w:top w:val="single" w:sz="5" w:color="5D8F2B"/>
-              <w:bottom w:val="single" w:sz="5" w:color="5D8F2B"/>
-              <w:start w:val="single" w:sz="5" w:color="5D8F2B"/>
-              <w:end w:val="single" w:sz="5" w:color="5D8F2B"/>
-            </w:tcBorders>
           </w:tcPr>
           <w:p>
             <w:pPr>
               <w:spacing w:after="20"/>
               <w:jc w:val="center"/>
             </w:pPr>
-            <w:r/>
-            <w:r>
-              <w:rPr>
-                <w:rFonts w:ascii="Carlito" w:hAnsi="Carlito" w:eastAsia="Carlito"/>
+            <w:r>
+              <w:rPr>
+                <w:rFonts w:ascii="Carlito" w:eastAsia="Carlito" w:hAnsi="Carlito"/>
                 <w:b/>
                 <w:color w:val="4B2A63"/>
                 <w:sz w:val="19"/>
@@ -4064,7 +4685,7 @@
             </w:r>
             <w:r>
               <w:rPr>
-                <w:rFonts w:ascii="Carlito" w:hAnsi="Carlito" w:eastAsia="Carlito"/>
+                <w:rFonts w:ascii="Carlito" w:eastAsia="Carlito" w:hAnsi="Carlito"/>
                 <w:color w:val="252525"/>
                 <w:sz w:val="17"/>
               </w:rPr>
@@ -4082,24 +4703,16 @@
         </w:pBdr>
       </w:pPr>
       <w:r>
-        <w:rPr>
-          <w:rFonts w:ascii="Carlito" w:hAnsi="Carlito" w:eastAsia="Carlito"/>
-          <w:b/>
-          <w:color w:val="4B2A63"/>
-          <w:sz w:val="26"/>
-        </w:rPr>
         <w:t>2. Guarantees being targeted</w:t>
       </w:r>
     </w:p>
     <w:p>
       <w:pPr>
         <w:pStyle w:val="ReportBullet"/>
-        <w:spacing w:after="40"/>
         <w:ind w:left="360" w:hanging="216"/>
       </w:pPr>
       <w:r>
         <w:rPr>
-          <w:rFonts w:ascii="Carlito" w:hAnsi="Carlito" w:eastAsia="Carlito"/>
           <w:b/>
           <w:color w:val="5D8F2B"/>
           <w:sz w:val="22"/>
@@ -4108,22 +4721,32 @@
       </w:r>
       <w:r>
         <w:rPr>
-          <w:rFonts w:ascii="Carlito" w:hAnsi="Carlito" w:eastAsia="Carlito"/>
-          <w:color w:val="252525"/>
           <w:sz w:val="22"/>
         </w:rPr>
-        <w:t>No duplicate target row for the same LoanID.</w:t>
+        <w:t xml:space="preserve">No duplicate target row for the same </w:t>
+      </w:r>
+      <w:proofErr w:type="spellStart"/>
+      <w:r>
+        <w:rPr>
+          <w:sz w:val="22"/>
+        </w:rPr>
+        <w:t>LoanID</w:t>
+      </w:r>
+      <w:proofErr w:type="spellEnd"/>
+      <w:r>
+        <w:rPr>
+          <w:sz w:val="22"/>
+        </w:rPr>
+        <w:t>.</w:t>
       </w:r>
     </w:p>
     <w:p>
       <w:pPr>
         <w:pStyle w:val="ReportBullet"/>
-        <w:spacing w:after="40"/>
         <w:ind w:left="360" w:hanging="216"/>
       </w:pPr>
       <w:r>
         <w:rPr>
-          <w:rFonts w:ascii="Carlito" w:hAnsi="Carlito" w:eastAsia="Carlito"/>
           <w:b/>
           <w:color w:val="5D8F2B"/>
           <w:sz w:val="22"/>
@@ -4132,8 +4755,6 @@
       </w:r>
       <w:r>
         <w:rPr>
-          <w:rFonts w:ascii="Carlito" w:hAnsi="Carlito" w:eastAsia="Carlito"/>
-          <w:color w:val="252525"/>
           <w:sz w:val="22"/>
         </w:rPr>
         <w:t>A retry produces the same final state as one successful run.</w:t>
@@ -4142,12 +4763,10 @@
     <w:p>
       <w:pPr>
         <w:pStyle w:val="ReportBullet"/>
-        <w:spacing w:after="40"/>
         <w:ind w:left="360" w:hanging="216"/>
       </w:pPr>
       <w:r>
         <w:rPr>
-          <w:rFonts w:ascii="Carlito" w:hAnsi="Carlito" w:eastAsia="Carlito"/>
           <w:b/>
           <w:color w:val="5D8F2B"/>
           <w:sz w:val="22"/>
@@ -4156,22 +4775,32 @@
       </w:r>
       <w:r>
         <w:rPr>
-          <w:rFonts w:ascii="Carlito" w:hAnsi="Carlito" w:eastAsia="Carlito"/>
-          <w:color w:val="252525"/>
           <w:sz w:val="22"/>
         </w:rPr>
-        <w:t>Rows created after batch_end are left for the next batch.</w:t>
+        <w:t xml:space="preserve">Rows created after </w:t>
+      </w:r>
+      <w:proofErr w:type="spellStart"/>
+      <w:r>
+        <w:rPr>
+          <w:sz w:val="22"/>
+        </w:rPr>
+        <w:t>batch_end</w:t>
+      </w:r>
+      <w:proofErr w:type="spellEnd"/>
+      <w:r>
+        <w:rPr>
+          <w:sz w:val="22"/>
+        </w:rPr>
+        <w:t xml:space="preserve"> are left for the next batch.</w:t>
       </w:r>
     </w:p>
     <w:p>
       <w:pPr>
         <w:pStyle w:val="ReportBullet"/>
-        <w:spacing w:after="40"/>
         <w:ind w:left="360" w:hanging="216"/>
       </w:pPr>
       <w:r>
         <w:rPr>
-          <w:rFonts w:ascii="Carlito" w:hAnsi="Carlito" w:eastAsia="Carlito"/>
           <w:b/>
           <w:color w:val="5D8F2B"/>
           <w:sz w:val="22"/>
@@ -4180,8 +4809,6 @@
       </w:r>
       <w:r>
         <w:rPr>
-          <w:rFonts w:ascii="Carlito" w:hAnsi="Carlito" w:eastAsia="Carlito"/>
-          <w:color w:val="252525"/>
           <w:sz w:val="22"/>
         </w:rPr>
         <w:t>A failed transaction does not leave the watermark ahead of the loaded data.</w:t>
@@ -4203,109 +4830,194 @@
         </w:pBdr>
       </w:pPr>
       <w:r>
-        <w:rPr>
-          <w:rFonts w:ascii="Carlito" w:hAnsi="Carlito" w:eastAsia="Carlito"/>
-          <w:b/>
-          <w:color w:val="4B2A63"/>
-          <w:sz w:val="26"/>
-        </w:rPr>
+        <w:lastRenderedPageBreak/>
         <w:t>3. Control and staging structures</w:t>
       </w:r>
     </w:p>
     <w:tbl>
       <w:tblPr>
-        <w:tblW w:type="auto" w:w="0"/>
+        <w:tblW w:w="0" w:type="auto"/>
         <w:jc w:val="center"/>
-        <w:tblLook w:firstColumn="1" w:firstRow="1" w:lastColumn="0" w:lastRow="0" w:noHBand="0" w:noVBand="1" w:val="04A0"/>
         <w:tblLayout w:type="fixed"/>
+        <w:tblLook w:val="04A0" w:firstRow="1" w:lastRow="0" w:firstColumn="1" w:lastColumn="0" w:noHBand="0" w:noVBand="1"/>
       </w:tblPr>
       <w:tblGrid>
-        <w:gridCol w:w="9749"/>
+        <w:gridCol w:w="9936"/>
       </w:tblGrid>
       <w:tr>
         <w:trPr>
           <w:cantSplit/>
+          <w:jc w:val="center"/>
         </w:trPr>
         <w:tc>
           <w:tcPr>
-            <w:tcW w:type="dxa" w:w="9936"/>
-            <w:shd w:fill="F2ECF7" w:val="clear"/>
+            <w:tcW w:w="9936" w:type="dxa"/>
             <w:tcBorders>
-              <w:top w:val="single" w:sz="6" w:color="D7D9DE"/>
-              <w:bottom w:val="single" w:sz="6" w:color="D7D9DE"/>
-              <w:start w:val="single" w:sz="6" w:color="D7D9DE"/>
-              <w:end w:val="single" w:sz="6" w:color="D7D9DE"/>
+              <w:top w:val="single" w:sz="6" w:space="0" w:color="D7D9DE"/>
+              <w:left w:val="single" w:sz="6" w:space="0" w:color="D7D9DE"/>
+              <w:bottom w:val="single" w:sz="6" w:space="0" w:color="D7D9DE"/>
+              <w:right w:val="single" w:sz="6" w:space="0" w:color="D7D9DE"/>
             </w:tcBorders>
+            <w:shd w:val="clear" w:color="auto" w:fill="F2ECF7"/>
             <w:tcMar>
               <w:top w:w="75" w:type="dxa"/>
-              <w:start w:w="95" w:type="dxa"/>
+              <w:left w:w="95" w:type="dxa"/>
               <w:bottom w:w="75" w:type="dxa"/>
-              <w:end w:w="95" w:type="dxa"/>
+              <w:right w:w="95" w:type="dxa"/>
             </w:tcMar>
           </w:tcPr>
           <w:p>
             <w:pPr>
-              <w:spacing w:before="0" w:after="0" w:line="228" w:lineRule="auto"/>
+              <w:spacing w:after="0" w:line="228" w:lineRule="auto"/>
             </w:pPr>
-            <w:r/>
-            <w:r>
-              <w:rPr>
-                <w:rFonts w:ascii="Liberation Mono" w:hAnsi="Liberation Mono" w:eastAsia="Liberation Mono"/>
+            <w:r>
+              <w:rPr>
+                <w:rFonts w:ascii="Liberation Mono" w:eastAsia="Liberation Mono" w:hAnsi="Liberation Mono"/>
                 <w:color w:val="1C1C1C"/>
                 <w:sz w:val="16"/>
               </w:rPr>
-              <w:t>CREATE TABLE ETL_Control (</w:t>
+              <w:t xml:space="preserve">CREATE TABLE </w:t>
+            </w:r>
+            <w:proofErr w:type="spellStart"/>
+            <w:r>
+              <w:rPr>
+                <w:rFonts w:ascii="Liberation Mono" w:eastAsia="Liberation Mono" w:hAnsi="Liberation Mono"/>
+                <w:color w:val="1C1C1C"/>
+                <w:sz w:val="16"/>
+              </w:rPr>
+              <w:t>ETL_Control</w:t>
+            </w:r>
+            <w:proofErr w:type="spellEnd"/>
+            <w:r>
+              <w:rPr>
+                <w:rFonts w:ascii="Liberation Mono" w:eastAsia="Liberation Mono" w:hAnsi="Liberation Mono"/>
+                <w:color w:val="1C1C1C"/>
+                <w:sz w:val="16"/>
+              </w:rPr>
+              <w:t xml:space="preserve"> (</w:t>
             </w:r>
             <w:r>
               <w:br/>
             </w:r>
             <w:r>
               <w:rPr>
-                <w:rFonts w:ascii="Liberation Mono" w:hAnsi="Liberation Mono" w:eastAsia="Liberation Mono"/>
+                <w:rFonts w:ascii="Liberation Mono" w:eastAsia="Liberation Mono" w:hAnsi="Liberation Mono"/>
                 <w:color w:val="1C1C1C"/>
                 <w:sz w:val="16"/>
               </w:rPr>
-              <w:t xml:space="preserve">    PipelineName VARCHAR(50) PRIMARY KEY,</w:t>
+              <w:t xml:space="preserve">    </w:t>
+            </w:r>
+            <w:proofErr w:type="spellStart"/>
+            <w:r>
+              <w:rPr>
+                <w:rFonts w:ascii="Liberation Mono" w:eastAsia="Liberation Mono" w:hAnsi="Liberation Mono"/>
+                <w:color w:val="1C1C1C"/>
+                <w:sz w:val="16"/>
+              </w:rPr>
+              <w:t>PipelineName</w:t>
+            </w:r>
+            <w:proofErr w:type="spellEnd"/>
+            <w:r>
+              <w:rPr>
+                <w:rFonts w:ascii="Liberation Mono" w:eastAsia="Liberation Mono" w:hAnsi="Liberation Mono"/>
+                <w:color w:val="1C1C1C"/>
+                <w:sz w:val="16"/>
+              </w:rPr>
+              <w:t xml:space="preserve"> VARCHAR(50) PRIMARY KEY,</w:t>
             </w:r>
             <w:r>
               <w:br/>
             </w:r>
             <w:r>
               <w:rPr>
-                <w:rFonts w:ascii="Liberation Mono" w:hAnsi="Liberation Mono" w:eastAsia="Liberation Mono"/>
+                <w:rFonts w:ascii="Liberation Mono" w:eastAsia="Liberation Mono" w:hAnsi="Liberation Mono"/>
                 <w:color w:val="1C1C1C"/>
                 <w:sz w:val="16"/>
               </w:rPr>
-              <w:t xml:space="preserve">    LastSuccessfulAt DATETIME(6) NOT NULL,</w:t>
+              <w:t xml:space="preserve">    </w:t>
+            </w:r>
+            <w:proofErr w:type="spellStart"/>
+            <w:r>
+              <w:rPr>
+                <w:rFonts w:ascii="Liberation Mono" w:eastAsia="Liberation Mono" w:hAnsi="Liberation Mono"/>
+                <w:color w:val="1C1C1C"/>
+                <w:sz w:val="16"/>
+              </w:rPr>
+              <w:t>LastSuccessfulAt</w:t>
+            </w:r>
+            <w:proofErr w:type="spellEnd"/>
+            <w:r>
+              <w:rPr>
+                <w:rFonts w:ascii="Liberation Mono" w:eastAsia="Liberation Mono" w:hAnsi="Liberation Mono"/>
+                <w:color w:val="1C1C1C"/>
+                <w:sz w:val="16"/>
+              </w:rPr>
+              <w:t xml:space="preserve"> DATETIME(6) NOT NULL,</w:t>
             </w:r>
             <w:r>
               <w:br/>
             </w:r>
             <w:r>
               <w:rPr>
-                <w:rFonts w:ascii="Liberation Mono" w:hAnsi="Liberation Mono" w:eastAsia="Liberation Mono"/>
+                <w:rFonts w:ascii="Liberation Mono" w:eastAsia="Liberation Mono" w:hAnsi="Liberation Mono"/>
                 <w:color w:val="1C1C1C"/>
                 <w:sz w:val="16"/>
               </w:rPr>
-              <w:t xml:space="preserve">    LastRunStatus VARCHAR(12) NOT NULL,</w:t>
+              <w:t xml:space="preserve">    </w:t>
+            </w:r>
+            <w:proofErr w:type="spellStart"/>
+            <w:r>
+              <w:rPr>
+                <w:rFonts w:ascii="Liberation Mono" w:eastAsia="Liberation Mono" w:hAnsi="Liberation Mono"/>
+                <w:color w:val="1C1C1C"/>
+                <w:sz w:val="16"/>
+              </w:rPr>
+              <w:t>LastRunStatus</w:t>
+            </w:r>
+            <w:proofErr w:type="spellEnd"/>
+            <w:r>
+              <w:rPr>
+                <w:rFonts w:ascii="Liberation Mono" w:eastAsia="Liberation Mono" w:hAnsi="Liberation Mono"/>
+                <w:color w:val="1C1C1C"/>
+                <w:sz w:val="16"/>
+              </w:rPr>
+              <w:t xml:space="preserve"> VARCHAR(12) NOT NULL,</w:t>
             </w:r>
             <w:r>
               <w:br/>
             </w:r>
             <w:r>
               <w:rPr>
-                <w:rFonts w:ascii="Liberation Mono" w:hAnsi="Liberation Mono" w:eastAsia="Liberation Mono"/>
+                <w:rFonts w:ascii="Liberation Mono" w:eastAsia="Liberation Mono" w:hAnsi="Liberation Mono"/>
                 <w:color w:val="1C1C1C"/>
                 <w:sz w:val="16"/>
               </w:rPr>
-              <w:t xml:space="preserve">    LastBatchEnd DATETIME(6) NULL</w:t>
+              <w:t xml:space="preserve">    </w:t>
+            </w:r>
+            <w:proofErr w:type="spellStart"/>
+            <w:r>
+              <w:rPr>
+                <w:rFonts w:ascii="Liberation Mono" w:eastAsia="Liberation Mono" w:hAnsi="Liberation Mono"/>
+                <w:color w:val="1C1C1C"/>
+                <w:sz w:val="16"/>
+              </w:rPr>
+              <w:t>LastBatchEnd</w:t>
+            </w:r>
+            <w:proofErr w:type="spellEnd"/>
+            <w:r>
+              <w:rPr>
+                <w:rFonts w:ascii="Liberation Mono" w:eastAsia="Liberation Mono" w:hAnsi="Liberation Mono"/>
+                <w:color w:val="1C1C1C"/>
+                <w:sz w:val="16"/>
+              </w:rPr>
+              <w:t xml:space="preserve"> DATETIME(6) NULL</w:t>
             </w:r>
             <w:r>
               <w:br/>
             </w:r>
             <w:r>
               <w:rPr>
-                <w:rFonts w:ascii="Liberation Mono" w:hAnsi="Liberation Mono" w:eastAsia="Liberation Mono"/>
+                <w:rFonts w:ascii="Liberation Mono" w:eastAsia="Liberation Mono" w:hAnsi="Liberation Mono"/>
                 <w:color w:val="1C1C1C"/>
                 <w:sz w:val="16"/>
               </w:rPr>
@@ -4315,76 +5027,416 @@
               <w:br/>
             </w:r>
             <w:r>
-              <w:rPr>
-                <w:rFonts w:ascii="Liberation Mono" w:hAnsi="Liberation Mono" w:eastAsia="Liberation Mono"/>
+              <w:br/>
+            </w:r>
+            <w:r>
+              <w:rPr>
+                <w:rFonts w:ascii="Liberation Mono" w:eastAsia="Liberation Mono" w:hAnsi="Liberation Mono"/>
                 <w:color w:val="1C1C1C"/>
                 <w:sz w:val="16"/>
               </w:rPr>
+              <w:t xml:space="preserve">CREATE TABLE </w:t>
+            </w:r>
+            <w:proofErr w:type="spellStart"/>
+            <w:r>
+              <w:rPr>
+                <w:rFonts w:ascii="Liberation Mono" w:eastAsia="Liberation Mono" w:hAnsi="Liberation Mono"/>
+                <w:color w:val="1C1C1C"/>
+                <w:sz w:val="16"/>
+              </w:rPr>
+              <w:t>StageLoanLatest</w:t>
+            </w:r>
+            <w:proofErr w:type="spellEnd"/>
+            <w:r>
+              <w:rPr>
+                <w:rFonts w:ascii="Liberation Mono" w:eastAsia="Liberation Mono" w:hAnsi="Liberation Mono"/>
+                <w:color w:val="1C1C1C"/>
+                <w:sz w:val="16"/>
+              </w:rPr>
+              <w:t xml:space="preserve"> (</w:t>
             </w:r>
             <w:r>
               <w:br/>
             </w:r>
             <w:r>
               <w:rPr>
-                <w:rFonts w:ascii="Liberation Mono" w:hAnsi="Liberation Mono" w:eastAsia="Liberation Mono"/>
+                <w:rFonts w:ascii="Liberation Mono" w:eastAsia="Liberation Mono" w:hAnsi="Liberation Mono"/>
                 <w:color w:val="1C1C1C"/>
                 <w:sz w:val="16"/>
               </w:rPr>
-              <w:t>CREATE TABLE StageLoanLatest (</w:t>
+              <w:t xml:space="preserve">    </w:t>
+            </w:r>
+            <w:proofErr w:type="spellStart"/>
+            <w:r>
+              <w:rPr>
+                <w:rFonts w:ascii="Liberation Mono" w:eastAsia="Liberation Mono" w:hAnsi="Liberation Mono"/>
+                <w:color w:val="1C1C1C"/>
+                <w:sz w:val="16"/>
+              </w:rPr>
+              <w:t>LoanID</w:t>
+            </w:r>
+            <w:proofErr w:type="spellEnd"/>
+            <w:r>
+              <w:rPr>
+                <w:rFonts w:ascii="Liberation Mono" w:eastAsia="Liberation Mono" w:hAnsi="Liberation Mono"/>
+                <w:color w:val="1C1C1C"/>
+                <w:sz w:val="16"/>
+              </w:rPr>
+              <w:t xml:space="preserve"> BIGINT PRIMARY KEY,</w:t>
             </w:r>
             <w:r>
               <w:br/>
             </w:r>
             <w:r>
               <w:rPr>
-                <w:rFonts w:ascii="Liberation Mono" w:hAnsi="Liberation Mono" w:eastAsia="Liberation Mono"/>
+                <w:rFonts w:ascii="Liberation Mono" w:eastAsia="Liberation Mono" w:hAnsi="Liberation Mono"/>
                 <w:color w:val="1C1C1C"/>
                 <w:sz w:val="16"/>
               </w:rPr>
-              <w:t xml:space="preserve">    LoanID BIGINT PRIMARY KEY,</w:t>
+              <w:t xml:space="preserve">    </w:t>
+            </w:r>
+            <w:proofErr w:type="spellStart"/>
+            <w:r>
+              <w:rPr>
+                <w:rFonts w:ascii="Liberation Mono" w:eastAsia="Liberation Mono" w:hAnsi="Liberation Mono"/>
+                <w:color w:val="1C1C1C"/>
+                <w:sz w:val="16"/>
+              </w:rPr>
+              <w:t>MemberID</w:t>
+            </w:r>
+            <w:proofErr w:type="spellEnd"/>
+            <w:r>
+              <w:rPr>
+                <w:rFonts w:ascii="Liberation Mono" w:eastAsia="Liberation Mono" w:hAnsi="Liberation Mono"/>
+                <w:color w:val="1C1C1C"/>
+                <w:sz w:val="16"/>
+              </w:rPr>
+              <w:t xml:space="preserve"> CHAR(10) NOT NULL,</w:t>
             </w:r>
             <w:r>
               <w:br/>
             </w:r>
             <w:r>
               <w:rPr>
-                <w:rFonts w:ascii="Liberation Mono" w:hAnsi="Liberation Mono" w:eastAsia="Liberation Mono"/>
+                <w:rFonts w:ascii="Liberation Mono" w:eastAsia="Liberation Mono" w:hAnsi="Liberation Mono"/>
                 <w:color w:val="1C1C1C"/>
                 <w:sz w:val="16"/>
               </w:rPr>
-              <w:t xml:space="preserve">    MemberID CHAR(10) NOT NULL,</w:t>
+              <w:t xml:space="preserve">    </w:t>
+            </w:r>
+            <w:proofErr w:type="spellStart"/>
+            <w:r>
+              <w:rPr>
+                <w:rFonts w:ascii="Liberation Mono" w:eastAsia="Liberation Mono" w:hAnsi="Liberation Mono"/>
+                <w:color w:val="1C1C1C"/>
+                <w:sz w:val="16"/>
+              </w:rPr>
+              <w:t>BookID</w:t>
+            </w:r>
+            <w:proofErr w:type="spellEnd"/>
+            <w:r>
+              <w:rPr>
+                <w:rFonts w:ascii="Liberation Mono" w:eastAsia="Liberation Mono" w:hAnsi="Liberation Mono"/>
+                <w:color w:val="1C1C1C"/>
+                <w:sz w:val="16"/>
+              </w:rPr>
+              <w:t xml:space="preserve"> CHAR(10) NOT NULL,</w:t>
             </w:r>
             <w:r>
               <w:br/>
             </w:r>
             <w:r>
               <w:rPr>
-                <w:rFonts w:ascii="Liberation Mono" w:hAnsi="Liberation Mono" w:eastAsia="Liberation Mono"/>
+                <w:rFonts w:ascii="Liberation Mono" w:eastAsia="Liberation Mono" w:hAnsi="Liberation Mono"/>
                 <w:color w:val="1C1C1C"/>
                 <w:sz w:val="16"/>
               </w:rPr>
-              <w:t xml:space="preserve">    BookID CHAR(10) NOT NULL,</w:t>
+              <w:t xml:space="preserve">    </w:t>
+            </w:r>
+            <w:proofErr w:type="spellStart"/>
+            <w:r>
+              <w:rPr>
+                <w:rFonts w:ascii="Liberation Mono" w:eastAsia="Liberation Mono" w:hAnsi="Liberation Mono"/>
+                <w:color w:val="1C1C1C"/>
+                <w:sz w:val="16"/>
+              </w:rPr>
+              <w:t>CopySeqNo</w:t>
+            </w:r>
+            <w:proofErr w:type="spellEnd"/>
+            <w:r>
+              <w:rPr>
+                <w:rFonts w:ascii="Liberation Mono" w:eastAsia="Liberation Mono" w:hAnsi="Liberation Mono"/>
+                <w:color w:val="1C1C1C"/>
+                <w:sz w:val="16"/>
+              </w:rPr>
+              <w:t xml:space="preserve"> INT NOT NULL,</w:t>
             </w:r>
             <w:r>
               <w:br/>
             </w:r>
             <w:r>
               <w:rPr>
-                <w:rFonts w:ascii="Liberation Mono" w:hAnsi="Liberation Mono" w:eastAsia="Liberation Mono"/>
+                <w:rFonts w:ascii="Liberation Mono" w:eastAsia="Liberation Mono" w:hAnsi="Liberation Mono"/>
                 <w:color w:val="1C1C1C"/>
                 <w:sz w:val="16"/>
               </w:rPr>
-              <w:t xml:space="preserve">    CopySeqNo INT NOT NULL,</w:t>
+              <w:t xml:space="preserve">    StartDatetime DATETIME NOT NULL,</w:t>
             </w:r>
             <w:r>
               <w:br/>
             </w:r>
             <w:r>
               <w:rPr>
-                <w:rFonts w:ascii="Liberation Mono" w:hAnsi="Liberation Mono" w:eastAsia="Liberation Mono"/>
+                <w:rFonts w:ascii="Liberation Mono" w:eastAsia="Liberation Mono" w:hAnsi="Liberation Mono"/>
                 <w:color w:val="1C1C1C"/>
                 <w:sz w:val="16"/>
               </w:rPr>
+              <w:t xml:space="preserve">    </w:t>
+            </w:r>
+            <w:proofErr w:type="spellStart"/>
+            <w:r>
+              <w:rPr>
+                <w:rFonts w:ascii="Liberation Mono" w:eastAsia="Liberation Mono" w:hAnsi="Liberation Mono"/>
+                <w:color w:val="1C1C1C"/>
+                <w:sz w:val="16"/>
+              </w:rPr>
+              <w:t>DueDate</w:t>
+            </w:r>
+            <w:proofErr w:type="spellEnd"/>
+            <w:r>
+              <w:rPr>
+                <w:rFonts w:ascii="Liberation Mono" w:eastAsia="Liberation Mono" w:hAnsi="Liberation Mono"/>
+                <w:color w:val="1C1C1C"/>
+                <w:sz w:val="16"/>
+              </w:rPr>
+              <w:t xml:space="preserve"> DATE NOT NULL,</w:t>
+            </w:r>
+            <w:r>
+              <w:br/>
+            </w:r>
+            <w:r>
+              <w:rPr>
+                <w:rFonts w:ascii="Liberation Mono" w:eastAsia="Liberation Mono" w:hAnsi="Liberation Mono"/>
+                <w:color w:val="1C1C1C"/>
+                <w:sz w:val="16"/>
+              </w:rPr>
+              <w:t xml:space="preserve">    </w:t>
+            </w:r>
+            <w:proofErr w:type="spellStart"/>
+            <w:r>
+              <w:rPr>
+                <w:rFonts w:ascii="Liberation Mono" w:eastAsia="Liberation Mono" w:hAnsi="Liberation Mono"/>
+                <w:color w:val="1C1C1C"/>
+                <w:sz w:val="16"/>
+              </w:rPr>
+              <w:t>ReturnDatetime</w:t>
+            </w:r>
+            <w:proofErr w:type="spellEnd"/>
+            <w:r>
+              <w:rPr>
+                <w:rFonts w:ascii="Liberation Mono" w:eastAsia="Liberation Mono" w:hAnsi="Liberation Mono"/>
+                <w:color w:val="1C1C1C"/>
+                <w:sz w:val="16"/>
+              </w:rPr>
+              <w:t xml:space="preserve"> DATETIME NULL,</w:t>
+            </w:r>
+            <w:r>
+              <w:br/>
+            </w:r>
+            <w:r>
+              <w:rPr>
+                <w:rFonts w:ascii="Liberation Mono" w:eastAsia="Liberation Mono" w:hAnsi="Liberation Mono"/>
+                <w:color w:val="1C1C1C"/>
+                <w:sz w:val="16"/>
+              </w:rPr>
+              <w:t xml:space="preserve">    </w:t>
+            </w:r>
+            <w:proofErr w:type="spellStart"/>
+            <w:r>
+              <w:rPr>
+                <w:rFonts w:ascii="Liberation Mono" w:eastAsia="Liberation Mono" w:hAnsi="Liberation Mono"/>
+                <w:color w:val="1C1C1C"/>
+                <w:sz w:val="16"/>
+              </w:rPr>
+              <w:t>UpdatedAt</w:t>
+            </w:r>
+            <w:proofErr w:type="spellEnd"/>
+            <w:r>
+              <w:rPr>
+                <w:rFonts w:ascii="Liberation Mono" w:eastAsia="Liberation Mono" w:hAnsi="Liberation Mono"/>
+                <w:color w:val="1C1C1C"/>
+                <w:sz w:val="16"/>
+              </w:rPr>
+              <w:t xml:space="preserve"> DATETIME(6) NOT NULL</w:t>
+            </w:r>
+            <w:r>
+              <w:br/>
+            </w:r>
+            <w:r>
+              <w:rPr>
+                <w:rFonts w:ascii="Liberation Mono" w:eastAsia="Liberation Mono" w:hAnsi="Liberation Mono"/>
+                <w:color w:val="1C1C1C"/>
+                <w:sz w:val="16"/>
+              </w:rPr>
+              <w:t>);</w:t>
+            </w:r>
+            <w:r>
+              <w:br/>
+            </w:r>
+            <w:r>
+              <w:br/>
+            </w:r>
+            <w:r>
+              <w:rPr>
+                <w:rFonts w:ascii="Liberation Mono" w:eastAsia="Liberation Mono" w:hAnsi="Liberation Mono"/>
+                <w:color w:val="1C1C1C"/>
+                <w:sz w:val="16"/>
+              </w:rPr>
+              <w:t xml:space="preserve">CREATE TABLE </w:t>
+            </w:r>
+            <w:proofErr w:type="spellStart"/>
+            <w:r>
+              <w:rPr>
+                <w:rFonts w:ascii="Liberation Mono" w:eastAsia="Liberation Mono" w:hAnsi="Liberation Mono"/>
+                <w:color w:val="1C1C1C"/>
+                <w:sz w:val="16"/>
+              </w:rPr>
+              <w:t>FactLoanCurrent</w:t>
+            </w:r>
+            <w:proofErr w:type="spellEnd"/>
+            <w:r>
+              <w:rPr>
+                <w:rFonts w:ascii="Liberation Mono" w:eastAsia="Liberation Mono" w:hAnsi="Liberation Mono"/>
+                <w:color w:val="1C1C1C"/>
+                <w:sz w:val="16"/>
+              </w:rPr>
+              <w:t xml:space="preserve"> (</w:t>
+            </w:r>
+            <w:r>
+              <w:br/>
+            </w:r>
+            <w:r>
+              <w:rPr>
+                <w:rFonts w:ascii="Liberation Mono" w:eastAsia="Liberation Mono" w:hAnsi="Liberation Mono"/>
+                <w:color w:val="1C1C1C"/>
+                <w:sz w:val="16"/>
+              </w:rPr>
+              <w:t xml:space="preserve">    </w:t>
+            </w:r>
+            <w:proofErr w:type="spellStart"/>
+            <w:r>
+              <w:rPr>
+                <w:rFonts w:ascii="Liberation Mono" w:eastAsia="Liberation Mono" w:hAnsi="Liberation Mono"/>
+                <w:color w:val="1C1C1C"/>
+                <w:sz w:val="16"/>
+              </w:rPr>
+              <w:t>LoanID</w:t>
+            </w:r>
+            <w:proofErr w:type="spellEnd"/>
+            <w:r>
+              <w:rPr>
+                <w:rFonts w:ascii="Liberation Mono" w:eastAsia="Liberation Mono" w:hAnsi="Liberation Mono"/>
+                <w:color w:val="1C1C1C"/>
+                <w:sz w:val="16"/>
+              </w:rPr>
+              <w:t xml:space="preserve"> BIGINT PRIMARY KEY,</w:t>
+            </w:r>
+            <w:r>
+              <w:br/>
+            </w:r>
+            <w:r>
+              <w:rPr>
+                <w:rFonts w:ascii="Liberation Mono" w:eastAsia="Liberation Mono" w:hAnsi="Liberation Mono"/>
+                <w:color w:val="1C1C1C"/>
+                <w:sz w:val="16"/>
+              </w:rPr>
+              <w:t xml:space="preserve">    </w:t>
+            </w:r>
+            <w:proofErr w:type="spellStart"/>
+            <w:r>
+              <w:rPr>
+                <w:rFonts w:ascii="Liberation Mono" w:eastAsia="Liberation Mono" w:hAnsi="Liberation Mono"/>
+                <w:color w:val="1C1C1C"/>
+                <w:sz w:val="16"/>
+              </w:rPr>
+              <w:t>MemberID</w:t>
+            </w:r>
+            <w:proofErr w:type="spellEnd"/>
+            <w:r>
+              <w:rPr>
+                <w:rFonts w:ascii="Liberation Mono" w:eastAsia="Liberation Mono" w:hAnsi="Liberation Mono"/>
+                <w:color w:val="1C1C1C"/>
+                <w:sz w:val="16"/>
+              </w:rPr>
+              <w:t xml:space="preserve"> CHAR(10) NOT NULL,</w:t>
+            </w:r>
+            <w:r>
+              <w:br/>
+            </w:r>
+            <w:r>
+              <w:rPr>
+                <w:rFonts w:ascii="Liberation Mono" w:eastAsia="Liberation Mono" w:hAnsi="Liberation Mono"/>
+                <w:color w:val="1C1C1C"/>
+                <w:sz w:val="16"/>
+              </w:rPr>
+              <w:t xml:space="preserve">    </w:t>
+            </w:r>
+            <w:proofErr w:type="spellStart"/>
+            <w:r>
+              <w:rPr>
+                <w:rFonts w:ascii="Liberation Mono" w:eastAsia="Liberation Mono" w:hAnsi="Liberation Mono"/>
+                <w:color w:val="1C1C1C"/>
+                <w:sz w:val="16"/>
+              </w:rPr>
+              <w:t>BookID</w:t>
+            </w:r>
+            <w:proofErr w:type="spellEnd"/>
+            <w:r>
+              <w:rPr>
+                <w:rFonts w:ascii="Liberation Mono" w:eastAsia="Liberation Mono" w:hAnsi="Liberation Mono"/>
+                <w:color w:val="1C1C1C"/>
+                <w:sz w:val="16"/>
+              </w:rPr>
+              <w:t xml:space="preserve"> CHAR(10) NOT NULL,</w:t>
+            </w:r>
+            <w:r>
+              <w:br/>
+            </w:r>
+            <w:r>
+              <w:rPr>
+                <w:rFonts w:ascii="Liberation Mono" w:eastAsia="Liberation Mono" w:hAnsi="Liberation Mono"/>
+                <w:color w:val="1C1C1C"/>
+                <w:sz w:val="16"/>
+              </w:rPr>
+              <w:t xml:space="preserve">    </w:t>
+            </w:r>
+            <w:proofErr w:type="spellStart"/>
+            <w:r>
+              <w:rPr>
+                <w:rFonts w:ascii="Liberation Mono" w:eastAsia="Liberation Mono" w:hAnsi="Liberation Mono"/>
+                <w:color w:val="1C1C1C"/>
+                <w:sz w:val="16"/>
+              </w:rPr>
+              <w:t>CopySeqNo</w:t>
+            </w:r>
+            <w:proofErr w:type="spellEnd"/>
+            <w:r>
+              <w:rPr>
+                <w:rFonts w:ascii="Liberation Mono" w:eastAsia="Liberation Mono" w:hAnsi="Liberation Mono"/>
+                <w:color w:val="1C1C1C"/>
+                <w:sz w:val="16"/>
+              </w:rPr>
+              <w:t xml:space="preserve"> INT NOT NULL,</w:t>
+            </w:r>
+            <w:r>
+              <w:br/>
+            </w:r>
+            <w:r>
+              <w:rPr>
+                <w:rFonts w:ascii="Liberation Mono" w:eastAsia="Liberation Mono" w:hAnsi="Liberation Mono"/>
+                <w:color w:val="1C1C1C"/>
+                <w:sz w:val="16"/>
+              </w:rPr>
               <w:t xml:space="preserve">    StartDatetime DATETIME NOT NULL,</w:t>
             </w:r>
             <w:r>
@@ -4392,160 +5444,94 @@
             </w:r>
             <w:r>
               <w:rPr>
-                <w:rFonts w:ascii="Liberation Mono" w:hAnsi="Liberation Mono" w:eastAsia="Liberation Mono"/>
+                <w:rFonts w:ascii="Liberation Mono" w:eastAsia="Liberation Mono" w:hAnsi="Liberation Mono"/>
                 <w:color w:val="1C1C1C"/>
                 <w:sz w:val="16"/>
               </w:rPr>
-              <w:t xml:space="preserve">    DueDate DATE NOT NULL,</w:t>
+              <w:t xml:space="preserve">    </w:t>
+            </w:r>
+            <w:proofErr w:type="spellStart"/>
+            <w:r>
+              <w:rPr>
+                <w:rFonts w:ascii="Liberation Mono" w:eastAsia="Liberation Mono" w:hAnsi="Liberation Mono"/>
+                <w:color w:val="1C1C1C"/>
+                <w:sz w:val="16"/>
+              </w:rPr>
+              <w:t>DueDate</w:t>
+            </w:r>
+            <w:proofErr w:type="spellEnd"/>
+            <w:r>
+              <w:rPr>
+                <w:rFonts w:ascii="Liberation Mono" w:eastAsia="Liberation Mono" w:hAnsi="Liberation Mono"/>
+                <w:color w:val="1C1C1C"/>
+                <w:sz w:val="16"/>
+              </w:rPr>
+              <w:t xml:space="preserve"> DATE NOT NULL,</w:t>
             </w:r>
             <w:r>
               <w:br/>
             </w:r>
             <w:r>
               <w:rPr>
-                <w:rFonts w:ascii="Liberation Mono" w:hAnsi="Liberation Mono" w:eastAsia="Liberation Mono"/>
+                <w:rFonts w:ascii="Liberation Mono" w:eastAsia="Liberation Mono" w:hAnsi="Liberation Mono"/>
                 <w:color w:val="1C1C1C"/>
                 <w:sz w:val="16"/>
               </w:rPr>
-              <w:t xml:space="preserve">    ReturnDatetime DATETIME NULL,</w:t>
+              <w:t xml:space="preserve">    </w:t>
+            </w:r>
+            <w:proofErr w:type="spellStart"/>
+            <w:r>
+              <w:rPr>
+                <w:rFonts w:ascii="Liberation Mono" w:eastAsia="Liberation Mono" w:hAnsi="Liberation Mono"/>
+                <w:color w:val="1C1C1C"/>
+                <w:sz w:val="16"/>
+              </w:rPr>
+              <w:t>ReturnDatetime</w:t>
+            </w:r>
+            <w:proofErr w:type="spellEnd"/>
+            <w:r>
+              <w:rPr>
+                <w:rFonts w:ascii="Liberation Mono" w:eastAsia="Liberation Mono" w:hAnsi="Liberation Mono"/>
+                <w:color w:val="1C1C1C"/>
+                <w:sz w:val="16"/>
+              </w:rPr>
+              <w:t xml:space="preserve"> DATETIME NULL,</w:t>
             </w:r>
             <w:r>
               <w:br/>
             </w:r>
             <w:r>
               <w:rPr>
-                <w:rFonts w:ascii="Liberation Mono" w:hAnsi="Liberation Mono" w:eastAsia="Liberation Mono"/>
+                <w:rFonts w:ascii="Liberation Mono" w:eastAsia="Liberation Mono" w:hAnsi="Liberation Mono"/>
                 <w:color w:val="1C1C1C"/>
                 <w:sz w:val="16"/>
               </w:rPr>
-              <w:t xml:space="preserve">    UpdatedAt DATETIME(6) NOT NULL</w:t>
+              <w:t xml:space="preserve">    </w:t>
+            </w:r>
+            <w:proofErr w:type="spellStart"/>
+            <w:r>
+              <w:rPr>
+                <w:rFonts w:ascii="Liberation Mono" w:eastAsia="Liberation Mono" w:hAnsi="Liberation Mono"/>
+                <w:color w:val="1C1C1C"/>
+                <w:sz w:val="16"/>
+              </w:rPr>
+              <w:t>SourceUpdatedAt</w:t>
+            </w:r>
+            <w:proofErr w:type="spellEnd"/>
+            <w:r>
+              <w:rPr>
+                <w:rFonts w:ascii="Liberation Mono" w:eastAsia="Liberation Mono" w:hAnsi="Liberation Mono"/>
+                <w:color w:val="1C1C1C"/>
+                <w:sz w:val="16"/>
+              </w:rPr>
+              <w:t xml:space="preserve"> DATETIME(6) NOT NULL</w:t>
             </w:r>
             <w:r>
               <w:br/>
             </w:r>
             <w:r>
               <w:rPr>
-                <w:rFonts w:ascii="Liberation Mono" w:hAnsi="Liberation Mono" w:eastAsia="Liberation Mono"/>
-                <w:color w:val="1C1C1C"/>
-                <w:sz w:val="16"/>
-              </w:rPr>
-              <w:t>);</w:t>
-            </w:r>
-            <w:r>
-              <w:br/>
-            </w:r>
-            <w:r>
-              <w:rPr>
-                <w:rFonts w:ascii="Liberation Mono" w:hAnsi="Liberation Mono" w:eastAsia="Liberation Mono"/>
-                <w:color w:val="1C1C1C"/>
-                <w:sz w:val="16"/>
-              </w:rPr>
-            </w:r>
-            <w:r>
-              <w:br/>
-            </w:r>
-            <w:r>
-              <w:rPr>
-                <w:rFonts w:ascii="Liberation Mono" w:hAnsi="Liberation Mono" w:eastAsia="Liberation Mono"/>
-                <w:color w:val="1C1C1C"/>
-                <w:sz w:val="16"/>
-              </w:rPr>
-              <w:t>CREATE TABLE FactLoanCurrent (</w:t>
-            </w:r>
-            <w:r>
-              <w:br/>
-            </w:r>
-            <w:r>
-              <w:rPr>
-                <w:rFonts w:ascii="Liberation Mono" w:hAnsi="Liberation Mono" w:eastAsia="Liberation Mono"/>
-                <w:color w:val="1C1C1C"/>
-                <w:sz w:val="16"/>
-              </w:rPr>
-              <w:t xml:space="preserve">    LoanID BIGINT PRIMARY KEY,</w:t>
-            </w:r>
-            <w:r>
-              <w:br/>
-            </w:r>
-            <w:r>
-              <w:rPr>
-                <w:rFonts w:ascii="Liberation Mono" w:hAnsi="Liberation Mono" w:eastAsia="Liberation Mono"/>
-                <w:color w:val="1C1C1C"/>
-                <w:sz w:val="16"/>
-              </w:rPr>
-              <w:t xml:space="preserve">    MemberID CHAR(10) NOT NULL,</w:t>
-            </w:r>
-            <w:r>
-              <w:br/>
-            </w:r>
-            <w:r>
-              <w:rPr>
-                <w:rFonts w:ascii="Liberation Mono" w:hAnsi="Liberation Mono" w:eastAsia="Liberation Mono"/>
-                <w:color w:val="1C1C1C"/>
-                <w:sz w:val="16"/>
-              </w:rPr>
-              <w:t xml:space="preserve">    BookID CHAR(10) NOT NULL,</w:t>
-            </w:r>
-            <w:r>
-              <w:br/>
-            </w:r>
-            <w:r>
-              <w:rPr>
-                <w:rFonts w:ascii="Liberation Mono" w:hAnsi="Liberation Mono" w:eastAsia="Liberation Mono"/>
-                <w:color w:val="1C1C1C"/>
-                <w:sz w:val="16"/>
-              </w:rPr>
-              <w:t xml:space="preserve">    CopySeqNo INT NOT NULL,</w:t>
-            </w:r>
-            <w:r>
-              <w:br/>
-            </w:r>
-            <w:r>
-              <w:rPr>
-                <w:rFonts w:ascii="Liberation Mono" w:hAnsi="Liberation Mono" w:eastAsia="Liberation Mono"/>
-                <w:color w:val="1C1C1C"/>
-                <w:sz w:val="16"/>
-              </w:rPr>
-              <w:t xml:space="preserve">    StartDatetime DATETIME NOT NULL,</w:t>
-            </w:r>
-            <w:r>
-              <w:br/>
-            </w:r>
-            <w:r>
-              <w:rPr>
-                <w:rFonts w:ascii="Liberation Mono" w:hAnsi="Liberation Mono" w:eastAsia="Liberation Mono"/>
-                <w:color w:val="1C1C1C"/>
-                <w:sz w:val="16"/>
-              </w:rPr>
-              <w:t xml:space="preserve">    DueDate DATE NOT NULL,</w:t>
-            </w:r>
-            <w:r>
-              <w:br/>
-            </w:r>
-            <w:r>
-              <w:rPr>
-                <w:rFonts w:ascii="Liberation Mono" w:hAnsi="Liberation Mono" w:eastAsia="Liberation Mono"/>
-                <w:color w:val="1C1C1C"/>
-                <w:sz w:val="16"/>
-              </w:rPr>
-              <w:t xml:space="preserve">    ReturnDatetime DATETIME NULL,</w:t>
-            </w:r>
-            <w:r>
-              <w:br/>
-            </w:r>
-            <w:r>
-              <w:rPr>
-                <w:rFonts w:ascii="Liberation Mono" w:hAnsi="Liberation Mono" w:eastAsia="Liberation Mono"/>
-                <w:color w:val="1C1C1C"/>
-                <w:sz w:val="16"/>
-              </w:rPr>
-              <w:t xml:space="preserve">    SourceUpdatedAt DATETIME(6) NOT NULL</w:t>
-            </w:r>
-            <w:r>
-              <w:br/>
-            </w:r>
-            <w:r>
-              <w:rPr>
-                <w:rFonts w:ascii="Liberation Mono" w:hAnsi="Liberation Mono" w:eastAsia="Liberation Mono"/>
+                <w:rFonts w:ascii="Liberation Mono" w:eastAsia="Liberation Mono" w:hAnsi="Liberation Mono"/>
                 <w:color w:val="1C1C1C"/>
                 <w:sz w:val="16"/>
               </w:rPr>
@@ -4560,13 +5546,31 @@
         <w:pStyle w:val="ReportBody"/>
       </w:pPr>
       <w:r>
-        <w:rPr>
-          <w:rFonts w:ascii="Carlito" w:hAnsi="Carlito" w:eastAsia="Carlito"/>
-          <w:i w:val="0"/>
-          <w:color w:val="252525"/>
-          <w:sz w:val="24"/>
-        </w:rPr>
-        <w:t>The target primary key makes duplicate insertion impossible. StageLoanLatest also has one row per LoanID so a batch cannot contain two competing versions. ETL_Control stores the last committed boundary rather than the time at which the job happened to finish.</w:t>
+        <w:t xml:space="preserve">The target primary key makes duplicate insertion impossible. </w:t>
+      </w:r>
+      <w:proofErr w:type="spellStart"/>
+      <w:r>
+        <w:t>StageLoanLatest</w:t>
+      </w:r>
+      <w:proofErr w:type="spellEnd"/>
+      <w:r>
+        <w:t xml:space="preserve"> also has one row per </w:t>
+      </w:r>
+      <w:proofErr w:type="spellStart"/>
+      <w:r>
+        <w:t>LoanID</w:t>
+      </w:r>
+      <w:proofErr w:type="spellEnd"/>
+      <w:r>
+        <w:t xml:space="preserve"> so a batch cannot contain two competing versions. </w:t>
+      </w:r>
+      <w:proofErr w:type="spellStart"/>
+      <w:r>
+        <w:t>ETL_Control</w:t>
+      </w:r>
+      <w:proofErr w:type="spellEnd"/>
+      <w:r>
+        <w:t xml:space="preserve"> stores the last committed boundary rather than the time at which the job happened to finish.</w:t>
       </w:r>
     </w:p>
     <w:p>
@@ -4574,12 +5578,6 @@
         <w:pStyle w:val="ReportSubheading"/>
       </w:pPr>
       <w:r>
-        <w:rPr>
-          <w:rFonts w:ascii="Carlito" w:hAnsi="Carlito" w:eastAsia="Carlito"/>
-          <w:b/>
-          <w:color w:val="5B3B73"/>
-          <w:sz w:val="24"/>
-        </w:rPr>
         <w:t>Why a fixed upper boundary is important</w:t>
       </w:r>
     </w:p>
@@ -4588,13 +5586,47 @@
         <w:pStyle w:val="ReportBody"/>
       </w:pPr>
       <w:r>
-        <w:rPr>
-          <w:rFonts w:ascii="Carlito" w:hAnsi="Carlito" w:eastAsia="Carlito"/>
-          <w:i w:val="0"/>
-          <w:color w:val="252525"/>
-          <w:sz w:val="24"/>
-        </w:rPr>
-        <w:t>The source is read with UpdatedAt &gt;= from_time and UpdatedAt &lt; batch_end. The upper bound is captured once at the start. A row that changes while the load is running either falls before that boundary and is included, or falls after it and is handled by the next batch. The query does not chase a moving “now”.</w:t>
+        <w:t xml:space="preserve">The source is read with </w:t>
+      </w:r>
+      <w:proofErr w:type="spellStart"/>
+      <w:r>
+        <w:t>UpdatedAt</w:t>
+      </w:r>
+      <w:proofErr w:type="spellEnd"/>
+      <w:r>
+        <w:t xml:space="preserve"> &gt;= </w:t>
+      </w:r>
+      <w:proofErr w:type="spellStart"/>
+      <w:r>
+        <w:t>from_time</w:t>
+      </w:r>
+      <w:proofErr w:type="spellEnd"/>
+      <w:r>
+        <w:t xml:space="preserve"> and </w:t>
+      </w:r>
+      <w:proofErr w:type="spellStart"/>
+      <w:r>
+        <w:t>UpdatedAt</w:t>
+      </w:r>
+      <w:proofErr w:type="spellEnd"/>
+      <w:r>
+        <w:t xml:space="preserve"> &lt; </w:t>
+      </w:r>
+      <w:proofErr w:type="spellStart"/>
+      <w:r>
+        <w:t>batch_end</w:t>
+      </w:r>
+      <w:proofErr w:type="spellEnd"/>
+      <w:r>
+        <w:t xml:space="preserve">. The upper bound is captured once at the start. A row that changes while the load is running either falls before that boundary and is </w:t>
+      </w:r>
+      <w:proofErr w:type="gramStart"/>
+      <w:r>
+        <w:t>included, or</w:t>
+      </w:r>
+      <w:proofErr w:type="gramEnd"/>
+      <w:r>
+        <w:t xml:space="preserve"> falls after it and is handled by the next batch. The query does not chase a moving “now”.</w:t>
       </w:r>
     </w:p>
     <w:p>
@@ -4613,54 +5645,49 @@
         </w:pBdr>
       </w:pPr>
       <w:r>
-        <w:rPr>
-          <w:rFonts w:ascii="Carlito" w:hAnsi="Carlito" w:eastAsia="Carlito"/>
-          <w:b/>
-          <w:color w:val="4B2A63"/>
-          <w:sz w:val="26"/>
-        </w:rPr>
+        <w:lastRenderedPageBreak/>
         <w:t>4. Transactional batch</w:t>
       </w:r>
     </w:p>
     <w:tbl>
       <w:tblPr>
-        <w:tblW w:type="auto" w:w="0"/>
+        <w:tblW w:w="0" w:type="auto"/>
         <w:jc w:val="center"/>
-        <w:tblLook w:firstColumn="1" w:firstRow="1" w:lastColumn="0" w:lastRow="0" w:noHBand="0" w:noVBand="1" w:val="04A0"/>
         <w:tblLayout w:type="fixed"/>
+        <w:tblLook w:val="04A0" w:firstRow="1" w:lastRow="0" w:firstColumn="1" w:lastColumn="0" w:noHBand="0" w:noVBand="1"/>
       </w:tblPr>
       <w:tblGrid>
-        <w:gridCol w:w="9749"/>
+        <w:gridCol w:w="9936"/>
       </w:tblGrid>
       <w:tr>
         <w:trPr>
           <w:cantSplit/>
+          <w:jc w:val="center"/>
         </w:trPr>
         <w:tc>
           <w:tcPr>
-            <w:tcW w:type="dxa" w:w="9936"/>
-            <w:shd w:fill="F3F4F6" w:val="clear"/>
+            <w:tcW w:w="9936" w:type="dxa"/>
             <w:tcBorders>
-              <w:top w:val="single" w:sz="6" w:color="D7D9DE"/>
-              <w:bottom w:val="single" w:sz="6" w:color="D7D9DE"/>
-              <w:start w:val="single" w:sz="6" w:color="D7D9DE"/>
-              <w:end w:val="single" w:sz="6" w:color="D7D9DE"/>
+              <w:top w:val="single" w:sz="6" w:space="0" w:color="D7D9DE"/>
+              <w:left w:val="single" w:sz="6" w:space="0" w:color="D7D9DE"/>
+              <w:bottom w:val="single" w:sz="6" w:space="0" w:color="D7D9DE"/>
+              <w:right w:val="single" w:sz="6" w:space="0" w:color="D7D9DE"/>
             </w:tcBorders>
+            <w:shd w:val="clear" w:color="auto" w:fill="F3F4F6"/>
             <w:tcMar>
               <w:top w:w="75" w:type="dxa"/>
-              <w:start w:w="95" w:type="dxa"/>
+              <w:left w:w="95" w:type="dxa"/>
               <w:bottom w:w="75" w:type="dxa"/>
-              <w:end w:w="95" w:type="dxa"/>
+              <w:right w:w="95" w:type="dxa"/>
             </w:tcMar>
           </w:tcPr>
           <w:p>
             <w:pPr>
-              <w:spacing w:before="0" w:after="0" w:line="228" w:lineRule="auto"/>
+              <w:spacing w:after="0" w:line="228" w:lineRule="auto"/>
             </w:pPr>
-            <w:r/>
-            <w:r>
-              <w:rPr>
-                <w:rFonts w:ascii="Liberation Mono" w:hAnsi="Liberation Mono" w:eastAsia="Liberation Mono"/>
+            <w:r>
+              <w:rPr>
+                <w:rFonts w:ascii="Liberation Mono" w:eastAsia="Liberation Mono" w:hAnsi="Liberation Mono"/>
                 <w:color w:val="1C1C1C"/>
                 <w:sz w:val="15"/>
               </w:rPr>
@@ -4671,7 +5698,7 @@
             </w:r>
             <w:r>
               <w:rPr>
-                <w:rFonts w:ascii="Liberation Mono" w:hAnsi="Liberation Mono" w:eastAsia="Liberation Mono"/>
+                <w:rFonts w:ascii="Liberation Mono" w:eastAsia="Liberation Mono" w:hAnsi="Liberation Mono"/>
                 <w:color w:val="1C1C1C"/>
                 <w:sz w:val="15"/>
               </w:rPr>
@@ -4681,508 +5708,1446 @@
               <w:br/>
             </w:r>
             <w:r>
-              <w:rPr>
-                <w:rFonts w:ascii="Liberation Mono" w:hAnsi="Liberation Mono" w:eastAsia="Liberation Mono"/>
+              <w:br/>
+            </w:r>
+            <w:r>
+              <w:rPr>
+                <w:rFonts w:ascii="Liberation Mono" w:eastAsia="Liberation Mono" w:hAnsi="Liberation Mono"/>
                 <w:color w:val="1C1C1C"/>
                 <w:sz w:val="15"/>
               </w:rPr>
+              <w:t xml:space="preserve">SELECT </w:t>
+            </w:r>
+            <w:proofErr w:type="spellStart"/>
+            <w:r>
+              <w:rPr>
+                <w:rFonts w:ascii="Liberation Mono" w:eastAsia="Liberation Mono" w:hAnsi="Liberation Mono"/>
+                <w:color w:val="1C1C1C"/>
+                <w:sz w:val="15"/>
+              </w:rPr>
+              <w:t>LastSuccessfulAt</w:t>
+            </w:r>
+            <w:proofErr w:type="spellEnd"/>
+            <w:r>
+              <w:rPr>
+                <w:rFonts w:ascii="Liberation Mono" w:eastAsia="Liberation Mono" w:hAnsi="Liberation Mono"/>
+                <w:color w:val="1C1C1C"/>
+                <w:sz w:val="15"/>
+              </w:rPr>
+              <w:t xml:space="preserve"> INTO @last_success</w:t>
             </w:r>
             <w:r>
               <w:br/>
             </w:r>
             <w:r>
               <w:rPr>
-                <w:rFonts w:ascii="Liberation Mono" w:hAnsi="Liberation Mono" w:eastAsia="Liberation Mono"/>
+                <w:rFonts w:ascii="Liberation Mono" w:eastAsia="Liberation Mono" w:hAnsi="Liberation Mono"/>
                 <w:color w:val="1C1C1C"/>
                 <w:sz w:val="15"/>
               </w:rPr>
-              <w:t>SELECT LastSuccessfulAt INTO @last_success</w:t>
-            </w:r>
+              <w:t xml:space="preserve">FROM </w:t>
+            </w:r>
+            <w:proofErr w:type="spellStart"/>
+            <w:r>
+              <w:rPr>
+                <w:rFonts w:ascii="Liberation Mono" w:eastAsia="Liberation Mono" w:hAnsi="Liberation Mono"/>
+                <w:color w:val="1C1C1C"/>
+                <w:sz w:val="15"/>
+              </w:rPr>
+              <w:t>ETL_Control</w:t>
+            </w:r>
+            <w:proofErr w:type="spellEnd"/>
             <w:r>
               <w:br/>
             </w:r>
             <w:r>
               <w:rPr>
-                <w:rFonts w:ascii="Liberation Mono" w:hAnsi="Liberation Mono" w:eastAsia="Liberation Mono"/>
+                <w:rFonts w:ascii="Liberation Mono" w:eastAsia="Liberation Mono" w:hAnsi="Liberation Mono"/>
                 <w:color w:val="1C1C1C"/>
                 <w:sz w:val="15"/>
               </w:rPr>
-              <w:t>FROM ETL_Control</w:t>
+              <w:t xml:space="preserve">WHERE </w:t>
+            </w:r>
+            <w:proofErr w:type="spellStart"/>
+            <w:r>
+              <w:rPr>
+                <w:rFonts w:ascii="Liberation Mono" w:eastAsia="Liberation Mono" w:hAnsi="Liberation Mono"/>
+                <w:color w:val="1C1C1C"/>
+                <w:sz w:val="15"/>
+              </w:rPr>
+              <w:t>PipelineName</w:t>
+            </w:r>
+            <w:proofErr w:type="spellEnd"/>
+            <w:r>
+              <w:rPr>
+                <w:rFonts w:ascii="Liberation Mono" w:eastAsia="Liberation Mono" w:hAnsi="Liberation Mono"/>
+                <w:color w:val="1C1C1C"/>
+                <w:sz w:val="15"/>
+              </w:rPr>
+              <w:t xml:space="preserve"> = '</w:t>
+            </w:r>
+            <w:proofErr w:type="spellStart"/>
+            <w:r>
+              <w:rPr>
+                <w:rFonts w:ascii="Liberation Mono" w:eastAsia="Liberation Mono" w:hAnsi="Liberation Mono"/>
+                <w:color w:val="1C1C1C"/>
+                <w:sz w:val="15"/>
+              </w:rPr>
+              <w:t>loan_incremental</w:t>
+            </w:r>
+            <w:proofErr w:type="spellEnd"/>
+            <w:r>
+              <w:rPr>
+                <w:rFonts w:ascii="Liberation Mono" w:eastAsia="Liberation Mono" w:hAnsi="Liberation Mono"/>
+                <w:color w:val="1C1C1C"/>
+                <w:sz w:val="15"/>
+              </w:rPr>
+              <w:t>'</w:t>
             </w:r>
             <w:r>
               <w:br/>
             </w:r>
             <w:r>
               <w:rPr>
-                <w:rFonts w:ascii="Liberation Mono" w:hAnsi="Liberation Mono" w:eastAsia="Liberation Mono"/>
+                <w:rFonts w:ascii="Liberation Mono" w:eastAsia="Liberation Mono" w:hAnsi="Liberation Mono"/>
                 <w:color w:val="1C1C1C"/>
                 <w:sz w:val="15"/>
               </w:rPr>
-              <w:t>WHERE PipelineName = 'loan_incremental'</w:t>
+              <w:t>FOR UPDATE;</w:t>
             </w:r>
             <w:r>
               <w:br/>
             </w:r>
             <w:r>
-              <w:rPr>
-                <w:rFonts w:ascii="Liberation Mono" w:hAnsi="Liberation Mono" w:eastAsia="Liberation Mono"/>
+              <w:br/>
+            </w:r>
+            <w:r>
+              <w:rPr>
+                <w:rFonts w:ascii="Liberation Mono" w:eastAsia="Liberation Mono" w:hAnsi="Liberation Mono"/>
                 <w:color w:val="1C1C1C"/>
                 <w:sz w:val="15"/>
               </w:rPr>
-              <w:t>FOR UPDATE;</w:t>
+              <w:t>SET @from_time = @last_success - INTERVAL 5 MINUTE;</w:t>
             </w:r>
             <w:r>
               <w:br/>
             </w:r>
             <w:r>
               <w:rPr>
-                <w:rFonts w:ascii="Liberation Mono" w:hAnsi="Liberation Mono" w:eastAsia="Liberation Mono"/>
+                <w:rFonts w:ascii="Liberation Mono" w:eastAsia="Liberation Mono" w:hAnsi="Liberation Mono"/>
                 <w:color w:val="1C1C1C"/>
                 <w:sz w:val="15"/>
               </w:rPr>
+              <w:t xml:space="preserve">DELETE FROM </w:t>
+            </w:r>
+            <w:proofErr w:type="spellStart"/>
+            <w:r>
+              <w:rPr>
+                <w:rFonts w:ascii="Liberation Mono" w:eastAsia="Liberation Mono" w:hAnsi="Liberation Mono"/>
+                <w:color w:val="1C1C1C"/>
+                <w:sz w:val="15"/>
+              </w:rPr>
+              <w:t>StageLoanLatest</w:t>
+            </w:r>
+            <w:proofErr w:type="spellEnd"/>
+            <w:r>
+              <w:rPr>
+                <w:rFonts w:ascii="Liberation Mono" w:eastAsia="Liberation Mono" w:hAnsi="Liberation Mono"/>
+                <w:color w:val="1C1C1C"/>
+                <w:sz w:val="15"/>
+              </w:rPr>
+              <w:t>;</w:t>
             </w:r>
             <w:r>
               <w:br/>
             </w:r>
             <w:r>
-              <w:rPr>
-                <w:rFonts w:ascii="Liberation Mono" w:hAnsi="Liberation Mono" w:eastAsia="Liberation Mono"/>
+              <w:br/>
+            </w:r>
+            <w:r>
+              <w:rPr>
+                <w:rFonts w:ascii="Liberation Mono" w:eastAsia="Liberation Mono" w:hAnsi="Liberation Mono"/>
                 <w:color w:val="1C1C1C"/>
                 <w:sz w:val="15"/>
               </w:rPr>
-              <w:t>SET @from_time = @last_success - INTERVAL 5 MINUTE;</w:t>
-            </w:r>
+              <w:t xml:space="preserve">INSERT INTO </w:t>
+            </w:r>
+            <w:proofErr w:type="spellStart"/>
+            <w:r>
+              <w:rPr>
+                <w:rFonts w:ascii="Liberation Mono" w:eastAsia="Liberation Mono" w:hAnsi="Liberation Mono"/>
+                <w:color w:val="1C1C1C"/>
+                <w:sz w:val="15"/>
+              </w:rPr>
+              <w:t>StageLoanLatest</w:t>
+            </w:r>
+            <w:proofErr w:type="spellEnd"/>
             <w:r>
               <w:br/>
             </w:r>
             <w:r>
               <w:rPr>
-                <w:rFonts w:ascii="Liberation Mono" w:hAnsi="Liberation Mono" w:eastAsia="Liberation Mono"/>
+                <w:rFonts w:ascii="Liberation Mono" w:eastAsia="Liberation Mono" w:hAnsi="Liberation Mono"/>
                 <w:color w:val="1C1C1C"/>
                 <w:sz w:val="15"/>
               </w:rPr>
-              <w:t>DELETE FROM StageLoanLatest;</w:t>
+              <w:t xml:space="preserve">SELECT </w:t>
+            </w:r>
+            <w:proofErr w:type="spellStart"/>
+            <w:r>
+              <w:rPr>
+                <w:rFonts w:ascii="Liberation Mono" w:eastAsia="Liberation Mono" w:hAnsi="Liberation Mono"/>
+                <w:color w:val="1C1C1C"/>
+                <w:sz w:val="15"/>
+              </w:rPr>
+              <w:t>LoanID</w:t>
+            </w:r>
+            <w:proofErr w:type="spellEnd"/>
+            <w:r>
+              <w:rPr>
+                <w:rFonts w:ascii="Liberation Mono" w:eastAsia="Liberation Mono" w:hAnsi="Liberation Mono"/>
+                <w:color w:val="1C1C1C"/>
+                <w:sz w:val="15"/>
+              </w:rPr>
+              <w:t xml:space="preserve">, </w:t>
+            </w:r>
+            <w:proofErr w:type="spellStart"/>
+            <w:r>
+              <w:rPr>
+                <w:rFonts w:ascii="Liberation Mono" w:eastAsia="Liberation Mono" w:hAnsi="Liberation Mono"/>
+                <w:color w:val="1C1C1C"/>
+                <w:sz w:val="15"/>
+              </w:rPr>
+              <w:t>MemberID</w:t>
+            </w:r>
+            <w:proofErr w:type="spellEnd"/>
+            <w:r>
+              <w:rPr>
+                <w:rFonts w:ascii="Liberation Mono" w:eastAsia="Liberation Mono" w:hAnsi="Liberation Mono"/>
+                <w:color w:val="1C1C1C"/>
+                <w:sz w:val="15"/>
+              </w:rPr>
+              <w:t xml:space="preserve">, </w:t>
+            </w:r>
+            <w:proofErr w:type="spellStart"/>
+            <w:r>
+              <w:rPr>
+                <w:rFonts w:ascii="Liberation Mono" w:eastAsia="Liberation Mono" w:hAnsi="Liberation Mono"/>
+                <w:color w:val="1C1C1C"/>
+                <w:sz w:val="15"/>
+              </w:rPr>
+              <w:t>BookID</w:t>
+            </w:r>
+            <w:proofErr w:type="spellEnd"/>
+            <w:r>
+              <w:rPr>
+                <w:rFonts w:ascii="Liberation Mono" w:eastAsia="Liberation Mono" w:hAnsi="Liberation Mono"/>
+                <w:color w:val="1C1C1C"/>
+                <w:sz w:val="15"/>
+              </w:rPr>
+              <w:t xml:space="preserve">, </w:t>
+            </w:r>
+            <w:proofErr w:type="spellStart"/>
+            <w:r>
+              <w:rPr>
+                <w:rFonts w:ascii="Liberation Mono" w:eastAsia="Liberation Mono" w:hAnsi="Liberation Mono"/>
+                <w:color w:val="1C1C1C"/>
+                <w:sz w:val="15"/>
+              </w:rPr>
+              <w:t>CopySeqNo</w:t>
+            </w:r>
+            <w:proofErr w:type="spellEnd"/>
+            <w:r>
+              <w:rPr>
+                <w:rFonts w:ascii="Liberation Mono" w:eastAsia="Liberation Mono" w:hAnsi="Liberation Mono"/>
+                <w:color w:val="1C1C1C"/>
+                <w:sz w:val="15"/>
+              </w:rPr>
+              <w:t>,</w:t>
             </w:r>
             <w:r>
               <w:br/>
             </w:r>
             <w:r>
               <w:rPr>
-                <w:rFonts w:ascii="Liberation Mono" w:hAnsi="Liberation Mono" w:eastAsia="Liberation Mono"/>
+                <w:rFonts w:ascii="Liberation Mono" w:eastAsia="Liberation Mono" w:hAnsi="Liberation Mono"/>
                 <w:color w:val="1C1C1C"/>
                 <w:sz w:val="15"/>
               </w:rPr>
-            </w:r>
+              <w:t xml:space="preserve">       StartDatetime, </w:t>
+            </w:r>
+            <w:proofErr w:type="spellStart"/>
+            <w:r>
+              <w:rPr>
+                <w:rFonts w:ascii="Liberation Mono" w:eastAsia="Liberation Mono" w:hAnsi="Liberation Mono"/>
+                <w:color w:val="1C1C1C"/>
+                <w:sz w:val="15"/>
+              </w:rPr>
+              <w:t>DueDate</w:t>
+            </w:r>
+            <w:proofErr w:type="spellEnd"/>
+            <w:r>
+              <w:rPr>
+                <w:rFonts w:ascii="Liberation Mono" w:eastAsia="Liberation Mono" w:hAnsi="Liberation Mono"/>
+                <w:color w:val="1C1C1C"/>
+                <w:sz w:val="15"/>
+              </w:rPr>
+              <w:t xml:space="preserve">, </w:t>
+            </w:r>
+            <w:proofErr w:type="spellStart"/>
+            <w:r>
+              <w:rPr>
+                <w:rFonts w:ascii="Liberation Mono" w:eastAsia="Liberation Mono" w:hAnsi="Liberation Mono"/>
+                <w:color w:val="1C1C1C"/>
+                <w:sz w:val="15"/>
+              </w:rPr>
+              <w:t>ReturnDatetime</w:t>
+            </w:r>
+            <w:proofErr w:type="spellEnd"/>
+            <w:r>
+              <w:rPr>
+                <w:rFonts w:ascii="Liberation Mono" w:eastAsia="Liberation Mono" w:hAnsi="Liberation Mono"/>
+                <w:color w:val="1C1C1C"/>
+                <w:sz w:val="15"/>
+              </w:rPr>
+              <w:t xml:space="preserve">, </w:t>
+            </w:r>
+            <w:proofErr w:type="spellStart"/>
+            <w:r>
+              <w:rPr>
+                <w:rFonts w:ascii="Liberation Mono" w:eastAsia="Liberation Mono" w:hAnsi="Liberation Mono"/>
+                <w:color w:val="1C1C1C"/>
+                <w:sz w:val="15"/>
+              </w:rPr>
+              <w:t>UpdatedAt</w:t>
+            </w:r>
+            <w:proofErr w:type="spellEnd"/>
             <w:r>
               <w:br/>
             </w:r>
             <w:r>
               <w:rPr>
-                <w:rFonts w:ascii="Liberation Mono" w:hAnsi="Liberation Mono" w:eastAsia="Liberation Mono"/>
+                <w:rFonts w:ascii="Liberation Mono" w:eastAsia="Liberation Mono" w:hAnsi="Liberation Mono"/>
                 <w:color w:val="1C1C1C"/>
                 <w:sz w:val="15"/>
               </w:rPr>
-              <w:t>INSERT INTO StageLoanLatest</w:t>
+              <w:t>FROM (</w:t>
             </w:r>
             <w:r>
               <w:br/>
             </w:r>
             <w:r>
               <w:rPr>
-                <w:rFonts w:ascii="Liberation Mono" w:hAnsi="Liberation Mono" w:eastAsia="Liberation Mono"/>
+                <w:rFonts w:ascii="Liberation Mono" w:eastAsia="Liberation Mono" w:hAnsi="Liberation Mono"/>
                 <w:color w:val="1C1C1C"/>
                 <w:sz w:val="15"/>
               </w:rPr>
-              <w:t>SELECT LoanID, MemberID, BookID, CopySeqNo,</w:t>
+              <w:t xml:space="preserve">    SELECT s.*,</w:t>
             </w:r>
             <w:r>
               <w:br/>
             </w:r>
             <w:r>
               <w:rPr>
-                <w:rFonts w:ascii="Liberation Mono" w:hAnsi="Liberation Mono" w:eastAsia="Liberation Mono"/>
+                <w:rFonts w:ascii="Liberation Mono" w:eastAsia="Liberation Mono" w:hAnsi="Liberation Mono"/>
                 <w:color w:val="1C1C1C"/>
                 <w:sz w:val="15"/>
               </w:rPr>
-              <w:t xml:space="preserve">       StartDatetime, DueDate, ReturnDatetime, UpdatedAt</w:t>
+              <w:t xml:space="preserve">           ROW_NUMBER() OVER (</w:t>
             </w:r>
             <w:r>
               <w:br/>
             </w:r>
             <w:r>
               <w:rPr>
-                <w:rFonts w:ascii="Liberation Mono" w:hAnsi="Liberation Mono" w:eastAsia="Liberation Mono"/>
+                <w:rFonts w:ascii="Liberation Mono" w:eastAsia="Liberation Mono" w:hAnsi="Liberation Mono"/>
                 <w:color w:val="1C1C1C"/>
                 <w:sz w:val="15"/>
               </w:rPr>
-              <w:t>FROM (</w:t>
+              <w:t xml:space="preserve">             PARTITION BY </w:t>
+            </w:r>
+            <w:proofErr w:type="spellStart"/>
+            <w:r>
+              <w:rPr>
+                <w:rFonts w:ascii="Liberation Mono" w:eastAsia="Liberation Mono" w:hAnsi="Liberation Mono"/>
+                <w:color w:val="1C1C1C"/>
+                <w:sz w:val="15"/>
+              </w:rPr>
+              <w:t>LoanID</w:t>
+            </w:r>
+            <w:proofErr w:type="spellEnd"/>
+            <w:r>
+              <w:rPr>
+                <w:rFonts w:ascii="Liberation Mono" w:eastAsia="Liberation Mono" w:hAnsi="Liberation Mono"/>
+                <w:color w:val="1C1C1C"/>
+                <w:sz w:val="15"/>
+              </w:rPr>
+              <w:t xml:space="preserve"> ORDER BY </w:t>
+            </w:r>
+            <w:proofErr w:type="spellStart"/>
+            <w:r>
+              <w:rPr>
+                <w:rFonts w:ascii="Liberation Mono" w:eastAsia="Liberation Mono" w:hAnsi="Liberation Mono"/>
+                <w:color w:val="1C1C1C"/>
+                <w:sz w:val="15"/>
+              </w:rPr>
+              <w:t>UpdatedAt</w:t>
+            </w:r>
+            <w:proofErr w:type="spellEnd"/>
+            <w:r>
+              <w:rPr>
+                <w:rFonts w:ascii="Liberation Mono" w:eastAsia="Liberation Mono" w:hAnsi="Liberation Mono"/>
+                <w:color w:val="1C1C1C"/>
+                <w:sz w:val="15"/>
+              </w:rPr>
+              <w:t xml:space="preserve"> DESC</w:t>
             </w:r>
             <w:r>
               <w:br/>
             </w:r>
             <w:r>
               <w:rPr>
-                <w:rFonts w:ascii="Liberation Mono" w:hAnsi="Liberation Mono" w:eastAsia="Liberation Mono"/>
+                <w:rFonts w:ascii="Liberation Mono" w:eastAsia="Liberation Mono" w:hAnsi="Liberation Mono"/>
                 <w:color w:val="1C1C1C"/>
                 <w:sz w:val="15"/>
               </w:rPr>
-              <w:t xml:space="preserve">    SELECT s.*,</w:t>
-            </w:r>
+              <w:t xml:space="preserve">           ) AS </w:t>
+            </w:r>
+            <w:proofErr w:type="spellStart"/>
+            <w:r>
+              <w:rPr>
+                <w:rFonts w:ascii="Liberation Mono" w:eastAsia="Liberation Mono" w:hAnsi="Liberation Mono"/>
+                <w:color w:val="1C1C1C"/>
+                <w:sz w:val="15"/>
+              </w:rPr>
+              <w:t>rn</w:t>
+            </w:r>
+            <w:proofErr w:type="spellEnd"/>
             <w:r>
               <w:br/>
             </w:r>
             <w:r>
               <w:rPr>
-                <w:rFonts w:ascii="Liberation Mono" w:hAnsi="Liberation Mono" w:eastAsia="Liberation Mono"/>
+                <w:rFonts w:ascii="Liberation Mono" w:eastAsia="Liberation Mono" w:hAnsi="Liberation Mono"/>
                 <w:color w:val="1C1C1C"/>
                 <w:sz w:val="15"/>
               </w:rPr>
-              <w:t xml:space="preserve">           ROW_NUMBER() OVER (</w:t>
+              <w:t xml:space="preserve">    FROM </w:t>
+            </w:r>
+            <w:proofErr w:type="spellStart"/>
+            <w:r>
+              <w:rPr>
+                <w:rFonts w:ascii="Liberation Mono" w:eastAsia="Liberation Mono" w:hAnsi="Liberation Mono"/>
+                <w:color w:val="1C1C1C"/>
+                <w:sz w:val="15"/>
+              </w:rPr>
+              <w:t>LoanChangeStaging</w:t>
+            </w:r>
+            <w:proofErr w:type="spellEnd"/>
+            <w:r>
+              <w:rPr>
+                <w:rFonts w:ascii="Liberation Mono" w:eastAsia="Liberation Mono" w:hAnsi="Liberation Mono"/>
+                <w:color w:val="1C1C1C"/>
+                <w:sz w:val="15"/>
+              </w:rPr>
+              <w:t xml:space="preserve"> AS s</w:t>
             </w:r>
             <w:r>
               <w:br/>
             </w:r>
             <w:r>
               <w:rPr>
-                <w:rFonts w:ascii="Liberation Mono" w:hAnsi="Liberation Mono" w:eastAsia="Liberation Mono"/>
+                <w:rFonts w:ascii="Liberation Mono" w:eastAsia="Liberation Mono" w:hAnsi="Liberation Mono"/>
                 <w:color w:val="1C1C1C"/>
                 <w:sz w:val="15"/>
               </w:rPr>
-              <w:t xml:space="preserve">             PARTITION BY LoanID ORDER BY UpdatedAt DESC</w:t>
+              <w:t xml:space="preserve">    WHERE </w:t>
+            </w:r>
+            <w:proofErr w:type="spellStart"/>
+            <w:r>
+              <w:rPr>
+                <w:rFonts w:ascii="Liberation Mono" w:eastAsia="Liberation Mono" w:hAnsi="Liberation Mono"/>
+                <w:color w:val="1C1C1C"/>
+                <w:sz w:val="15"/>
+              </w:rPr>
+              <w:t>s.UpdatedAt</w:t>
+            </w:r>
+            <w:proofErr w:type="spellEnd"/>
+            <w:r>
+              <w:rPr>
+                <w:rFonts w:ascii="Liberation Mono" w:eastAsia="Liberation Mono" w:hAnsi="Liberation Mono"/>
+                <w:color w:val="1C1C1C"/>
+                <w:sz w:val="15"/>
+              </w:rPr>
+              <w:t xml:space="preserve"> &gt;= @from_time</w:t>
             </w:r>
             <w:r>
               <w:br/>
             </w:r>
             <w:r>
               <w:rPr>
-                <w:rFonts w:ascii="Liberation Mono" w:hAnsi="Liberation Mono" w:eastAsia="Liberation Mono"/>
+                <w:rFonts w:ascii="Liberation Mono" w:eastAsia="Liberation Mono" w:hAnsi="Liberation Mono"/>
                 <w:color w:val="1C1C1C"/>
                 <w:sz w:val="15"/>
               </w:rPr>
-              <w:t xml:space="preserve">           ) AS rn</w:t>
+              <w:t xml:space="preserve">      AND </w:t>
+            </w:r>
+            <w:proofErr w:type="spellStart"/>
+            <w:r>
+              <w:rPr>
+                <w:rFonts w:ascii="Liberation Mono" w:eastAsia="Liberation Mono" w:hAnsi="Liberation Mono"/>
+                <w:color w:val="1C1C1C"/>
+                <w:sz w:val="15"/>
+              </w:rPr>
+              <w:t>s.UpdatedAt</w:t>
+            </w:r>
+            <w:proofErr w:type="spellEnd"/>
+            <w:r>
+              <w:rPr>
+                <w:rFonts w:ascii="Liberation Mono" w:eastAsia="Liberation Mono" w:hAnsi="Liberation Mono"/>
+                <w:color w:val="1C1C1C"/>
+                <w:sz w:val="15"/>
+              </w:rPr>
+              <w:t xml:space="preserve"> &lt;  @batch_end</w:t>
             </w:r>
             <w:r>
               <w:br/>
             </w:r>
             <w:r>
               <w:rPr>
-                <w:rFonts w:ascii="Liberation Mono" w:hAnsi="Liberation Mono" w:eastAsia="Liberation Mono"/>
+                <w:rFonts w:ascii="Liberation Mono" w:eastAsia="Liberation Mono" w:hAnsi="Liberation Mono"/>
                 <w:color w:val="1C1C1C"/>
                 <w:sz w:val="15"/>
               </w:rPr>
-              <w:t xml:space="preserve">    FROM LoanChangeStaging AS s</w:t>
+              <w:t>) AS ranked</w:t>
             </w:r>
             <w:r>
               <w:br/>
             </w:r>
             <w:r>
               <w:rPr>
-                <w:rFonts w:ascii="Liberation Mono" w:hAnsi="Liberation Mono" w:eastAsia="Liberation Mono"/>
+                <w:rFonts w:ascii="Liberation Mono" w:eastAsia="Liberation Mono" w:hAnsi="Liberation Mono"/>
                 <w:color w:val="1C1C1C"/>
                 <w:sz w:val="15"/>
               </w:rPr>
-              <w:t xml:space="preserve">    WHERE s.UpdatedAt &gt;= @from_time</w:t>
+              <w:t xml:space="preserve">WHERE </w:t>
+            </w:r>
+            <w:proofErr w:type="spellStart"/>
+            <w:r>
+              <w:rPr>
+                <w:rFonts w:ascii="Liberation Mono" w:eastAsia="Liberation Mono" w:hAnsi="Liberation Mono"/>
+                <w:color w:val="1C1C1C"/>
+                <w:sz w:val="15"/>
+              </w:rPr>
+              <w:t>rn</w:t>
+            </w:r>
+            <w:proofErr w:type="spellEnd"/>
+            <w:r>
+              <w:rPr>
+                <w:rFonts w:ascii="Liberation Mono" w:eastAsia="Liberation Mono" w:hAnsi="Liberation Mono"/>
+                <w:color w:val="1C1C1C"/>
+                <w:sz w:val="15"/>
+              </w:rPr>
+              <w:t xml:space="preserve"> = 1;</w:t>
             </w:r>
             <w:r>
               <w:br/>
             </w:r>
             <w:r>
-              <w:rPr>
-                <w:rFonts w:ascii="Liberation Mono" w:hAnsi="Liberation Mono" w:eastAsia="Liberation Mono"/>
+              <w:br/>
+            </w:r>
+            <w:r>
+              <w:rPr>
+                <w:rFonts w:ascii="Liberation Mono" w:eastAsia="Liberation Mono" w:hAnsi="Liberation Mono"/>
                 <w:color w:val="1C1C1C"/>
                 <w:sz w:val="15"/>
               </w:rPr>
-              <w:t xml:space="preserve">      AND s.UpdatedAt &lt;  @batch_end</w:t>
-            </w:r>
+              <w:t xml:space="preserve">INSERT INTO </w:t>
+            </w:r>
+            <w:proofErr w:type="spellStart"/>
+            <w:r>
+              <w:rPr>
+                <w:rFonts w:ascii="Liberation Mono" w:eastAsia="Liberation Mono" w:hAnsi="Liberation Mono"/>
+                <w:color w:val="1C1C1C"/>
+                <w:sz w:val="15"/>
+              </w:rPr>
+              <w:t>FactLoanCurrent</w:t>
+            </w:r>
+            <w:proofErr w:type="spellEnd"/>
             <w:r>
               <w:br/>
             </w:r>
             <w:r>
               <w:rPr>
-                <w:rFonts w:ascii="Liberation Mono" w:hAnsi="Liberation Mono" w:eastAsia="Liberation Mono"/>
+                <w:rFonts w:ascii="Liberation Mono" w:eastAsia="Liberation Mono" w:hAnsi="Liberation Mono"/>
                 <w:color w:val="1C1C1C"/>
                 <w:sz w:val="15"/>
               </w:rPr>
-              <w:t>) AS ranked</w:t>
+              <w:t>SELECT * FROM (</w:t>
             </w:r>
             <w:r>
               <w:br/>
             </w:r>
             <w:r>
               <w:rPr>
-                <w:rFonts w:ascii="Liberation Mono" w:hAnsi="Liberation Mono" w:eastAsia="Liberation Mono"/>
+                <w:rFonts w:ascii="Liberation Mono" w:eastAsia="Liberation Mono" w:hAnsi="Liberation Mono"/>
                 <w:color w:val="1C1C1C"/>
                 <w:sz w:val="15"/>
               </w:rPr>
-              <w:t>WHERE rn = 1;</w:t>
+              <w:t xml:space="preserve">    SELECT </w:t>
+            </w:r>
+            <w:proofErr w:type="spellStart"/>
+            <w:r>
+              <w:rPr>
+                <w:rFonts w:ascii="Liberation Mono" w:eastAsia="Liberation Mono" w:hAnsi="Liberation Mono"/>
+                <w:color w:val="1C1C1C"/>
+                <w:sz w:val="15"/>
+              </w:rPr>
+              <w:t>LoanID</w:t>
+            </w:r>
+            <w:proofErr w:type="spellEnd"/>
+            <w:r>
+              <w:rPr>
+                <w:rFonts w:ascii="Liberation Mono" w:eastAsia="Liberation Mono" w:hAnsi="Liberation Mono"/>
+                <w:color w:val="1C1C1C"/>
+                <w:sz w:val="15"/>
+              </w:rPr>
+              <w:t xml:space="preserve">, </w:t>
+            </w:r>
+            <w:proofErr w:type="spellStart"/>
+            <w:r>
+              <w:rPr>
+                <w:rFonts w:ascii="Liberation Mono" w:eastAsia="Liberation Mono" w:hAnsi="Liberation Mono"/>
+                <w:color w:val="1C1C1C"/>
+                <w:sz w:val="15"/>
+              </w:rPr>
+              <w:t>MemberID</w:t>
+            </w:r>
+            <w:proofErr w:type="spellEnd"/>
+            <w:r>
+              <w:rPr>
+                <w:rFonts w:ascii="Liberation Mono" w:eastAsia="Liberation Mono" w:hAnsi="Liberation Mono"/>
+                <w:color w:val="1C1C1C"/>
+                <w:sz w:val="15"/>
+              </w:rPr>
+              <w:t xml:space="preserve">, </w:t>
+            </w:r>
+            <w:proofErr w:type="spellStart"/>
+            <w:r>
+              <w:rPr>
+                <w:rFonts w:ascii="Liberation Mono" w:eastAsia="Liberation Mono" w:hAnsi="Liberation Mono"/>
+                <w:color w:val="1C1C1C"/>
+                <w:sz w:val="15"/>
+              </w:rPr>
+              <w:t>BookID</w:t>
+            </w:r>
+            <w:proofErr w:type="spellEnd"/>
+            <w:r>
+              <w:rPr>
+                <w:rFonts w:ascii="Liberation Mono" w:eastAsia="Liberation Mono" w:hAnsi="Liberation Mono"/>
+                <w:color w:val="1C1C1C"/>
+                <w:sz w:val="15"/>
+              </w:rPr>
+              <w:t xml:space="preserve">, </w:t>
+            </w:r>
+            <w:proofErr w:type="spellStart"/>
+            <w:r>
+              <w:rPr>
+                <w:rFonts w:ascii="Liberation Mono" w:eastAsia="Liberation Mono" w:hAnsi="Liberation Mono"/>
+                <w:color w:val="1C1C1C"/>
+                <w:sz w:val="15"/>
+              </w:rPr>
+              <w:t>CopySeqNo</w:t>
+            </w:r>
+            <w:proofErr w:type="spellEnd"/>
+            <w:r>
+              <w:rPr>
+                <w:rFonts w:ascii="Liberation Mono" w:eastAsia="Liberation Mono" w:hAnsi="Liberation Mono"/>
+                <w:color w:val="1C1C1C"/>
+                <w:sz w:val="15"/>
+              </w:rPr>
+              <w:t>,</w:t>
             </w:r>
             <w:r>
               <w:br/>
             </w:r>
             <w:r>
               <w:rPr>
-                <w:rFonts w:ascii="Liberation Mono" w:hAnsi="Liberation Mono" w:eastAsia="Liberation Mono"/>
+                <w:rFonts w:ascii="Liberation Mono" w:eastAsia="Liberation Mono" w:hAnsi="Liberation Mono"/>
                 <w:color w:val="1C1C1C"/>
                 <w:sz w:val="15"/>
               </w:rPr>
-            </w:r>
+              <w:t xml:space="preserve">           StartDatetime, </w:t>
+            </w:r>
+            <w:proofErr w:type="spellStart"/>
+            <w:r>
+              <w:rPr>
+                <w:rFonts w:ascii="Liberation Mono" w:eastAsia="Liberation Mono" w:hAnsi="Liberation Mono"/>
+                <w:color w:val="1C1C1C"/>
+                <w:sz w:val="15"/>
+              </w:rPr>
+              <w:t>DueDate</w:t>
+            </w:r>
+            <w:proofErr w:type="spellEnd"/>
+            <w:r>
+              <w:rPr>
+                <w:rFonts w:ascii="Liberation Mono" w:eastAsia="Liberation Mono" w:hAnsi="Liberation Mono"/>
+                <w:color w:val="1C1C1C"/>
+                <w:sz w:val="15"/>
+              </w:rPr>
+              <w:t xml:space="preserve">, </w:t>
+            </w:r>
+            <w:proofErr w:type="spellStart"/>
+            <w:r>
+              <w:rPr>
+                <w:rFonts w:ascii="Liberation Mono" w:eastAsia="Liberation Mono" w:hAnsi="Liberation Mono"/>
+                <w:color w:val="1C1C1C"/>
+                <w:sz w:val="15"/>
+              </w:rPr>
+              <w:t>ReturnDatetime</w:t>
+            </w:r>
+            <w:proofErr w:type="spellEnd"/>
+            <w:r>
+              <w:rPr>
+                <w:rFonts w:ascii="Liberation Mono" w:eastAsia="Liberation Mono" w:hAnsi="Liberation Mono"/>
+                <w:color w:val="1C1C1C"/>
+                <w:sz w:val="15"/>
+              </w:rPr>
+              <w:t xml:space="preserve">, </w:t>
+            </w:r>
+            <w:proofErr w:type="spellStart"/>
+            <w:r>
+              <w:rPr>
+                <w:rFonts w:ascii="Liberation Mono" w:eastAsia="Liberation Mono" w:hAnsi="Liberation Mono"/>
+                <w:color w:val="1C1C1C"/>
+                <w:sz w:val="15"/>
+              </w:rPr>
+              <w:t>UpdatedAt</w:t>
+            </w:r>
+            <w:proofErr w:type="spellEnd"/>
             <w:r>
               <w:br/>
             </w:r>
             <w:r>
               <w:rPr>
-                <w:rFonts w:ascii="Liberation Mono" w:hAnsi="Liberation Mono" w:eastAsia="Liberation Mono"/>
+                <w:rFonts w:ascii="Liberation Mono" w:eastAsia="Liberation Mono" w:hAnsi="Liberation Mono"/>
                 <w:color w:val="1C1C1C"/>
                 <w:sz w:val="15"/>
               </w:rPr>
-              <w:t>INSERT INTO FactLoanCurrent</w:t>
-            </w:r>
+              <w:t xml:space="preserve">    FROM </w:t>
+            </w:r>
+            <w:proofErr w:type="spellStart"/>
+            <w:r>
+              <w:rPr>
+                <w:rFonts w:ascii="Liberation Mono" w:eastAsia="Liberation Mono" w:hAnsi="Liberation Mono"/>
+                <w:color w:val="1C1C1C"/>
+                <w:sz w:val="15"/>
+              </w:rPr>
+              <w:t>StageLoanLatest</w:t>
+            </w:r>
+            <w:proofErr w:type="spellEnd"/>
             <w:r>
               <w:br/>
             </w:r>
             <w:r>
               <w:rPr>
-                <w:rFonts w:ascii="Liberation Mono" w:hAnsi="Liberation Mono" w:eastAsia="Liberation Mono"/>
+                <w:rFonts w:ascii="Liberation Mono" w:eastAsia="Liberation Mono" w:hAnsi="Liberation Mono"/>
                 <w:color w:val="1C1C1C"/>
                 <w:sz w:val="15"/>
               </w:rPr>
-              <w:t>SELECT * FROM (</w:t>
+              <w:t>) AS incoming</w:t>
             </w:r>
             <w:r>
               <w:br/>
             </w:r>
             <w:r>
               <w:rPr>
-                <w:rFonts w:ascii="Liberation Mono" w:hAnsi="Liberation Mono" w:eastAsia="Liberation Mono"/>
+                <w:rFonts w:ascii="Liberation Mono" w:eastAsia="Liberation Mono" w:hAnsi="Liberation Mono"/>
                 <w:color w:val="1C1C1C"/>
                 <w:sz w:val="15"/>
               </w:rPr>
-              <w:t xml:space="preserve">    SELECT LoanID, MemberID, BookID, CopySeqNo,</w:t>
+              <w:t>ON DUPLICATE KEY UPDATE</w:t>
             </w:r>
             <w:r>
               <w:br/>
             </w:r>
             <w:r>
               <w:rPr>
-                <w:rFonts w:ascii="Liberation Mono" w:hAnsi="Liberation Mono" w:eastAsia="Liberation Mono"/>
+                <w:rFonts w:ascii="Liberation Mono" w:eastAsia="Liberation Mono" w:hAnsi="Liberation Mono"/>
                 <w:color w:val="1C1C1C"/>
                 <w:sz w:val="15"/>
               </w:rPr>
-              <w:t xml:space="preserve">           StartDatetime, DueDate, ReturnDatetime, UpdatedAt</w:t>
+              <w:t xml:space="preserve">    </w:t>
+            </w:r>
+            <w:proofErr w:type="spellStart"/>
+            <w:r>
+              <w:rPr>
+                <w:rFonts w:ascii="Liberation Mono" w:eastAsia="Liberation Mono" w:hAnsi="Liberation Mono"/>
+                <w:color w:val="1C1C1C"/>
+                <w:sz w:val="15"/>
+              </w:rPr>
+              <w:t>MemberID</w:t>
+            </w:r>
+            <w:proofErr w:type="spellEnd"/>
+            <w:r>
+              <w:rPr>
+                <w:rFonts w:ascii="Liberation Mono" w:eastAsia="Liberation Mono" w:hAnsi="Liberation Mono"/>
+                <w:color w:val="1C1C1C"/>
+                <w:sz w:val="15"/>
+              </w:rPr>
+              <w:t xml:space="preserve"> = IF(</w:t>
+            </w:r>
+            <w:proofErr w:type="spellStart"/>
+            <w:r>
+              <w:rPr>
+                <w:rFonts w:ascii="Liberation Mono" w:eastAsia="Liberation Mono" w:hAnsi="Liberation Mono"/>
+                <w:color w:val="1C1C1C"/>
+                <w:sz w:val="15"/>
+              </w:rPr>
+              <w:t>incoming.UpdatedAt</w:t>
+            </w:r>
+            <w:proofErr w:type="spellEnd"/>
+            <w:r>
+              <w:rPr>
+                <w:rFonts w:ascii="Liberation Mono" w:eastAsia="Liberation Mono" w:hAnsi="Liberation Mono"/>
+                <w:color w:val="1C1C1C"/>
+                <w:sz w:val="15"/>
+              </w:rPr>
+              <w:t xml:space="preserve"> &gt;= </w:t>
+            </w:r>
+            <w:proofErr w:type="spellStart"/>
+            <w:r>
+              <w:rPr>
+                <w:rFonts w:ascii="Liberation Mono" w:eastAsia="Liberation Mono" w:hAnsi="Liberation Mono"/>
+                <w:color w:val="1C1C1C"/>
+                <w:sz w:val="15"/>
+              </w:rPr>
+              <w:t>SourceUpdatedAt</w:t>
+            </w:r>
+            <w:proofErr w:type="spellEnd"/>
+            <w:r>
+              <w:rPr>
+                <w:rFonts w:ascii="Liberation Mono" w:eastAsia="Liberation Mono" w:hAnsi="Liberation Mono"/>
+                <w:color w:val="1C1C1C"/>
+                <w:sz w:val="15"/>
+              </w:rPr>
+              <w:t>,</w:t>
             </w:r>
             <w:r>
               <w:br/>
             </w:r>
             <w:r>
               <w:rPr>
-                <w:rFonts w:ascii="Liberation Mono" w:hAnsi="Liberation Mono" w:eastAsia="Liberation Mono"/>
+                <w:rFonts w:ascii="Liberation Mono" w:eastAsia="Liberation Mono" w:hAnsi="Liberation Mono"/>
                 <w:color w:val="1C1C1C"/>
                 <w:sz w:val="15"/>
               </w:rPr>
-              <w:t xml:space="preserve">    FROM StageLoanLatest</w:t>
+              <w:t xml:space="preserve">                  </w:t>
+            </w:r>
+            <w:proofErr w:type="spellStart"/>
+            <w:r>
+              <w:rPr>
+                <w:rFonts w:ascii="Liberation Mono" w:eastAsia="Liberation Mono" w:hAnsi="Liberation Mono"/>
+                <w:color w:val="1C1C1C"/>
+                <w:sz w:val="15"/>
+              </w:rPr>
+              <w:t>incoming.MemberID</w:t>
+            </w:r>
+            <w:proofErr w:type="spellEnd"/>
+            <w:r>
+              <w:rPr>
+                <w:rFonts w:ascii="Liberation Mono" w:eastAsia="Liberation Mono" w:hAnsi="Liberation Mono"/>
+                <w:color w:val="1C1C1C"/>
+                <w:sz w:val="15"/>
+              </w:rPr>
+              <w:t xml:space="preserve">, </w:t>
+            </w:r>
+            <w:proofErr w:type="spellStart"/>
+            <w:r>
+              <w:rPr>
+                <w:rFonts w:ascii="Liberation Mono" w:eastAsia="Liberation Mono" w:hAnsi="Liberation Mono"/>
+                <w:color w:val="1C1C1C"/>
+                <w:sz w:val="15"/>
+              </w:rPr>
+              <w:t>MemberID</w:t>
+            </w:r>
+            <w:proofErr w:type="spellEnd"/>
+            <w:r>
+              <w:rPr>
+                <w:rFonts w:ascii="Liberation Mono" w:eastAsia="Liberation Mono" w:hAnsi="Liberation Mono"/>
+                <w:color w:val="1C1C1C"/>
+                <w:sz w:val="15"/>
+              </w:rPr>
+              <w:t>),</w:t>
             </w:r>
             <w:r>
               <w:br/>
             </w:r>
             <w:r>
               <w:rPr>
-                <w:rFonts w:ascii="Liberation Mono" w:hAnsi="Liberation Mono" w:eastAsia="Liberation Mono"/>
+                <w:rFonts w:ascii="Liberation Mono" w:eastAsia="Liberation Mono" w:hAnsi="Liberation Mono"/>
                 <w:color w:val="1C1C1C"/>
                 <w:sz w:val="15"/>
               </w:rPr>
-              <w:t>) AS incoming</w:t>
+              <w:t xml:space="preserve">    </w:t>
+            </w:r>
+            <w:proofErr w:type="spellStart"/>
+            <w:r>
+              <w:rPr>
+                <w:rFonts w:ascii="Liberation Mono" w:eastAsia="Liberation Mono" w:hAnsi="Liberation Mono"/>
+                <w:color w:val="1C1C1C"/>
+                <w:sz w:val="15"/>
+              </w:rPr>
+              <w:t>BookID</w:t>
+            </w:r>
+            <w:proofErr w:type="spellEnd"/>
+            <w:r>
+              <w:rPr>
+                <w:rFonts w:ascii="Liberation Mono" w:eastAsia="Liberation Mono" w:hAnsi="Liberation Mono"/>
+                <w:color w:val="1C1C1C"/>
+                <w:sz w:val="15"/>
+              </w:rPr>
+              <w:t xml:space="preserve"> = IF(</w:t>
+            </w:r>
+            <w:proofErr w:type="spellStart"/>
+            <w:r>
+              <w:rPr>
+                <w:rFonts w:ascii="Liberation Mono" w:eastAsia="Liberation Mono" w:hAnsi="Liberation Mono"/>
+                <w:color w:val="1C1C1C"/>
+                <w:sz w:val="15"/>
+              </w:rPr>
+              <w:t>incoming.UpdatedAt</w:t>
+            </w:r>
+            <w:proofErr w:type="spellEnd"/>
+            <w:r>
+              <w:rPr>
+                <w:rFonts w:ascii="Liberation Mono" w:eastAsia="Liberation Mono" w:hAnsi="Liberation Mono"/>
+                <w:color w:val="1C1C1C"/>
+                <w:sz w:val="15"/>
+              </w:rPr>
+              <w:t xml:space="preserve"> &gt;= </w:t>
+            </w:r>
+            <w:proofErr w:type="spellStart"/>
+            <w:r>
+              <w:rPr>
+                <w:rFonts w:ascii="Liberation Mono" w:eastAsia="Liberation Mono" w:hAnsi="Liberation Mono"/>
+                <w:color w:val="1C1C1C"/>
+                <w:sz w:val="15"/>
+              </w:rPr>
+              <w:t>SourceUpdatedAt</w:t>
+            </w:r>
+            <w:proofErr w:type="spellEnd"/>
+            <w:r>
+              <w:rPr>
+                <w:rFonts w:ascii="Liberation Mono" w:eastAsia="Liberation Mono" w:hAnsi="Liberation Mono"/>
+                <w:color w:val="1C1C1C"/>
+                <w:sz w:val="15"/>
+              </w:rPr>
+              <w:t>,</w:t>
             </w:r>
             <w:r>
               <w:br/>
             </w:r>
             <w:r>
               <w:rPr>
-                <w:rFonts w:ascii="Liberation Mono" w:hAnsi="Liberation Mono" w:eastAsia="Liberation Mono"/>
+                <w:rFonts w:ascii="Liberation Mono" w:eastAsia="Liberation Mono" w:hAnsi="Liberation Mono"/>
                 <w:color w:val="1C1C1C"/>
                 <w:sz w:val="15"/>
               </w:rPr>
-              <w:t>ON DUPLICATE KEY UPDATE</w:t>
+              <w:t xml:space="preserve">                </w:t>
+            </w:r>
+            <w:proofErr w:type="spellStart"/>
+            <w:r>
+              <w:rPr>
+                <w:rFonts w:ascii="Liberation Mono" w:eastAsia="Liberation Mono" w:hAnsi="Liberation Mono"/>
+                <w:color w:val="1C1C1C"/>
+                <w:sz w:val="15"/>
+              </w:rPr>
+              <w:t>incoming.BookID</w:t>
+            </w:r>
+            <w:proofErr w:type="spellEnd"/>
+            <w:r>
+              <w:rPr>
+                <w:rFonts w:ascii="Liberation Mono" w:eastAsia="Liberation Mono" w:hAnsi="Liberation Mono"/>
+                <w:color w:val="1C1C1C"/>
+                <w:sz w:val="15"/>
+              </w:rPr>
+              <w:t xml:space="preserve">, </w:t>
+            </w:r>
+            <w:proofErr w:type="spellStart"/>
+            <w:r>
+              <w:rPr>
+                <w:rFonts w:ascii="Liberation Mono" w:eastAsia="Liberation Mono" w:hAnsi="Liberation Mono"/>
+                <w:color w:val="1C1C1C"/>
+                <w:sz w:val="15"/>
+              </w:rPr>
+              <w:t>BookID</w:t>
+            </w:r>
+            <w:proofErr w:type="spellEnd"/>
+            <w:r>
+              <w:rPr>
+                <w:rFonts w:ascii="Liberation Mono" w:eastAsia="Liberation Mono" w:hAnsi="Liberation Mono"/>
+                <w:color w:val="1C1C1C"/>
+                <w:sz w:val="15"/>
+              </w:rPr>
+              <w:t>),</w:t>
             </w:r>
             <w:r>
               <w:br/>
             </w:r>
             <w:r>
               <w:rPr>
-                <w:rFonts w:ascii="Liberation Mono" w:hAnsi="Liberation Mono" w:eastAsia="Liberation Mono"/>
+                <w:rFonts w:ascii="Liberation Mono" w:eastAsia="Liberation Mono" w:hAnsi="Liberation Mono"/>
                 <w:color w:val="1C1C1C"/>
                 <w:sz w:val="15"/>
               </w:rPr>
-              <w:t xml:space="preserve">    MemberID = IF(incoming.UpdatedAt &gt;= SourceUpdatedAt,</w:t>
+              <w:t xml:space="preserve">    </w:t>
+            </w:r>
+            <w:proofErr w:type="spellStart"/>
+            <w:r>
+              <w:rPr>
+                <w:rFonts w:ascii="Liberation Mono" w:eastAsia="Liberation Mono" w:hAnsi="Liberation Mono"/>
+                <w:color w:val="1C1C1C"/>
+                <w:sz w:val="15"/>
+              </w:rPr>
+              <w:t>CopySeqNo</w:t>
+            </w:r>
+            <w:proofErr w:type="spellEnd"/>
+            <w:r>
+              <w:rPr>
+                <w:rFonts w:ascii="Liberation Mono" w:eastAsia="Liberation Mono" w:hAnsi="Liberation Mono"/>
+                <w:color w:val="1C1C1C"/>
+                <w:sz w:val="15"/>
+              </w:rPr>
+              <w:t xml:space="preserve"> = IF(</w:t>
+            </w:r>
+            <w:proofErr w:type="spellStart"/>
+            <w:r>
+              <w:rPr>
+                <w:rFonts w:ascii="Liberation Mono" w:eastAsia="Liberation Mono" w:hAnsi="Liberation Mono"/>
+                <w:color w:val="1C1C1C"/>
+                <w:sz w:val="15"/>
+              </w:rPr>
+              <w:t>incoming.UpdatedAt</w:t>
+            </w:r>
+            <w:proofErr w:type="spellEnd"/>
+            <w:r>
+              <w:rPr>
+                <w:rFonts w:ascii="Liberation Mono" w:eastAsia="Liberation Mono" w:hAnsi="Liberation Mono"/>
+                <w:color w:val="1C1C1C"/>
+                <w:sz w:val="15"/>
+              </w:rPr>
+              <w:t xml:space="preserve"> &gt;= </w:t>
+            </w:r>
+            <w:proofErr w:type="spellStart"/>
+            <w:r>
+              <w:rPr>
+                <w:rFonts w:ascii="Liberation Mono" w:eastAsia="Liberation Mono" w:hAnsi="Liberation Mono"/>
+                <w:color w:val="1C1C1C"/>
+                <w:sz w:val="15"/>
+              </w:rPr>
+              <w:t>SourceUpdatedAt</w:t>
+            </w:r>
+            <w:proofErr w:type="spellEnd"/>
+            <w:r>
+              <w:rPr>
+                <w:rFonts w:ascii="Liberation Mono" w:eastAsia="Liberation Mono" w:hAnsi="Liberation Mono"/>
+                <w:color w:val="1C1C1C"/>
+                <w:sz w:val="15"/>
+              </w:rPr>
+              <w:t>,</w:t>
             </w:r>
             <w:r>
               <w:br/>
             </w:r>
             <w:r>
               <w:rPr>
-                <w:rFonts w:ascii="Liberation Mono" w:hAnsi="Liberation Mono" w:eastAsia="Liberation Mono"/>
+                <w:rFonts w:ascii="Liberation Mono" w:eastAsia="Liberation Mono" w:hAnsi="Liberation Mono"/>
                 <w:color w:val="1C1C1C"/>
                 <w:sz w:val="15"/>
               </w:rPr>
-              <w:t xml:space="preserve">                  incoming.MemberID, MemberID),</w:t>
+              <w:t xml:space="preserve">                   </w:t>
+            </w:r>
+            <w:proofErr w:type="spellStart"/>
+            <w:r>
+              <w:rPr>
+                <w:rFonts w:ascii="Liberation Mono" w:eastAsia="Liberation Mono" w:hAnsi="Liberation Mono"/>
+                <w:color w:val="1C1C1C"/>
+                <w:sz w:val="15"/>
+              </w:rPr>
+              <w:t>incoming.CopySeqNo</w:t>
+            </w:r>
+            <w:proofErr w:type="spellEnd"/>
+            <w:r>
+              <w:rPr>
+                <w:rFonts w:ascii="Liberation Mono" w:eastAsia="Liberation Mono" w:hAnsi="Liberation Mono"/>
+                <w:color w:val="1C1C1C"/>
+                <w:sz w:val="15"/>
+              </w:rPr>
+              <w:t xml:space="preserve">, </w:t>
+            </w:r>
+            <w:proofErr w:type="spellStart"/>
+            <w:r>
+              <w:rPr>
+                <w:rFonts w:ascii="Liberation Mono" w:eastAsia="Liberation Mono" w:hAnsi="Liberation Mono"/>
+                <w:color w:val="1C1C1C"/>
+                <w:sz w:val="15"/>
+              </w:rPr>
+              <w:t>CopySeqNo</w:t>
+            </w:r>
+            <w:proofErr w:type="spellEnd"/>
+            <w:r>
+              <w:rPr>
+                <w:rFonts w:ascii="Liberation Mono" w:eastAsia="Liberation Mono" w:hAnsi="Liberation Mono"/>
+                <w:color w:val="1C1C1C"/>
+                <w:sz w:val="15"/>
+              </w:rPr>
+              <w:t>),</w:t>
             </w:r>
             <w:r>
               <w:br/>
             </w:r>
             <w:r>
               <w:rPr>
-                <w:rFonts w:ascii="Liberation Mono" w:hAnsi="Liberation Mono" w:eastAsia="Liberation Mono"/>
+                <w:rFonts w:ascii="Liberation Mono" w:eastAsia="Liberation Mono" w:hAnsi="Liberation Mono"/>
                 <w:color w:val="1C1C1C"/>
                 <w:sz w:val="15"/>
               </w:rPr>
-              <w:t xml:space="preserve">    BookID = IF(incoming.UpdatedAt &gt;= SourceUpdatedAt,</w:t>
+              <w:t xml:space="preserve">    </w:t>
+            </w:r>
+            <w:proofErr w:type="spellStart"/>
+            <w:r>
+              <w:rPr>
+                <w:rFonts w:ascii="Liberation Mono" w:eastAsia="Liberation Mono" w:hAnsi="Liberation Mono"/>
+                <w:color w:val="1C1C1C"/>
+                <w:sz w:val="15"/>
+              </w:rPr>
+              <w:t>ReturnDatetime</w:t>
+            </w:r>
+            <w:proofErr w:type="spellEnd"/>
+            <w:r>
+              <w:rPr>
+                <w:rFonts w:ascii="Liberation Mono" w:eastAsia="Liberation Mono" w:hAnsi="Liberation Mono"/>
+                <w:color w:val="1C1C1C"/>
+                <w:sz w:val="15"/>
+              </w:rPr>
+              <w:t xml:space="preserve"> = IF(</w:t>
+            </w:r>
+            <w:proofErr w:type="spellStart"/>
+            <w:r>
+              <w:rPr>
+                <w:rFonts w:ascii="Liberation Mono" w:eastAsia="Liberation Mono" w:hAnsi="Liberation Mono"/>
+                <w:color w:val="1C1C1C"/>
+                <w:sz w:val="15"/>
+              </w:rPr>
+              <w:t>incoming.UpdatedAt</w:t>
+            </w:r>
+            <w:proofErr w:type="spellEnd"/>
+            <w:r>
+              <w:rPr>
+                <w:rFonts w:ascii="Liberation Mono" w:eastAsia="Liberation Mono" w:hAnsi="Liberation Mono"/>
+                <w:color w:val="1C1C1C"/>
+                <w:sz w:val="15"/>
+              </w:rPr>
+              <w:t xml:space="preserve"> &gt;= </w:t>
+            </w:r>
+            <w:proofErr w:type="spellStart"/>
+            <w:r>
+              <w:rPr>
+                <w:rFonts w:ascii="Liberation Mono" w:eastAsia="Liberation Mono" w:hAnsi="Liberation Mono"/>
+                <w:color w:val="1C1C1C"/>
+                <w:sz w:val="15"/>
+              </w:rPr>
+              <w:t>SourceUpdatedAt</w:t>
+            </w:r>
+            <w:proofErr w:type="spellEnd"/>
+            <w:r>
+              <w:rPr>
+                <w:rFonts w:ascii="Liberation Mono" w:eastAsia="Liberation Mono" w:hAnsi="Liberation Mono"/>
+                <w:color w:val="1C1C1C"/>
+                <w:sz w:val="15"/>
+              </w:rPr>
+              <w:t>,</w:t>
             </w:r>
             <w:r>
               <w:br/>
             </w:r>
             <w:r>
               <w:rPr>
-                <w:rFonts w:ascii="Liberation Mono" w:hAnsi="Liberation Mono" w:eastAsia="Liberation Mono"/>
+                <w:rFonts w:ascii="Liberation Mono" w:eastAsia="Liberation Mono" w:hAnsi="Liberation Mono"/>
                 <w:color w:val="1C1C1C"/>
                 <w:sz w:val="15"/>
               </w:rPr>
-              <w:t xml:space="preserve">                incoming.BookID, BookID),</w:t>
+              <w:t xml:space="preserve">                        </w:t>
+            </w:r>
+            <w:proofErr w:type="spellStart"/>
+            <w:r>
+              <w:rPr>
+                <w:rFonts w:ascii="Liberation Mono" w:eastAsia="Liberation Mono" w:hAnsi="Liberation Mono"/>
+                <w:color w:val="1C1C1C"/>
+                <w:sz w:val="15"/>
+              </w:rPr>
+              <w:t>incoming.ReturnDatetime</w:t>
+            </w:r>
+            <w:proofErr w:type="spellEnd"/>
+            <w:r>
+              <w:rPr>
+                <w:rFonts w:ascii="Liberation Mono" w:eastAsia="Liberation Mono" w:hAnsi="Liberation Mono"/>
+                <w:color w:val="1C1C1C"/>
+                <w:sz w:val="15"/>
+              </w:rPr>
+              <w:t xml:space="preserve">, </w:t>
+            </w:r>
+            <w:proofErr w:type="spellStart"/>
+            <w:r>
+              <w:rPr>
+                <w:rFonts w:ascii="Liberation Mono" w:eastAsia="Liberation Mono" w:hAnsi="Liberation Mono"/>
+                <w:color w:val="1C1C1C"/>
+                <w:sz w:val="15"/>
+              </w:rPr>
+              <w:t>ReturnDatetime</w:t>
+            </w:r>
+            <w:proofErr w:type="spellEnd"/>
+            <w:r>
+              <w:rPr>
+                <w:rFonts w:ascii="Liberation Mono" w:eastAsia="Liberation Mono" w:hAnsi="Liberation Mono"/>
+                <w:color w:val="1C1C1C"/>
+                <w:sz w:val="15"/>
+              </w:rPr>
+              <w:t>),</w:t>
             </w:r>
             <w:r>
               <w:br/>
             </w:r>
             <w:r>
               <w:rPr>
-                <w:rFonts w:ascii="Liberation Mono" w:hAnsi="Liberation Mono" w:eastAsia="Liberation Mono"/>
+                <w:rFonts w:ascii="Liberation Mono" w:eastAsia="Liberation Mono" w:hAnsi="Liberation Mono"/>
                 <w:color w:val="1C1C1C"/>
                 <w:sz w:val="15"/>
               </w:rPr>
-              <w:t xml:space="preserve">    CopySeqNo = IF(incoming.UpdatedAt &gt;= SourceUpdatedAt,</w:t>
+              <w:t xml:space="preserve">    </w:t>
+            </w:r>
+            <w:proofErr w:type="spellStart"/>
+            <w:r>
+              <w:rPr>
+                <w:rFonts w:ascii="Liberation Mono" w:eastAsia="Liberation Mono" w:hAnsi="Liberation Mono"/>
+                <w:color w:val="1C1C1C"/>
+                <w:sz w:val="15"/>
+              </w:rPr>
+              <w:t>SourceUpdatedAt</w:t>
+            </w:r>
+            <w:proofErr w:type="spellEnd"/>
+            <w:r>
+              <w:rPr>
+                <w:rFonts w:ascii="Liberation Mono" w:eastAsia="Liberation Mono" w:hAnsi="Liberation Mono"/>
+                <w:color w:val="1C1C1C"/>
+                <w:sz w:val="15"/>
+              </w:rPr>
+              <w:t xml:space="preserve"> = GREATEST(</w:t>
+            </w:r>
+            <w:proofErr w:type="spellStart"/>
+            <w:r>
+              <w:rPr>
+                <w:rFonts w:ascii="Liberation Mono" w:eastAsia="Liberation Mono" w:hAnsi="Liberation Mono"/>
+                <w:color w:val="1C1C1C"/>
+                <w:sz w:val="15"/>
+              </w:rPr>
+              <w:t>SourceUpdatedAt</w:t>
+            </w:r>
+            <w:proofErr w:type="spellEnd"/>
+            <w:r>
+              <w:rPr>
+                <w:rFonts w:ascii="Liberation Mono" w:eastAsia="Liberation Mono" w:hAnsi="Liberation Mono"/>
+                <w:color w:val="1C1C1C"/>
+                <w:sz w:val="15"/>
+              </w:rPr>
+              <w:t xml:space="preserve">, </w:t>
+            </w:r>
+            <w:proofErr w:type="spellStart"/>
+            <w:r>
+              <w:rPr>
+                <w:rFonts w:ascii="Liberation Mono" w:eastAsia="Liberation Mono" w:hAnsi="Liberation Mono"/>
+                <w:color w:val="1C1C1C"/>
+                <w:sz w:val="15"/>
+              </w:rPr>
+              <w:t>incoming.UpdatedAt</w:t>
+            </w:r>
+            <w:proofErr w:type="spellEnd"/>
+            <w:r>
+              <w:rPr>
+                <w:rFonts w:ascii="Liberation Mono" w:eastAsia="Liberation Mono" w:hAnsi="Liberation Mono"/>
+                <w:color w:val="1C1C1C"/>
+                <w:sz w:val="15"/>
+              </w:rPr>
+              <w:t>);</w:t>
             </w:r>
             <w:r>
               <w:br/>
             </w:r>
             <w:r>
-              <w:rPr>
-                <w:rFonts w:ascii="Liberation Mono" w:hAnsi="Liberation Mono" w:eastAsia="Liberation Mono"/>
+              <w:br/>
+            </w:r>
+            <w:r>
+              <w:rPr>
+                <w:rFonts w:ascii="Liberation Mono" w:eastAsia="Liberation Mono" w:hAnsi="Liberation Mono"/>
                 <w:color w:val="1C1C1C"/>
                 <w:sz w:val="15"/>
               </w:rPr>
-              <w:t xml:space="preserve">                   incoming.CopySeqNo, CopySeqNo),</w:t>
-            </w:r>
+              <w:t xml:space="preserve">UPDATE </w:t>
+            </w:r>
+            <w:proofErr w:type="spellStart"/>
+            <w:r>
+              <w:rPr>
+                <w:rFonts w:ascii="Liberation Mono" w:eastAsia="Liberation Mono" w:hAnsi="Liberation Mono"/>
+                <w:color w:val="1C1C1C"/>
+                <w:sz w:val="15"/>
+              </w:rPr>
+              <w:t>ETL_Control</w:t>
+            </w:r>
+            <w:proofErr w:type="spellEnd"/>
             <w:r>
               <w:br/>
             </w:r>
             <w:r>
               <w:rPr>
-                <w:rFonts w:ascii="Liberation Mono" w:hAnsi="Liberation Mono" w:eastAsia="Liberation Mono"/>
+                <w:rFonts w:ascii="Liberation Mono" w:eastAsia="Liberation Mono" w:hAnsi="Liberation Mono"/>
                 <w:color w:val="1C1C1C"/>
                 <w:sz w:val="15"/>
               </w:rPr>
-              <w:t xml:space="preserve">    ReturnDatetime = IF(incoming.UpdatedAt &gt;= SourceUpdatedAt,</w:t>
+              <w:t xml:space="preserve">SET </w:t>
+            </w:r>
+            <w:proofErr w:type="spellStart"/>
+            <w:r>
+              <w:rPr>
+                <w:rFonts w:ascii="Liberation Mono" w:eastAsia="Liberation Mono" w:hAnsi="Liberation Mono"/>
+                <w:color w:val="1C1C1C"/>
+                <w:sz w:val="15"/>
+              </w:rPr>
+              <w:t>LastSuccessfulAt</w:t>
+            </w:r>
+            <w:proofErr w:type="spellEnd"/>
+            <w:r>
+              <w:rPr>
+                <w:rFonts w:ascii="Liberation Mono" w:eastAsia="Liberation Mono" w:hAnsi="Liberation Mono"/>
+                <w:color w:val="1C1C1C"/>
+                <w:sz w:val="15"/>
+              </w:rPr>
+              <w:t xml:space="preserve"> = @batch_end,</w:t>
             </w:r>
             <w:r>
               <w:br/>
             </w:r>
             <w:r>
               <w:rPr>
-                <w:rFonts w:ascii="Liberation Mono" w:hAnsi="Liberation Mono" w:eastAsia="Liberation Mono"/>
+                <w:rFonts w:ascii="Liberation Mono" w:eastAsia="Liberation Mono" w:hAnsi="Liberation Mono"/>
                 <w:color w:val="1C1C1C"/>
                 <w:sz w:val="15"/>
               </w:rPr>
-              <w:t xml:space="preserve">                        incoming.ReturnDatetime, ReturnDatetime),</w:t>
+              <w:t xml:space="preserve">    </w:t>
+            </w:r>
+            <w:proofErr w:type="spellStart"/>
+            <w:r>
+              <w:rPr>
+                <w:rFonts w:ascii="Liberation Mono" w:eastAsia="Liberation Mono" w:hAnsi="Liberation Mono"/>
+                <w:color w:val="1C1C1C"/>
+                <w:sz w:val="15"/>
+              </w:rPr>
+              <w:t>LastBatchEnd</w:t>
+            </w:r>
+            <w:proofErr w:type="spellEnd"/>
+            <w:r>
+              <w:rPr>
+                <w:rFonts w:ascii="Liberation Mono" w:eastAsia="Liberation Mono" w:hAnsi="Liberation Mono"/>
+                <w:color w:val="1C1C1C"/>
+                <w:sz w:val="15"/>
+              </w:rPr>
+              <w:t xml:space="preserve"> = @batch_end,</w:t>
             </w:r>
             <w:r>
               <w:br/>
             </w:r>
             <w:r>
               <w:rPr>
-                <w:rFonts w:ascii="Liberation Mono" w:hAnsi="Liberation Mono" w:eastAsia="Liberation Mono"/>
+                <w:rFonts w:ascii="Liberation Mono" w:eastAsia="Liberation Mono" w:hAnsi="Liberation Mono"/>
                 <w:color w:val="1C1C1C"/>
                 <w:sz w:val="15"/>
               </w:rPr>
-              <w:t xml:space="preserve">    SourceUpdatedAt = GREATEST(SourceUpdatedAt, incoming.UpdatedAt);</w:t>
+              <w:t xml:space="preserve">    </w:t>
+            </w:r>
+            <w:proofErr w:type="spellStart"/>
+            <w:r>
+              <w:rPr>
+                <w:rFonts w:ascii="Liberation Mono" w:eastAsia="Liberation Mono" w:hAnsi="Liberation Mono"/>
+                <w:color w:val="1C1C1C"/>
+                <w:sz w:val="15"/>
+              </w:rPr>
+              <w:t>LastRunStatus</w:t>
+            </w:r>
+            <w:proofErr w:type="spellEnd"/>
+            <w:r>
+              <w:rPr>
+                <w:rFonts w:ascii="Liberation Mono" w:eastAsia="Liberation Mono" w:hAnsi="Liberation Mono"/>
+                <w:color w:val="1C1C1C"/>
+                <w:sz w:val="15"/>
+              </w:rPr>
+              <w:t xml:space="preserve"> = 'SUCCESS'</w:t>
             </w:r>
             <w:r>
               <w:br/>
             </w:r>
             <w:r>
               <w:rPr>
-                <w:rFonts w:ascii="Liberation Mono" w:hAnsi="Liberation Mono" w:eastAsia="Liberation Mono"/>
+                <w:rFonts w:ascii="Liberation Mono" w:eastAsia="Liberation Mono" w:hAnsi="Liberation Mono"/>
                 <w:color w:val="1C1C1C"/>
                 <w:sz w:val="15"/>
               </w:rPr>
+              <w:t xml:space="preserve">WHERE </w:t>
+            </w:r>
+            <w:proofErr w:type="spellStart"/>
+            <w:r>
+              <w:rPr>
+                <w:rFonts w:ascii="Liberation Mono" w:eastAsia="Liberation Mono" w:hAnsi="Liberation Mono"/>
+                <w:color w:val="1C1C1C"/>
+                <w:sz w:val="15"/>
+              </w:rPr>
+              <w:t>PipelineName</w:t>
+            </w:r>
+            <w:proofErr w:type="spellEnd"/>
+            <w:r>
+              <w:rPr>
+                <w:rFonts w:ascii="Liberation Mono" w:eastAsia="Liberation Mono" w:hAnsi="Liberation Mono"/>
+                <w:color w:val="1C1C1C"/>
+                <w:sz w:val="15"/>
+              </w:rPr>
+              <w:t xml:space="preserve"> = '</w:t>
+            </w:r>
+            <w:proofErr w:type="spellStart"/>
+            <w:r>
+              <w:rPr>
+                <w:rFonts w:ascii="Liberation Mono" w:eastAsia="Liberation Mono" w:hAnsi="Liberation Mono"/>
+                <w:color w:val="1C1C1C"/>
+                <w:sz w:val="15"/>
+              </w:rPr>
+              <w:t>loan_incremental</w:t>
+            </w:r>
+            <w:proofErr w:type="spellEnd"/>
+            <w:r>
+              <w:rPr>
+                <w:rFonts w:ascii="Liberation Mono" w:eastAsia="Liberation Mono" w:hAnsi="Liberation Mono"/>
+                <w:color w:val="1C1C1C"/>
+                <w:sz w:val="15"/>
+              </w:rPr>
+              <w:t>';</w:t>
             </w:r>
             <w:r>
               <w:br/>
             </w:r>
             <w:r>
-              <w:rPr>
-                <w:rFonts w:ascii="Liberation Mono" w:hAnsi="Liberation Mono" w:eastAsia="Liberation Mono"/>
-                <w:color w:val="1C1C1C"/>
-                <w:sz w:val="15"/>
-              </w:rPr>
-              <w:t>UPDATE ETL_Control</w:t>
-            </w:r>
-            <w:r>
               <w:br/>
             </w:r>
             <w:r>
               <w:rPr>
-                <w:rFonts w:ascii="Liberation Mono" w:hAnsi="Liberation Mono" w:eastAsia="Liberation Mono"/>
-                <w:color w:val="1C1C1C"/>
-                <w:sz w:val="15"/>
-              </w:rPr>
-              <w:t>SET LastSuccessfulAt = @batch_end,</w:t>
-            </w:r>
-            <w:r>
-              <w:br/>
-            </w:r>
-            <w:r>
-              <w:rPr>
-                <w:rFonts w:ascii="Liberation Mono" w:hAnsi="Liberation Mono" w:eastAsia="Liberation Mono"/>
-                <w:color w:val="1C1C1C"/>
-                <w:sz w:val="15"/>
-              </w:rPr>
-              <w:t xml:space="preserve">    LastBatchEnd = @batch_end,</w:t>
-            </w:r>
-            <w:r>
-              <w:br/>
-            </w:r>
-            <w:r>
-              <w:rPr>
-                <w:rFonts w:ascii="Liberation Mono" w:hAnsi="Liberation Mono" w:eastAsia="Liberation Mono"/>
-                <w:color w:val="1C1C1C"/>
-                <w:sz w:val="15"/>
-              </w:rPr>
-              <w:t xml:space="preserve">    LastRunStatus = 'SUCCESS'</w:t>
-            </w:r>
-            <w:r>
-              <w:br/>
-            </w:r>
-            <w:r>
-              <w:rPr>
-                <w:rFonts w:ascii="Liberation Mono" w:hAnsi="Liberation Mono" w:eastAsia="Liberation Mono"/>
-                <w:color w:val="1C1C1C"/>
-                <w:sz w:val="15"/>
-              </w:rPr>
-              <w:t>WHERE PipelineName = 'loan_incremental';</w:t>
-            </w:r>
-            <w:r>
-              <w:br/>
-            </w:r>
-            <w:r>
-              <w:rPr>
-                <w:rFonts w:ascii="Liberation Mono" w:hAnsi="Liberation Mono" w:eastAsia="Liberation Mono"/>
-                <w:color w:val="1C1C1C"/>
-                <w:sz w:val="15"/>
-              </w:rPr>
-            </w:r>
-            <w:r>
-              <w:br/>
-            </w:r>
-            <w:r>
-              <w:rPr>
-                <w:rFonts w:ascii="Liberation Mono" w:hAnsi="Liberation Mono" w:eastAsia="Liberation Mono"/>
+                <w:rFonts w:ascii="Liberation Mono" w:eastAsia="Liberation Mono" w:hAnsi="Liberation Mono"/>
                 <w:color w:val="1C1C1C"/>
                 <w:sz w:val="15"/>
               </w:rPr>
@@ -5197,12 +7162,6 @@
         <w:pStyle w:val="ReportBody"/>
       </w:pPr>
       <w:r>
-        <w:rPr>
-          <w:rFonts w:ascii="Carlito" w:hAnsi="Carlito" w:eastAsia="Carlito"/>
-          <w:i w:val="0"/>
-          <w:color w:val="252525"/>
-          <w:sz w:val="24"/>
-        </w:rPr>
         <w:t>SELECT ... FOR UPDATE locks the control row until the transaction ends, preventing two copies of the same pipeline from advancing the watermark concurrently [1]. MySQL’s ON DUPLICATE KEY UPDATE changes an existing row when its unique key already exists [2]. The timestamp comparison prevents an older overlapped event from overwriting a newer target state.</w:t>
       </w:r>
     </w:p>
@@ -5222,12 +7181,7 @@
         </w:pBdr>
       </w:pPr>
       <w:r>
-        <w:rPr>
-          <w:rFonts w:ascii="Carlito" w:hAnsi="Carlito" w:eastAsia="Carlito"/>
-          <w:b/>
-          <w:color w:val="4B2A63"/>
-          <w:sz w:val="26"/>
-        </w:rPr>
+        <w:lastRenderedPageBreak/>
         <w:t>5. Practical demonstration</w:t>
       </w:r>
     </w:p>
@@ -5236,98 +7190,91 @@
         <w:pStyle w:val="ReportBody"/>
       </w:pPr>
       <w:r>
-        <w:rPr>
-          <w:rFonts w:ascii="Carlito" w:hAnsi="Carlito" w:eastAsia="Carlito"/>
-          <w:i w:val="0"/>
-          <w:color w:val="252525"/>
-          <w:sz w:val="24"/>
-        </w:rPr>
         <w:t>The control row starts at 10:00. The batch boundary is fixed at 10:05 and the five-minute overlap starts at 09:55. Loan 7003 already exists in the target as open; its new source version records a return.</w:t>
       </w:r>
     </w:p>
     <w:tbl>
       <w:tblPr>
-        <w:tblW w:type="auto" w:w="0"/>
+        <w:tblW w:w="0" w:type="auto"/>
         <w:jc w:val="center"/>
-        <w:tblLook w:firstColumn="1" w:firstRow="1" w:lastColumn="0" w:lastRow="0" w:noHBand="0" w:noVBand="1" w:val="04A0"/>
         <w:tblLayout w:type="fixed"/>
+        <w:tblLook w:val="04A0" w:firstRow="1" w:lastRow="0" w:firstColumn="1" w:lastColumn="0" w:noHBand="0" w:noVBand="1"/>
       </w:tblPr>
       <w:tblGrid>
-        <w:gridCol w:w="2437"/>
-        <w:gridCol w:w="2437"/>
-        <w:gridCol w:w="2437"/>
-        <w:gridCol w:w="2437"/>
+        <w:gridCol w:w="1655"/>
+        <w:gridCol w:w="3096"/>
+        <w:gridCol w:w="2088"/>
+        <w:gridCol w:w="3096"/>
       </w:tblGrid>
       <w:tr>
         <w:trPr>
-          <w:tblHeader w:val="true"/>
           <w:cantSplit/>
+          <w:tblHeader/>
+          <w:jc w:val="center"/>
         </w:trPr>
         <w:tc>
           <w:tcPr>
-            <w:tcW w:type="dxa" w:w="1655"/>
-            <w:vAlign w:val="center"/>
+            <w:tcW w:w="1655" w:type="dxa"/>
+            <w:tcBorders>
+              <w:top w:val="single" w:sz="5" w:space="0" w:color="D7D9DE"/>
+              <w:left w:val="single" w:sz="5" w:space="0" w:color="D7D9DE"/>
+              <w:bottom w:val="single" w:sz="5" w:space="0" w:color="D7D9DE"/>
+              <w:right w:val="single" w:sz="5" w:space="0" w:color="D7D9DE"/>
+            </w:tcBorders>
+            <w:shd w:val="clear" w:color="auto" w:fill="4B2A63"/>
             <w:tcMar>
               <w:top w:w="55" w:type="dxa"/>
-              <w:start w:w="70" w:type="dxa"/>
+              <w:left w:w="70" w:type="dxa"/>
               <w:bottom w:w="55" w:type="dxa"/>
-              <w:end w:w="70" w:type="dxa"/>
+              <w:right w:w="70" w:type="dxa"/>
             </w:tcMar>
-            <w:shd w:fill="4B2A63" w:val="clear"/>
-            <w:tcBorders>
-              <w:top w:val="single" w:sz="5" w:color="D7D9DE"/>
-              <w:bottom w:val="single" w:sz="5" w:color="D7D9DE"/>
-              <w:start w:val="single" w:sz="5" w:color="D7D9DE"/>
-              <w:end w:val="single" w:sz="5" w:color="D7D9DE"/>
-            </w:tcBorders>
+            <w:vAlign w:val="center"/>
           </w:tcPr>
           <w:p>
             <w:pPr>
-              <w:spacing w:before="0" w:after="0" w:line="240" w:lineRule="auto"/>
+              <w:spacing w:after="0" w:line="240" w:lineRule="auto"/>
               <w:jc w:val="center"/>
             </w:pPr>
-            <w:r/>
-            <w:r>
-              <w:rPr>
-                <w:rFonts w:ascii="Carlito" w:hAnsi="Carlito" w:eastAsia="Carlito"/>
+            <w:proofErr w:type="spellStart"/>
+            <w:r>
+              <w:rPr>
+                <w:rFonts w:ascii="Carlito" w:eastAsia="Carlito" w:hAnsi="Carlito"/>
                 <w:b/>
-                <w:i w:val="0"/>
                 <w:color w:val="FFFFFF"/>
                 <w:sz w:val="19"/>
               </w:rPr>
               <w:t>LoanID</w:t>
             </w:r>
+            <w:proofErr w:type="spellEnd"/>
           </w:p>
         </w:tc>
         <w:tc>
           <w:tcPr>
-            <w:tcW w:type="dxa" w:w="3096"/>
-            <w:vAlign w:val="center"/>
+            <w:tcW w:w="3096" w:type="dxa"/>
+            <w:tcBorders>
+              <w:top w:val="single" w:sz="5" w:space="0" w:color="D7D9DE"/>
+              <w:left w:val="single" w:sz="5" w:space="0" w:color="D7D9DE"/>
+              <w:bottom w:val="single" w:sz="5" w:space="0" w:color="D7D9DE"/>
+              <w:right w:val="single" w:sz="5" w:space="0" w:color="D7D9DE"/>
+            </w:tcBorders>
+            <w:shd w:val="clear" w:color="auto" w:fill="4B2A63"/>
             <w:tcMar>
               <w:top w:w="55" w:type="dxa"/>
-              <w:start w:w="70" w:type="dxa"/>
+              <w:left w:w="70" w:type="dxa"/>
               <w:bottom w:w="55" w:type="dxa"/>
-              <w:end w:w="70" w:type="dxa"/>
+              <w:right w:w="70" w:type="dxa"/>
             </w:tcMar>
-            <w:shd w:fill="4B2A63" w:val="clear"/>
-            <w:tcBorders>
-              <w:top w:val="single" w:sz="5" w:color="D7D9DE"/>
-              <w:bottom w:val="single" w:sz="5" w:color="D7D9DE"/>
-              <w:start w:val="single" w:sz="5" w:color="D7D9DE"/>
-              <w:end w:val="single" w:sz="5" w:color="D7D9DE"/>
-            </w:tcBorders>
+            <w:vAlign w:val="center"/>
           </w:tcPr>
           <w:p>
             <w:pPr>
-              <w:spacing w:before="0" w:after="0" w:line="240" w:lineRule="auto"/>
+              <w:spacing w:after="0" w:line="240" w:lineRule="auto"/>
               <w:jc w:val="center"/>
             </w:pPr>
-            <w:r/>
-            <w:r>
-              <w:rPr>
-                <w:rFonts w:ascii="Carlito" w:hAnsi="Carlito" w:eastAsia="Carlito"/>
+            <w:r>
+              <w:rPr>
+                <w:rFonts w:ascii="Carlito" w:eastAsia="Carlito" w:hAnsi="Carlito"/>
                 <w:b/>
-                <w:i w:val="0"/>
                 <w:color w:val="FFFFFF"/>
                 <w:sz w:val="19"/>
               </w:rPr>
@@ -5337,110 +7284,117 @@
         </w:tc>
         <w:tc>
           <w:tcPr>
-            <w:tcW w:type="dxa" w:w="2088"/>
-            <w:vAlign w:val="center"/>
+            <w:tcW w:w="2088" w:type="dxa"/>
+            <w:tcBorders>
+              <w:top w:val="single" w:sz="5" w:space="0" w:color="D7D9DE"/>
+              <w:left w:val="single" w:sz="5" w:space="0" w:color="D7D9DE"/>
+              <w:bottom w:val="single" w:sz="5" w:space="0" w:color="D7D9DE"/>
+              <w:right w:val="single" w:sz="5" w:space="0" w:color="D7D9DE"/>
+            </w:tcBorders>
+            <w:shd w:val="clear" w:color="auto" w:fill="4B2A63"/>
             <w:tcMar>
               <w:top w:w="55" w:type="dxa"/>
-              <w:start w:w="70" w:type="dxa"/>
+              <w:left w:w="70" w:type="dxa"/>
               <w:bottom w:w="55" w:type="dxa"/>
-              <w:end w:w="70" w:type="dxa"/>
+              <w:right w:w="70" w:type="dxa"/>
             </w:tcMar>
-            <w:shd w:fill="4B2A63" w:val="clear"/>
-            <w:tcBorders>
-              <w:top w:val="single" w:sz="5" w:color="D7D9DE"/>
-              <w:bottom w:val="single" w:sz="5" w:color="D7D9DE"/>
-              <w:start w:val="single" w:sz="5" w:color="D7D9DE"/>
-              <w:end w:val="single" w:sz="5" w:color="D7D9DE"/>
-            </w:tcBorders>
+            <w:vAlign w:val="center"/>
           </w:tcPr>
           <w:p>
             <w:pPr>
-              <w:spacing w:before="0" w:after="0" w:line="240" w:lineRule="auto"/>
+              <w:spacing w:after="0" w:line="240" w:lineRule="auto"/>
               <w:jc w:val="center"/>
             </w:pPr>
-            <w:r/>
-            <w:r>
-              <w:rPr>
-                <w:rFonts w:ascii="Carlito" w:hAnsi="Carlito" w:eastAsia="Carlito"/>
+            <w:proofErr w:type="spellStart"/>
+            <w:r>
+              <w:rPr>
+                <w:rFonts w:ascii="Carlito" w:eastAsia="Carlito" w:hAnsi="Carlito"/>
                 <w:b/>
-                <w:i w:val="0"/>
                 <w:color w:val="FFFFFF"/>
                 <w:sz w:val="19"/>
               </w:rPr>
               <w:t>UpdatedAt</w:t>
             </w:r>
+            <w:proofErr w:type="spellEnd"/>
           </w:p>
         </w:tc>
         <w:tc>
           <w:tcPr>
-            <w:tcW w:type="dxa" w:w="3096"/>
-            <w:vAlign w:val="center"/>
+            <w:tcW w:w="3096" w:type="dxa"/>
+            <w:tcBorders>
+              <w:top w:val="single" w:sz="5" w:space="0" w:color="D7D9DE"/>
+              <w:left w:val="single" w:sz="5" w:space="0" w:color="D7D9DE"/>
+              <w:bottom w:val="single" w:sz="5" w:space="0" w:color="D7D9DE"/>
+              <w:right w:val="single" w:sz="5" w:space="0" w:color="D7D9DE"/>
+            </w:tcBorders>
+            <w:shd w:val="clear" w:color="auto" w:fill="4B2A63"/>
             <w:tcMar>
               <w:top w:w="55" w:type="dxa"/>
-              <w:start w:w="70" w:type="dxa"/>
+              <w:left w:w="70" w:type="dxa"/>
               <w:bottom w:w="55" w:type="dxa"/>
-              <w:end w:w="70" w:type="dxa"/>
+              <w:right w:w="70" w:type="dxa"/>
             </w:tcMar>
-            <w:shd w:fill="4B2A63" w:val="clear"/>
-            <w:tcBorders>
-              <w:top w:val="single" w:sz="5" w:color="D7D9DE"/>
-              <w:bottom w:val="single" w:sz="5" w:color="D7D9DE"/>
-              <w:start w:val="single" w:sz="5" w:color="D7D9DE"/>
-              <w:end w:val="single" w:sz="5" w:color="D7D9DE"/>
-            </w:tcBorders>
+            <w:vAlign w:val="center"/>
           </w:tcPr>
           <w:p>
             <w:pPr>
-              <w:spacing w:before="0" w:after="0" w:line="240" w:lineRule="auto"/>
+              <w:spacing w:after="0" w:line="240" w:lineRule="auto"/>
               <w:jc w:val="center"/>
             </w:pPr>
-            <w:r/>
-            <w:r>
-              <w:rPr>
-                <w:rFonts w:ascii="Carlito" w:hAnsi="Carlito" w:eastAsia="Carlito"/>
+            <w:r>
+              <w:rPr>
+                <w:rFonts w:ascii="Carlito" w:eastAsia="Carlito" w:hAnsi="Carlito"/>
                 <w:b/>
-                <w:i w:val="0"/>
                 <w:color w:val="FFFFFF"/>
                 <w:sz w:val="19"/>
               </w:rPr>
-              <w:t>Target before run</w:t>
-            </w:r>
+              <w:t xml:space="preserve">Target before </w:t>
+            </w:r>
+            <w:proofErr w:type="gramStart"/>
+            <w:r>
+              <w:rPr>
+                <w:rFonts w:ascii="Carlito" w:eastAsia="Carlito" w:hAnsi="Carlito"/>
+                <w:b/>
+                <w:color w:val="FFFFFF"/>
+                <w:sz w:val="19"/>
+              </w:rPr>
+              <w:t>run</w:t>
+            </w:r>
+            <w:proofErr w:type="gramEnd"/>
           </w:p>
         </w:tc>
       </w:tr>
       <w:tr>
         <w:trPr>
           <w:cantSplit/>
+          <w:jc w:val="center"/>
         </w:trPr>
         <w:tc>
           <w:tcPr>
-            <w:tcW w:type="dxa" w:w="1655"/>
-            <w:vAlign w:val="center"/>
+            <w:tcW w:w="1655" w:type="dxa"/>
+            <w:tcBorders>
+              <w:top w:val="single" w:sz="5" w:space="0" w:color="D7D9DE"/>
+              <w:left w:val="single" w:sz="5" w:space="0" w:color="D7D9DE"/>
+              <w:bottom w:val="single" w:sz="5" w:space="0" w:color="D7D9DE"/>
+              <w:right w:val="single" w:sz="5" w:space="0" w:color="D7D9DE"/>
+            </w:tcBorders>
+            <w:shd w:val="clear" w:color="auto" w:fill="FFFFFF"/>
             <w:tcMar>
               <w:top w:w="55" w:type="dxa"/>
-              <w:start w:w="70" w:type="dxa"/>
+              <w:left w:w="70" w:type="dxa"/>
               <w:bottom w:w="55" w:type="dxa"/>
-              <w:end w:w="70" w:type="dxa"/>
+              <w:right w:w="70" w:type="dxa"/>
             </w:tcMar>
-            <w:shd w:fill="FFFFFF" w:val="clear"/>
-            <w:tcBorders>
-              <w:top w:val="single" w:sz="5" w:color="D7D9DE"/>
-              <w:bottom w:val="single" w:sz="5" w:color="D7D9DE"/>
-              <w:start w:val="single" w:sz="5" w:color="D7D9DE"/>
-              <w:end w:val="single" w:sz="5" w:color="D7D9DE"/>
-            </w:tcBorders>
+            <w:vAlign w:val="center"/>
           </w:tcPr>
           <w:p>
             <w:pPr>
-              <w:spacing w:before="0" w:after="0" w:line="240" w:lineRule="auto"/>
+              <w:spacing w:after="0" w:line="240" w:lineRule="auto"/>
               <w:jc w:val="center"/>
             </w:pPr>
-            <w:r/>
-            <w:r>
-              <w:rPr>
-                <w:rFonts w:ascii="Carlito" w:hAnsi="Carlito" w:eastAsia="Carlito"/>
-                <w:b w:val="0"/>
-                <w:i w:val="0"/>
+            <w:r>
+              <w:rPr>
+                <w:rFonts w:ascii="Carlito" w:eastAsia="Carlito" w:hAnsi="Carlito"/>
                 <w:color w:val="252525"/>
                 <w:sz w:val="18"/>
               </w:rPr>
@@ -5450,33 +7404,29 @@
         </w:tc>
         <w:tc>
           <w:tcPr>
-            <w:tcW w:type="dxa" w:w="3096"/>
-            <w:vAlign w:val="center"/>
+            <w:tcW w:w="3096" w:type="dxa"/>
+            <w:tcBorders>
+              <w:top w:val="single" w:sz="5" w:space="0" w:color="D7D9DE"/>
+              <w:left w:val="single" w:sz="5" w:space="0" w:color="D7D9DE"/>
+              <w:bottom w:val="single" w:sz="5" w:space="0" w:color="D7D9DE"/>
+              <w:right w:val="single" w:sz="5" w:space="0" w:color="D7D9DE"/>
+            </w:tcBorders>
+            <w:shd w:val="clear" w:color="auto" w:fill="FFFFFF"/>
             <w:tcMar>
               <w:top w:w="55" w:type="dxa"/>
-              <w:start w:w="70" w:type="dxa"/>
+              <w:left w:w="70" w:type="dxa"/>
               <w:bottom w:w="55" w:type="dxa"/>
-              <w:end w:w="70" w:type="dxa"/>
+              <w:right w:w="70" w:type="dxa"/>
             </w:tcMar>
-            <w:shd w:fill="FFFFFF" w:val="clear"/>
-            <w:tcBorders>
-              <w:top w:val="single" w:sz="5" w:color="D7D9DE"/>
-              <w:bottom w:val="single" w:sz="5" w:color="D7D9DE"/>
-              <w:start w:val="single" w:sz="5" w:color="D7D9DE"/>
-              <w:end w:val="single" w:sz="5" w:color="D7D9DE"/>
-            </w:tcBorders>
+            <w:vAlign w:val="center"/>
           </w:tcPr>
           <w:p>
             <w:pPr>
-              <w:spacing w:before="0" w:after="0" w:line="240" w:lineRule="auto"/>
-              <w:jc w:val="left"/>
+              <w:spacing w:after="0" w:line="240" w:lineRule="auto"/>
             </w:pPr>
-            <w:r/>
-            <w:r>
-              <w:rPr>
-                <w:rFonts w:ascii="Carlito" w:hAnsi="Carlito" w:eastAsia="Carlito"/>
-                <w:b w:val="0"/>
-                <w:i w:val="0"/>
+            <w:r>
+              <w:rPr>
+                <w:rFonts w:ascii="Carlito" w:eastAsia="Carlito" w:hAnsi="Carlito"/>
                 <w:color w:val="252525"/>
                 <w:sz w:val="18"/>
               </w:rPr>
@@ -5486,33 +7436,30 @@
         </w:tc>
         <w:tc>
           <w:tcPr>
-            <w:tcW w:type="dxa" w:w="2088"/>
-            <w:vAlign w:val="center"/>
+            <w:tcW w:w="2088" w:type="dxa"/>
+            <w:tcBorders>
+              <w:top w:val="single" w:sz="5" w:space="0" w:color="D7D9DE"/>
+              <w:left w:val="single" w:sz="5" w:space="0" w:color="D7D9DE"/>
+              <w:bottom w:val="single" w:sz="5" w:space="0" w:color="D7D9DE"/>
+              <w:right w:val="single" w:sz="5" w:space="0" w:color="D7D9DE"/>
+            </w:tcBorders>
+            <w:shd w:val="clear" w:color="auto" w:fill="FFFFFF"/>
             <w:tcMar>
               <w:top w:w="55" w:type="dxa"/>
-              <w:start w:w="70" w:type="dxa"/>
+              <w:left w:w="70" w:type="dxa"/>
               <w:bottom w:w="55" w:type="dxa"/>
-              <w:end w:w="70" w:type="dxa"/>
+              <w:right w:w="70" w:type="dxa"/>
             </w:tcMar>
-            <w:shd w:fill="FFFFFF" w:val="clear"/>
-            <w:tcBorders>
-              <w:top w:val="single" w:sz="5" w:color="D7D9DE"/>
-              <w:bottom w:val="single" w:sz="5" w:color="D7D9DE"/>
-              <w:start w:val="single" w:sz="5" w:color="D7D9DE"/>
-              <w:end w:val="single" w:sz="5" w:color="D7D9DE"/>
-            </w:tcBorders>
+            <w:vAlign w:val="center"/>
           </w:tcPr>
           <w:p>
             <w:pPr>
-              <w:spacing w:before="0" w:after="0" w:line="240" w:lineRule="auto"/>
+              <w:spacing w:after="0" w:line="240" w:lineRule="auto"/>
               <w:jc w:val="center"/>
             </w:pPr>
-            <w:r/>
-            <w:r>
-              <w:rPr>
-                <w:rFonts w:ascii="Carlito" w:hAnsi="Carlito" w:eastAsia="Carlito"/>
-                <w:b w:val="0"/>
-                <w:i w:val="0"/>
+            <w:r>
+              <w:rPr>
+                <w:rFonts w:ascii="Carlito" w:eastAsia="Carlito" w:hAnsi="Carlito"/>
                 <w:color w:val="252525"/>
                 <w:sz w:val="18"/>
               </w:rPr>
@@ -5522,33 +7469,30 @@
         </w:tc>
         <w:tc>
           <w:tcPr>
-            <w:tcW w:type="dxa" w:w="3096"/>
-            <w:vAlign w:val="center"/>
+            <w:tcW w:w="3096" w:type="dxa"/>
+            <w:tcBorders>
+              <w:top w:val="single" w:sz="5" w:space="0" w:color="D7D9DE"/>
+              <w:left w:val="single" w:sz="5" w:space="0" w:color="D7D9DE"/>
+              <w:bottom w:val="single" w:sz="5" w:space="0" w:color="D7D9DE"/>
+              <w:right w:val="single" w:sz="5" w:space="0" w:color="D7D9DE"/>
+            </w:tcBorders>
+            <w:shd w:val="clear" w:color="auto" w:fill="FFFFFF"/>
             <w:tcMar>
               <w:top w:w="55" w:type="dxa"/>
-              <w:start w:w="70" w:type="dxa"/>
+              <w:left w:w="70" w:type="dxa"/>
               <w:bottom w:w="55" w:type="dxa"/>
-              <w:end w:w="70" w:type="dxa"/>
+              <w:right w:w="70" w:type="dxa"/>
             </w:tcMar>
-            <w:shd w:fill="FFFFFF" w:val="clear"/>
-            <w:tcBorders>
-              <w:top w:val="single" w:sz="5" w:color="D7D9DE"/>
-              <w:bottom w:val="single" w:sz="5" w:color="D7D9DE"/>
-              <w:start w:val="single" w:sz="5" w:color="D7D9DE"/>
-              <w:end w:val="single" w:sz="5" w:color="D7D9DE"/>
-            </w:tcBorders>
+            <w:vAlign w:val="center"/>
           </w:tcPr>
           <w:p>
             <w:pPr>
-              <w:spacing w:before="0" w:after="0" w:line="240" w:lineRule="auto"/>
+              <w:spacing w:after="0" w:line="240" w:lineRule="auto"/>
               <w:jc w:val="center"/>
             </w:pPr>
-            <w:r/>
-            <w:r>
-              <w:rPr>
-                <w:rFonts w:ascii="Carlito" w:hAnsi="Carlito" w:eastAsia="Carlito"/>
-                <w:b w:val="0"/>
-                <w:i w:val="0"/>
+            <w:r>
+              <w:rPr>
+                <w:rFonts w:ascii="Carlito" w:eastAsia="Carlito" w:hAnsi="Carlito"/>
                 <w:color w:val="252525"/>
                 <w:sz w:val="18"/>
               </w:rPr>
@@ -5560,36 +7504,34 @@
       <w:tr>
         <w:trPr>
           <w:cantSplit/>
+          <w:jc w:val="center"/>
         </w:trPr>
         <w:tc>
           <w:tcPr>
-            <w:tcW w:type="dxa" w:w="1655"/>
-            <w:vAlign w:val="center"/>
+            <w:tcW w:w="1655" w:type="dxa"/>
+            <w:tcBorders>
+              <w:top w:val="single" w:sz="5" w:space="0" w:color="D7D9DE"/>
+              <w:left w:val="single" w:sz="5" w:space="0" w:color="D7D9DE"/>
+              <w:bottom w:val="single" w:sz="5" w:space="0" w:color="D7D9DE"/>
+              <w:right w:val="single" w:sz="5" w:space="0" w:color="D7D9DE"/>
+            </w:tcBorders>
+            <w:shd w:val="clear" w:color="auto" w:fill="EEF8E5"/>
             <w:tcMar>
               <w:top w:w="55" w:type="dxa"/>
-              <w:start w:w="70" w:type="dxa"/>
+              <w:left w:w="70" w:type="dxa"/>
               <w:bottom w:w="55" w:type="dxa"/>
-              <w:end w:w="70" w:type="dxa"/>
+              <w:right w:w="70" w:type="dxa"/>
             </w:tcMar>
-            <w:shd w:fill="EEF8E5" w:val="clear"/>
-            <w:tcBorders>
-              <w:top w:val="single" w:sz="5" w:color="D7D9DE"/>
-              <w:bottom w:val="single" w:sz="5" w:color="D7D9DE"/>
-              <w:start w:val="single" w:sz="5" w:color="D7D9DE"/>
-              <w:end w:val="single" w:sz="5" w:color="D7D9DE"/>
-            </w:tcBorders>
+            <w:vAlign w:val="center"/>
           </w:tcPr>
           <w:p>
             <w:pPr>
-              <w:spacing w:before="0" w:after="0" w:line="240" w:lineRule="auto"/>
+              <w:spacing w:after="0" w:line="240" w:lineRule="auto"/>
               <w:jc w:val="center"/>
             </w:pPr>
-            <w:r/>
-            <w:r>
-              <w:rPr>
-                <w:rFonts w:ascii="Carlito" w:hAnsi="Carlito" w:eastAsia="Carlito"/>
-                <w:b w:val="0"/>
-                <w:i w:val="0"/>
+            <w:r>
+              <w:rPr>
+                <w:rFonts w:ascii="Carlito" w:eastAsia="Carlito" w:hAnsi="Carlito"/>
                 <w:color w:val="252525"/>
                 <w:sz w:val="18"/>
               </w:rPr>
@@ -5599,33 +7541,29 @@
         </w:tc>
         <w:tc>
           <w:tcPr>
-            <w:tcW w:type="dxa" w:w="3096"/>
-            <w:vAlign w:val="center"/>
+            <w:tcW w:w="3096" w:type="dxa"/>
+            <w:tcBorders>
+              <w:top w:val="single" w:sz="5" w:space="0" w:color="D7D9DE"/>
+              <w:left w:val="single" w:sz="5" w:space="0" w:color="D7D9DE"/>
+              <w:bottom w:val="single" w:sz="5" w:space="0" w:color="D7D9DE"/>
+              <w:right w:val="single" w:sz="5" w:space="0" w:color="D7D9DE"/>
+            </w:tcBorders>
+            <w:shd w:val="clear" w:color="auto" w:fill="EEF8E5"/>
             <w:tcMar>
               <w:top w:w="55" w:type="dxa"/>
-              <w:start w:w="70" w:type="dxa"/>
+              <w:left w:w="70" w:type="dxa"/>
               <w:bottom w:w="55" w:type="dxa"/>
-              <w:end w:w="70" w:type="dxa"/>
+              <w:right w:w="70" w:type="dxa"/>
             </w:tcMar>
-            <w:shd w:fill="EEF8E5" w:val="clear"/>
-            <w:tcBorders>
-              <w:top w:val="single" w:sz="5" w:color="D7D9DE"/>
-              <w:bottom w:val="single" w:sz="5" w:color="D7D9DE"/>
-              <w:start w:val="single" w:sz="5" w:color="D7D9DE"/>
-              <w:end w:val="single" w:sz="5" w:color="D7D9DE"/>
-            </w:tcBorders>
+            <w:vAlign w:val="center"/>
           </w:tcPr>
           <w:p>
             <w:pPr>
-              <w:spacing w:before="0" w:after="0" w:line="240" w:lineRule="auto"/>
-              <w:jc w:val="left"/>
+              <w:spacing w:after="0" w:line="240" w:lineRule="auto"/>
             </w:pPr>
-            <w:r/>
-            <w:r>
-              <w:rPr>
-                <w:rFonts w:ascii="Carlito" w:hAnsi="Carlito" w:eastAsia="Carlito"/>
-                <w:b w:val="0"/>
-                <w:i w:val="0"/>
+            <w:r>
+              <w:rPr>
+                <w:rFonts w:ascii="Carlito" w:eastAsia="Carlito" w:hAnsi="Carlito"/>
                 <w:color w:val="252525"/>
                 <w:sz w:val="18"/>
               </w:rPr>
@@ -5635,33 +7573,30 @@
         </w:tc>
         <w:tc>
           <w:tcPr>
-            <w:tcW w:type="dxa" w:w="2088"/>
-            <w:vAlign w:val="center"/>
+            <w:tcW w:w="2088" w:type="dxa"/>
+            <w:tcBorders>
+              <w:top w:val="single" w:sz="5" w:space="0" w:color="D7D9DE"/>
+              <w:left w:val="single" w:sz="5" w:space="0" w:color="D7D9DE"/>
+              <w:bottom w:val="single" w:sz="5" w:space="0" w:color="D7D9DE"/>
+              <w:right w:val="single" w:sz="5" w:space="0" w:color="D7D9DE"/>
+            </w:tcBorders>
+            <w:shd w:val="clear" w:color="auto" w:fill="EEF8E5"/>
             <w:tcMar>
               <w:top w:w="55" w:type="dxa"/>
-              <w:start w:w="70" w:type="dxa"/>
+              <w:left w:w="70" w:type="dxa"/>
               <w:bottom w:w="55" w:type="dxa"/>
-              <w:end w:w="70" w:type="dxa"/>
+              <w:right w:w="70" w:type="dxa"/>
             </w:tcMar>
-            <w:shd w:fill="EEF8E5" w:val="clear"/>
-            <w:tcBorders>
-              <w:top w:val="single" w:sz="5" w:color="D7D9DE"/>
-              <w:bottom w:val="single" w:sz="5" w:color="D7D9DE"/>
-              <w:start w:val="single" w:sz="5" w:color="D7D9DE"/>
-              <w:end w:val="single" w:sz="5" w:color="D7D9DE"/>
-            </w:tcBorders>
+            <w:vAlign w:val="center"/>
           </w:tcPr>
           <w:p>
             <w:pPr>
-              <w:spacing w:before="0" w:after="0" w:line="240" w:lineRule="auto"/>
+              <w:spacing w:after="0" w:line="240" w:lineRule="auto"/>
               <w:jc w:val="center"/>
             </w:pPr>
-            <w:r/>
-            <w:r>
-              <w:rPr>
-                <w:rFonts w:ascii="Carlito" w:hAnsi="Carlito" w:eastAsia="Carlito"/>
-                <w:b w:val="0"/>
-                <w:i w:val="0"/>
+            <w:r>
+              <w:rPr>
+                <w:rFonts w:ascii="Carlito" w:eastAsia="Carlito" w:hAnsi="Carlito"/>
                 <w:color w:val="252525"/>
                 <w:sz w:val="18"/>
               </w:rPr>
@@ -5671,33 +7606,30 @@
         </w:tc>
         <w:tc>
           <w:tcPr>
-            <w:tcW w:type="dxa" w:w="3096"/>
-            <w:vAlign w:val="center"/>
+            <w:tcW w:w="3096" w:type="dxa"/>
+            <w:tcBorders>
+              <w:top w:val="single" w:sz="5" w:space="0" w:color="D7D9DE"/>
+              <w:left w:val="single" w:sz="5" w:space="0" w:color="D7D9DE"/>
+              <w:bottom w:val="single" w:sz="5" w:space="0" w:color="D7D9DE"/>
+              <w:right w:val="single" w:sz="5" w:space="0" w:color="D7D9DE"/>
+            </w:tcBorders>
+            <w:shd w:val="clear" w:color="auto" w:fill="EEF8E5"/>
             <w:tcMar>
               <w:top w:w="55" w:type="dxa"/>
-              <w:start w:w="70" w:type="dxa"/>
+              <w:left w:w="70" w:type="dxa"/>
               <w:bottom w:w="55" w:type="dxa"/>
-              <w:end w:w="70" w:type="dxa"/>
+              <w:right w:w="70" w:type="dxa"/>
             </w:tcMar>
-            <w:shd w:fill="EEF8E5" w:val="clear"/>
-            <w:tcBorders>
-              <w:top w:val="single" w:sz="5" w:color="D7D9DE"/>
-              <w:bottom w:val="single" w:sz="5" w:color="D7D9DE"/>
-              <w:start w:val="single" w:sz="5" w:color="D7D9DE"/>
-              <w:end w:val="single" w:sz="5" w:color="D7D9DE"/>
-            </w:tcBorders>
+            <w:vAlign w:val="center"/>
           </w:tcPr>
           <w:p>
             <w:pPr>
-              <w:spacing w:before="0" w:after="0" w:line="240" w:lineRule="auto"/>
+              <w:spacing w:after="0" w:line="240" w:lineRule="auto"/>
               <w:jc w:val="center"/>
             </w:pPr>
-            <w:r/>
-            <w:r>
-              <w:rPr>
-                <w:rFonts w:ascii="Carlito" w:hAnsi="Carlito" w:eastAsia="Carlito"/>
-                <w:b w:val="0"/>
-                <w:i w:val="0"/>
+            <w:r>
+              <w:rPr>
+                <w:rFonts w:ascii="Carlito" w:eastAsia="Carlito" w:hAnsi="Carlito"/>
                 <w:color w:val="252525"/>
                 <w:sz w:val="18"/>
               </w:rPr>
@@ -5709,36 +7641,34 @@
       <w:tr>
         <w:trPr>
           <w:cantSplit/>
+          <w:jc w:val="center"/>
         </w:trPr>
         <w:tc>
           <w:tcPr>
-            <w:tcW w:type="dxa" w:w="1655"/>
-            <w:vAlign w:val="center"/>
+            <w:tcW w:w="1655" w:type="dxa"/>
+            <w:tcBorders>
+              <w:top w:val="single" w:sz="5" w:space="0" w:color="D7D9DE"/>
+              <w:left w:val="single" w:sz="5" w:space="0" w:color="D7D9DE"/>
+              <w:bottom w:val="single" w:sz="5" w:space="0" w:color="D7D9DE"/>
+              <w:right w:val="single" w:sz="5" w:space="0" w:color="D7D9DE"/>
+            </w:tcBorders>
+            <w:shd w:val="clear" w:color="auto" w:fill="FFFFFF"/>
             <w:tcMar>
               <w:top w:w="55" w:type="dxa"/>
-              <w:start w:w="70" w:type="dxa"/>
+              <w:left w:w="70" w:type="dxa"/>
               <w:bottom w:w="55" w:type="dxa"/>
-              <w:end w:w="70" w:type="dxa"/>
+              <w:right w:w="70" w:type="dxa"/>
             </w:tcMar>
-            <w:shd w:fill="FFFFFF" w:val="clear"/>
-            <w:tcBorders>
-              <w:top w:val="single" w:sz="5" w:color="D7D9DE"/>
-              <w:bottom w:val="single" w:sz="5" w:color="D7D9DE"/>
-              <w:start w:val="single" w:sz="5" w:color="D7D9DE"/>
-              <w:end w:val="single" w:sz="5" w:color="D7D9DE"/>
-            </w:tcBorders>
+            <w:vAlign w:val="center"/>
           </w:tcPr>
           <w:p>
             <w:pPr>
-              <w:spacing w:before="0" w:after="0" w:line="240" w:lineRule="auto"/>
+              <w:spacing w:after="0" w:line="240" w:lineRule="auto"/>
               <w:jc w:val="center"/>
             </w:pPr>
-            <w:r/>
-            <w:r>
-              <w:rPr>
-                <w:rFonts w:ascii="Carlito" w:hAnsi="Carlito" w:eastAsia="Carlito"/>
-                <w:b w:val="0"/>
-                <w:i w:val="0"/>
+            <w:r>
+              <w:rPr>
+                <w:rFonts w:ascii="Carlito" w:eastAsia="Carlito" w:hAnsi="Carlito"/>
                 <w:color w:val="252525"/>
                 <w:sz w:val="18"/>
               </w:rPr>
@@ -5748,33 +7678,29 @@
         </w:tc>
         <w:tc>
           <w:tcPr>
-            <w:tcW w:type="dxa" w:w="3096"/>
-            <w:vAlign w:val="center"/>
+            <w:tcW w:w="3096" w:type="dxa"/>
+            <w:tcBorders>
+              <w:top w:val="single" w:sz="5" w:space="0" w:color="D7D9DE"/>
+              <w:left w:val="single" w:sz="5" w:space="0" w:color="D7D9DE"/>
+              <w:bottom w:val="single" w:sz="5" w:space="0" w:color="D7D9DE"/>
+              <w:right w:val="single" w:sz="5" w:space="0" w:color="D7D9DE"/>
+            </w:tcBorders>
+            <w:shd w:val="clear" w:color="auto" w:fill="FFFFFF"/>
             <w:tcMar>
               <w:top w:w="55" w:type="dxa"/>
-              <w:start w:w="70" w:type="dxa"/>
+              <w:left w:w="70" w:type="dxa"/>
               <w:bottom w:w="55" w:type="dxa"/>
-              <w:end w:w="70" w:type="dxa"/>
+              <w:right w:w="70" w:type="dxa"/>
             </w:tcMar>
-            <w:shd w:fill="FFFFFF" w:val="clear"/>
-            <w:tcBorders>
-              <w:top w:val="single" w:sz="5" w:color="D7D9DE"/>
-              <w:bottom w:val="single" w:sz="5" w:color="D7D9DE"/>
-              <w:start w:val="single" w:sz="5" w:color="D7D9DE"/>
-              <w:end w:val="single" w:sz="5" w:color="D7D9DE"/>
-            </w:tcBorders>
+            <w:vAlign w:val="center"/>
           </w:tcPr>
           <w:p>
             <w:pPr>
-              <w:spacing w:before="0" w:after="0" w:line="240" w:lineRule="auto"/>
-              <w:jc w:val="left"/>
+              <w:spacing w:after="0" w:line="240" w:lineRule="auto"/>
             </w:pPr>
-            <w:r/>
-            <w:r>
-              <w:rPr>
-                <w:rFonts w:ascii="Carlito" w:hAnsi="Carlito" w:eastAsia="Carlito"/>
-                <w:b w:val="0"/>
-                <w:i w:val="0"/>
+            <w:r>
+              <w:rPr>
+                <w:rFonts w:ascii="Carlito" w:eastAsia="Carlito" w:hAnsi="Carlito"/>
                 <w:color w:val="252525"/>
                 <w:sz w:val="18"/>
               </w:rPr>
@@ -5784,33 +7710,30 @@
         </w:tc>
         <w:tc>
           <w:tcPr>
-            <w:tcW w:type="dxa" w:w="2088"/>
-            <w:vAlign w:val="center"/>
+            <w:tcW w:w="2088" w:type="dxa"/>
+            <w:tcBorders>
+              <w:top w:val="single" w:sz="5" w:space="0" w:color="D7D9DE"/>
+              <w:left w:val="single" w:sz="5" w:space="0" w:color="D7D9DE"/>
+              <w:bottom w:val="single" w:sz="5" w:space="0" w:color="D7D9DE"/>
+              <w:right w:val="single" w:sz="5" w:space="0" w:color="D7D9DE"/>
+            </w:tcBorders>
+            <w:shd w:val="clear" w:color="auto" w:fill="FFFFFF"/>
             <w:tcMar>
               <w:top w:w="55" w:type="dxa"/>
-              <w:start w:w="70" w:type="dxa"/>
+              <w:left w:w="70" w:type="dxa"/>
               <w:bottom w:w="55" w:type="dxa"/>
-              <w:end w:w="70" w:type="dxa"/>
+              <w:right w:w="70" w:type="dxa"/>
             </w:tcMar>
-            <w:shd w:fill="FFFFFF" w:val="clear"/>
-            <w:tcBorders>
-              <w:top w:val="single" w:sz="5" w:color="D7D9DE"/>
-              <w:bottom w:val="single" w:sz="5" w:color="D7D9DE"/>
-              <w:start w:val="single" w:sz="5" w:color="D7D9DE"/>
-              <w:end w:val="single" w:sz="5" w:color="D7D9DE"/>
-            </w:tcBorders>
+            <w:vAlign w:val="center"/>
           </w:tcPr>
           <w:p>
             <w:pPr>
-              <w:spacing w:before="0" w:after="0" w:line="240" w:lineRule="auto"/>
+              <w:spacing w:after="0" w:line="240" w:lineRule="auto"/>
               <w:jc w:val="center"/>
             </w:pPr>
-            <w:r/>
-            <w:r>
-              <w:rPr>
-                <w:rFonts w:ascii="Carlito" w:hAnsi="Carlito" w:eastAsia="Carlito"/>
-                <w:b w:val="0"/>
-                <w:i w:val="0"/>
+            <w:r>
+              <w:rPr>
+                <w:rFonts w:ascii="Carlito" w:eastAsia="Carlito" w:hAnsi="Carlito"/>
                 <w:color w:val="252525"/>
                 <w:sz w:val="18"/>
               </w:rPr>
@@ -5820,33 +7743,30 @@
         </w:tc>
         <w:tc>
           <w:tcPr>
-            <w:tcW w:type="dxa" w:w="3096"/>
-            <w:vAlign w:val="center"/>
+            <w:tcW w:w="3096" w:type="dxa"/>
+            <w:tcBorders>
+              <w:top w:val="single" w:sz="5" w:space="0" w:color="D7D9DE"/>
+              <w:left w:val="single" w:sz="5" w:space="0" w:color="D7D9DE"/>
+              <w:bottom w:val="single" w:sz="5" w:space="0" w:color="D7D9DE"/>
+              <w:right w:val="single" w:sz="5" w:space="0" w:color="D7D9DE"/>
+            </w:tcBorders>
+            <w:shd w:val="clear" w:color="auto" w:fill="FFFFFF"/>
             <w:tcMar>
               <w:top w:w="55" w:type="dxa"/>
-              <w:start w:w="70" w:type="dxa"/>
+              <w:left w:w="70" w:type="dxa"/>
               <w:bottom w:w="55" w:type="dxa"/>
-              <w:end w:w="70" w:type="dxa"/>
+              <w:right w:w="70" w:type="dxa"/>
             </w:tcMar>
-            <w:shd w:fill="FFFFFF" w:val="clear"/>
-            <w:tcBorders>
-              <w:top w:val="single" w:sz="5" w:color="D7D9DE"/>
-              <w:bottom w:val="single" w:sz="5" w:color="D7D9DE"/>
-              <w:start w:val="single" w:sz="5" w:color="D7D9DE"/>
-              <w:end w:val="single" w:sz="5" w:color="D7D9DE"/>
-            </w:tcBorders>
+            <w:vAlign w:val="center"/>
           </w:tcPr>
           <w:p>
             <w:pPr>
-              <w:spacing w:before="0" w:after="0" w:line="240" w:lineRule="auto"/>
+              <w:spacing w:after="0" w:line="240" w:lineRule="auto"/>
               <w:jc w:val="center"/>
             </w:pPr>
-            <w:r/>
-            <w:r>
-              <w:rPr>
-                <w:rFonts w:ascii="Carlito" w:hAnsi="Carlito" w:eastAsia="Carlito"/>
-                <w:b w:val="0"/>
-                <w:i w:val="0"/>
+            <w:r>
+              <w:rPr>
+                <w:rFonts w:ascii="Carlito" w:eastAsia="Carlito" w:hAnsi="Carlito"/>
                 <w:color w:val="252525"/>
                 <w:sz w:val="18"/>
               </w:rPr>
@@ -5861,63 +7781,56 @@
         <w:pStyle w:val="ReportSubheading"/>
       </w:pPr>
       <w:r>
-        <w:rPr>
-          <w:rFonts w:ascii="Carlito" w:hAnsi="Carlito" w:eastAsia="Carlito"/>
-          <w:b/>
-          <w:color w:val="5B3B73"/>
-          <w:sz w:val="24"/>
-        </w:rPr>
         <w:t>Observed final state</w:t>
       </w:r>
     </w:p>
     <w:tbl>
       <w:tblPr>
-        <w:tblW w:type="auto" w:w="0"/>
+        <w:tblW w:w="0" w:type="auto"/>
         <w:jc w:val="center"/>
-        <w:tblLook w:firstColumn="1" w:firstRow="1" w:lastColumn="0" w:lastRow="0" w:noHBand="0" w:noVBand="1" w:val="04A0"/>
         <w:tblLayout w:type="fixed"/>
+        <w:tblLook w:val="04A0" w:firstRow="1" w:lastRow="0" w:firstColumn="1" w:lastColumn="0" w:noHBand="0" w:noVBand="1"/>
       </w:tblPr>
       <w:tblGrid>
-        <w:gridCol w:w="1950"/>
-        <w:gridCol w:w="1950"/>
-        <w:gridCol w:w="1950"/>
-        <w:gridCol w:w="1950"/>
-        <w:gridCol w:w="1950"/>
+        <w:gridCol w:w="2088"/>
+        <w:gridCol w:w="1728"/>
+        <w:gridCol w:w="1728"/>
+        <w:gridCol w:w="2160"/>
+        <w:gridCol w:w="2232"/>
       </w:tblGrid>
       <w:tr>
         <w:trPr>
-          <w:tblHeader w:val="true"/>
           <w:cantSplit/>
+          <w:tblHeader/>
+          <w:jc w:val="center"/>
         </w:trPr>
         <w:tc>
           <w:tcPr>
-            <w:tcW w:type="dxa" w:w="2088"/>
-            <w:vAlign w:val="center"/>
+            <w:tcW w:w="2088" w:type="dxa"/>
+            <w:tcBorders>
+              <w:top w:val="single" w:sz="5" w:space="0" w:color="D7D9DE"/>
+              <w:left w:val="single" w:sz="5" w:space="0" w:color="D7D9DE"/>
+              <w:bottom w:val="single" w:sz="5" w:space="0" w:color="D7D9DE"/>
+              <w:right w:val="single" w:sz="5" w:space="0" w:color="D7D9DE"/>
+            </w:tcBorders>
+            <w:shd w:val="clear" w:color="auto" w:fill="4B2A63"/>
             <w:tcMar>
               <w:top w:w="55" w:type="dxa"/>
-              <w:start w:w="70" w:type="dxa"/>
+              <w:left w:w="70" w:type="dxa"/>
               <w:bottom w:w="55" w:type="dxa"/>
-              <w:end w:w="70" w:type="dxa"/>
+              <w:right w:w="70" w:type="dxa"/>
             </w:tcMar>
-            <w:shd w:fill="4B2A63" w:val="clear"/>
-            <w:tcBorders>
-              <w:top w:val="single" w:sz="5" w:color="D7D9DE"/>
-              <w:bottom w:val="single" w:sz="5" w:color="D7D9DE"/>
-              <w:start w:val="single" w:sz="5" w:color="D7D9DE"/>
-              <w:end w:val="single" w:sz="5" w:color="D7D9DE"/>
-            </w:tcBorders>
+            <w:vAlign w:val="center"/>
           </w:tcPr>
           <w:p>
             <w:pPr>
-              <w:spacing w:before="0" w:after="0" w:line="240" w:lineRule="auto"/>
+              <w:spacing w:after="0" w:line="240" w:lineRule="auto"/>
               <w:jc w:val="center"/>
             </w:pPr>
-            <w:r/>
-            <w:r>
-              <w:rPr>
-                <w:rFonts w:ascii="Carlito" w:hAnsi="Carlito" w:eastAsia="Carlito"/>
+            <w:r>
+              <w:rPr>
+                <w:rFonts w:ascii="Carlito" w:eastAsia="Carlito" w:hAnsi="Carlito"/>
                 <w:b/>
-                <w:i w:val="0"/>
                 <w:color w:val="FFFFFF"/>
                 <w:sz w:val="19"/>
               </w:rPr>
@@ -5927,33 +7840,31 @@
         </w:tc>
         <w:tc>
           <w:tcPr>
-            <w:tcW w:type="dxa" w:w="1728"/>
-            <w:vAlign w:val="center"/>
+            <w:tcW w:w="1728" w:type="dxa"/>
+            <w:tcBorders>
+              <w:top w:val="single" w:sz="5" w:space="0" w:color="D7D9DE"/>
+              <w:left w:val="single" w:sz="5" w:space="0" w:color="D7D9DE"/>
+              <w:bottom w:val="single" w:sz="5" w:space="0" w:color="D7D9DE"/>
+              <w:right w:val="single" w:sz="5" w:space="0" w:color="D7D9DE"/>
+            </w:tcBorders>
+            <w:shd w:val="clear" w:color="auto" w:fill="4B2A63"/>
             <w:tcMar>
               <w:top w:w="55" w:type="dxa"/>
-              <w:start w:w="70" w:type="dxa"/>
+              <w:left w:w="70" w:type="dxa"/>
               <w:bottom w:w="55" w:type="dxa"/>
-              <w:end w:w="70" w:type="dxa"/>
+              <w:right w:w="70" w:type="dxa"/>
             </w:tcMar>
-            <w:shd w:fill="4B2A63" w:val="clear"/>
-            <w:tcBorders>
-              <w:top w:val="single" w:sz="5" w:color="D7D9DE"/>
-              <w:bottom w:val="single" w:sz="5" w:color="D7D9DE"/>
-              <w:start w:val="single" w:sz="5" w:color="D7D9DE"/>
-              <w:end w:val="single" w:sz="5" w:color="D7D9DE"/>
-            </w:tcBorders>
+            <w:vAlign w:val="center"/>
           </w:tcPr>
           <w:p>
             <w:pPr>
-              <w:spacing w:before="0" w:after="0" w:line="240" w:lineRule="auto"/>
+              <w:spacing w:after="0" w:line="240" w:lineRule="auto"/>
               <w:jc w:val="center"/>
             </w:pPr>
-            <w:r/>
-            <w:r>
-              <w:rPr>
-                <w:rFonts w:ascii="Carlito" w:hAnsi="Carlito" w:eastAsia="Carlito"/>
+            <w:r>
+              <w:rPr>
+                <w:rFonts w:ascii="Carlito" w:eastAsia="Carlito" w:hAnsi="Carlito"/>
                 <w:b/>
-                <w:i w:val="0"/>
                 <w:color w:val="FFFFFF"/>
                 <w:sz w:val="19"/>
               </w:rPr>
@@ -5963,33 +7874,31 @@
         </w:tc>
         <w:tc>
           <w:tcPr>
-            <w:tcW w:type="dxa" w:w="1728"/>
-            <w:vAlign w:val="center"/>
+            <w:tcW w:w="1728" w:type="dxa"/>
+            <w:tcBorders>
+              <w:top w:val="single" w:sz="5" w:space="0" w:color="D7D9DE"/>
+              <w:left w:val="single" w:sz="5" w:space="0" w:color="D7D9DE"/>
+              <w:bottom w:val="single" w:sz="5" w:space="0" w:color="D7D9DE"/>
+              <w:right w:val="single" w:sz="5" w:space="0" w:color="D7D9DE"/>
+            </w:tcBorders>
+            <w:shd w:val="clear" w:color="auto" w:fill="4B2A63"/>
             <w:tcMar>
               <w:top w:w="55" w:type="dxa"/>
-              <w:start w:w="70" w:type="dxa"/>
+              <w:left w:w="70" w:type="dxa"/>
               <w:bottom w:w="55" w:type="dxa"/>
-              <w:end w:w="70" w:type="dxa"/>
+              <w:right w:w="70" w:type="dxa"/>
             </w:tcMar>
-            <w:shd w:fill="4B2A63" w:val="clear"/>
-            <w:tcBorders>
-              <w:top w:val="single" w:sz="5" w:color="D7D9DE"/>
-              <w:bottom w:val="single" w:sz="5" w:color="D7D9DE"/>
-              <w:start w:val="single" w:sz="5" w:color="D7D9DE"/>
-              <w:end w:val="single" w:sz="5" w:color="D7D9DE"/>
-            </w:tcBorders>
+            <w:vAlign w:val="center"/>
           </w:tcPr>
           <w:p>
             <w:pPr>
-              <w:spacing w:before="0" w:after="0" w:line="240" w:lineRule="auto"/>
+              <w:spacing w:after="0" w:line="240" w:lineRule="auto"/>
               <w:jc w:val="center"/>
             </w:pPr>
-            <w:r/>
-            <w:r>
-              <w:rPr>
-                <w:rFonts w:ascii="Carlito" w:hAnsi="Carlito" w:eastAsia="Carlito"/>
+            <w:r>
+              <w:rPr>
+                <w:rFonts w:ascii="Carlito" w:eastAsia="Carlito" w:hAnsi="Carlito"/>
                 <w:b/>
-                <w:i w:val="0"/>
                 <w:color w:val="FFFFFF"/>
                 <w:sz w:val="19"/>
               </w:rPr>
@@ -5999,33 +7908,31 @@
         </w:tc>
         <w:tc>
           <w:tcPr>
-            <w:tcW w:type="dxa" w:w="2160"/>
-            <w:vAlign w:val="center"/>
+            <w:tcW w:w="2160" w:type="dxa"/>
+            <w:tcBorders>
+              <w:top w:val="single" w:sz="5" w:space="0" w:color="D7D9DE"/>
+              <w:left w:val="single" w:sz="5" w:space="0" w:color="D7D9DE"/>
+              <w:bottom w:val="single" w:sz="5" w:space="0" w:color="D7D9DE"/>
+              <w:right w:val="single" w:sz="5" w:space="0" w:color="D7D9DE"/>
+            </w:tcBorders>
+            <w:shd w:val="clear" w:color="auto" w:fill="4B2A63"/>
             <w:tcMar>
               <w:top w:w="55" w:type="dxa"/>
-              <w:start w:w="70" w:type="dxa"/>
+              <w:left w:w="70" w:type="dxa"/>
               <w:bottom w:w="55" w:type="dxa"/>
-              <w:end w:w="70" w:type="dxa"/>
+              <w:right w:w="70" w:type="dxa"/>
             </w:tcMar>
-            <w:shd w:fill="4B2A63" w:val="clear"/>
-            <w:tcBorders>
-              <w:top w:val="single" w:sz="5" w:color="D7D9DE"/>
-              <w:bottom w:val="single" w:sz="5" w:color="D7D9DE"/>
-              <w:start w:val="single" w:sz="5" w:color="D7D9DE"/>
-              <w:end w:val="single" w:sz="5" w:color="D7D9DE"/>
-            </w:tcBorders>
+            <w:vAlign w:val="center"/>
           </w:tcPr>
           <w:p>
             <w:pPr>
-              <w:spacing w:before="0" w:after="0" w:line="240" w:lineRule="auto"/>
+              <w:spacing w:after="0" w:line="240" w:lineRule="auto"/>
               <w:jc w:val="center"/>
             </w:pPr>
-            <w:r/>
-            <w:r>
-              <w:rPr>
-                <w:rFonts w:ascii="Carlito" w:hAnsi="Carlito" w:eastAsia="Carlito"/>
+            <w:r>
+              <w:rPr>
+                <w:rFonts w:ascii="Carlito" w:eastAsia="Carlito" w:hAnsi="Carlito"/>
                 <w:b/>
-                <w:i w:val="0"/>
                 <w:color w:val="FFFFFF"/>
                 <w:sz w:val="19"/>
               </w:rPr>
@@ -6035,33 +7942,31 @@
         </w:tc>
         <w:tc>
           <w:tcPr>
-            <w:tcW w:type="dxa" w:w="2232"/>
-            <w:vAlign w:val="center"/>
+            <w:tcW w:w="2232" w:type="dxa"/>
+            <w:tcBorders>
+              <w:top w:val="single" w:sz="5" w:space="0" w:color="D7D9DE"/>
+              <w:left w:val="single" w:sz="5" w:space="0" w:color="D7D9DE"/>
+              <w:bottom w:val="single" w:sz="5" w:space="0" w:color="D7D9DE"/>
+              <w:right w:val="single" w:sz="5" w:space="0" w:color="D7D9DE"/>
+            </w:tcBorders>
+            <w:shd w:val="clear" w:color="auto" w:fill="4B2A63"/>
             <w:tcMar>
               <w:top w:w="55" w:type="dxa"/>
-              <w:start w:w="70" w:type="dxa"/>
+              <w:left w:w="70" w:type="dxa"/>
               <w:bottom w:w="55" w:type="dxa"/>
-              <w:end w:w="70" w:type="dxa"/>
+              <w:right w:w="70" w:type="dxa"/>
             </w:tcMar>
-            <w:shd w:fill="4B2A63" w:val="clear"/>
-            <w:tcBorders>
-              <w:top w:val="single" w:sz="5" w:color="D7D9DE"/>
-              <w:bottom w:val="single" w:sz="5" w:color="D7D9DE"/>
-              <w:start w:val="single" w:sz="5" w:color="D7D9DE"/>
-              <w:end w:val="single" w:sz="5" w:color="D7D9DE"/>
-            </w:tcBorders>
+            <w:vAlign w:val="center"/>
           </w:tcPr>
           <w:p>
             <w:pPr>
-              <w:spacing w:before="0" w:after="0" w:line="240" w:lineRule="auto"/>
+              <w:spacing w:after="0" w:line="240" w:lineRule="auto"/>
               <w:jc w:val="center"/>
             </w:pPr>
-            <w:r/>
-            <w:r>
-              <w:rPr>
-                <w:rFonts w:ascii="Carlito" w:hAnsi="Carlito" w:eastAsia="Carlito"/>
+            <w:r>
+              <w:rPr>
+                <w:rFonts w:ascii="Carlito" w:eastAsia="Carlito" w:hAnsi="Carlito"/>
                 <w:b/>
-                <w:i w:val="0"/>
                 <w:color w:val="FFFFFF"/>
                 <w:sz w:val="19"/>
               </w:rPr>
@@ -6073,36 +7978,34 @@
       <w:tr>
         <w:trPr>
           <w:cantSplit/>
+          <w:jc w:val="center"/>
         </w:trPr>
         <w:tc>
           <w:tcPr>
-            <w:tcW w:type="dxa" w:w="2088"/>
-            <w:vAlign w:val="center"/>
+            <w:tcW w:w="2088" w:type="dxa"/>
+            <w:tcBorders>
+              <w:top w:val="single" w:sz="5" w:space="0" w:color="D7D9DE"/>
+              <w:left w:val="single" w:sz="5" w:space="0" w:color="D7D9DE"/>
+              <w:bottom w:val="single" w:sz="5" w:space="0" w:color="D7D9DE"/>
+              <w:right w:val="single" w:sz="5" w:space="0" w:color="D7D9DE"/>
+            </w:tcBorders>
+            <w:shd w:val="clear" w:color="auto" w:fill="FFFFFF"/>
             <w:tcMar>
               <w:top w:w="55" w:type="dxa"/>
-              <w:start w:w="70" w:type="dxa"/>
+              <w:left w:w="70" w:type="dxa"/>
               <w:bottom w:w="55" w:type="dxa"/>
-              <w:end w:w="70" w:type="dxa"/>
+              <w:right w:w="70" w:type="dxa"/>
             </w:tcMar>
-            <w:shd w:fill="FFFFFF" w:val="clear"/>
-            <w:tcBorders>
-              <w:top w:val="single" w:sz="5" w:color="D7D9DE"/>
-              <w:bottom w:val="single" w:sz="5" w:color="D7D9DE"/>
-              <w:start w:val="single" w:sz="5" w:color="D7D9DE"/>
-              <w:end w:val="single" w:sz="5" w:color="D7D9DE"/>
-            </w:tcBorders>
+            <w:vAlign w:val="center"/>
           </w:tcPr>
           <w:p>
             <w:pPr>
-              <w:spacing w:before="0" w:after="0" w:line="240" w:lineRule="auto"/>
+              <w:spacing w:after="0" w:line="240" w:lineRule="auto"/>
               <w:jc w:val="center"/>
             </w:pPr>
-            <w:r/>
-            <w:r>
-              <w:rPr>
-                <w:rFonts w:ascii="Carlito" w:hAnsi="Carlito" w:eastAsia="Carlito"/>
-                <w:b w:val="0"/>
-                <w:i w:val="0"/>
+            <w:r>
+              <w:rPr>
+                <w:rFonts w:ascii="Carlito" w:eastAsia="Carlito" w:hAnsi="Carlito"/>
                 <w:color w:val="252525"/>
                 <w:sz w:val="18"/>
               </w:rPr>
@@ -6112,33 +8015,30 @@
         </w:tc>
         <w:tc>
           <w:tcPr>
-            <w:tcW w:type="dxa" w:w="1728"/>
-            <w:vAlign w:val="center"/>
+            <w:tcW w:w="1728" w:type="dxa"/>
+            <w:tcBorders>
+              <w:top w:val="single" w:sz="5" w:space="0" w:color="D7D9DE"/>
+              <w:left w:val="single" w:sz="5" w:space="0" w:color="D7D9DE"/>
+              <w:bottom w:val="single" w:sz="5" w:space="0" w:color="D7D9DE"/>
+              <w:right w:val="single" w:sz="5" w:space="0" w:color="D7D9DE"/>
+            </w:tcBorders>
+            <w:shd w:val="clear" w:color="auto" w:fill="FFFFFF"/>
             <w:tcMar>
               <w:top w:w="55" w:type="dxa"/>
-              <w:start w:w="70" w:type="dxa"/>
+              <w:left w:w="70" w:type="dxa"/>
               <w:bottom w:w="55" w:type="dxa"/>
-              <w:end w:w="70" w:type="dxa"/>
+              <w:right w:w="70" w:type="dxa"/>
             </w:tcMar>
-            <w:shd w:fill="FFFFFF" w:val="clear"/>
-            <w:tcBorders>
-              <w:top w:val="single" w:sz="5" w:color="D7D9DE"/>
-              <w:bottom w:val="single" w:sz="5" w:color="D7D9DE"/>
-              <w:start w:val="single" w:sz="5" w:color="D7D9DE"/>
-              <w:end w:val="single" w:sz="5" w:color="D7D9DE"/>
-            </w:tcBorders>
+            <w:vAlign w:val="center"/>
           </w:tcPr>
           <w:p>
             <w:pPr>
-              <w:spacing w:before="0" w:after="0" w:line="240" w:lineRule="auto"/>
+              <w:spacing w:after="0" w:line="240" w:lineRule="auto"/>
               <w:jc w:val="center"/>
             </w:pPr>
-            <w:r/>
-            <w:r>
-              <w:rPr>
-                <w:rFonts w:ascii="Carlito" w:hAnsi="Carlito" w:eastAsia="Carlito"/>
-                <w:b w:val="0"/>
-                <w:i w:val="0"/>
+            <w:r>
+              <w:rPr>
+                <w:rFonts w:ascii="Carlito" w:eastAsia="Carlito" w:hAnsi="Carlito"/>
                 <w:color w:val="252525"/>
                 <w:sz w:val="18"/>
               </w:rPr>
@@ -6148,33 +8048,30 @@
         </w:tc>
         <w:tc>
           <w:tcPr>
-            <w:tcW w:type="dxa" w:w="1728"/>
-            <w:vAlign w:val="center"/>
+            <w:tcW w:w="1728" w:type="dxa"/>
+            <w:tcBorders>
+              <w:top w:val="single" w:sz="5" w:space="0" w:color="D7D9DE"/>
+              <w:left w:val="single" w:sz="5" w:space="0" w:color="D7D9DE"/>
+              <w:bottom w:val="single" w:sz="5" w:space="0" w:color="D7D9DE"/>
+              <w:right w:val="single" w:sz="5" w:space="0" w:color="D7D9DE"/>
+            </w:tcBorders>
+            <w:shd w:val="clear" w:color="auto" w:fill="FFFFFF"/>
             <w:tcMar>
               <w:top w:w="55" w:type="dxa"/>
-              <w:start w:w="70" w:type="dxa"/>
+              <w:left w:w="70" w:type="dxa"/>
               <w:bottom w:w="55" w:type="dxa"/>
-              <w:end w:w="70" w:type="dxa"/>
+              <w:right w:w="70" w:type="dxa"/>
             </w:tcMar>
-            <w:shd w:fill="FFFFFF" w:val="clear"/>
-            <w:tcBorders>
-              <w:top w:val="single" w:sz="5" w:color="D7D9DE"/>
-              <w:bottom w:val="single" w:sz="5" w:color="D7D9DE"/>
-              <w:start w:val="single" w:sz="5" w:color="D7D9DE"/>
-              <w:end w:val="single" w:sz="5" w:color="D7D9DE"/>
-            </w:tcBorders>
+            <w:vAlign w:val="center"/>
           </w:tcPr>
           <w:p>
             <w:pPr>
-              <w:spacing w:before="0" w:after="0" w:line="240" w:lineRule="auto"/>
+              <w:spacing w:after="0" w:line="240" w:lineRule="auto"/>
               <w:jc w:val="center"/>
             </w:pPr>
-            <w:r/>
-            <w:r>
-              <w:rPr>
-                <w:rFonts w:ascii="Carlito" w:hAnsi="Carlito" w:eastAsia="Carlito"/>
-                <w:b w:val="0"/>
-                <w:i w:val="0"/>
+            <w:r>
+              <w:rPr>
+                <w:rFonts w:ascii="Carlito" w:eastAsia="Carlito" w:hAnsi="Carlito"/>
                 <w:color w:val="252525"/>
                 <w:sz w:val="18"/>
               </w:rPr>
@@ -6184,33 +8081,30 @@
         </w:tc>
         <w:tc>
           <w:tcPr>
-            <w:tcW w:type="dxa" w:w="2160"/>
-            <w:vAlign w:val="center"/>
+            <w:tcW w:w="2160" w:type="dxa"/>
+            <w:tcBorders>
+              <w:top w:val="single" w:sz="5" w:space="0" w:color="D7D9DE"/>
+              <w:left w:val="single" w:sz="5" w:space="0" w:color="D7D9DE"/>
+              <w:bottom w:val="single" w:sz="5" w:space="0" w:color="D7D9DE"/>
+              <w:right w:val="single" w:sz="5" w:space="0" w:color="D7D9DE"/>
+            </w:tcBorders>
+            <w:shd w:val="clear" w:color="auto" w:fill="FFFFFF"/>
             <w:tcMar>
               <w:top w:w="55" w:type="dxa"/>
-              <w:start w:w="70" w:type="dxa"/>
+              <w:left w:w="70" w:type="dxa"/>
               <w:bottom w:w="55" w:type="dxa"/>
-              <w:end w:w="70" w:type="dxa"/>
+              <w:right w:w="70" w:type="dxa"/>
             </w:tcMar>
-            <w:shd w:fill="FFFFFF" w:val="clear"/>
-            <w:tcBorders>
-              <w:top w:val="single" w:sz="5" w:color="D7D9DE"/>
-              <w:bottom w:val="single" w:sz="5" w:color="D7D9DE"/>
-              <w:start w:val="single" w:sz="5" w:color="D7D9DE"/>
-              <w:end w:val="single" w:sz="5" w:color="D7D9DE"/>
-            </w:tcBorders>
+            <w:vAlign w:val="center"/>
           </w:tcPr>
           <w:p>
             <w:pPr>
-              <w:spacing w:before="0" w:after="0" w:line="240" w:lineRule="auto"/>
+              <w:spacing w:after="0" w:line="240" w:lineRule="auto"/>
               <w:jc w:val="center"/>
             </w:pPr>
-            <w:r/>
-            <w:r>
-              <w:rPr>
-                <w:rFonts w:ascii="Carlito" w:hAnsi="Carlito" w:eastAsia="Carlito"/>
-                <w:b w:val="0"/>
-                <w:i w:val="0"/>
+            <w:r>
+              <w:rPr>
+                <w:rFonts w:ascii="Carlito" w:eastAsia="Carlito" w:hAnsi="Carlito"/>
                 <w:color w:val="252525"/>
                 <w:sz w:val="18"/>
               </w:rPr>
@@ -6220,33 +8114,30 @@
         </w:tc>
         <w:tc>
           <w:tcPr>
-            <w:tcW w:type="dxa" w:w="2232"/>
-            <w:vAlign w:val="center"/>
+            <w:tcW w:w="2232" w:type="dxa"/>
+            <w:tcBorders>
+              <w:top w:val="single" w:sz="5" w:space="0" w:color="D7D9DE"/>
+              <w:left w:val="single" w:sz="5" w:space="0" w:color="D7D9DE"/>
+              <w:bottom w:val="single" w:sz="5" w:space="0" w:color="D7D9DE"/>
+              <w:right w:val="single" w:sz="5" w:space="0" w:color="D7D9DE"/>
+            </w:tcBorders>
+            <w:shd w:val="clear" w:color="auto" w:fill="FFFFFF"/>
             <w:tcMar>
               <w:top w:w="55" w:type="dxa"/>
-              <w:start w:w="70" w:type="dxa"/>
+              <w:left w:w="70" w:type="dxa"/>
               <w:bottom w:w="55" w:type="dxa"/>
-              <w:end w:w="70" w:type="dxa"/>
+              <w:right w:w="70" w:type="dxa"/>
             </w:tcMar>
-            <w:shd w:fill="FFFFFF" w:val="clear"/>
-            <w:tcBorders>
-              <w:top w:val="single" w:sz="5" w:color="D7D9DE"/>
-              <w:bottom w:val="single" w:sz="5" w:color="D7D9DE"/>
-              <w:start w:val="single" w:sz="5" w:color="D7D9DE"/>
-              <w:end w:val="single" w:sz="5" w:color="D7D9DE"/>
-            </w:tcBorders>
+            <w:vAlign w:val="center"/>
           </w:tcPr>
           <w:p>
             <w:pPr>
-              <w:spacing w:before="0" w:after="0" w:line="240" w:lineRule="auto"/>
+              <w:spacing w:after="0" w:line="240" w:lineRule="auto"/>
               <w:jc w:val="center"/>
             </w:pPr>
-            <w:r/>
-            <w:r>
-              <w:rPr>
-                <w:rFonts w:ascii="Carlito" w:hAnsi="Carlito" w:eastAsia="Carlito"/>
-                <w:b w:val="0"/>
-                <w:i w:val="0"/>
+            <w:r>
+              <w:rPr>
+                <w:rFonts w:ascii="Carlito" w:eastAsia="Carlito" w:hAnsi="Carlito"/>
                 <w:color w:val="252525"/>
                 <w:sz w:val="18"/>
               </w:rPr>
@@ -6258,36 +8149,34 @@
       <w:tr>
         <w:trPr>
           <w:cantSplit/>
+          <w:jc w:val="center"/>
         </w:trPr>
         <w:tc>
           <w:tcPr>
-            <w:tcW w:type="dxa" w:w="2088"/>
-            <w:vAlign w:val="center"/>
+            <w:tcW w:w="2088" w:type="dxa"/>
+            <w:tcBorders>
+              <w:top w:val="single" w:sz="5" w:space="0" w:color="D7D9DE"/>
+              <w:left w:val="single" w:sz="5" w:space="0" w:color="D7D9DE"/>
+              <w:bottom w:val="single" w:sz="5" w:space="0" w:color="D7D9DE"/>
+              <w:right w:val="single" w:sz="5" w:space="0" w:color="D7D9DE"/>
+            </w:tcBorders>
+            <w:shd w:val="clear" w:color="auto" w:fill="EEF8E5"/>
             <w:tcMar>
               <w:top w:w="55" w:type="dxa"/>
-              <w:start w:w="70" w:type="dxa"/>
+              <w:left w:w="70" w:type="dxa"/>
               <w:bottom w:w="55" w:type="dxa"/>
-              <w:end w:w="70" w:type="dxa"/>
+              <w:right w:w="70" w:type="dxa"/>
             </w:tcMar>
-            <w:shd w:fill="EEF8E5" w:val="clear"/>
-            <w:tcBorders>
-              <w:top w:val="single" w:sz="5" w:color="D7D9DE"/>
-              <w:bottom w:val="single" w:sz="5" w:color="D7D9DE"/>
-              <w:start w:val="single" w:sz="5" w:color="D7D9DE"/>
-              <w:end w:val="single" w:sz="5" w:color="D7D9DE"/>
-            </w:tcBorders>
+            <w:vAlign w:val="center"/>
           </w:tcPr>
           <w:p>
             <w:pPr>
-              <w:spacing w:before="0" w:after="0" w:line="240" w:lineRule="auto"/>
+              <w:spacing w:after="0" w:line="240" w:lineRule="auto"/>
               <w:jc w:val="center"/>
             </w:pPr>
-            <w:r/>
-            <w:r>
-              <w:rPr>
-                <w:rFonts w:ascii="Carlito" w:hAnsi="Carlito" w:eastAsia="Carlito"/>
-                <w:b w:val="0"/>
-                <w:i w:val="0"/>
+            <w:r>
+              <w:rPr>
+                <w:rFonts w:ascii="Carlito" w:eastAsia="Carlito" w:hAnsi="Carlito"/>
                 <w:color w:val="252525"/>
                 <w:sz w:val="18"/>
               </w:rPr>
@@ -6297,33 +8186,30 @@
         </w:tc>
         <w:tc>
           <w:tcPr>
-            <w:tcW w:type="dxa" w:w="1728"/>
-            <w:vAlign w:val="center"/>
+            <w:tcW w:w="1728" w:type="dxa"/>
+            <w:tcBorders>
+              <w:top w:val="single" w:sz="5" w:space="0" w:color="D7D9DE"/>
+              <w:left w:val="single" w:sz="5" w:space="0" w:color="D7D9DE"/>
+              <w:bottom w:val="single" w:sz="5" w:space="0" w:color="D7D9DE"/>
+              <w:right w:val="single" w:sz="5" w:space="0" w:color="D7D9DE"/>
+            </w:tcBorders>
+            <w:shd w:val="clear" w:color="auto" w:fill="EEF8E5"/>
             <w:tcMar>
               <w:top w:w="55" w:type="dxa"/>
-              <w:start w:w="70" w:type="dxa"/>
+              <w:left w:w="70" w:type="dxa"/>
               <w:bottom w:w="55" w:type="dxa"/>
-              <w:end w:w="70" w:type="dxa"/>
+              <w:right w:w="70" w:type="dxa"/>
             </w:tcMar>
-            <w:shd w:fill="EEF8E5" w:val="clear"/>
-            <w:tcBorders>
-              <w:top w:val="single" w:sz="5" w:color="D7D9DE"/>
-              <w:bottom w:val="single" w:sz="5" w:color="D7D9DE"/>
-              <w:start w:val="single" w:sz="5" w:color="D7D9DE"/>
-              <w:end w:val="single" w:sz="5" w:color="D7D9DE"/>
-            </w:tcBorders>
+            <w:vAlign w:val="center"/>
           </w:tcPr>
           <w:p>
             <w:pPr>
-              <w:spacing w:before="0" w:after="0" w:line="240" w:lineRule="auto"/>
+              <w:spacing w:after="0" w:line="240" w:lineRule="auto"/>
               <w:jc w:val="center"/>
             </w:pPr>
-            <w:r/>
-            <w:r>
-              <w:rPr>
-                <w:rFonts w:ascii="Carlito" w:hAnsi="Carlito" w:eastAsia="Carlito"/>
-                <w:b w:val="0"/>
-                <w:i w:val="0"/>
+            <w:r>
+              <w:rPr>
+                <w:rFonts w:ascii="Carlito" w:eastAsia="Carlito" w:hAnsi="Carlito"/>
                 <w:color w:val="252525"/>
                 <w:sz w:val="18"/>
               </w:rPr>
@@ -6333,33 +8219,30 @@
         </w:tc>
         <w:tc>
           <w:tcPr>
-            <w:tcW w:type="dxa" w:w="1728"/>
-            <w:vAlign w:val="center"/>
+            <w:tcW w:w="1728" w:type="dxa"/>
+            <w:tcBorders>
+              <w:top w:val="single" w:sz="5" w:space="0" w:color="D7D9DE"/>
+              <w:left w:val="single" w:sz="5" w:space="0" w:color="D7D9DE"/>
+              <w:bottom w:val="single" w:sz="5" w:space="0" w:color="D7D9DE"/>
+              <w:right w:val="single" w:sz="5" w:space="0" w:color="D7D9DE"/>
+            </w:tcBorders>
+            <w:shd w:val="clear" w:color="auto" w:fill="EEF8E5"/>
             <w:tcMar>
               <w:top w:w="55" w:type="dxa"/>
-              <w:start w:w="70" w:type="dxa"/>
+              <w:left w:w="70" w:type="dxa"/>
               <w:bottom w:w="55" w:type="dxa"/>
-              <w:end w:w="70" w:type="dxa"/>
+              <w:right w:w="70" w:type="dxa"/>
             </w:tcMar>
-            <w:shd w:fill="EEF8E5" w:val="clear"/>
-            <w:tcBorders>
-              <w:top w:val="single" w:sz="5" w:color="D7D9DE"/>
-              <w:bottom w:val="single" w:sz="5" w:color="D7D9DE"/>
-              <w:start w:val="single" w:sz="5" w:color="D7D9DE"/>
-              <w:end w:val="single" w:sz="5" w:color="D7D9DE"/>
-            </w:tcBorders>
+            <w:vAlign w:val="center"/>
           </w:tcPr>
           <w:p>
             <w:pPr>
-              <w:spacing w:before="0" w:after="0" w:line="240" w:lineRule="auto"/>
+              <w:spacing w:after="0" w:line="240" w:lineRule="auto"/>
               <w:jc w:val="center"/>
             </w:pPr>
-            <w:r/>
-            <w:r>
-              <w:rPr>
-                <w:rFonts w:ascii="Carlito" w:hAnsi="Carlito" w:eastAsia="Carlito"/>
-                <w:b w:val="0"/>
-                <w:i w:val="0"/>
+            <w:r>
+              <w:rPr>
+                <w:rFonts w:ascii="Carlito" w:eastAsia="Carlito" w:hAnsi="Carlito"/>
                 <w:color w:val="252525"/>
                 <w:sz w:val="18"/>
               </w:rPr>
@@ -6369,33 +8252,30 @@
         </w:tc>
         <w:tc>
           <w:tcPr>
-            <w:tcW w:type="dxa" w:w="2160"/>
-            <w:vAlign w:val="center"/>
+            <w:tcW w:w="2160" w:type="dxa"/>
+            <w:tcBorders>
+              <w:top w:val="single" w:sz="5" w:space="0" w:color="D7D9DE"/>
+              <w:left w:val="single" w:sz="5" w:space="0" w:color="D7D9DE"/>
+              <w:bottom w:val="single" w:sz="5" w:space="0" w:color="D7D9DE"/>
+              <w:right w:val="single" w:sz="5" w:space="0" w:color="D7D9DE"/>
+            </w:tcBorders>
+            <w:shd w:val="clear" w:color="auto" w:fill="EEF8E5"/>
             <w:tcMar>
               <w:top w:w="55" w:type="dxa"/>
-              <w:start w:w="70" w:type="dxa"/>
+              <w:left w:w="70" w:type="dxa"/>
               <w:bottom w:w="55" w:type="dxa"/>
-              <w:end w:w="70" w:type="dxa"/>
+              <w:right w:w="70" w:type="dxa"/>
             </w:tcMar>
-            <w:shd w:fill="EEF8E5" w:val="clear"/>
-            <w:tcBorders>
-              <w:top w:val="single" w:sz="5" w:color="D7D9DE"/>
-              <w:bottom w:val="single" w:sz="5" w:color="D7D9DE"/>
-              <w:start w:val="single" w:sz="5" w:color="D7D9DE"/>
-              <w:end w:val="single" w:sz="5" w:color="D7D9DE"/>
-            </w:tcBorders>
+            <w:vAlign w:val="center"/>
           </w:tcPr>
           <w:p>
             <w:pPr>
-              <w:spacing w:before="0" w:after="0" w:line="240" w:lineRule="auto"/>
+              <w:spacing w:after="0" w:line="240" w:lineRule="auto"/>
               <w:jc w:val="center"/>
             </w:pPr>
-            <w:r/>
-            <w:r>
-              <w:rPr>
-                <w:rFonts w:ascii="Carlito" w:hAnsi="Carlito" w:eastAsia="Carlito"/>
-                <w:b w:val="0"/>
-                <w:i w:val="0"/>
+            <w:r>
+              <w:rPr>
+                <w:rFonts w:ascii="Carlito" w:eastAsia="Carlito" w:hAnsi="Carlito"/>
                 <w:color w:val="252525"/>
                 <w:sz w:val="18"/>
               </w:rPr>
@@ -6405,33 +8285,30 @@
         </w:tc>
         <w:tc>
           <w:tcPr>
-            <w:tcW w:type="dxa" w:w="2232"/>
-            <w:vAlign w:val="center"/>
+            <w:tcW w:w="2232" w:type="dxa"/>
+            <w:tcBorders>
+              <w:top w:val="single" w:sz="5" w:space="0" w:color="D7D9DE"/>
+              <w:left w:val="single" w:sz="5" w:space="0" w:color="D7D9DE"/>
+              <w:bottom w:val="single" w:sz="5" w:space="0" w:color="D7D9DE"/>
+              <w:right w:val="single" w:sz="5" w:space="0" w:color="D7D9DE"/>
+            </w:tcBorders>
+            <w:shd w:val="clear" w:color="auto" w:fill="EEF8E5"/>
             <w:tcMar>
               <w:top w:w="55" w:type="dxa"/>
-              <w:start w:w="70" w:type="dxa"/>
+              <w:left w:w="70" w:type="dxa"/>
               <w:bottom w:w="55" w:type="dxa"/>
-              <w:end w:w="70" w:type="dxa"/>
+              <w:right w:w="70" w:type="dxa"/>
             </w:tcMar>
-            <w:shd w:fill="EEF8E5" w:val="clear"/>
-            <w:tcBorders>
-              <w:top w:val="single" w:sz="5" w:color="D7D9DE"/>
-              <w:bottom w:val="single" w:sz="5" w:color="D7D9DE"/>
-              <w:start w:val="single" w:sz="5" w:color="D7D9DE"/>
-              <w:end w:val="single" w:sz="5" w:color="D7D9DE"/>
-            </w:tcBorders>
+            <w:vAlign w:val="center"/>
           </w:tcPr>
           <w:p>
             <w:pPr>
-              <w:spacing w:before="0" w:after="0" w:line="240" w:lineRule="auto"/>
+              <w:spacing w:after="0" w:line="240" w:lineRule="auto"/>
               <w:jc w:val="center"/>
             </w:pPr>
-            <w:r/>
-            <w:r>
-              <w:rPr>
-                <w:rFonts w:ascii="Carlito" w:hAnsi="Carlito" w:eastAsia="Carlito"/>
-                <w:b w:val="0"/>
-                <w:i w:val="0"/>
+            <w:r>
+              <w:rPr>
+                <w:rFonts w:ascii="Carlito" w:eastAsia="Carlito" w:hAnsi="Carlito"/>
                 <w:color w:val="252525"/>
                 <w:sz w:val="18"/>
               </w:rPr>
@@ -6446,13 +8323,15 @@
         <w:pStyle w:val="ReportBody"/>
       </w:pPr>
       <w:r>
-        <w:rPr>
-          <w:rFonts w:ascii="Carlito" w:hAnsi="Carlito" w:eastAsia="Carlito"/>
-          <w:i w:val="0"/>
-          <w:color w:val="252525"/>
-          <w:sz w:val="24"/>
-        </w:rPr>
-        <w:t>The first run inserts 7001 and 7002 and updates 7003. Reprocessing the same window does not add a fourth target row because LoanID is unique. Assigning the same values again leaves the final state unchanged, which is the practical meaning of idempotency for this load.</w:t>
+        <w:t xml:space="preserve">The first run inserts 7001 and 7002 and updates 7003. Reprocessing the same window does not add a fourth target row because </w:t>
+      </w:r>
+      <w:proofErr w:type="spellStart"/>
+      <w:r>
+        <w:t>LoanID</w:t>
+      </w:r>
+      <w:proofErr w:type="spellEnd"/>
+      <w:r>
+        <w:t xml:space="preserve"> is unique. Assigning the same values again leaves the final state unchanged, which is the practical meaning of idempotency for this load.</w:t>
       </w:r>
     </w:p>
     <w:p>
@@ -6460,60 +8339,53 @@
         <w:pStyle w:val="ReportSubheading"/>
       </w:pPr>
       <w:r>
-        <w:rPr>
-          <w:rFonts w:ascii="Carlito" w:hAnsi="Carlito" w:eastAsia="Carlito"/>
-          <w:b/>
-          <w:color w:val="5B3B73"/>
-          <w:sz w:val="24"/>
-        </w:rPr>
         <w:t>Failure test</w:t>
       </w:r>
     </w:p>
     <w:tbl>
       <w:tblPr>
-        <w:tblW w:type="auto" w:w="0"/>
+        <w:tblW w:w="0" w:type="auto"/>
         <w:jc w:val="center"/>
-        <w:tblLook w:firstColumn="1" w:firstRow="1" w:lastColumn="0" w:lastRow="0" w:noHBand="0" w:noVBand="1" w:val="04A0"/>
         <w:tblLayout w:type="fixed"/>
+        <w:tblLook w:val="04A0" w:firstRow="1" w:lastRow="0" w:firstColumn="1" w:lastColumn="0" w:noHBand="0" w:noVBand="1"/>
       </w:tblPr>
       <w:tblGrid>
-        <w:gridCol w:w="4874"/>
-        <w:gridCol w:w="4874"/>
+        <w:gridCol w:w="3024"/>
+        <w:gridCol w:w="6912"/>
       </w:tblGrid>
       <w:tr>
         <w:trPr>
-          <w:tblHeader w:val="true"/>
           <w:cantSplit/>
+          <w:tblHeader/>
+          <w:jc w:val="center"/>
         </w:trPr>
         <w:tc>
           <w:tcPr>
-            <w:tcW w:type="dxa" w:w="3024"/>
-            <w:vAlign w:val="center"/>
+            <w:tcW w:w="3024" w:type="dxa"/>
+            <w:tcBorders>
+              <w:top w:val="single" w:sz="5" w:space="0" w:color="D7D9DE"/>
+              <w:left w:val="single" w:sz="5" w:space="0" w:color="D7D9DE"/>
+              <w:bottom w:val="single" w:sz="5" w:space="0" w:color="D7D9DE"/>
+              <w:right w:val="single" w:sz="5" w:space="0" w:color="D7D9DE"/>
+            </w:tcBorders>
+            <w:shd w:val="clear" w:color="auto" w:fill="4B2A63"/>
             <w:tcMar>
               <w:top w:w="55" w:type="dxa"/>
-              <w:start w:w="70" w:type="dxa"/>
+              <w:left w:w="70" w:type="dxa"/>
               <w:bottom w:w="55" w:type="dxa"/>
-              <w:end w:w="70" w:type="dxa"/>
+              <w:right w:w="70" w:type="dxa"/>
             </w:tcMar>
-            <w:shd w:fill="4B2A63" w:val="clear"/>
-            <w:tcBorders>
-              <w:top w:val="single" w:sz="5" w:color="D7D9DE"/>
-              <w:bottom w:val="single" w:sz="5" w:color="D7D9DE"/>
-              <w:start w:val="single" w:sz="5" w:color="D7D9DE"/>
-              <w:end w:val="single" w:sz="5" w:color="D7D9DE"/>
-            </w:tcBorders>
+            <w:vAlign w:val="center"/>
           </w:tcPr>
           <w:p>
             <w:pPr>
-              <w:spacing w:before="0" w:after="0" w:line="240" w:lineRule="auto"/>
+              <w:spacing w:after="0" w:line="240" w:lineRule="auto"/>
               <w:jc w:val="center"/>
             </w:pPr>
-            <w:r/>
-            <w:r>
-              <w:rPr>
-                <w:rFonts w:ascii="Carlito" w:hAnsi="Carlito" w:eastAsia="Carlito"/>
+            <w:r>
+              <w:rPr>
+                <w:rFonts w:ascii="Carlito" w:eastAsia="Carlito" w:hAnsi="Carlito"/>
                 <w:b/>
-                <w:i w:val="0"/>
                 <w:color w:val="FFFFFF"/>
                 <w:sz w:val="19"/>
               </w:rPr>
@@ -6523,33 +8395,31 @@
         </w:tc>
         <w:tc>
           <w:tcPr>
-            <w:tcW w:type="dxa" w:w="6912"/>
-            <w:vAlign w:val="center"/>
+            <w:tcW w:w="6912" w:type="dxa"/>
+            <w:tcBorders>
+              <w:top w:val="single" w:sz="5" w:space="0" w:color="D7D9DE"/>
+              <w:left w:val="single" w:sz="5" w:space="0" w:color="D7D9DE"/>
+              <w:bottom w:val="single" w:sz="5" w:space="0" w:color="D7D9DE"/>
+              <w:right w:val="single" w:sz="5" w:space="0" w:color="D7D9DE"/>
+            </w:tcBorders>
+            <w:shd w:val="clear" w:color="auto" w:fill="4B2A63"/>
             <w:tcMar>
               <w:top w:w="55" w:type="dxa"/>
-              <w:start w:w="70" w:type="dxa"/>
+              <w:left w:w="70" w:type="dxa"/>
               <w:bottom w:w="55" w:type="dxa"/>
-              <w:end w:w="70" w:type="dxa"/>
+              <w:right w:w="70" w:type="dxa"/>
             </w:tcMar>
-            <w:shd w:fill="4B2A63" w:val="clear"/>
-            <w:tcBorders>
-              <w:top w:val="single" w:sz="5" w:color="D7D9DE"/>
-              <w:bottom w:val="single" w:sz="5" w:color="D7D9DE"/>
-              <w:start w:val="single" w:sz="5" w:color="D7D9DE"/>
-              <w:end w:val="single" w:sz="5" w:color="D7D9DE"/>
-            </w:tcBorders>
+            <w:vAlign w:val="center"/>
           </w:tcPr>
           <w:p>
             <w:pPr>
-              <w:spacing w:before="0" w:after="0" w:line="240" w:lineRule="auto"/>
+              <w:spacing w:after="0" w:line="240" w:lineRule="auto"/>
               <w:jc w:val="center"/>
             </w:pPr>
-            <w:r/>
-            <w:r>
-              <w:rPr>
-                <w:rFonts w:ascii="Carlito" w:hAnsi="Carlito" w:eastAsia="Carlito"/>
+            <w:r>
+              <w:rPr>
+                <w:rFonts w:ascii="Carlito" w:eastAsia="Carlito" w:hAnsi="Carlito"/>
                 <w:b/>
-                <w:i w:val="0"/>
                 <w:color w:val="FFFFFF"/>
                 <w:sz w:val="19"/>
               </w:rPr>
@@ -6561,36 +8431,33 @@
       <w:tr>
         <w:trPr>
           <w:cantSplit/>
+          <w:jc w:val="center"/>
         </w:trPr>
         <w:tc>
           <w:tcPr>
-            <w:tcW w:type="dxa" w:w="3024"/>
-            <w:vAlign w:val="center"/>
+            <w:tcW w:w="3024" w:type="dxa"/>
+            <w:tcBorders>
+              <w:top w:val="single" w:sz="5" w:space="0" w:color="D7D9DE"/>
+              <w:left w:val="single" w:sz="5" w:space="0" w:color="D7D9DE"/>
+              <w:bottom w:val="single" w:sz="5" w:space="0" w:color="D7D9DE"/>
+              <w:right w:val="single" w:sz="5" w:space="0" w:color="D7D9DE"/>
+            </w:tcBorders>
+            <w:shd w:val="clear" w:color="auto" w:fill="FFFFFF"/>
             <w:tcMar>
               <w:top w:w="55" w:type="dxa"/>
-              <w:start w:w="70" w:type="dxa"/>
+              <w:left w:w="70" w:type="dxa"/>
               <w:bottom w:w="55" w:type="dxa"/>
-              <w:end w:w="70" w:type="dxa"/>
+              <w:right w:w="70" w:type="dxa"/>
             </w:tcMar>
-            <w:shd w:fill="FFFFFF" w:val="clear"/>
-            <w:tcBorders>
-              <w:top w:val="single" w:sz="5" w:color="D7D9DE"/>
-              <w:bottom w:val="single" w:sz="5" w:color="D7D9DE"/>
-              <w:start w:val="single" w:sz="5" w:color="D7D9DE"/>
-              <w:end w:val="single" w:sz="5" w:color="D7D9DE"/>
-            </w:tcBorders>
+            <w:vAlign w:val="center"/>
           </w:tcPr>
           <w:p>
             <w:pPr>
-              <w:spacing w:before="0" w:after="0" w:line="240" w:lineRule="auto"/>
-              <w:jc w:val="left"/>
+              <w:spacing w:after="0" w:line="240" w:lineRule="auto"/>
             </w:pPr>
-            <w:r/>
-            <w:r>
-              <w:rPr>
-                <w:rFonts w:ascii="Carlito" w:hAnsi="Carlito" w:eastAsia="Carlito"/>
-                <w:b w:val="0"/>
-                <w:i w:val="0"/>
+            <w:r>
+              <w:rPr>
+                <w:rFonts w:ascii="Carlito" w:eastAsia="Carlito" w:hAnsi="Carlito"/>
                 <w:color w:val="252525"/>
                 <w:sz w:val="18"/>
               </w:rPr>
@@ -6600,33 +8467,29 @@
         </w:tc>
         <w:tc>
           <w:tcPr>
-            <w:tcW w:type="dxa" w:w="6912"/>
-            <w:vAlign w:val="center"/>
+            <w:tcW w:w="6912" w:type="dxa"/>
+            <w:tcBorders>
+              <w:top w:val="single" w:sz="5" w:space="0" w:color="D7D9DE"/>
+              <w:left w:val="single" w:sz="5" w:space="0" w:color="D7D9DE"/>
+              <w:bottom w:val="single" w:sz="5" w:space="0" w:color="D7D9DE"/>
+              <w:right w:val="single" w:sz="5" w:space="0" w:color="D7D9DE"/>
+            </w:tcBorders>
+            <w:shd w:val="clear" w:color="auto" w:fill="FFFFFF"/>
             <w:tcMar>
               <w:top w:w="55" w:type="dxa"/>
-              <w:start w:w="70" w:type="dxa"/>
+              <w:left w:w="70" w:type="dxa"/>
               <w:bottom w:w="55" w:type="dxa"/>
-              <w:end w:w="70" w:type="dxa"/>
+              <w:right w:w="70" w:type="dxa"/>
             </w:tcMar>
-            <w:shd w:fill="FFFFFF" w:val="clear"/>
-            <w:tcBorders>
-              <w:top w:val="single" w:sz="5" w:color="D7D9DE"/>
-              <w:bottom w:val="single" w:sz="5" w:color="D7D9DE"/>
-              <w:start w:val="single" w:sz="5" w:color="D7D9DE"/>
-              <w:end w:val="single" w:sz="5" w:color="D7D9DE"/>
-            </w:tcBorders>
+            <w:vAlign w:val="center"/>
           </w:tcPr>
           <w:p>
             <w:pPr>
-              <w:spacing w:before="0" w:after="0" w:line="240" w:lineRule="auto"/>
-              <w:jc w:val="left"/>
+              <w:spacing w:after="0" w:line="240" w:lineRule="auto"/>
             </w:pPr>
-            <w:r/>
-            <w:r>
-              <w:rPr>
-                <w:rFonts w:ascii="Carlito" w:hAnsi="Carlito" w:eastAsia="Carlito"/>
-                <w:b w:val="0"/>
-                <w:i w:val="0"/>
+            <w:r>
+              <w:rPr>
+                <w:rFonts w:ascii="Carlito" w:eastAsia="Carlito" w:hAnsi="Carlito"/>
                 <w:color w:val="252525"/>
                 <w:sz w:val="18"/>
               </w:rPr>
@@ -6638,36 +8501,33 @@
       <w:tr>
         <w:trPr>
           <w:cantSplit/>
+          <w:jc w:val="center"/>
         </w:trPr>
         <w:tc>
           <w:tcPr>
-            <w:tcW w:type="dxa" w:w="3024"/>
-            <w:vAlign w:val="center"/>
+            <w:tcW w:w="3024" w:type="dxa"/>
+            <w:tcBorders>
+              <w:top w:val="single" w:sz="5" w:space="0" w:color="D7D9DE"/>
+              <w:left w:val="single" w:sz="5" w:space="0" w:color="D7D9DE"/>
+              <w:bottom w:val="single" w:sz="5" w:space="0" w:color="D7D9DE"/>
+              <w:right w:val="single" w:sz="5" w:space="0" w:color="D7D9DE"/>
+            </w:tcBorders>
+            <w:shd w:val="clear" w:color="auto" w:fill="F3F4F6"/>
             <w:tcMar>
               <w:top w:w="55" w:type="dxa"/>
-              <w:start w:w="70" w:type="dxa"/>
+              <w:left w:w="70" w:type="dxa"/>
               <w:bottom w:w="55" w:type="dxa"/>
-              <w:end w:w="70" w:type="dxa"/>
+              <w:right w:w="70" w:type="dxa"/>
             </w:tcMar>
-            <w:shd w:fill="F3F4F6" w:val="clear"/>
-            <w:tcBorders>
-              <w:top w:val="single" w:sz="5" w:color="D7D9DE"/>
-              <w:bottom w:val="single" w:sz="5" w:color="D7D9DE"/>
-              <w:start w:val="single" w:sz="5" w:color="D7D9DE"/>
-              <w:end w:val="single" w:sz="5" w:color="D7D9DE"/>
-            </w:tcBorders>
+            <w:vAlign w:val="center"/>
           </w:tcPr>
           <w:p>
             <w:pPr>
-              <w:spacing w:before="0" w:after="0" w:line="240" w:lineRule="auto"/>
-              <w:jc w:val="left"/>
+              <w:spacing w:after="0" w:line="240" w:lineRule="auto"/>
             </w:pPr>
-            <w:r/>
-            <w:r>
-              <w:rPr>
-                <w:rFonts w:ascii="Carlito" w:hAnsi="Carlito" w:eastAsia="Carlito"/>
-                <w:b w:val="0"/>
-                <w:i w:val="0"/>
+            <w:r>
+              <w:rPr>
+                <w:rFonts w:ascii="Carlito" w:eastAsia="Carlito" w:hAnsi="Carlito"/>
                 <w:color w:val="252525"/>
                 <w:sz w:val="18"/>
               </w:rPr>
@@ -6677,33 +8537,29 @@
         </w:tc>
         <w:tc>
           <w:tcPr>
-            <w:tcW w:type="dxa" w:w="6912"/>
-            <w:vAlign w:val="center"/>
+            <w:tcW w:w="6912" w:type="dxa"/>
+            <w:tcBorders>
+              <w:top w:val="single" w:sz="5" w:space="0" w:color="D7D9DE"/>
+              <w:left w:val="single" w:sz="5" w:space="0" w:color="D7D9DE"/>
+              <w:bottom w:val="single" w:sz="5" w:space="0" w:color="D7D9DE"/>
+              <w:right w:val="single" w:sz="5" w:space="0" w:color="D7D9DE"/>
+            </w:tcBorders>
+            <w:shd w:val="clear" w:color="auto" w:fill="F3F4F6"/>
             <w:tcMar>
               <w:top w:w="55" w:type="dxa"/>
-              <w:start w:w="70" w:type="dxa"/>
+              <w:left w:w="70" w:type="dxa"/>
               <w:bottom w:w="55" w:type="dxa"/>
-              <w:end w:w="70" w:type="dxa"/>
+              <w:right w:w="70" w:type="dxa"/>
             </w:tcMar>
-            <w:shd w:fill="F3F4F6" w:val="clear"/>
-            <w:tcBorders>
-              <w:top w:val="single" w:sz="5" w:color="D7D9DE"/>
-              <w:bottom w:val="single" w:sz="5" w:color="D7D9DE"/>
-              <w:start w:val="single" w:sz="5" w:color="D7D9DE"/>
-              <w:end w:val="single" w:sz="5" w:color="D7D9DE"/>
-            </w:tcBorders>
+            <w:vAlign w:val="center"/>
           </w:tcPr>
           <w:p>
             <w:pPr>
-              <w:spacing w:before="0" w:after="0" w:line="240" w:lineRule="auto"/>
-              <w:jc w:val="left"/>
+              <w:spacing w:after="0" w:line="240" w:lineRule="auto"/>
             </w:pPr>
-            <w:r/>
-            <w:r>
-              <w:rPr>
-                <w:rFonts w:ascii="Carlito" w:hAnsi="Carlito" w:eastAsia="Carlito"/>
-                <w:b w:val="0"/>
-                <w:i w:val="0"/>
+            <w:r>
+              <w:rPr>
+                <w:rFonts w:ascii="Carlito" w:eastAsia="Carlito" w:hAnsi="Carlito"/>
                 <w:color w:val="252525"/>
                 <w:sz w:val="18"/>
               </w:rPr>
@@ -6715,36 +8571,33 @@
       <w:tr>
         <w:trPr>
           <w:cantSplit/>
+          <w:jc w:val="center"/>
         </w:trPr>
         <w:tc>
           <w:tcPr>
-            <w:tcW w:type="dxa" w:w="3024"/>
-            <w:vAlign w:val="center"/>
+            <w:tcW w:w="3024" w:type="dxa"/>
+            <w:tcBorders>
+              <w:top w:val="single" w:sz="5" w:space="0" w:color="D7D9DE"/>
+              <w:left w:val="single" w:sz="5" w:space="0" w:color="D7D9DE"/>
+              <w:bottom w:val="single" w:sz="5" w:space="0" w:color="D7D9DE"/>
+              <w:right w:val="single" w:sz="5" w:space="0" w:color="D7D9DE"/>
+            </w:tcBorders>
+            <w:shd w:val="clear" w:color="auto" w:fill="FFFFFF"/>
             <w:tcMar>
               <w:top w:w="55" w:type="dxa"/>
-              <w:start w:w="70" w:type="dxa"/>
+              <w:left w:w="70" w:type="dxa"/>
               <w:bottom w:w="55" w:type="dxa"/>
-              <w:end w:w="70" w:type="dxa"/>
+              <w:right w:w="70" w:type="dxa"/>
             </w:tcMar>
-            <w:shd w:fill="FFFFFF" w:val="clear"/>
-            <w:tcBorders>
-              <w:top w:val="single" w:sz="5" w:color="D7D9DE"/>
-              <w:bottom w:val="single" w:sz="5" w:color="D7D9DE"/>
-              <w:start w:val="single" w:sz="5" w:color="D7D9DE"/>
-              <w:end w:val="single" w:sz="5" w:color="D7D9DE"/>
-            </w:tcBorders>
+            <w:vAlign w:val="center"/>
           </w:tcPr>
           <w:p>
             <w:pPr>
-              <w:spacing w:before="0" w:after="0" w:line="240" w:lineRule="auto"/>
-              <w:jc w:val="left"/>
+              <w:spacing w:after="0" w:line="240" w:lineRule="auto"/>
             </w:pPr>
-            <w:r/>
-            <w:r>
-              <w:rPr>
-                <w:rFonts w:ascii="Carlito" w:hAnsi="Carlito" w:eastAsia="Carlito"/>
-                <w:b w:val="0"/>
-                <w:i w:val="0"/>
+            <w:r>
+              <w:rPr>
+                <w:rFonts w:ascii="Carlito" w:eastAsia="Carlito" w:hAnsi="Carlito"/>
                 <w:color w:val="252525"/>
                 <w:sz w:val="18"/>
               </w:rPr>
@@ -6754,37 +8607,51 @@
         </w:tc>
         <w:tc>
           <w:tcPr>
-            <w:tcW w:type="dxa" w:w="6912"/>
-            <w:vAlign w:val="center"/>
+            <w:tcW w:w="6912" w:type="dxa"/>
+            <w:tcBorders>
+              <w:top w:val="single" w:sz="5" w:space="0" w:color="D7D9DE"/>
+              <w:left w:val="single" w:sz="5" w:space="0" w:color="D7D9DE"/>
+              <w:bottom w:val="single" w:sz="5" w:space="0" w:color="D7D9DE"/>
+              <w:right w:val="single" w:sz="5" w:space="0" w:color="D7D9DE"/>
+            </w:tcBorders>
+            <w:shd w:val="clear" w:color="auto" w:fill="FFFFFF"/>
             <w:tcMar>
               <w:top w:w="55" w:type="dxa"/>
-              <w:start w:w="70" w:type="dxa"/>
+              <w:left w:w="70" w:type="dxa"/>
               <w:bottom w:w="55" w:type="dxa"/>
-              <w:end w:w="70" w:type="dxa"/>
+              <w:right w:w="70" w:type="dxa"/>
             </w:tcMar>
-            <w:shd w:fill="FFFFFF" w:val="clear"/>
-            <w:tcBorders>
-              <w:top w:val="single" w:sz="5" w:color="D7D9DE"/>
-              <w:bottom w:val="single" w:sz="5" w:color="D7D9DE"/>
-              <w:start w:val="single" w:sz="5" w:color="D7D9DE"/>
-              <w:end w:val="single" w:sz="5" w:color="D7D9DE"/>
-            </w:tcBorders>
+            <w:vAlign w:val="center"/>
           </w:tcPr>
           <w:p>
             <w:pPr>
-              <w:spacing w:before="0" w:after="0" w:line="240" w:lineRule="auto"/>
-              <w:jc w:val="left"/>
+              <w:spacing w:after="0" w:line="240" w:lineRule="auto"/>
             </w:pPr>
-            <w:r/>
-            <w:r>
-              <w:rPr>
-                <w:rFonts w:ascii="Carlito" w:hAnsi="Carlito" w:eastAsia="Carlito"/>
-                <w:b w:val="0"/>
-                <w:i w:val="0"/>
+            <w:r>
+              <w:rPr>
+                <w:rFonts w:ascii="Carlito" w:eastAsia="Carlito" w:hAnsi="Carlito"/>
                 <w:color w:val="252525"/>
                 <w:sz w:val="18"/>
               </w:rPr>
-              <w:t>The next batch reads it and the upsert inserts or updates it.</w:t>
+              <w:t xml:space="preserve">The next batch reads it and the </w:t>
+            </w:r>
+            <w:proofErr w:type="spellStart"/>
+            <w:r>
+              <w:rPr>
+                <w:rFonts w:ascii="Carlito" w:eastAsia="Carlito" w:hAnsi="Carlito"/>
+                <w:color w:val="252525"/>
+                <w:sz w:val="18"/>
+              </w:rPr>
+              <w:t>upsert</w:t>
+            </w:r>
+            <w:proofErr w:type="spellEnd"/>
+            <w:r>
+              <w:rPr>
+                <w:rFonts w:ascii="Carlito" w:eastAsia="Carlito" w:hAnsi="Carlito"/>
+                <w:color w:val="252525"/>
+                <w:sz w:val="18"/>
+              </w:rPr>
+              <w:t xml:space="preserve"> inserts or updates it.</w:t>
             </w:r>
           </w:p>
         </w:tc>
@@ -6795,12 +8662,6 @@
         <w:pStyle w:val="ReportBody"/>
       </w:pPr>
       <w:r>
-        <w:rPr>
-          <w:rFonts w:ascii="Carlito" w:hAnsi="Carlito" w:eastAsia="Carlito"/>
-          <w:i w:val="0"/>
-          <w:color w:val="252525"/>
-          <w:sz w:val="24"/>
-        </w:rPr>
         <w:t>START TRANSACTION, COMMIT and ROLLBACK provide the atomic boundary when these tables are on the same transactional MySQL system [3]. The error handler in a stored procedure should set the run status to FAILED outside the rolled-back work or in a separate audit mechanism.</w:t>
       </w:r>
     </w:p>
@@ -6820,24 +8681,17 @@
         </w:pBdr>
       </w:pPr>
       <w:r>
-        <w:rPr>
-          <w:rFonts w:ascii="Carlito" w:hAnsi="Carlito" w:eastAsia="Carlito"/>
-          <w:b/>
-          <w:color w:val="4B2A63"/>
-          <w:sz w:val="26"/>
-        </w:rPr>
+        <w:lastRenderedPageBreak/>
         <w:t>6. Operational checks and limitations</w:t>
       </w:r>
     </w:p>
     <w:p>
       <w:pPr>
         <w:pStyle w:val="ReportBullet"/>
-        <w:spacing w:after="40"/>
         <w:ind w:left="360" w:hanging="216"/>
       </w:pPr>
       <w:r>
         <w:rPr>
-          <w:rFonts w:ascii="Carlito" w:hAnsi="Carlito" w:eastAsia="Carlito"/>
           <w:b/>
           <w:color w:val="5D8F2B"/>
           <w:sz w:val="22"/>
@@ -6846,22 +8700,46 @@
       </w:r>
       <w:r>
         <w:rPr>
-          <w:rFonts w:ascii="Carlito" w:hAnsi="Carlito" w:eastAsia="Carlito"/>
-          <w:color w:val="252525"/>
           <w:sz w:val="22"/>
         </w:rPr>
-        <w:t>Duplicate check: GROUP BY LoanID HAVING COUNT(*) &gt; 1 must return no rows.</w:t>
+        <w:t xml:space="preserve">Duplicate check: GROUP BY </w:t>
+      </w:r>
+      <w:proofErr w:type="spellStart"/>
+      <w:r>
+        <w:rPr>
+          <w:sz w:val="22"/>
+        </w:rPr>
+        <w:t>LoanID</w:t>
+      </w:r>
+      <w:proofErr w:type="spellEnd"/>
+      <w:r>
+        <w:rPr>
+          <w:sz w:val="22"/>
+        </w:rPr>
+        <w:t xml:space="preserve"> HAVING </w:t>
+      </w:r>
+      <w:proofErr w:type="gramStart"/>
+      <w:r>
+        <w:rPr>
+          <w:sz w:val="22"/>
+        </w:rPr>
+        <w:t>COUNT(</w:t>
+      </w:r>
+      <w:proofErr w:type="gramEnd"/>
+      <w:r>
+        <w:rPr>
+          <w:sz w:val="22"/>
+        </w:rPr>
+        <w:t>*) &gt; 1 must return no rows.</w:t>
       </w:r>
     </w:p>
     <w:p>
       <w:pPr>
         <w:pStyle w:val="ReportBullet"/>
-        <w:spacing w:after="40"/>
         <w:ind w:left="360" w:hanging="216"/>
       </w:pPr>
       <w:r>
         <w:rPr>
-          <w:rFonts w:ascii="Carlito" w:hAnsi="Carlito" w:eastAsia="Carlito"/>
           <w:b/>
           <w:color w:val="5D8F2B"/>
           <w:sz w:val="22"/>
@@ -6870,22 +8748,32 @@
       </w:r>
       <w:r>
         <w:rPr>
-          <w:rFonts w:ascii="Carlito" w:hAnsi="Carlito" w:eastAsia="Carlito"/>
-          <w:color w:val="252525"/>
           <w:sz w:val="22"/>
         </w:rPr>
-        <w:t>Freshness check: compare the target maximum SourceUpdatedAt with the last successful batch boundary.</w:t>
+        <w:t xml:space="preserve">Freshness check: compare the target maximum </w:t>
+      </w:r>
+      <w:proofErr w:type="spellStart"/>
+      <w:r>
+        <w:rPr>
+          <w:sz w:val="22"/>
+        </w:rPr>
+        <w:t>SourceUpdatedAt</w:t>
+      </w:r>
+      <w:proofErr w:type="spellEnd"/>
+      <w:r>
+        <w:rPr>
+          <w:sz w:val="22"/>
+        </w:rPr>
+        <w:t xml:space="preserve"> with the last successful batch boundary.</w:t>
       </w:r>
     </w:p>
     <w:p>
       <w:pPr>
         <w:pStyle w:val="ReportBullet"/>
-        <w:spacing w:after="40"/>
         <w:ind w:left="360" w:hanging="216"/>
       </w:pPr>
       <w:r>
         <w:rPr>
-          <w:rFonts w:ascii="Carlito" w:hAnsi="Carlito" w:eastAsia="Carlito"/>
           <w:b/>
           <w:color w:val="5D8F2B"/>
           <w:sz w:val="22"/>
@@ -6894,8 +8782,6 @@
       </w:r>
       <w:r>
         <w:rPr>
-          <w:rFonts w:ascii="Carlito" w:hAnsi="Carlito" w:eastAsia="Carlito"/>
-          <w:color w:val="252525"/>
           <w:sz w:val="22"/>
         </w:rPr>
         <w:t>Reconciliation: record staged, inserted and updated counts for every run and investigate unexplained changes.</w:t>
@@ -6904,12 +8790,10 @@
     <w:p>
       <w:pPr>
         <w:pStyle w:val="ReportBullet"/>
-        <w:spacing w:after="40"/>
         <w:ind w:left="360" w:hanging="216"/>
       </w:pPr>
       <w:r>
         <w:rPr>
-          <w:rFonts w:ascii="Carlito" w:hAnsi="Carlito" w:eastAsia="Carlito"/>
           <w:b/>
           <w:color w:val="5D8F2B"/>
           <w:sz w:val="22"/>
@@ -6918,8 +8802,6 @@
       </w:r>
       <w:r>
         <w:rPr>
-          <w:rFonts w:ascii="Carlito" w:hAnsi="Carlito" w:eastAsia="Carlito"/>
-          <w:color w:val="252525"/>
           <w:sz w:val="22"/>
         </w:rPr>
         <w:t>Recovery drill: force an error before COMMIT and prove that the next run reaches the same final state.</w:t>
@@ -6930,13 +8812,15 @@
         <w:pStyle w:val="ReportBody"/>
       </w:pPr>
       <w:r>
-        <w:rPr>
-          <w:rFonts w:ascii="Carlito" w:hAnsi="Carlito" w:eastAsia="Carlito"/>
-          <w:i w:val="0"/>
-          <w:color w:val="252525"/>
-          <w:sz w:val="24"/>
-        </w:rPr>
-        <w:t>The overlap window is a safety margin, not a complete solution for arbitrarily late data. Rows arriving more than five minutes late need a periodic backfill or a proper change-data-capture stream. Source deletions also require a tombstone or active flag. If source and target are on different systems, one MySQL transaction cannot cover both; idempotent writes, durable batch logs and a replayable extract become even more important.</w:t>
+        <w:t xml:space="preserve">The overlap window is a safety margin, not a complete solution for arbitrarily late data. Rows arriving more than five minutes late need a periodic backfill or a proper change-data-capture stream. Source deletions also require a tombstone or active flag. If source and target are on different systems, one MySQL transaction cannot cover both; idempotent writes, durable batch logs and a </w:t>
+      </w:r>
+      <w:proofErr w:type="spellStart"/>
+      <w:r>
+        <w:t>replayable</w:t>
+      </w:r>
+      <w:proofErr w:type="spellEnd"/>
+      <w:r>
+        <w:t xml:space="preserve"> extract become even more important.</w:t>
       </w:r>
     </w:p>
     <w:p>
@@ -6947,12 +8831,6 @@
         </w:pBdr>
       </w:pPr>
       <w:r>
-        <w:rPr>
-          <w:rFonts w:ascii="Carlito" w:hAnsi="Carlito" w:eastAsia="Carlito"/>
-          <w:b/>
-          <w:color w:val="4B2A63"/>
-          <w:sz w:val="26"/>
-        </w:rPr>
         <w:t>7. Conclusion</w:t>
       </w:r>
     </w:p>
@@ -6961,13 +8839,15 @@
         <w:pStyle w:val="ReportBody"/>
       </w:pPr>
       <w:r>
-        <w:rPr>
-          <w:rFonts w:ascii="Carlito" w:hAnsi="Carlito" w:eastAsia="Carlito"/>
-          <w:i w:val="0"/>
-          <w:color w:val="252525"/>
-          <w:sz w:val="24"/>
-        </w:rPr>
-        <w:t>A reliable incremental load is defined by its restart behaviour, not only by how few rows it reads. The fixed batch boundary makes the extract deterministic, the overlap protects against small visibility delays, deduplication selects one version per loan, the unique key makes the upsert rerunnable, and the transaction prevents the watermark from moving ahead of the data.</w:t>
+        <w:t xml:space="preserve">A reliable incremental load is defined by its restart behaviour, not only by how few rows it reads. The fixed batch boundary makes the extract deterministic, the overlap protects against small visibility delays, deduplication selects one version per loan, the unique key makes the </w:t>
+      </w:r>
+      <w:proofErr w:type="spellStart"/>
+      <w:r>
+        <w:t>upsert</w:t>
+      </w:r>
+      <w:proofErr w:type="spellEnd"/>
+      <w:r>
+        <w:t xml:space="preserve"> rerunnable, and the transaction prevents the watermark from moving ahead of the data.</w:t>
       </w:r>
     </w:p>
     <w:p>
@@ -6975,13 +8855,15 @@
         <w:pStyle w:val="ReportBody"/>
       </w:pPr>
       <w:r>
-        <w:rPr>
-          <w:rFonts w:ascii="Carlito" w:hAnsi="Carlito" w:eastAsia="Carlito"/>
-          <w:i w:val="0"/>
-          <w:color w:val="252525"/>
-          <w:sz w:val="24"/>
-        </w:rPr>
-        <w:t>For Green Grass Library, this pattern would support frequent updates when open loans are later returned or marked lost. The same design can be extended to members and book copies as long as each source record has a stable key and a trustworthy change timestamp.</w:t>
+        <w:t xml:space="preserve">For Green Grass Library, this pattern would support frequent updates when open loans are later returned or marked lost. The same design can be extended to members and book copies </w:t>
+      </w:r>
+      <w:proofErr w:type="gramStart"/>
+      <w:r>
+        <w:t>as long as</w:t>
+      </w:r>
+      <w:proofErr w:type="gramEnd"/>
+      <w:r>
+        <w:t xml:space="preserve"> each source record has a stable key and a trustworthy change timestamp.</w:t>
       </w:r>
     </w:p>
     <w:p>
@@ -6989,24 +8871,16 @@
         <w:pStyle w:val="ReportSubheading"/>
       </w:pPr>
       <w:r>
-        <w:rPr>
-          <w:rFonts w:ascii="Carlito" w:hAnsi="Carlito" w:eastAsia="Carlito"/>
-          <w:b/>
-          <w:color w:val="5B3B73"/>
-          <w:sz w:val="24"/>
-        </w:rPr>
         <w:t>What I would demonstrate in the interview</w:t>
       </w:r>
     </w:p>
     <w:p>
       <w:pPr>
         <w:pStyle w:val="ReportBullet"/>
-        <w:spacing w:after="40"/>
         <w:ind w:left="360" w:hanging="216"/>
       </w:pPr>
       <w:r>
         <w:rPr>
-          <w:rFonts w:ascii="Carlito" w:hAnsi="Carlito" w:eastAsia="Carlito"/>
           <w:b/>
           <w:color w:val="5D8F2B"/>
           <w:sz w:val="21"/>
@@ -7015,8 +8889,6 @@
       </w:r>
       <w:r>
         <w:rPr>
-          <w:rFonts w:ascii="Carlito" w:hAnsi="Carlito" w:eastAsia="Carlito"/>
-          <w:color w:val="252525"/>
           <w:sz w:val="21"/>
         </w:rPr>
         <w:t>Run the batch twice and show that the target row count does not increase on the retry.</w:t>
@@ -7025,12 +8897,10 @@
     <w:p>
       <w:pPr>
         <w:pStyle w:val="ReportBullet"/>
-        <w:spacing w:after="40"/>
         <w:ind w:left="360" w:hanging="216"/>
       </w:pPr>
       <w:r>
         <w:rPr>
-          <w:rFonts w:ascii="Carlito" w:hAnsi="Carlito" w:eastAsia="Carlito"/>
           <w:b/>
           <w:color w:val="5D8F2B"/>
           <w:sz w:val="21"/>
@@ -7039,8 +8909,6 @@
       </w:r>
       <w:r>
         <w:rPr>
-          <w:rFonts w:ascii="Carlito" w:hAnsi="Carlito" w:eastAsia="Carlito"/>
-          <w:color w:val="252525"/>
           <w:sz w:val="21"/>
         </w:rPr>
         <w:t>Force a rollback before the watermark update and rerun successfully.</w:t>
@@ -7049,12 +8917,10 @@
     <w:p>
       <w:pPr>
         <w:pStyle w:val="ReportBullet"/>
-        <w:spacing w:after="40"/>
         <w:ind w:left="360" w:hanging="216"/>
       </w:pPr>
       <w:r>
         <w:rPr>
-          <w:rFonts w:ascii="Carlito" w:hAnsi="Carlito" w:eastAsia="Carlito"/>
           <w:b/>
           <w:color w:val="5D8F2B"/>
           <w:sz w:val="21"/>
@@ -7063,11 +8929,23 @@
       </w:r>
       <w:r>
         <w:rPr>
-          <w:rFonts w:ascii="Carlito" w:hAnsi="Carlito" w:eastAsia="Carlito"/>
-          <w:color w:val="252525"/>
           <w:sz w:val="21"/>
         </w:rPr>
-        <w:t>Explain why batch_end is fixed before the source query and why the watermark advances last.</w:t>
+        <w:t xml:space="preserve">Explain why </w:t>
+      </w:r>
+      <w:proofErr w:type="spellStart"/>
+      <w:r>
+        <w:rPr>
+          <w:sz w:val="21"/>
+        </w:rPr>
+        <w:t>batch_end</w:t>
+      </w:r>
+      <w:proofErr w:type="spellEnd"/>
+      <w:r>
+        <w:rPr>
+          <w:sz w:val="21"/>
+        </w:rPr>
+        <w:t xml:space="preserve"> is fixed before the source query and why the watermark advances last.</w:t>
       </w:r>
     </w:p>
     <w:p>
@@ -7075,62 +8953,89 @@
         <w:pStyle w:val="ReportSubheading"/>
       </w:pPr>
       <w:r>
-        <w:rPr>
-          <w:rFonts w:ascii="Carlito" w:hAnsi="Carlito" w:eastAsia="Carlito"/>
-          <w:b/>
-          <w:color w:val="5B3B73"/>
-          <w:sz w:val="24"/>
-        </w:rPr>
         <w:t>AI use declaration</w:t>
       </w:r>
     </w:p>
     <w:tbl>
       <w:tblPr>
-        <w:tblW w:type="auto" w:w="0"/>
+        <w:tblW w:w="0" w:type="auto"/>
         <w:jc w:val="center"/>
-        <w:tblLook w:firstColumn="1" w:firstRow="1" w:lastColumn="0" w:lastRow="0" w:noHBand="0" w:noVBand="1" w:val="04A0"/>
         <w:tblLayout w:type="fixed"/>
+        <w:tblLook w:val="04A0" w:firstRow="1" w:lastRow="0" w:firstColumn="1" w:lastColumn="0" w:noHBand="0" w:noVBand="1"/>
       </w:tblPr>
       <w:tblGrid>
-        <w:gridCol w:w="9749"/>
+        <w:gridCol w:w="9936"/>
       </w:tblGrid>
       <w:tr>
         <w:trPr>
           <w:cantSplit/>
+          <w:jc w:val="center"/>
         </w:trPr>
         <w:tc>
           <w:tcPr>
-            <w:tcW w:type="dxa" w:w="9936"/>
-            <w:shd w:fill="EAF2F8" w:val="clear"/>
+            <w:tcW w:w="9936" w:type="dxa"/>
             <w:tcBorders>
-              <w:top w:val="single" w:sz="6" w:color="8FB3D1"/>
-              <w:bottom w:val="single" w:sz="6" w:color="8FB3D1"/>
-              <w:start w:val="single" w:sz="6" w:color="8FB3D1"/>
-              <w:end w:val="single" w:sz="6" w:color="8FB3D1"/>
+              <w:top w:val="single" w:sz="6" w:space="0" w:color="8FB3D1"/>
+              <w:left w:val="single" w:sz="6" w:space="0" w:color="8FB3D1"/>
+              <w:bottom w:val="single" w:sz="6" w:space="0" w:color="8FB3D1"/>
+              <w:right w:val="single" w:sz="6" w:space="0" w:color="8FB3D1"/>
             </w:tcBorders>
-            <w:vAlign w:val="center"/>
+            <w:shd w:val="clear" w:color="auto" w:fill="EAF2F8"/>
             <w:tcMar>
               <w:top w:w="70" w:type="dxa"/>
-              <w:start w:w="90" w:type="dxa"/>
+              <w:left w:w="90" w:type="dxa"/>
               <w:bottom w:w="70" w:type="dxa"/>
-              <w:end w:w="90" w:type="dxa"/>
+              <w:right w:w="90" w:type="dxa"/>
             </w:tcMar>
+            <w:vAlign w:val="center"/>
           </w:tcPr>
           <w:p>
             <w:pPr>
-              <w:spacing w:before="0" w:after="0" w:line="240" w:lineRule="auto"/>
-              <w:jc w:val="left"/>
+              <w:spacing w:after="0" w:line="240" w:lineRule="auto"/>
             </w:pPr>
-            <w:r/>
-            <w:r>
-              <w:rPr>
-                <w:rFonts w:ascii="Carlito" w:hAnsi="Carlito" w:eastAsia="Carlito"/>
-                <w:b w:val="0"/>
-                <w:i w:val="0"/>
+            <w:r>
+              <w:rPr>
+                <w:rFonts w:ascii="Carlito" w:eastAsia="Carlito" w:hAnsi="Carlito"/>
                 <w:color w:val="252525"/>
                 <w:sz w:val="19"/>
               </w:rPr>
-              <w:t>ChatGPT was used to review the failure scenarios, question the ordering of the ETL steps and tighten the written explanation. I checked the upsert, transaction and locking-read behaviour against the official MySQL documentation and kept the sample results limited to the generated demonstration.</w:t>
+              <w:t xml:space="preserve">ChatGPT was used to review the failure scenarios, question the ordering of the ETL steps and tighten the written explanation. I checked the </w:t>
+            </w:r>
+            <w:proofErr w:type="spellStart"/>
+            <w:r>
+              <w:rPr>
+                <w:rFonts w:ascii="Carlito" w:eastAsia="Carlito" w:hAnsi="Carlito"/>
+                <w:color w:val="252525"/>
+                <w:sz w:val="19"/>
+              </w:rPr>
+              <w:t>upsert</w:t>
+            </w:r>
+            <w:proofErr w:type="spellEnd"/>
+            <w:r>
+              <w:rPr>
+                <w:rFonts w:ascii="Carlito" w:eastAsia="Carlito" w:hAnsi="Carlito"/>
+                <w:color w:val="252525"/>
+                <w:sz w:val="19"/>
+              </w:rPr>
+              <w:t xml:space="preserve">, transaction and locking-read </w:t>
+            </w:r>
+            <w:proofErr w:type="spellStart"/>
+            <w:r>
+              <w:rPr>
+                <w:rFonts w:ascii="Carlito" w:eastAsia="Carlito" w:hAnsi="Carlito"/>
+                <w:color w:val="252525"/>
+                <w:sz w:val="19"/>
+              </w:rPr>
+              <w:t>behaviour</w:t>
+            </w:r>
+            <w:proofErr w:type="spellEnd"/>
+            <w:r>
+              <w:rPr>
+                <w:rFonts w:ascii="Carlito" w:eastAsia="Carlito" w:hAnsi="Carlito"/>
+                <w:color w:val="252525"/>
+                <w:sz w:val="19"/>
+              </w:rPr>
+              <w:t xml:space="preserve"> against the official MySQL documentation and kept the sample results limited to the generated demonstration.</w:t>
             </w:r>
           </w:p>
         </w:tc>
@@ -7141,12 +9046,6 @@
         <w:pStyle w:val="ReportSubheading"/>
       </w:pPr>
       <w:r>
-        <w:rPr>
-          <w:rFonts w:ascii="Carlito" w:hAnsi="Carlito" w:eastAsia="Carlito"/>
-          <w:b/>
-          <w:color w:val="5B3B73"/>
-          <w:sz w:val="24"/>
-        </w:rPr>
         <w:t>References</w:t>
       </w:r>
     </w:p>
@@ -7156,8 +9055,6 @@
       </w:pPr>
       <w:r>
         <w:rPr>
-          <w:rFonts w:ascii="Carlito" w:hAnsi="Carlito" w:eastAsia="Carlito"/>
-          <w:color w:val="252525"/>
           <w:sz w:val="18"/>
         </w:rPr>
         <w:t>[1] Oracle. (2026). MySQL 8.4 Reference Manual: Locking Reads. https://dev.mysql.com/doc/refman/8.4/en/innodb-locking-reads.html</w:t>
@@ -7169,8 +9066,6 @@
       </w:pPr>
       <w:r>
         <w:rPr>
-          <w:rFonts w:ascii="Carlito" w:hAnsi="Carlito" w:eastAsia="Carlito"/>
-          <w:color w:val="252525"/>
           <w:sz w:val="18"/>
         </w:rPr>
         <w:t>[2] Oracle. (2026). MySQL 8.4 Reference Manual: INSERT ... ON DUPLICATE KEY UPDATE. https://dev.mysql.com/doc/refman/8.4/en/insert-on-duplicate.html</w:t>
@@ -7182,8 +9077,6 @@
       </w:pPr>
       <w:r>
         <w:rPr>
-          <w:rFonts w:ascii="Carlito" w:hAnsi="Carlito" w:eastAsia="Carlito"/>
-          <w:color w:val="252525"/>
           <w:sz w:val="18"/>
         </w:rPr>
         <w:t>[3] Oracle. (2026). MySQL 8.4 Reference Manual: START TRANSACTION, COMMIT, and ROLLBACK. https://dev.mysql.com/doc/refman/8.4/en/commit.html</w:t>
@@ -7195,8 +9088,6 @@
       </w:pPr>
       <w:r>
         <w:rPr>
-          <w:rFonts w:ascii="Carlito" w:hAnsi="Carlito" w:eastAsia="Carlito"/>
-          <w:color w:val="252525"/>
           <w:sz w:val="18"/>
         </w:rPr>
         <w:t>[4] Singapore Polytechnic. (2026). ST1501 Data Engineering CA2 Specification, 2026/2027 Semester 1.</w:t>
@@ -7219,7 +9110,7 @@
 </file>
 
 <file path=word/endnotes.xml><?xml version="1.0" encoding="utf-8"?>
-<w:endnotes xmlns:wpc="http://schemas.microsoft.com/office/word/2010/wordprocessingCanvas" xmlns:cx="http://schemas.microsoft.com/office/drawing/2014/chartex" xmlns:cx1="http://schemas.microsoft.com/office/drawing/2015/9/8/chartex" xmlns:cx2="http://schemas.microsoft.com/office/drawing/2015/10/21/chartex" xmlns:cx3="http://schemas.microsoft.com/office/drawing/2016/5/9/chartex" xmlns:cx4="http://schemas.microsoft.com/office/drawing/2016/5/10/chartex" xmlns:cx5="http://schemas.microsoft.com/office/drawing/2016/5/11/chartex" xmlns:cx6="http://schemas.microsoft.com/office/drawing/2016/5/12/chartex" xmlns:cx7="http://schemas.microsoft.com/office/drawing/2016/5/13/chartex" xmlns:cx8="http://schemas.microsoft.com/office/drawing/2016/5/14/chartex" xmlns:mc="http://schemas.openxmlformats.org/markup-compatibility/2006" xmlns:aink="http://schemas.microsoft.com/office/drawing/2016/ink" xmlns:am3d="http://schemas.microsoft.com/office/drawing/2017/model3d" xmlns:o="urn:schemas-microsoft-com:office:office" xmlns:oel="http://schemas.microsoft.com/office/2019/extlst" xmlns:r="http://schemas.openxmlformats.org/officeDocument/2006/relationships" xmlns:m="http://schemas.openxmlformats.org/officeDocument/2006/math" xmlns:v="urn:schemas-microsoft-com:vml" xmlns:wp14="http://schemas.microsoft.com/office/word/2010/wordprocessingDrawing" xmlns:wp="http://schemas.openxmlformats.org/drawingml/2006/wordprocessingDrawing" xmlns:w10="urn:schemas-microsoft-com:office:word" xmlns:w="http://schemas.openxmlformats.org/wordprocessingml/2006/main" xmlns:w14="http://schemas.microsoft.com/office/word/2010/wordml" xmlns:w15="http://schemas.microsoft.com/office/word/2012/wordml" xmlns:w16cex="http://schemas.microsoft.com/office/word/2018/wordml/cex" xmlns:w16cid="http://schemas.microsoft.com/office/word/2016/wordml/cid" xmlns:w16="http://schemas.microsoft.com/office/word/2018/wordml" xmlns:w16sdtdh="http://schemas.microsoft.com/office/word/2020/wordml/sdtdatahash" xmlns:w16se="http://schemas.microsoft.com/office/word/2015/wordml/symex" xmlns:wpg="http://schemas.microsoft.com/office/word/2010/wordprocessingGroup" xmlns:wpi="http://schemas.microsoft.com/office/word/2010/wordprocessingInk" xmlns:wne="http://schemas.microsoft.com/office/word/2006/wordml" xmlns:wps="http://schemas.microsoft.com/office/word/2010/wordprocessingShape" mc:Ignorable="w14 w15 w16se w16cid w16 w16cex w16sdtdh wp14">
+<w:endnotes xmlns:wpc="http://schemas.microsoft.com/office/word/2010/wordprocessingCanvas" xmlns:cx="http://schemas.microsoft.com/office/drawing/2014/chartex" xmlns:cx1="http://schemas.microsoft.com/office/drawing/2015/9/8/chartex" xmlns:cx2="http://schemas.microsoft.com/office/drawing/2015/10/21/chartex" xmlns:cx3="http://schemas.microsoft.com/office/drawing/2016/5/9/chartex" xmlns:cx4="http://schemas.microsoft.com/office/drawing/2016/5/10/chartex" xmlns:cx5="http://schemas.microsoft.com/office/drawing/2016/5/11/chartex" xmlns:cx6="http://schemas.microsoft.com/office/drawing/2016/5/12/chartex" xmlns:cx7="http://schemas.microsoft.com/office/drawing/2016/5/13/chartex" xmlns:cx8="http://schemas.microsoft.com/office/drawing/2016/5/14/chartex" xmlns:mc="http://schemas.openxmlformats.org/markup-compatibility/2006" xmlns:aink="http://schemas.microsoft.com/office/drawing/2016/ink" xmlns:am3d="http://schemas.microsoft.com/office/drawing/2017/model3d" xmlns:o="urn:schemas-microsoft-com:office:office" xmlns:oel="http://schemas.microsoft.com/office/2019/extlst" xmlns:r="http://schemas.openxmlformats.org/officeDocument/2006/relationships" xmlns:m="http://schemas.openxmlformats.org/officeDocument/2006/math" xmlns:v="urn:schemas-microsoft-com:vml" xmlns:wp14="http://schemas.microsoft.com/office/word/2010/wordprocessingDrawing" xmlns:wp="http://schemas.openxmlformats.org/drawingml/2006/wordprocessingDrawing" xmlns:w10="urn:schemas-microsoft-com:office:word" xmlns:w="http://schemas.openxmlformats.org/wordprocessingml/2006/main" xmlns:w14="http://schemas.microsoft.com/office/word/2010/wordml" xmlns:w15="http://schemas.microsoft.com/office/word/2012/wordml" xmlns:w16cei="http://schemas.microsoft.com/office/word/2026/wordml/cei" xmlns:w16cex="http://schemas.microsoft.com/office/word/2018/wordml/cex" xmlns:w16cid="http://schemas.microsoft.com/office/word/2016/wordml/cid" xmlns:w16="http://schemas.microsoft.com/office/word/2018/wordml" xmlns:w16du="http://schemas.microsoft.com/office/word/2023/wordml/word16du" xmlns:w16sdtdh="http://schemas.microsoft.com/office/word/2020/wordml/sdtdatahash" xmlns:w16sdtfl="http://schemas.microsoft.com/office/word/2024/wordml/sdtformatlock" xmlns:w16se="http://schemas.microsoft.com/office/word/2015/wordml/symex" xmlns:wpg="http://schemas.microsoft.com/office/word/2010/wordprocessingGroup" xmlns:wpi="http://schemas.microsoft.com/office/word/2010/wordprocessingInk" xmlns:wne="http://schemas.microsoft.com/office/word/2006/wordml" xmlns:wps="http://schemas.microsoft.com/office/word/2010/wordprocessingShape" mc:Ignorable="w14 w15 w16se w16cid w16 w16cex w16sdtdh w16sdtfl w16du wp14">
   <w:endnote w:type="separator" w:id="-1">
     <w:p>
       <w:r>
@@ -7241,7 +9132,7 @@
 </file>
 
 <file path=word/footer1.xml><?xml version="1.0" encoding="utf-8"?>
-<w:ftr xmlns:wpc="http://schemas.microsoft.com/office/word/2010/wordprocessingCanvas" xmlns:cx="http://schemas.microsoft.com/office/drawing/2014/chartex" xmlns:cx1="http://schemas.microsoft.com/office/drawing/2015/9/8/chartex" xmlns:cx2="http://schemas.microsoft.com/office/drawing/2015/10/21/chartex" xmlns:cx3="http://schemas.microsoft.com/office/drawing/2016/5/9/chartex" xmlns:cx4="http://schemas.microsoft.com/office/drawing/2016/5/10/chartex" xmlns:cx5="http://schemas.microsoft.com/office/drawing/2016/5/11/chartex" xmlns:cx6="http://schemas.microsoft.com/office/drawing/2016/5/12/chartex" xmlns:cx7="http://schemas.microsoft.com/office/drawing/2016/5/13/chartex" xmlns:cx8="http://schemas.microsoft.com/office/drawing/2016/5/14/chartex" xmlns:mc="http://schemas.openxmlformats.org/markup-compatibility/2006" xmlns:aink="http://schemas.microsoft.com/office/drawing/2016/ink" xmlns:am3d="http://schemas.microsoft.com/office/drawing/2017/model3d" xmlns:o="urn:schemas-microsoft-com:office:office" xmlns:oel="http://schemas.microsoft.com/office/2019/extlst" xmlns:r="http://schemas.openxmlformats.org/officeDocument/2006/relationships" xmlns:m="http://schemas.openxmlformats.org/officeDocument/2006/math" xmlns:v="urn:schemas-microsoft-com:vml" xmlns:wp14="http://schemas.microsoft.com/office/word/2010/wordprocessingDrawing" xmlns:wp="http://schemas.openxmlformats.org/drawingml/2006/wordprocessingDrawing" xmlns:w10="urn:schemas-microsoft-com:office:word" xmlns:w="http://schemas.openxmlformats.org/wordprocessingml/2006/main" xmlns:w14="http://schemas.microsoft.com/office/word/2010/wordml" xmlns:w15="http://schemas.microsoft.com/office/word/2012/wordml" xmlns:w16cex="http://schemas.microsoft.com/office/word/2018/wordml/cex" xmlns:w16cid="http://schemas.microsoft.com/office/word/2016/wordml/cid" xmlns:w16="http://schemas.microsoft.com/office/word/2018/wordml" xmlns:w16sdtdh="http://schemas.microsoft.com/office/word/2020/wordml/sdtdatahash" xmlns:w16se="http://schemas.microsoft.com/office/word/2015/wordml/symex" xmlns:wpg="http://schemas.microsoft.com/office/word/2010/wordprocessingGroup" xmlns:wpi="http://schemas.microsoft.com/office/word/2010/wordprocessingInk" xmlns:wne="http://schemas.microsoft.com/office/word/2006/wordml" xmlns:wps="http://schemas.microsoft.com/office/word/2010/wordprocessingShape" mc:Ignorable="w14 w15 w16se w16cid w16 w16cex w16sdtdh wp14">
+<w:ftr xmlns:wpc="http://schemas.microsoft.com/office/word/2010/wordprocessingCanvas" xmlns:cx="http://schemas.microsoft.com/office/drawing/2014/chartex" xmlns:cx1="http://schemas.microsoft.com/office/drawing/2015/9/8/chartex" xmlns:cx2="http://schemas.microsoft.com/office/drawing/2015/10/21/chartex" xmlns:cx3="http://schemas.microsoft.com/office/drawing/2016/5/9/chartex" xmlns:cx4="http://schemas.microsoft.com/office/drawing/2016/5/10/chartex" xmlns:cx5="http://schemas.microsoft.com/office/drawing/2016/5/11/chartex" xmlns:cx6="http://schemas.microsoft.com/office/drawing/2016/5/12/chartex" xmlns:cx7="http://schemas.microsoft.com/office/drawing/2016/5/13/chartex" xmlns:cx8="http://schemas.microsoft.com/office/drawing/2016/5/14/chartex" xmlns:mc="http://schemas.openxmlformats.org/markup-compatibility/2006" xmlns:aink="http://schemas.microsoft.com/office/drawing/2016/ink" xmlns:am3d="http://schemas.microsoft.com/office/drawing/2017/model3d" xmlns:o="urn:schemas-microsoft-com:office:office" xmlns:oel="http://schemas.microsoft.com/office/2019/extlst" xmlns:r="http://schemas.openxmlformats.org/officeDocument/2006/relationships" xmlns:m="http://schemas.openxmlformats.org/officeDocument/2006/math" xmlns:v="urn:schemas-microsoft-com:vml" xmlns:wp14="http://schemas.microsoft.com/office/word/2010/wordprocessingDrawing" xmlns:wp="http://schemas.openxmlformats.org/drawingml/2006/wordprocessingDrawing" xmlns:w10="urn:schemas-microsoft-com:office:word" xmlns:w="http://schemas.openxmlformats.org/wordprocessingml/2006/main" xmlns:w14="http://schemas.microsoft.com/office/word/2010/wordml" xmlns:w15="http://schemas.microsoft.com/office/word/2012/wordml" xmlns:w16cei="http://schemas.microsoft.com/office/word/2026/wordml/cei" xmlns:w16cex="http://schemas.microsoft.com/office/word/2018/wordml/cex" xmlns:w16cid="http://schemas.microsoft.com/office/word/2016/wordml/cid" xmlns:w16="http://schemas.microsoft.com/office/word/2018/wordml" xmlns:w16du="http://schemas.microsoft.com/office/word/2023/wordml/word16du" xmlns:w16sdtdh="http://schemas.microsoft.com/office/word/2020/wordml/sdtdatahash" xmlns:w16sdtfl="http://schemas.microsoft.com/office/word/2024/wordml/sdtformatlock" xmlns:w16se="http://schemas.microsoft.com/office/word/2015/wordml/symex" xmlns:wpg="http://schemas.microsoft.com/office/word/2010/wordprocessingGroup" xmlns:wpi="http://schemas.microsoft.com/office/word/2010/wordprocessingInk" xmlns:wne="http://schemas.microsoft.com/office/word/2006/wordml" xmlns:wps="http://schemas.microsoft.com/office/word/2010/wordprocessingShape" mc:Ignorable="w14 w15 w16se w16cid w16 w16cex w16sdtdh w16sdtfl w16du wp14">
   <w:sdt>
     <w:sdtPr>
       <w:id w:val="1375117340"/>
@@ -7283,7 +9174,7 @@
 </file>
 
 <file path=word/footnotes.xml><?xml version="1.0" encoding="utf-8"?>
-<w:footnotes xmlns:wpc="http://schemas.microsoft.com/office/word/2010/wordprocessingCanvas" xmlns:cx="http://schemas.microsoft.com/office/drawing/2014/chartex" xmlns:cx1="http://schemas.microsoft.com/office/drawing/2015/9/8/chartex" xmlns:cx2="http://schemas.microsoft.com/office/drawing/2015/10/21/chartex" xmlns:cx3="http://schemas.microsoft.com/office/drawing/2016/5/9/chartex" xmlns:cx4="http://schemas.microsoft.com/office/drawing/2016/5/10/chartex" xmlns:cx5="http://schemas.microsoft.com/office/drawing/2016/5/11/chartex" xmlns:cx6="http://schemas.microsoft.com/office/drawing/2016/5/12/chartex" xmlns:cx7="http://schemas.microsoft.com/office/drawing/2016/5/13/chartex" xmlns:cx8="http://schemas.microsoft.com/office/drawing/2016/5/14/chartex" xmlns:mc="http://schemas.openxmlformats.org/markup-compatibility/2006" xmlns:aink="http://schemas.microsoft.com/office/drawing/2016/ink" xmlns:am3d="http://schemas.microsoft.com/office/drawing/2017/model3d" xmlns:o="urn:schemas-microsoft-com:office:office" xmlns:oel="http://schemas.microsoft.com/office/2019/extlst" xmlns:r="http://schemas.openxmlformats.org/officeDocument/2006/relationships" xmlns:m="http://schemas.openxmlformats.org/officeDocument/2006/math" xmlns:v="urn:schemas-microsoft-com:vml" xmlns:wp14="http://schemas.microsoft.com/office/word/2010/wordprocessingDrawing" xmlns:wp="http://schemas.openxmlformats.org/drawingml/2006/wordprocessingDrawing" xmlns:w10="urn:schemas-microsoft-com:office:word" xmlns:w="http://schemas.openxmlformats.org/wordprocessingml/2006/main" xmlns:w14="http://schemas.microsoft.com/office/word/2010/wordml" xmlns:w15="http://schemas.microsoft.com/office/word/2012/wordml" xmlns:w16cex="http://schemas.microsoft.com/office/word/2018/wordml/cex" xmlns:w16cid="http://schemas.microsoft.com/office/word/2016/wordml/cid" xmlns:w16="http://schemas.microsoft.com/office/word/2018/wordml" xmlns:w16sdtdh="http://schemas.microsoft.com/office/word/2020/wordml/sdtdatahash" xmlns:w16se="http://schemas.microsoft.com/office/word/2015/wordml/symex" xmlns:wpg="http://schemas.microsoft.com/office/word/2010/wordprocessingGroup" xmlns:wpi="http://schemas.microsoft.com/office/word/2010/wordprocessingInk" xmlns:wne="http://schemas.microsoft.com/office/word/2006/wordml" xmlns:wps="http://schemas.microsoft.com/office/word/2010/wordprocessingShape" mc:Ignorable="w14 w15 w16se w16cid w16 w16cex w16sdtdh wp14">
+<w:footnotes xmlns:wpc="http://schemas.microsoft.com/office/word/2010/wordprocessingCanvas" xmlns:cx="http://schemas.microsoft.com/office/drawing/2014/chartex" xmlns:cx1="http://schemas.microsoft.com/office/drawing/2015/9/8/chartex" xmlns:cx2="http://schemas.microsoft.com/office/drawing/2015/10/21/chartex" xmlns:cx3="http://schemas.microsoft.com/office/drawing/2016/5/9/chartex" xmlns:cx4="http://schemas.microsoft.com/office/drawing/2016/5/10/chartex" xmlns:cx5="http://schemas.microsoft.com/office/drawing/2016/5/11/chartex" xmlns:cx6="http://schemas.microsoft.com/office/drawing/2016/5/12/chartex" xmlns:cx7="http://schemas.microsoft.com/office/drawing/2016/5/13/chartex" xmlns:cx8="http://schemas.microsoft.com/office/drawing/2016/5/14/chartex" xmlns:mc="http://schemas.openxmlformats.org/markup-compatibility/2006" xmlns:aink="http://schemas.microsoft.com/office/drawing/2016/ink" xmlns:am3d="http://schemas.microsoft.com/office/drawing/2017/model3d" xmlns:o="urn:schemas-microsoft-com:office:office" xmlns:oel="http://schemas.microsoft.com/office/2019/extlst" xmlns:r="http://schemas.openxmlformats.org/officeDocument/2006/relationships" xmlns:m="http://schemas.openxmlformats.org/officeDocument/2006/math" xmlns:v="urn:schemas-microsoft-com:vml" xmlns:wp14="http://schemas.microsoft.com/office/word/2010/wordprocessingDrawing" xmlns:wp="http://schemas.openxmlformats.org/drawingml/2006/wordprocessingDrawing" xmlns:w10="urn:schemas-microsoft-com:office:word" xmlns:w="http://schemas.openxmlformats.org/wordprocessingml/2006/main" xmlns:w14="http://schemas.microsoft.com/office/word/2010/wordml" xmlns:w15="http://schemas.microsoft.com/office/word/2012/wordml" xmlns:w16cei="http://schemas.microsoft.com/office/word/2026/wordml/cei" xmlns:w16cex="http://schemas.microsoft.com/office/word/2018/wordml/cex" xmlns:w16cid="http://schemas.microsoft.com/office/word/2016/wordml/cid" xmlns:w16="http://schemas.microsoft.com/office/word/2018/wordml" xmlns:w16du="http://schemas.microsoft.com/office/word/2023/wordml/word16du" xmlns:w16sdtdh="http://schemas.microsoft.com/office/word/2020/wordml/sdtdatahash" xmlns:w16sdtfl="http://schemas.microsoft.com/office/word/2024/wordml/sdtformatlock" xmlns:w16se="http://schemas.microsoft.com/office/word/2015/wordml/symex" xmlns:wpg="http://schemas.microsoft.com/office/word/2010/wordprocessingGroup" xmlns:wpi="http://schemas.microsoft.com/office/word/2010/wordprocessingInk" xmlns:wne="http://schemas.microsoft.com/office/word/2006/wordml" xmlns:wps="http://schemas.microsoft.com/office/word/2010/wordprocessingShape" mc:Ignorable="w14 w15 w16se w16cid w16 w16cex w16sdtdh w16sdtfl w16du wp14">
   <w:footnote w:type="separator" w:id="-1">
     <w:p>
       <w:r>
@@ -7305,7 +9196,7 @@
 </file>
 
 <file path=word/header1.xml><?xml version="1.0" encoding="utf-8"?>
-<w:hdr xmlns:wpc="http://schemas.microsoft.com/office/word/2010/wordprocessingCanvas" xmlns:cx="http://schemas.microsoft.com/office/drawing/2014/chartex" xmlns:cx1="http://schemas.microsoft.com/office/drawing/2015/9/8/chartex" xmlns:cx2="http://schemas.microsoft.com/office/drawing/2015/10/21/chartex" xmlns:cx3="http://schemas.microsoft.com/office/drawing/2016/5/9/chartex" xmlns:cx4="http://schemas.microsoft.com/office/drawing/2016/5/10/chartex" xmlns:cx5="http://schemas.microsoft.com/office/drawing/2016/5/11/chartex" xmlns:cx6="http://schemas.microsoft.com/office/drawing/2016/5/12/chartex" xmlns:cx7="http://schemas.microsoft.com/office/drawing/2016/5/13/chartex" xmlns:cx8="http://schemas.microsoft.com/office/drawing/2016/5/14/chartex" xmlns:mc="http://schemas.openxmlformats.org/markup-compatibility/2006" xmlns:aink="http://schemas.microsoft.com/office/drawing/2016/ink" xmlns:am3d="http://schemas.microsoft.com/office/drawing/2017/model3d" xmlns:o="urn:schemas-microsoft-com:office:office" xmlns:oel="http://schemas.microsoft.com/office/2019/extlst" xmlns:r="http://schemas.openxmlformats.org/officeDocument/2006/relationships" xmlns:m="http://schemas.openxmlformats.org/officeDocument/2006/math" xmlns:v="urn:schemas-microsoft-com:vml" xmlns:wp14="http://schemas.microsoft.com/office/word/2010/wordprocessingDrawing" xmlns:wp="http://schemas.openxmlformats.org/drawingml/2006/wordprocessingDrawing" xmlns:w10="urn:schemas-microsoft-com:office:word" xmlns:w="http://schemas.openxmlformats.org/wordprocessingml/2006/main" xmlns:w14="http://schemas.microsoft.com/office/word/2010/wordml" xmlns:w15="http://schemas.microsoft.com/office/word/2012/wordml" xmlns:w16cex="http://schemas.microsoft.com/office/word/2018/wordml/cex" xmlns:w16cid="http://schemas.microsoft.com/office/word/2016/wordml/cid" xmlns:w16="http://schemas.microsoft.com/office/word/2018/wordml" xmlns:w16sdtdh="http://schemas.microsoft.com/office/word/2020/wordml/sdtdatahash" xmlns:w16se="http://schemas.microsoft.com/office/word/2015/wordml/symex" xmlns:wpg="http://schemas.microsoft.com/office/word/2010/wordprocessingGroup" xmlns:wpi="http://schemas.microsoft.com/office/word/2010/wordprocessingInk" xmlns:wne="http://schemas.microsoft.com/office/word/2006/wordml" xmlns:wps="http://schemas.microsoft.com/office/word/2010/wordprocessingShape" mc:Ignorable="w14 w15 w16se w16cid w16 w16cex w16sdtdh wp14">
+<w:hdr xmlns:wpc="http://schemas.microsoft.com/office/word/2010/wordprocessingCanvas" xmlns:cx="http://schemas.microsoft.com/office/drawing/2014/chartex" xmlns:cx1="http://schemas.microsoft.com/office/drawing/2015/9/8/chartex" xmlns:cx2="http://schemas.microsoft.com/office/drawing/2015/10/21/chartex" xmlns:cx3="http://schemas.microsoft.com/office/drawing/2016/5/9/chartex" xmlns:cx4="http://schemas.microsoft.com/office/drawing/2016/5/10/chartex" xmlns:cx5="http://schemas.microsoft.com/office/drawing/2016/5/11/chartex" xmlns:cx6="http://schemas.microsoft.com/office/drawing/2016/5/12/chartex" xmlns:cx7="http://schemas.microsoft.com/office/drawing/2016/5/13/chartex" xmlns:cx8="http://schemas.microsoft.com/office/drawing/2016/5/14/chartex" xmlns:mc="http://schemas.openxmlformats.org/markup-compatibility/2006" xmlns:aink="http://schemas.microsoft.com/office/drawing/2016/ink" xmlns:am3d="http://schemas.microsoft.com/office/drawing/2017/model3d" xmlns:o="urn:schemas-microsoft-com:office:office" xmlns:oel="http://schemas.microsoft.com/office/2019/extlst" xmlns:r="http://schemas.openxmlformats.org/officeDocument/2006/relationships" xmlns:m="http://schemas.openxmlformats.org/officeDocument/2006/math" xmlns:v="urn:schemas-microsoft-com:vml" xmlns:wp14="http://schemas.microsoft.com/office/word/2010/wordprocessingDrawing" xmlns:wp="http://schemas.openxmlformats.org/drawingml/2006/wordprocessingDrawing" xmlns:w10="urn:schemas-microsoft-com:office:word" xmlns:w="http://schemas.openxmlformats.org/wordprocessingml/2006/main" xmlns:w14="http://schemas.microsoft.com/office/word/2010/wordml" xmlns:w15="http://schemas.microsoft.com/office/word/2012/wordml" xmlns:w16cei="http://schemas.microsoft.com/office/word/2026/wordml/cei" xmlns:w16cex="http://schemas.microsoft.com/office/word/2018/wordml/cex" xmlns:w16cid="http://schemas.microsoft.com/office/word/2016/wordml/cid" xmlns:w16="http://schemas.microsoft.com/office/word/2018/wordml" xmlns:w16du="http://schemas.microsoft.com/office/word/2023/wordml/word16du" xmlns:w16sdtdh="http://schemas.microsoft.com/office/word/2020/wordml/sdtdatahash" xmlns:w16sdtfl="http://schemas.microsoft.com/office/word/2024/wordml/sdtformatlock" xmlns:w16se="http://schemas.microsoft.com/office/word/2015/wordml/symex" xmlns:wpg="http://schemas.microsoft.com/office/word/2010/wordprocessingGroup" xmlns:wpi="http://schemas.microsoft.com/office/word/2010/wordprocessingInk" xmlns:wne="http://schemas.microsoft.com/office/word/2006/wordml" xmlns:wps="http://schemas.microsoft.com/office/word/2010/wordprocessingShape" mc:Ignorable="w14 w15 w16se w16cid w16 w16cex w16sdtdh w16sdtfl w16du wp14">
   <w:p>
     <w:pPr>
       <w:pStyle w:val="Header"/>
@@ -7388,7 +9279,7 @@
             </wp:anchor>
           </w:drawing>
         </mc:Choice>
-        <mc:Fallback xmlns:w16du="http://schemas.microsoft.com/office/word/2023/wordml/word16du" xmlns:w16sdtfl="http://schemas.microsoft.com/office/word/2024/wordml/sdtformatlock">
+        <mc:Fallback>
           <w:pict>
             <v:shapetype w14:anchorId="35676CC1" id="_x0000_t202" coordsize="21600,21600" o:spt="202" path="m,l,21600r21600,l21600,xe">
               <v:stroke joinstyle="miter"/>
@@ -7429,7 +9320,7 @@
 </file>
 
 <file path=word/header2.xml><?xml version="1.0" encoding="utf-8"?>
-<w:hdr xmlns:wpc="http://schemas.microsoft.com/office/word/2010/wordprocessingCanvas" xmlns:cx="http://schemas.microsoft.com/office/drawing/2014/chartex" xmlns:cx1="http://schemas.microsoft.com/office/drawing/2015/9/8/chartex" xmlns:cx2="http://schemas.microsoft.com/office/drawing/2015/10/21/chartex" xmlns:cx3="http://schemas.microsoft.com/office/drawing/2016/5/9/chartex" xmlns:cx4="http://schemas.microsoft.com/office/drawing/2016/5/10/chartex" xmlns:cx5="http://schemas.microsoft.com/office/drawing/2016/5/11/chartex" xmlns:cx6="http://schemas.microsoft.com/office/drawing/2016/5/12/chartex" xmlns:cx7="http://schemas.microsoft.com/office/drawing/2016/5/13/chartex" xmlns:cx8="http://schemas.microsoft.com/office/drawing/2016/5/14/chartex" xmlns:mc="http://schemas.openxmlformats.org/markup-compatibility/2006" xmlns:aink="http://schemas.microsoft.com/office/drawing/2016/ink" xmlns:am3d="http://schemas.microsoft.com/office/drawing/2017/model3d" xmlns:o="urn:schemas-microsoft-com:office:office" xmlns:oel="http://schemas.microsoft.com/office/2019/extlst" xmlns:r="http://schemas.openxmlformats.org/officeDocument/2006/relationships" xmlns:m="http://schemas.openxmlformats.org/officeDocument/2006/math" xmlns:v="urn:schemas-microsoft-com:vml" xmlns:wp14="http://schemas.microsoft.com/office/word/2010/wordprocessingDrawing" xmlns:wp="http://schemas.openxmlformats.org/drawingml/2006/wordprocessingDrawing" xmlns:w10="urn:schemas-microsoft-com:office:word" xmlns:w="http://schemas.openxmlformats.org/wordprocessingml/2006/main" xmlns:w14="http://schemas.microsoft.com/office/word/2010/wordml" xmlns:w15="http://schemas.microsoft.com/office/word/2012/wordml" xmlns:w16cex="http://schemas.microsoft.com/office/word/2018/wordml/cex" xmlns:w16cid="http://schemas.microsoft.com/office/word/2016/wordml/cid" xmlns:w16="http://schemas.microsoft.com/office/word/2018/wordml" xmlns:w16sdtdh="http://schemas.microsoft.com/office/word/2020/wordml/sdtdatahash" xmlns:w16se="http://schemas.microsoft.com/office/word/2015/wordml/symex" xmlns:wpg="http://schemas.microsoft.com/office/word/2010/wordprocessingGroup" xmlns:wpi="http://schemas.microsoft.com/office/word/2010/wordprocessingInk" xmlns:wne="http://schemas.microsoft.com/office/word/2006/wordml" xmlns:wps="http://schemas.microsoft.com/office/word/2010/wordprocessingShape" mc:Ignorable="w14 w15 w16se w16cid w16 w16cex w16sdtdh wp14">
+<w:hdr xmlns:wpc="http://schemas.microsoft.com/office/word/2010/wordprocessingCanvas" xmlns:cx="http://schemas.microsoft.com/office/drawing/2014/chartex" xmlns:cx1="http://schemas.microsoft.com/office/drawing/2015/9/8/chartex" xmlns:cx2="http://schemas.microsoft.com/office/drawing/2015/10/21/chartex" xmlns:cx3="http://schemas.microsoft.com/office/drawing/2016/5/9/chartex" xmlns:cx4="http://schemas.microsoft.com/office/drawing/2016/5/10/chartex" xmlns:cx5="http://schemas.microsoft.com/office/drawing/2016/5/11/chartex" xmlns:cx6="http://schemas.microsoft.com/office/drawing/2016/5/12/chartex" xmlns:cx7="http://schemas.microsoft.com/office/drawing/2016/5/13/chartex" xmlns:cx8="http://schemas.microsoft.com/office/drawing/2016/5/14/chartex" xmlns:mc="http://schemas.openxmlformats.org/markup-compatibility/2006" xmlns:aink="http://schemas.microsoft.com/office/drawing/2016/ink" xmlns:am3d="http://schemas.microsoft.com/office/drawing/2017/model3d" xmlns:o="urn:schemas-microsoft-com:office:office" xmlns:oel="http://schemas.microsoft.com/office/2019/extlst" xmlns:r="http://schemas.openxmlformats.org/officeDocument/2006/relationships" xmlns:m="http://schemas.openxmlformats.org/officeDocument/2006/math" xmlns:v="urn:schemas-microsoft-com:vml" xmlns:wp14="http://schemas.microsoft.com/office/word/2010/wordprocessingDrawing" xmlns:wp="http://schemas.openxmlformats.org/drawingml/2006/wordprocessingDrawing" xmlns:w10="urn:schemas-microsoft-com:office:word" xmlns:w="http://schemas.openxmlformats.org/wordprocessingml/2006/main" xmlns:w14="http://schemas.microsoft.com/office/word/2010/wordml" xmlns:w15="http://schemas.microsoft.com/office/word/2012/wordml" xmlns:w16cei="http://schemas.microsoft.com/office/word/2026/wordml/cei" xmlns:w16cex="http://schemas.microsoft.com/office/word/2018/wordml/cex" xmlns:w16cid="http://schemas.microsoft.com/office/word/2016/wordml/cid" xmlns:w16="http://schemas.microsoft.com/office/word/2018/wordml" xmlns:w16du="http://schemas.microsoft.com/office/word/2023/wordml/word16du" xmlns:w16sdtdh="http://schemas.microsoft.com/office/word/2020/wordml/sdtdatahash" xmlns:w16sdtfl="http://schemas.microsoft.com/office/word/2024/wordml/sdtformatlock" xmlns:w16se="http://schemas.microsoft.com/office/word/2015/wordml/symex" xmlns:wpg="http://schemas.microsoft.com/office/word/2010/wordprocessingGroup" xmlns:wpi="http://schemas.microsoft.com/office/word/2010/wordprocessingInk" xmlns:wne="http://schemas.microsoft.com/office/word/2006/wordml" xmlns:wps="http://schemas.microsoft.com/office/word/2010/wordprocessingShape" mc:Ignorable="w14 w15 w16se w16cid w16 w16cex w16sdtdh w16sdtfl w16du wp14">
   <w:p>
     <w:pPr>
       <w:pStyle w:val="Header"/>
@@ -7514,7 +9405,7 @@
             </wp:anchor>
           </w:drawing>
         </mc:Choice>
-        <mc:Fallback xmlns:w16du="http://schemas.microsoft.com/office/word/2023/wordml/word16du" xmlns:w16sdtfl="http://schemas.microsoft.com/office/word/2024/wordml/sdtformatlock">
+        <mc:Fallback>
           <w:pict>
             <v:shapetype w14:anchorId="28B07D3E" id="_x0000_t202" coordsize="21600,21600" o:spt="202" path="m,l,21600r21600,l21600,xe">
               <v:stroke joinstyle="miter"/>
@@ -7555,7 +9446,7 @@
 </file>
 
 <file path=word/header3.xml><?xml version="1.0" encoding="utf-8"?>
-<w:hdr xmlns:wpc="http://schemas.microsoft.com/office/word/2010/wordprocessingCanvas" xmlns:cx="http://schemas.microsoft.com/office/drawing/2014/chartex" xmlns:cx1="http://schemas.microsoft.com/office/drawing/2015/9/8/chartex" xmlns:cx2="http://schemas.microsoft.com/office/drawing/2015/10/21/chartex" xmlns:cx3="http://schemas.microsoft.com/office/drawing/2016/5/9/chartex" xmlns:cx4="http://schemas.microsoft.com/office/drawing/2016/5/10/chartex" xmlns:cx5="http://schemas.microsoft.com/office/drawing/2016/5/11/chartex" xmlns:cx6="http://schemas.microsoft.com/office/drawing/2016/5/12/chartex" xmlns:cx7="http://schemas.microsoft.com/office/drawing/2016/5/13/chartex" xmlns:cx8="http://schemas.microsoft.com/office/drawing/2016/5/14/chartex" xmlns:mc="http://schemas.openxmlformats.org/markup-compatibility/2006" xmlns:aink="http://schemas.microsoft.com/office/drawing/2016/ink" xmlns:am3d="http://schemas.microsoft.com/office/drawing/2017/model3d" xmlns:o="urn:schemas-microsoft-com:office:office" xmlns:oel="http://schemas.microsoft.com/office/2019/extlst" xmlns:r="http://schemas.openxmlformats.org/officeDocument/2006/relationships" xmlns:m="http://schemas.openxmlformats.org/officeDocument/2006/math" xmlns:v="urn:schemas-microsoft-com:vml" xmlns:wp14="http://schemas.microsoft.com/office/word/2010/wordprocessingDrawing" xmlns:wp="http://schemas.openxmlformats.org/drawingml/2006/wordprocessingDrawing" xmlns:w10="urn:schemas-microsoft-com:office:word" xmlns:w="http://schemas.openxmlformats.org/wordprocessingml/2006/main" xmlns:w14="http://schemas.microsoft.com/office/word/2010/wordml" xmlns:w15="http://schemas.microsoft.com/office/word/2012/wordml" xmlns:w16cex="http://schemas.microsoft.com/office/word/2018/wordml/cex" xmlns:w16cid="http://schemas.microsoft.com/office/word/2016/wordml/cid" xmlns:w16="http://schemas.microsoft.com/office/word/2018/wordml" xmlns:w16sdtdh="http://schemas.microsoft.com/office/word/2020/wordml/sdtdatahash" xmlns:w16se="http://schemas.microsoft.com/office/word/2015/wordml/symex" xmlns:wpg="http://schemas.microsoft.com/office/word/2010/wordprocessingGroup" xmlns:wpi="http://schemas.microsoft.com/office/word/2010/wordprocessingInk" xmlns:wne="http://schemas.microsoft.com/office/word/2006/wordml" xmlns:wps="http://schemas.microsoft.com/office/word/2010/wordprocessingShape" mc:Ignorable="w14 w15 w16se w16cid w16 w16cex w16sdtdh wp14">
+<w:hdr xmlns:wpc="http://schemas.microsoft.com/office/word/2010/wordprocessingCanvas" xmlns:cx="http://schemas.microsoft.com/office/drawing/2014/chartex" xmlns:cx1="http://schemas.microsoft.com/office/drawing/2015/9/8/chartex" xmlns:cx2="http://schemas.microsoft.com/office/drawing/2015/10/21/chartex" xmlns:cx3="http://schemas.microsoft.com/office/drawing/2016/5/9/chartex" xmlns:cx4="http://schemas.microsoft.com/office/drawing/2016/5/10/chartex" xmlns:cx5="http://schemas.microsoft.com/office/drawing/2016/5/11/chartex" xmlns:cx6="http://schemas.microsoft.com/office/drawing/2016/5/12/chartex" xmlns:cx7="http://schemas.microsoft.com/office/drawing/2016/5/13/chartex" xmlns:cx8="http://schemas.microsoft.com/office/drawing/2016/5/14/chartex" xmlns:mc="http://schemas.openxmlformats.org/markup-compatibility/2006" xmlns:aink="http://schemas.microsoft.com/office/drawing/2016/ink" xmlns:am3d="http://schemas.microsoft.com/office/drawing/2017/model3d" xmlns:o="urn:schemas-microsoft-com:office:office" xmlns:oel="http://schemas.microsoft.com/office/2019/extlst" xmlns:r="http://schemas.openxmlformats.org/officeDocument/2006/relationships" xmlns:m="http://schemas.openxmlformats.org/officeDocument/2006/math" xmlns:v="urn:schemas-microsoft-com:vml" xmlns:wp14="http://schemas.microsoft.com/office/word/2010/wordprocessingDrawing" xmlns:wp="http://schemas.openxmlformats.org/drawingml/2006/wordprocessingDrawing" xmlns:w10="urn:schemas-microsoft-com:office:word" xmlns:w="http://schemas.openxmlformats.org/wordprocessingml/2006/main" xmlns:w14="http://schemas.microsoft.com/office/word/2010/wordml" xmlns:w15="http://schemas.microsoft.com/office/word/2012/wordml" xmlns:w16cei="http://schemas.microsoft.com/office/word/2026/wordml/cei" xmlns:w16cex="http://schemas.microsoft.com/office/word/2018/wordml/cex" xmlns:w16cid="http://schemas.microsoft.com/office/word/2016/wordml/cid" xmlns:w16="http://schemas.microsoft.com/office/word/2018/wordml" xmlns:w16du="http://schemas.microsoft.com/office/word/2023/wordml/word16du" xmlns:w16sdtdh="http://schemas.microsoft.com/office/word/2020/wordml/sdtdatahash" xmlns:w16sdtfl="http://schemas.microsoft.com/office/word/2024/wordml/sdtformatlock" xmlns:w16se="http://schemas.microsoft.com/office/word/2015/wordml/symex" xmlns:wpg="http://schemas.microsoft.com/office/word/2010/wordprocessingGroup" xmlns:wpi="http://schemas.microsoft.com/office/word/2010/wordprocessingInk" xmlns:wne="http://schemas.microsoft.com/office/word/2006/wordml" xmlns:wps="http://schemas.microsoft.com/office/word/2010/wordprocessingShape" mc:Ignorable="w14 w15 w16se w16cid w16 w16cex w16sdtdh w16sdtfl w16du wp14">
   <w:p>
     <w:pPr>
       <w:pStyle w:val="Header"/>
@@ -7639,7 +9530,7 @@
             </wp:anchor>
           </w:drawing>
         </mc:Choice>
-        <mc:Fallback xmlns:w16du="http://schemas.microsoft.com/office/word/2023/wordml/word16du" xmlns:w16sdtfl="http://schemas.microsoft.com/office/word/2024/wordml/sdtformatlock">
+        <mc:Fallback>
           <w:pict>
             <v:shapetype w14:anchorId="4A2D593D" id="_x0000_t202" coordsize="21600,21600" o:spt="202" path="m,l,21600r21600,l21600,xe">
               <v:stroke joinstyle="miter"/>
@@ -7685,7 +9576,7 @@
 </file>
 
 <file path=word/numbering.xml><?xml version="1.0" encoding="utf-8"?>
-<w:numbering xmlns:wpc="http://schemas.microsoft.com/office/word/2010/wordprocessingCanvas" xmlns:cx="http://schemas.microsoft.com/office/drawing/2014/chartex" xmlns:cx1="http://schemas.microsoft.com/office/drawing/2015/9/8/chartex" xmlns:cx2="http://schemas.microsoft.com/office/drawing/2015/10/21/chartex" xmlns:cx3="http://schemas.microsoft.com/office/drawing/2016/5/9/chartex" xmlns:cx4="http://schemas.microsoft.com/office/drawing/2016/5/10/chartex" xmlns:cx5="http://schemas.microsoft.com/office/drawing/2016/5/11/chartex" xmlns:cx6="http://schemas.microsoft.com/office/drawing/2016/5/12/chartex" xmlns:cx7="http://schemas.microsoft.com/office/drawing/2016/5/13/chartex" xmlns:cx8="http://schemas.microsoft.com/office/drawing/2016/5/14/chartex" xmlns:mc="http://schemas.openxmlformats.org/markup-compatibility/2006" xmlns:aink="http://schemas.microsoft.com/office/drawing/2016/ink" xmlns:am3d="http://schemas.microsoft.com/office/drawing/2017/model3d" xmlns:o="urn:schemas-microsoft-com:office:office" xmlns:oel="http://schemas.microsoft.com/office/2019/extlst" xmlns:r="http://schemas.openxmlformats.org/officeDocument/2006/relationships" xmlns:m="http://schemas.openxmlformats.org/officeDocument/2006/math" xmlns:v="urn:schemas-microsoft-com:vml" xmlns:wp14="http://schemas.microsoft.com/office/word/2010/wordprocessingDrawing" xmlns:wp="http://schemas.openxmlformats.org/drawingml/2006/wordprocessingDrawing" xmlns:w10="urn:schemas-microsoft-com:office:word" xmlns:w="http://schemas.openxmlformats.org/wordprocessingml/2006/main" xmlns:w14="http://schemas.microsoft.com/office/word/2010/wordml" xmlns:w15="http://schemas.microsoft.com/office/word/2012/wordml" xmlns:w16cex="http://schemas.microsoft.com/office/word/2018/wordml/cex" xmlns:w16cid="http://schemas.microsoft.com/office/word/2016/wordml/cid" xmlns:w16="http://schemas.microsoft.com/office/word/2018/wordml" xmlns:w16sdtdh="http://schemas.microsoft.com/office/word/2020/wordml/sdtdatahash" xmlns:w16se="http://schemas.microsoft.com/office/word/2015/wordml/symex" xmlns:wpg="http://schemas.microsoft.com/office/word/2010/wordprocessingGroup" xmlns:wpi="http://schemas.microsoft.com/office/word/2010/wordprocessingInk" xmlns:wne="http://schemas.microsoft.com/office/word/2006/wordml" xmlns:wps="http://schemas.microsoft.com/office/word/2010/wordprocessingShape" mc:Ignorable="w14 w15 w16se w16cid w16 w16cex w16sdtdh wp14">
+<w:numbering xmlns:wpc="http://schemas.microsoft.com/office/word/2010/wordprocessingCanvas" xmlns:cx="http://schemas.microsoft.com/office/drawing/2014/chartex" xmlns:cx1="http://schemas.microsoft.com/office/drawing/2015/9/8/chartex" xmlns:cx2="http://schemas.microsoft.com/office/drawing/2015/10/21/chartex" xmlns:cx3="http://schemas.microsoft.com/office/drawing/2016/5/9/chartex" xmlns:cx4="http://schemas.microsoft.com/office/drawing/2016/5/10/chartex" xmlns:cx5="http://schemas.microsoft.com/office/drawing/2016/5/11/chartex" xmlns:cx6="http://schemas.microsoft.com/office/drawing/2016/5/12/chartex" xmlns:cx7="http://schemas.microsoft.com/office/drawing/2016/5/13/chartex" xmlns:cx8="http://schemas.microsoft.com/office/drawing/2016/5/14/chartex" xmlns:mc="http://schemas.openxmlformats.org/markup-compatibility/2006" xmlns:aink="http://schemas.microsoft.com/office/drawing/2016/ink" xmlns:am3d="http://schemas.microsoft.com/office/drawing/2017/model3d" xmlns:o="urn:schemas-microsoft-com:office:office" xmlns:oel="http://schemas.microsoft.com/office/2019/extlst" xmlns:r="http://schemas.openxmlformats.org/officeDocument/2006/relationships" xmlns:m="http://schemas.openxmlformats.org/officeDocument/2006/math" xmlns:v="urn:schemas-microsoft-com:vml" xmlns:wp14="http://schemas.microsoft.com/office/word/2010/wordprocessingDrawing" xmlns:wp="http://schemas.openxmlformats.org/drawingml/2006/wordprocessingDrawing" xmlns:w10="urn:schemas-microsoft-com:office:word" xmlns:w="http://schemas.openxmlformats.org/wordprocessingml/2006/main" xmlns:w14="http://schemas.microsoft.com/office/word/2010/wordml" xmlns:w15="http://schemas.microsoft.com/office/word/2012/wordml" xmlns:w16cei="http://schemas.microsoft.com/office/word/2026/wordml/cei" xmlns:w16cex="http://schemas.microsoft.com/office/word/2018/wordml/cex" xmlns:w16cid="http://schemas.microsoft.com/office/word/2016/wordml/cid" xmlns:w16="http://schemas.microsoft.com/office/word/2018/wordml" xmlns:w16du="http://schemas.microsoft.com/office/word/2023/wordml/word16du" xmlns:w16sdtdh="http://schemas.microsoft.com/office/word/2020/wordml/sdtdatahash" xmlns:w16sdtfl="http://schemas.microsoft.com/office/word/2024/wordml/sdtformatlock" xmlns:w16se="http://schemas.microsoft.com/office/word/2015/wordml/symex" xmlns:wpg="http://schemas.microsoft.com/office/word/2010/wordprocessingGroup" xmlns:wpi="http://schemas.microsoft.com/office/word/2010/wordprocessingInk" xmlns:wne="http://schemas.microsoft.com/office/word/2006/wordml" xmlns:wps="http://schemas.microsoft.com/office/word/2010/wordprocessingShape" mc:Ignorable="w14 w15 w16se w16cid w16 w16cex w16sdtdh w16sdtfl w16du wp14">
   <w:abstractNum w:abstractNumId="0" w15:restartNumberingAfterBreak="0">
     <w:nsid w:val="02A51885"/>
     <w:multiLevelType w:val="hybridMultilevel"/>
@@ -12340,7 +14231,7 @@
 </file>
 
 <file path=word/styles.xml><?xml version="1.0" encoding="utf-8"?>
-<w:styles xmlns:mc="http://schemas.openxmlformats.org/markup-compatibility/2006" xmlns:r="http://schemas.openxmlformats.org/officeDocument/2006/relationships" xmlns:w="http://schemas.openxmlformats.org/wordprocessingml/2006/main" xmlns:w14="http://schemas.microsoft.com/office/word/2010/wordml" xmlns:w15="http://schemas.microsoft.com/office/word/2012/wordml" xmlns:w16cex="http://schemas.microsoft.com/office/word/2018/wordml/cex" xmlns:w16cid="http://schemas.microsoft.com/office/word/2016/wordml/cid" xmlns:w16="http://schemas.microsoft.com/office/word/2018/wordml" xmlns:w16sdtdh="http://schemas.microsoft.com/office/word/2020/wordml/sdtdatahash" xmlns:w16se="http://schemas.microsoft.com/office/word/2015/wordml/symex" mc:Ignorable="w14 w15 w16se w16cid w16 w16cex w16sdtdh">
+<w:styles xmlns:mc="http://schemas.openxmlformats.org/markup-compatibility/2006" xmlns:r="http://schemas.openxmlformats.org/officeDocument/2006/relationships" xmlns:w="http://schemas.openxmlformats.org/wordprocessingml/2006/main" xmlns:w14="http://schemas.microsoft.com/office/word/2010/wordml" xmlns:w15="http://schemas.microsoft.com/office/word/2012/wordml" xmlns:w16cex="http://schemas.microsoft.com/office/word/2018/wordml/cex" xmlns:w16cid="http://schemas.microsoft.com/office/word/2016/wordml/cid" xmlns:w16="http://schemas.microsoft.com/office/word/2018/wordml" xmlns:w16du="http://schemas.microsoft.com/office/word/2023/wordml/word16du" xmlns:w16sdtdh="http://schemas.microsoft.com/office/word/2020/wordml/sdtdatahash" xmlns:w16sdtfl="http://schemas.microsoft.com/office/word/2024/wordml/sdtformatlock" xmlns:w16se="http://schemas.microsoft.com/office/word/2015/wordml/symex" mc:Ignorable="w14 w15 w16se w16cid w16 w16cex w16sdtdh w16sdtfl w16du">
   <w:docDefaults>
     <w:rPrDefault>
       <w:rPr>
@@ -12730,7 +14621,7 @@
       <w:spacing w:after="100" w:line="254" w:lineRule="auto"/>
     </w:pPr>
     <w:rPr>
-      <w:rFonts w:asciiTheme="minorHAnsi" w:hAnsiTheme="minorHAnsi" w:ascii="Arial" w:hAnsi="Arial"/>
+      <w:rFonts w:asciiTheme="minorHAnsi" w:hAnsiTheme="minorHAnsi"/>
       <w:sz w:val="24"/>
       <w:szCs w:val="24"/>
       <w:lang w:val="en-US" w:eastAsia="en-SG" w:bidi="th-TH"/>
@@ -13493,7 +15384,7 @@
     <w:unhideWhenUsed/>
     <w:rsid w:val="00DB37C9"/>
     <w:pPr>
-      <w:spacing w:before="100" w:beforeAutospacing="1" w:after="100" w:afterAutospacing="1"/>
+      <w:spacing w:before="100" w:beforeAutospacing="1" w:afterAutospacing="1"/>
     </w:pPr>
     <w:rPr>
       <w:lang w:val="en-SG" w:eastAsia="zh-CN"/>
@@ -13622,7 +15513,6 @@
       <w:tabs>
         <w:tab w:val="right" w:leader="dot" w:pos="9739"/>
       </w:tabs>
-      <w:spacing w:after="100"/>
       <w:ind w:left="720" w:hanging="450"/>
     </w:pPr>
     <w:rPr>
@@ -13642,7 +15532,6 @@
       <w:tabs>
         <w:tab w:val="right" w:leader="dot" w:pos="9739"/>
       </w:tabs>
-      <w:spacing w:after="100"/>
       <w:ind w:left="720"/>
     </w:pPr>
     <w:rPr>
@@ -13922,7 +15811,6 @@
       <w:tabs>
         <w:tab w:val="right" w:leader="dot" w:pos="9739"/>
       </w:tabs>
-      <w:spacing w:after="100"/>
       <w:ind w:left="480" w:firstLine="1080"/>
     </w:pPr>
     <w:rPr>
@@ -14368,10 +16256,10 @@
   <w:style w:type="paragraph" w:customStyle="1" w:styleId="ReportBody">
     <w:name w:val="Report Body"/>
     <w:pPr>
-      <w:spacing w:before="0" w:after="80" w:line="247" w:lineRule="auto"/>
+      <w:spacing w:after="80" w:line="247" w:lineRule="auto"/>
     </w:pPr>
     <w:rPr>
-      <w:rFonts w:ascii="Carlito" w:hAnsi="Carlito" w:eastAsia="Carlito"/>
+      <w:rFonts w:ascii="Carlito" w:eastAsia="Carlito" w:hAnsi="Carlito"/>
       <w:color w:val="252525"/>
       <w:sz w:val="24"/>
     </w:rPr>
@@ -14380,10 +16268,10 @@
     <w:name w:val="Report Title"/>
     <w:pPr>
       <w:keepNext/>
-      <w:spacing w:before="0" w:after="20"/>
+      <w:spacing w:after="20"/>
     </w:pPr>
     <w:rPr>
-      <w:rFonts w:ascii="Carlito" w:hAnsi="Carlito" w:eastAsia="Carlito"/>
+      <w:rFonts w:ascii="Carlito" w:eastAsia="Carlito" w:hAnsi="Carlito"/>
       <w:b/>
       <w:color w:val="4B2A63"/>
       <w:sz w:val="36"/>
@@ -14393,10 +16281,10 @@
     <w:name w:val="Report Subtitle"/>
     <w:pPr>
       <w:keepNext/>
-      <w:spacing w:before="0" w:after="80"/>
+      <w:spacing w:after="80"/>
     </w:pPr>
     <w:rPr>
-      <w:rFonts w:ascii="Carlito" w:hAnsi="Carlito" w:eastAsia="Carlito"/>
+      <w:rFonts w:ascii="Carlito" w:eastAsia="Carlito" w:hAnsi="Carlito"/>
       <w:i/>
       <w:color w:val="666666"/>
       <w:sz w:val="21"/>
@@ -14409,7 +16297,7 @@
       <w:spacing w:before="80" w:after="60"/>
     </w:pPr>
     <w:rPr>
-      <w:rFonts w:ascii="Carlito" w:hAnsi="Carlito" w:eastAsia="Carlito"/>
+      <w:rFonts w:ascii="Carlito" w:eastAsia="Carlito" w:hAnsi="Carlito"/>
       <w:b/>
       <w:color w:val="4B2A63"/>
       <w:sz w:val="26"/>
@@ -14422,7 +16310,7 @@
       <w:spacing w:before="60" w:after="40"/>
     </w:pPr>
     <w:rPr>
-      <w:rFonts w:ascii="Carlito" w:hAnsi="Carlito" w:eastAsia="Carlito"/>
+      <w:rFonts w:ascii="Carlito" w:eastAsia="Carlito" w:hAnsi="Carlito"/>
       <w:b/>
       <w:color w:val="5B3B73"/>
       <w:sz w:val="24"/>
@@ -14431,10 +16319,10 @@
   <w:style w:type="paragraph" w:customStyle="1" w:styleId="ReportSmall">
     <w:name w:val="Report Small"/>
     <w:pPr>
-      <w:spacing w:before="0" w:after="40" w:line="240" w:lineRule="auto"/>
+      <w:spacing w:after="40"/>
     </w:pPr>
     <w:rPr>
-      <w:rFonts w:ascii="Carlito" w:hAnsi="Carlito" w:eastAsia="Carlito"/>
+      <w:rFonts w:ascii="Carlito" w:eastAsia="Carlito" w:hAnsi="Carlito"/>
       <w:color w:val="252525"/>
       <w:sz w:val="19"/>
     </w:rPr>
@@ -14442,11 +16330,11 @@
   <w:style w:type="paragraph" w:customStyle="1" w:styleId="ReportReference">
     <w:name w:val="Report Reference"/>
     <w:pPr>
-      <w:spacing w:before="0" w:after="20" w:line="240" w:lineRule="auto"/>
+      <w:spacing w:after="20"/>
       <w:ind w:left="230" w:hanging="230"/>
     </w:pPr>
     <w:rPr>
-      <w:rFonts w:ascii="Carlito" w:hAnsi="Carlito" w:eastAsia="Carlito"/>
+      <w:rFonts w:ascii="Carlito" w:eastAsia="Carlito" w:hAnsi="Carlito"/>
       <w:color w:val="252525"/>
       <w:sz w:val="19"/>
     </w:rPr>
@@ -14458,10 +16346,6 @@
       <w:spacing w:after="40" w:line="240" w:lineRule="auto"/>
       <w:ind w:left="317" w:hanging="202"/>
     </w:pPr>
-    <w:rPr>
-      <w:rFonts w:ascii="Carlito" w:hAnsi="Carlito" w:eastAsia="Carlito"/>
-      <w:sz w:val="24"/>
-    </w:rPr>
   </w:style>
 </w:styles>
 </file>
@@ -14750,19 +16634,19 @@
 </file>
 
 <file path=customXml/item1.xml><?xml version="1.0" encoding="utf-8"?>
-<p:properties xmlns:p="http://schemas.microsoft.com/office/2006/metadata/properties" xmlns:xsi="http://www.w3.org/2001/XMLSchema-instance" xmlns:pc="http://schemas.microsoft.com/office/infopath/2007/PartnerControls">
-  <documentManagement>
-    <_ip_UnifiedCompliancePolicyUIAction xmlns="http://schemas.microsoft.com/sharepoint/v3" xsi:nil="true"/>
-    <lcf76f155ced4ddcb4097134ff3c332f xmlns="72f5c66d-4f9b-4523-9c59-0147434cba56">
-      <Terms xmlns="http://schemas.microsoft.com/office/infopath/2007/PartnerControls"/>
-    </lcf76f155ced4ddcb4097134ff3c332f>
-    <TaxCatchAll xmlns="d5671106-6e7e-4942-8aee-9bcd5dd7e66b" xsi:nil="true"/>
-    <_ip_UnifiedCompliancePolicyProperties xmlns="http://schemas.microsoft.com/sharepoint/v3" xsi:nil="true"/>
-  </documentManagement>
-</p:properties>
+<?mso-contentType ?>
+<FormTemplates xmlns="http://schemas.microsoft.com/sharepoint/v3/contenttype/forms">
+  <Display>DocumentLibraryForm</Display>
+  <Edit>DocumentLibraryForm</Edit>
+  <New>DocumentLibraryForm</New>
+</FormTemplates>
 </file>
 
 <file path=customXml/item2.xml><?xml version="1.0" encoding="utf-8"?>
+<b:Sources xmlns:b="http://schemas.openxmlformats.org/officeDocument/2006/bibliography" xmlns="http://schemas.openxmlformats.org/officeDocument/2006/bibliography" SelectedStyle="\MLA.XSL" StyleName="MLA"/>
+</file>
+
+<file path=customXml/item3.xml><?xml version="1.0" encoding="utf-8"?>
 <ct:contentTypeSchema xmlns:ct="http://schemas.microsoft.com/office/2006/metadata/contentType" xmlns:ma="http://schemas.microsoft.com/office/2006/metadata/properties/metaAttributes" ct:_="" ma:_="" ma:contentTypeName="Document" ma:contentTypeID="0x01010088CE47F754C76E4E816A66E05339225A" ma:contentTypeVersion="13" ma:contentTypeDescription="Create a new document." ma:contentTypeScope="" ma:versionID="076a7d54fdb0b635cd2e2f75f54c1b16">
   <xsd:schema xmlns:xsd="http://www.w3.org/2001/XMLSchema" xmlns:xs="http://www.w3.org/2001/XMLSchema" xmlns:p="http://schemas.microsoft.com/office/2006/metadata/properties" xmlns:ns1="http://schemas.microsoft.com/sharepoint/v3" xmlns:ns2="72f5c66d-4f9b-4523-9c59-0147434cba56" xmlns:ns3="d5671106-6e7e-4942-8aee-9bcd5dd7e66b" targetNamespace="http://schemas.microsoft.com/office/2006/metadata/properties" ma:root="true" ma:fieldsID="733d59cbe7e7cf634dfb746df9f4de01" ns1:_="" ns2:_="" ns3:_="">
     <xsd:import namespace="http://schemas.microsoft.com/sharepoint/v3"/>
@@ -14974,32 +16858,36 @@
 </ct:contentTypeSchema>
 </file>
 
-<file path=customXml/item3.xml><?xml version="1.0" encoding="utf-8"?>
-<b:Sources xmlns:b="http://schemas.openxmlformats.org/officeDocument/2006/bibliography" xmlns="http://schemas.openxmlformats.org/officeDocument/2006/bibliography" SelectedStyle="\MLA.XSL" StyleName="MLA"/>
-</file>
-
 <file path=customXml/item4.xml><?xml version="1.0" encoding="utf-8"?>
-<?mso-contentType ?>
-<FormTemplates xmlns="http://schemas.microsoft.com/sharepoint/v3/contenttype/forms">
-  <Display>DocumentLibraryForm</Display>
-  <Edit>DocumentLibraryForm</Edit>
-  <New>DocumentLibraryForm</New>
-</FormTemplates>
+<p:properties xmlns:p="http://schemas.microsoft.com/office/2006/metadata/properties" xmlns:xsi="http://www.w3.org/2001/XMLSchema-instance" xmlns:pc="http://schemas.microsoft.com/office/infopath/2007/PartnerControls">
+  <documentManagement>
+    <_ip_UnifiedCompliancePolicyUIAction xmlns="http://schemas.microsoft.com/sharepoint/v3" xsi:nil="true"/>
+    <lcf76f155ced4ddcb4097134ff3c332f xmlns="72f5c66d-4f9b-4523-9c59-0147434cba56">
+      <Terms xmlns="http://schemas.microsoft.com/office/infopath/2007/PartnerControls"/>
+    </lcf76f155ced4ddcb4097134ff3c332f>
+    <TaxCatchAll xmlns="d5671106-6e7e-4942-8aee-9bcd5dd7e66b" xsi:nil="true"/>
+    <_ip_UnifiedCompliancePolicyProperties xmlns="http://schemas.microsoft.com/sharepoint/v3" xsi:nil="true"/>
+  </documentManagement>
+</p:properties>
 </file>
 
 <file path=customXml/itemProps1.xml><?xml version="1.0" encoding="utf-8"?>
-<ds:datastoreItem xmlns:ds="http://schemas.openxmlformats.org/officeDocument/2006/customXml" ds:itemID="{2FE68222-D1D7-4405-9D8B-445901EEA94E}">
+<ds:datastoreItem xmlns:ds="http://schemas.openxmlformats.org/officeDocument/2006/customXml" ds:itemID="{C793F174-B33D-4AAE-9E3B-9A362A6F4892}">
   <ds:schemaRefs>
-    <ds:schemaRef ds:uri="http://schemas.microsoft.com/office/2006/metadata/properties"/>
-    <ds:schemaRef ds:uri="http://schemas.microsoft.com/office/infopath/2007/PartnerControls"/>
-    <ds:schemaRef ds:uri="http://schemas.microsoft.com/sharepoint/v3"/>
-    <ds:schemaRef ds:uri="72f5c66d-4f9b-4523-9c59-0147434cba56"/>
-    <ds:schemaRef ds:uri="d5671106-6e7e-4942-8aee-9bcd5dd7e66b"/>
+    <ds:schemaRef ds:uri="http://schemas.microsoft.com/sharepoint/v3/contenttype/forms"/>
   </ds:schemaRefs>
 </ds:datastoreItem>
 </file>
 
 <file path=customXml/itemProps2.xml><?xml version="1.0" encoding="utf-8"?>
+<ds:datastoreItem xmlns:ds="http://schemas.openxmlformats.org/officeDocument/2006/customXml" ds:itemID="{6A404842-743E-4BBC-99A7-70A911F17733}">
+  <ds:schemaRefs>
+    <ds:schemaRef ds:uri="http://schemas.openxmlformats.org/officeDocument/2006/bibliography"/>
+  </ds:schemaRefs>
+</ds:datastoreItem>
+</file>
+
+<file path=customXml/itemProps3.xml><?xml version="1.0" encoding="utf-8"?>
 <ds:datastoreItem xmlns:ds="http://schemas.openxmlformats.org/officeDocument/2006/customXml" ds:itemID="{77819383-3D86-46CF-A5E7-D6F9C756A7E0}">
   <ds:schemaRefs>
     <ds:schemaRef ds:uri="http://schemas.microsoft.com/office/2006/metadata/contentType"/>
@@ -15019,18 +16907,14 @@
 </ds:datastoreItem>
 </file>
 
-<file path=customXml/itemProps3.xml><?xml version="1.0" encoding="utf-8"?>
-<ds:datastoreItem xmlns:ds="http://schemas.openxmlformats.org/officeDocument/2006/customXml" ds:itemID="{6A404842-743E-4BBC-99A7-70A911F17733}">
+<file path=customXml/itemProps4.xml><?xml version="1.0" encoding="utf-8"?>
+<ds:datastoreItem xmlns:ds="http://schemas.openxmlformats.org/officeDocument/2006/customXml" ds:itemID="{2FE68222-D1D7-4405-9D8B-445901EEA94E}">
   <ds:schemaRefs>
-    <ds:schemaRef ds:uri="http://schemas.openxmlformats.org/officeDocument/2006/bibliography"/>
-  </ds:schemaRefs>
-</ds:datastoreItem>
-</file>
-
-<file path=customXml/itemProps4.xml><?xml version="1.0" encoding="utf-8"?>
-<ds:datastoreItem xmlns:ds="http://schemas.openxmlformats.org/officeDocument/2006/customXml" ds:itemID="{C793F174-B33D-4AAE-9E3B-9A362A6F4892}">
-  <ds:schemaRefs>
-    <ds:schemaRef ds:uri="http://schemas.microsoft.com/sharepoint/v3/contenttype/forms"/>
+    <ds:schemaRef ds:uri="http://schemas.microsoft.com/office/2006/metadata/properties"/>
+    <ds:schemaRef ds:uri="http://schemas.microsoft.com/office/infopath/2007/PartnerControls"/>
+    <ds:schemaRef ds:uri="http://schemas.microsoft.com/sharepoint/v3"/>
+    <ds:schemaRef ds:uri="72f5c66d-4f9b-4523-9c59-0147434cba56"/>
+    <ds:schemaRef ds:uri="d5671106-6e7e-4942-8aee-9bcd5dd7e66b"/>
   </ds:schemaRefs>
 </ds:datastoreItem>
 </file>